--- a/themes/theme-0/theme 0 draft.docx
+++ b/themes/theme-0/theme 0 draft.docx
@@ -197,7 +197,7 @@
         <w:pStyle w:val="Compact"/>
       </w:pPr>
       <w:r>
-        <w:t xml:space="preserve">0.15. Угарный газ, дым, тепловой удар</w:t>
+        <w:t xml:space="preserve">0.15. Угарный газ и тепловой удар</w:t>
       </w:r>
     </w:p>
     <w:p>
@@ -293,7 +293,7 @@
           <w:iCs/>
           <w:i/>
         </w:rPr>
-        <w:t xml:space="preserve">Черновик Checkpoint 1, 16.10.2026. Признаки и действия выведены из уже написанных тем книги; номер темы и раздела указан в конце каждого пункта. Формулировки, по которым ждут ответа врача, помечены</w:t>
+        <w:t xml:space="preserve">Черновик после Checkpoint 3 (сверка источников и правка шаблонных оборотов), 16.10.2026. Признаки и действия выведены из уже написанных тем книги; номер темы и раздела указан в конце каждого пункта. Формулировки, по которым ждут ответа врача, помечены</w:t>
       </w:r>
       <w:r>
         <w:rPr>
@@ -752,7 +752,7 @@
               <w:jc w:val="left"/>
             </w:pPr>
             <w:r>
-              <w:t xml:space="preserve">Угарный газ, дым, перегрев</w:t>
+              <w:t xml:space="preserve">Угарный газ, перегрев</w:t>
             </w:r>
           </w:p>
         </w:tc>
@@ -1074,7 +1074,7 @@
         <w:rPr>
           <w:rStyle w:val="VerbatimChar"/>
         </w:rPr>
-        <w:t xml:space="preserve">[ПРОВЕРИТЬ: вопрос врачу — 1) какое кровотечение считать обильным: в темах книги граница не названа; нужна понятная читательнице мера; 2) в Теме 4 (4.8) при скудном кровомазании после секса — «сообщить врачу и наблюдать», в Теме 5 (5.14) и Теме 11 (11.6) — «сразу», «срочно». В Разделе 0 принято «в роддом при любом количестве» по КР «Преждевременная отслойка плаценты» (ID 800): при любых признаках кровотечения, даже незначительных, — к врачу. Согласовать формулировку Темы 4]</w:t>
+        <w:t xml:space="preserve">[ПРОВЕРИТЬ: вопрос врачу — 1) какое кровотечение считать обильным: в темах книги граница не названа; нужна понятная читательнице мера; 2) в Теме 4 (4.8) при скудном кровомазании после секса — «сообщить врачу и наблюдать», в Теме 5 (5.14) и Теме 11 (11.6) — «сразу», «срочно». В Разделе 0 принято «в роддом при любом количестве» по КР «Преждевременная отслойка плаценты» (ID 800): при любых признаках кровотечения, даже незначительных, — к врачу. Согласовать формулировку Темы 4 — DISPUTED-CLAIMS, строка 57]</w:t>
       </w:r>
     </w:p>
     <w:p>
@@ -1316,7 +1316,7 @@
         <w:pStyle w:val="Compact"/>
       </w:pPr>
       <w:r>
-        <w:t xml:space="preserve">Вызывайте скорую, если боль внезапная и очень сильная, если вместе с ней кровотечение, слабость, головокружение или обморок, а также если живот стал твёрдым и болит постоянно.</w:t>
+        <w:t xml:space="preserve">Вызывайте скорую, если боль внезапная и очень сильная; если вместе с ней кровотечение, слабость, головокружение или обморок; если живот стал твёрдым, болит при прикосновении и не расслабляется, кожа побледнела, выступил холодный липкий пот.</w:t>
       </w:r>
     </w:p>
     <w:p>
@@ -1324,10 +1324,18 @@
         <w:pStyle w:val="FirstParagraph"/>
       </w:pPr>
       <w:r>
+        <w:t xml:space="preserve">Так может проявляться отслойка плаценты: плацента отделяется от стенки матки раньше родов. Крови снаружи при этом бывает мало, потому что она может скапливаться внутри.</w:t>
+      </w:r>
+    </w:p>
+    <w:p>
+      <w:pPr>
+        <w:pStyle w:val="BodyText"/>
+      </w:pPr>
+      <w:r>
         <w:rPr>
           <w:rStyle w:val="VerbatimChar"/>
         </w:rPr>
-        <w:t xml:space="preserve">[ПРОВЕРИТЬ: вопрос врачу — «живот твёрдый и болит постоянно» добавлено автором как признак, при котором нужна скорая (возможная отслойка плаценты); в темах книги этого признака нет — сверить с КР «Преждевременная отслойка плаценты» (ID 800)]</w:t>
+        <w:t xml:space="preserve">[ПРОВЕРИТЬ: вопрос врачу — признаки отслойки (острая боль, напряжение матки, которое не проходит, болезненность матки, бледность, холодный липкий пот) взяты из КР «Преждевременная отслойка плаценты» (ID 800, разделы 1.6, 2.2) — это описание для врача; отнесение к уровню «скорая» сделано автором — DISPUTED-CLAIMS, строка 57]</w:t>
       </w:r>
     </w:p>
     <w:p>
@@ -1347,24 +1355,13 @@
           <w:bCs/>
           <w:b/>
         </w:rPr>
-        <w:t xml:space="preserve">Чего не делать.</w:t>
+        <w:t xml:space="preserve">Пока собираетесь.</w:t>
       </w:r>
       <w:r>
         <w:t xml:space="preserve"> </w:t>
       </w:r>
       <w:r>
-        <w:t xml:space="preserve">Не принимайте обезболивающее и спазмолитики, чтобы переждать боль: они не устраняют причину, а осмотр нужен сейчас. Запишите, когда началась боль и через сколько минут повторяются схватки.</w:t>
-      </w:r>
-    </w:p>
-    <w:p>
-      <w:pPr>
-        <w:pStyle w:val="BodyText"/>
-      </w:pPr>
-      <w:r>
-        <w:rPr>
-          <w:rStyle w:val="VerbatimChar"/>
-        </w:rPr>
-        <w:t xml:space="preserve">[ПРОВЕРИТЬ: «не принимать обезболивающее и спазмолитики, чтобы переждать боль» — совет автора по аналогии с 0.5; источник не подобран]</w:t>
+        <w:t xml:space="preserve">Запишите, когда началась боль и через сколько минут повторяются схватки: это первое, о чём спросят в приёмном.</w:t>
       </w:r>
     </w:p>
     <w:p>
@@ -1498,7 +1495,7 @@
         <w:pStyle w:val="Compact"/>
       </w:pPr>
       <w:r>
-        <w:t xml:space="preserve">Любой из первых пяти признаков, с высоким давлением или без него, — поезжайте в роддом сразу или вызывайте скорую. Тонометр в этом случае ничего не решает: при этих признаках осмотр нужен независимо от цифры.</w:t>
+        <w:t xml:space="preserve">Любой из первых пяти признаков, с высоким давлением или без него, — поезжайте в роддом сразу или вызывайте скорую. Осмотр нужен при любом давлении, даже нормальном.</w:t>
       </w:r>
     </w:p>
     <w:p>
@@ -1598,7 +1595,7 @@
         <w:t xml:space="preserve"> </w:t>
       </w:r>
       <w:r>
-        <w:t xml:space="preserve">Отекла одна нога или её часть, болит или распирает икру или бедро, кожа покраснела или стала синюшной. Это может быть тромбоз глубоких вен: при беременности кровь свёртывается легче, а сгусток может оторваться и попасть в лёгкие.</w:t>
+        <w:t xml:space="preserve">Отекла одна нога или её часть, в ней распирающая боль, которая усиливается, когда нога опущена; стопа синеет. Это может быть тромбоз глубоких вен: при беременности кровь свёртывается легче, а сгусток может оторваться и попасть в лёгкие.</w:t>
       </w:r>
     </w:p>
     <w:p>
@@ -1635,162 +1632,201 @@
         <w:pStyle w:val="BodyText"/>
       </w:pPr>
       <w:r>
+        <w:t xml:space="preserve">Подробнее: Тема 2, раздел 2.2; Тема 8, раздел 8.14; Тема 11, раздел 11.4.</w:t>
+      </w:r>
+    </w:p>
+    <w:bookmarkEnd w:id="26"/>
+    <w:bookmarkStart w:id="27" w:name="одышка-и-боль-в-груди"/>
+    <w:p>
+      <w:pPr>
+        <w:pStyle w:val="Heading2"/>
+      </w:pPr>
+      <w:r>
+        <w:t xml:space="preserve">0.7. Одышка и боль в груди</w:t>
+      </w:r>
+    </w:p>
+    <w:p>
+      <w:pPr>
+        <w:pStyle w:val="FirstParagraph"/>
+      </w:pPr>
+      <w:r>
+        <w:t xml:space="preserve">Лёгкая одышка, которая появилась постепенно по мере роста живота и не мешает обычным делам, при беременности бывает часто. Срочного обращения она не требует.</w:t>
+      </w:r>
+    </w:p>
+    <w:p>
+      <w:pPr>
+        <w:pStyle w:val="BodyText"/>
+      </w:pPr>
+      <w:r>
         <w:rPr>
           <w:bCs/>
           <w:b/>
         </w:rPr>
-        <w:t xml:space="preserve">Чего не делать.</w:t>
-      </w:r>
-      <w:r>
-        <w:t xml:space="preserve"> </w:t>
-      </w:r>
-      <w:r>
-        <w:t xml:space="preserve">Не растирайте и не массируйте ногу, не ставьте согревающие компрессы.</w:t>
-      </w:r>
-    </w:p>
-    <w:p>
-      <w:pPr>
-        <w:pStyle w:val="BodyText"/>
-      </w:pPr>
-      <w:r>
-        <w:rPr>
-          <w:rStyle w:val="VerbatimChar"/>
-        </w:rPr>
-        <w:t xml:space="preserve">[ПРОВЕРИТЬ: «не растирать и не массировать» — совет автора, в темах книги его нет; найти источник или убрать]</w:t>
-      </w:r>
-    </w:p>
-    <w:p>
-      <w:pPr>
-        <w:pStyle w:val="BodyText"/>
-      </w:pPr>
-      <w:r>
-        <w:t xml:space="preserve">Подробнее: Тема 2, раздел 2.2; Тема 8, раздел 8.14; Тема 11, раздел 11.4.</w:t>
-      </w:r>
-    </w:p>
-    <w:bookmarkEnd w:id="26"/>
-    <w:bookmarkStart w:id="27" w:name="одышка-и-боль-в-груди"/>
-    <w:p>
-      <w:pPr>
-        <w:pStyle w:val="Heading2"/>
-      </w:pPr>
-      <w:r>
-        <w:t xml:space="preserve">0.7. Одышка и боль в груди</w:t>
+        <w:t xml:space="preserve">Признаки, при которых вызывают скорую.</w:t>
+      </w:r>
+    </w:p>
+    <w:p>
+      <w:pPr>
+        <w:numPr>
+          <w:ilvl w:val="0"/>
+          <w:numId w:val="1009"/>
+        </w:numPr>
+        <w:pStyle w:val="Compact"/>
+      </w:pPr>
+      <w:r>
+        <w:t xml:space="preserve">одышка появилась внезапно или в покое;</w:t>
+      </w:r>
+    </w:p>
+    <w:p>
+      <w:pPr>
+        <w:numPr>
+          <w:ilvl w:val="0"/>
+          <w:numId w:val="1009"/>
+        </w:numPr>
+        <w:pStyle w:val="Compact"/>
+      </w:pPr>
+      <w:r>
+        <w:t xml:space="preserve">одышка, когда вы лежите;</w:t>
+      </w:r>
+    </w:p>
+    <w:p>
+      <w:pPr>
+        <w:numPr>
+          <w:ilvl w:val="0"/>
+          <w:numId w:val="1009"/>
+        </w:numPr>
+        <w:pStyle w:val="Compact"/>
+      </w:pPr>
+      <w:r>
+        <w:t xml:space="preserve">давящая или колющая боль в груди;</w:t>
+      </w:r>
+    </w:p>
+    <w:p>
+      <w:pPr>
+        <w:numPr>
+          <w:ilvl w:val="0"/>
+          <w:numId w:val="1009"/>
+        </w:numPr>
+        <w:pStyle w:val="Compact"/>
+      </w:pPr>
+      <w:r>
+        <w:t xml:space="preserve">кашель с кровью;</w:t>
+      </w:r>
+    </w:p>
+    <w:p>
+      <w:pPr>
+        <w:numPr>
+          <w:ilvl w:val="0"/>
+          <w:numId w:val="1009"/>
+        </w:numPr>
+        <w:pStyle w:val="Compact"/>
+      </w:pPr>
+      <w:r>
+        <w:t xml:space="preserve">одышка вместе с головокружением, сердцебиением или обмороком.</w:t>
       </w:r>
     </w:p>
     <w:p>
       <w:pPr>
         <w:pStyle w:val="FirstParagraph"/>
-      </w:pPr>
-      <w:r>
-        <w:t xml:space="preserve">Лёгкая одышка, которая появилась постепенно по мере роста живота и не мешает обычным делам, при беременности бывает часто. Срочного обращения она не требует.</w:t>
-      </w:r>
-    </w:p>
-    <w:p>
-      <w:pPr>
-        <w:pStyle w:val="BodyText"/>
       </w:pPr>
       <w:r>
         <w:rPr>
           <w:bCs/>
           <w:b/>
         </w:rPr>
-        <w:t xml:space="preserve">Признаки, при которых вызывают скорую.</w:t>
-      </w:r>
-    </w:p>
-    <w:p>
-      <w:pPr>
-        <w:numPr>
-          <w:ilvl w:val="0"/>
-          <w:numId w:val="1009"/>
-        </w:numPr>
-        <w:pStyle w:val="Compact"/>
-      </w:pPr>
-      <w:r>
-        <w:t xml:space="preserve">одышка появилась внезапно или в покое;</w:t>
-      </w:r>
-    </w:p>
-    <w:p>
-      <w:pPr>
-        <w:numPr>
-          <w:ilvl w:val="0"/>
-          <w:numId w:val="1009"/>
-        </w:numPr>
-        <w:pStyle w:val="Compact"/>
-      </w:pPr>
-      <w:r>
-        <w:t xml:space="preserve">одышка, когда вы лежите;</w:t>
-      </w:r>
-    </w:p>
-    <w:p>
-      <w:pPr>
-        <w:numPr>
-          <w:ilvl w:val="0"/>
-          <w:numId w:val="1009"/>
-        </w:numPr>
-        <w:pStyle w:val="Compact"/>
-      </w:pPr>
-      <w:r>
-        <w:t xml:space="preserve">давящая или колющая боль в груди;</w:t>
-      </w:r>
-    </w:p>
-    <w:p>
-      <w:pPr>
-        <w:numPr>
-          <w:ilvl w:val="0"/>
-          <w:numId w:val="1009"/>
-        </w:numPr>
-        <w:pStyle w:val="Compact"/>
-      </w:pPr>
-      <w:r>
-        <w:t xml:space="preserve">кашель с кровью;</w:t>
-      </w:r>
-    </w:p>
-    <w:p>
-      <w:pPr>
-        <w:numPr>
-          <w:ilvl w:val="0"/>
-          <w:numId w:val="1009"/>
-        </w:numPr>
-        <w:pStyle w:val="Compact"/>
-      </w:pPr>
-      <w:r>
-        <w:t xml:space="preserve">одышка вместе с головокружением, сердцебиением или обмороком.</w:t>
+        <w:t xml:space="preserve">Что делать.</w:t>
+      </w:r>
+      <w:r>
+        <w:t xml:space="preserve"> </w:t>
+      </w:r>
+      <w:r>
+        <w:t xml:space="preserve">Вызывайте скорую. Если рядом есть кто-то, попросите остаться с вами. Если до этого болела или отекала одна нога, скажите об этом диспетчеру (0.6).</w:t>
+      </w:r>
+    </w:p>
+    <w:p>
+      <w:pPr>
+        <w:pStyle w:val="BodyText"/>
+      </w:pPr>
+      <w:r>
+        <w:t xml:space="preserve">Подробнее: Тема 2, раздел 2.5; Тема 3, разделы 3.4 и 3.11; Тема 8, раздел 8.14; Тема 11, раздел 11.6.</w:t>
+      </w:r>
+    </w:p>
+    <w:bookmarkEnd w:id="27"/>
+    <w:bookmarkStart w:id="28" w:name="X5bd01bc5d65dd33ba0874008c86b20e2ddc1ca1"/>
+    <w:p>
+      <w:pPr>
+        <w:pStyle w:val="Heading2"/>
+      </w:pPr>
+      <w:r>
+        <w:t xml:space="preserve">0.8. Температура с ознобом: когда это уже не простуда</w:t>
       </w:r>
     </w:p>
     <w:p>
       <w:pPr>
         <w:pStyle w:val="FirstParagraph"/>
+      </w:pPr>
+      <w:r>
+        <w:t xml:space="preserve">Температура при беременности сама по себе — повод позвонить врачу в тот же день (Тема 11, раздел 11.4; Тема 9, раздел 9.12). Сразу ехать нужно, когда температура сочетается с другими признаками.</w:t>
+      </w:r>
+    </w:p>
+    <w:p>
+      <w:pPr>
+        <w:pStyle w:val="BodyText"/>
       </w:pPr>
       <w:r>
         <w:rPr>
           <w:bCs/>
           <w:b/>
         </w:rPr>
-        <w:t xml:space="preserve">Что делать.</w:t>
-      </w:r>
-      <w:r>
-        <w:t xml:space="preserve"> </w:t>
-      </w:r>
-      <w:r>
-        <w:t xml:space="preserve">Вызывайте скорую. Сядьте, не ложитесь на спину. Если рядом есть кто-то, попросите остаться с вами.</w:t>
-      </w:r>
-    </w:p>
-    <w:p>
-      <w:pPr>
-        <w:pStyle w:val="BodyText"/>
-      </w:pPr>
-      <w:r>
-        <w:t xml:space="preserve">Подробнее: Тема 2, раздел 2.5; Тема 3, разделы 3.4 и 3.11; Тема 8, раздел 8.14; Тема 11, раздел 11.6.</w:t>
-      </w:r>
-    </w:p>
-    <w:bookmarkEnd w:id="27"/>
-    <w:bookmarkStart w:id="28" w:name="X5bd01bc5d65dd33ba0874008c86b20e2ddc1ca1"/>
-    <w:p>
-      <w:pPr>
-        <w:pStyle w:val="Heading2"/>
-      </w:pPr>
-      <w:r>
-        <w:t xml:space="preserve">0.8. Температура с ознобом: когда это уже не простуда</w:t>
+        <w:t xml:space="preserve">Признаки, при которых поезжайте в роддом сейчас.</w:t>
+      </w:r>
+    </w:p>
+    <w:p>
+      <w:pPr>
+        <w:numPr>
+          <w:ilvl w:val="0"/>
+          <w:numId w:val="1010"/>
+        </w:numPr>
+        <w:pStyle w:val="Compact"/>
+      </w:pPr>
+      <w:r>
+        <w:t xml:space="preserve">температура вместе с подтеканием вод или с выделениями с неприятным запахом;</w:t>
+      </w:r>
+    </w:p>
+    <w:p>
+      <w:pPr>
+        <w:numPr>
+          <w:ilvl w:val="0"/>
+          <w:numId w:val="1010"/>
+        </w:numPr>
+        <w:pStyle w:val="Compact"/>
+      </w:pPr>
+      <w:r>
+        <w:t xml:space="preserve">температура вместе с болью в животе или схватками;</w:t>
+      </w:r>
+    </w:p>
+    <w:p>
+      <w:pPr>
+        <w:numPr>
+          <w:ilvl w:val="0"/>
+          <w:numId w:val="1010"/>
+        </w:numPr>
+        <w:pStyle w:val="Compact"/>
+      </w:pPr>
+      <w:r>
+        <w:t xml:space="preserve">температура с ознобом и болью в пояснице сбоку, особенно с жжением при мочеиспускании: так может начинаться воспаление почки (пиелонефрит), при котором беременную госпитализируют;</w:t>
+      </w:r>
+    </w:p>
+    <w:p>
+      <w:pPr>
+        <w:numPr>
+          <w:ilvl w:val="0"/>
+          <w:numId w:val="1010"/>
+        </w:numPr>
+        <w:pStyle w:val="Compact"/>
+      </w:pPr>
+      <w:r>
+        <w:t xml:space="preserve">высокая температура с ознобом и выраженным ухудшением самочувствия.</w:t>
       </w:r>
     </w:p>
     <w:p>
@@ -1798,7 +1834,10 @@
         <w:pStyle w:val="FirstParagraph"/>
       </w:pPr>
       <w:r>
-        <w:t xml:space="preserve">Температура при беременности сама по себе — повод позвонить врачу в тот же день (Тема 11, раздел 11.4; Тема 9, раздел 9.12). Сразу ехать нужно, когда температура сочетается с другими признаками.</w:t>
+        <w:rPr>
+          <w:rStyle w:val="VerbatimChar"/>
+        </w:rPr>
+        <w:t xml:space="preserve">[ПРОВЕРИТЬ: вопрос врачу — с какой цифры температура «высокая»: 37,5 °C (памятка КР «Нормальная беременность») или 38 °C (КР 776, КР «Инфекция мочевых путей при беременности») — DISPUTED-CLAIMS, строка 54]</w:t>
       </w:r>
     </w:p>
     <w:p>
@@ -1810,66 +1849,13 @@
           <w:bCs/>
           <w:b/>
         </w:rPr>
-        <w:t xml:space="preserve">Признаки, при которых поезжайте в роддом сейчас.</w:t>
-      </w:r>
-    </w:p>
-    <w:p>
-      <w:pPr>
-        <w:numPr>
-          <w:ilvl w:val="0"/>
-          <w:numId w:val="1010"/>
-        </w:numPr>
-        <w:pStyle w:val="Compact"/>
-      </w:pPr>
-      <w:r>
-        <w:t xml:space="preserve">температура вместе с подтеканием вод или с выделениями с неприятным запахом;</w:t>
-      </w:r>
-    </w:p>
-    <w:p>
-      <w:pPr>
-        <w:numPr>
-          <w:ilvl w:val="0"/>
-          <w:numId w:val="1010"/>
-        </w:numPr>
-        <w:pStyle w:val="Compact"/>
-      </w:pPr>
-      <w:r>
-        <w:t xml:space="preserve">температура вместе с болью в животе или схватками;</w:t>
-      </w:r>
-    </w:p>
-    <w:p>
-      <w:pPr>
-        <w:numPr>
-          <w:ilvl w:val="0"/>
-          <w:numId w:val="1010"/>
-        </w:numPr>
-        <w:pStyle w:val="Compact"/>
-      </w:pPr>
-      <w:r>
-        <w:t xml:space="preserve">температура с ознобом и болью в пояснице сбоку, особенно с жжением при мочеиспускании: так может начинаться воспаление почки (пиелонефрит), при котором беременную госпитализируют;</w:t>
-      </w:r>
-    </w:p>
-    <w:p>
-      <w:pPr>
-        <w:numPr>
-          <w:ilvl w:val="0"/>
-          <w:numId w:val="1010"/>
-        </w:numPr>
-        <w:pStyle w:val="Compact"/>
-      </w:pPr>
-      <w:r>
-        <w:t xml:space="preserve">высокая температура с ознобом и выраженным ухудшением самочувствия.</w:t>
-      </w:r>
-    </w:p>
-    <w:p>
-      <w:pPr>
-        <w:pStyle w:val="FirstParagraph"/>
-      </w:pPr>
-      <w:r>
-        <w:rPr>
-          <w:rStyle w:val="VerbatimChar"/>
-        </w:rPr>
-        <w:t xml:space="preserve">[ПРОВЕРИТЬ: вопрос врачу — с какой цифры температура «высокая»: 37,5 °C (памятка КР «Нормальная беременность») или 38 °C (КР 776, КР «Инфекция мочевых путей при беременности») — DISPUTED-CLAIMS, строка 54]</w:t>
+        <w:t xml:space="preserve">Признаки, при которых вызывают скорую.</w:t>
+      </w:r>
+      <w:r>
+        <w:t xml:space="preserve"> </w:t>
+      </w:r>
+      <w:r>
+        <w:t xml:space="preserve">Температура вместе с одышкой, болью в груди, спутанностью сознания, резкой слабостью, обмороком.</w:t>
       </w:r>
     </w:p>
     <w:p>
@@ -1881,13 +1867,39 @@
           <w:bCs/>
           <w:b/>
         </w:rPr>
-        <w:t xml:space="preserve">Признаки, при которых вызывают скорую.</w:t>
+        <w:t xml:space="preserve">Что делать до приезда или в дороге.</w:t>
       </w:r>
       <w:r>
         <w:t xml:space="preserve"> </w:t>
       </w:r>
       <w:r>
-        <w:t xml:space="preserve">Температура вместе с одышкой, болью в груди, спутанностью сознания, резкой слабостью, обмороком.</w:t>
+        <w:t xml:space="preserve">Температуру при беременности снижают, а не пережидают; чем — Тема 7, раздел 7.7.</w:t>
+      </w:r>
+    </w:p>
+    <w:p>
+      <w:pPr>
+        <w:pStyle w:val="BodyText"/>
+      </w:pPr>
+      <w:r>
+        <w:t xml:space="preserve">Подробнее: Тема 7, раздел 7.7; Тема 9, разделы 9.12, 9.13 и 9.15; Тема 11, раздел 11.4.</w:t>
+      </w:r>
+    </w:p>
+    <w:bookmarkEnd w:id="28"/>
+    <w:bookmarkStart w:id="29" w:name="X6bdf09e2ee82a951dfa2d4fddd2ea05eb4c6b05"/>
+    <w:p>
+      <w:pPr>
+        <w:pStyle w:val="Heading2"/>
+      </w:pPr>
+      <w:r>
+        <w:t xml:space="preserve">0.9. Ребёнок двигается меньше или не двигается</w:t>
+      </w:r>
+    </w:p>
+    <w:p>
+      <w:pPr>
+        <w:pStyle w:val="FirstParagraph"/>
+      </w:pPr>
+      <w:r>
+        <w:t xml:space="preserve">После 26 недель каждый день обращайте внимание на то, как двигается ребёнок. Считать по таблице всем не нужно: важен привычный рисунок вашего ребёнка.</w:t>
       </w:r>
     </w:p>
     <w:p>
@@ -1899,13 +1911,51 @@
           <w:bCs/>
           <w:b/>
         </w:rPr>
-        <w:t xml:space="preserve">Что делать до приезда или в дороге.</w:t>
-      </w:r>
-      <w:r>
-        <w:t xml:space="preserve"> </w:t>
-      </w:r>
-      <w:r>
-        <w:t xml:space="preserve">Температуру при беременности снижают, а не пережидают; чем — Тема 7, раздел 7.7. Пейте понемногу.</w:t>
+        <w:t xml:space="preserve">Что делать.</w:t>
+      </w:r>
+    </w:p>
+    <w:p>
+      <w:pPr>
+        <w:numPr>
+          <w:ilvl w:val="0"/>
+          <w:numId w:val="1011"/>
+        </w:numPr>
+        <w:pStyle w:val="Compact"/>
+      </w:pPr>
+      <w:r>
+        <w:t xml:space="preserve">Шевелений нет совсем или они явно слабее, чем обычно, — поезжайте в приёмное отделение роддома сразу, без проверки.</w:t>
+      </w:r>
+    </w:p>
+    <w:p>
+      <w:pPr>
+        <w:numPr>
+          <w:ilvl w:val="0"/>
+          <w:numId w:val="1011"/>
+        </w:numPr>
+        <w:pStyle w:val="Compact"/>
+      </w:pPr>
+      <w:r>
+        <w:t xml:space="preserve">Не уверены, что что-то изменилось, — лягте на левый бок и 2 часа считайте отчётливые шевеления. Меньше 6 — поезжайте немедленно.</w:t>
+      </w:r>
+    </w:p>
+    <w:p>
+      <w:pPr>
+        <w:numPr>
+          <w:ilvl w:val="0"/>
+          <w:numId w:val="1011"/>
+        </w:numPr>
+        <w:pStyle w:val="Compact"/>
+      </w:pPr>
+      <w:r>
+        <w:t xml:space="preserve">Шевелений 6 и больше, но ощущение, что ребёнок двигается не как обычно, не проходит, — позвоните врачу или в роддом в тот же день.</w:t>
+      </w:r>
+    </w:p>
+    <w:p>
+      <w:pPr>
+        <w:pStyle w:val="FirstParagraph"/>
+      </w:pPr>
+      <w:r>
+        <w:t xml:space="preserve">Если шевелений нет совсем, а добраться не на чем, вызывайте скорую.</w:t>
       </w:r>
     </w:p>
     <w:p>
@@ -1913,25 +1963,10 @@
         <w:pStyle w:val="BodyText"/>
       </w:pPr>
       <w:r>
-        <w:t xml:space="preserve">Подробнее: Тема 7, раздел 7.7; Тема 9, разделы 9.12, 9.13 и 9.15; Тема 11, раздел 11.4.</w:t>
-      </w:r>
-    </w:p>
-    <w:bookmarkEnd w:id="28"/>
-    <w:bookmarkStart w:id="29" w:name="X6bdf09e2ee82a951dfa2d4fddd2ea05eb4c6b05"/>
-    <w:p>
-      <w:pPr>
-        <w:pStyle w:val="Heading2"/>
-      </w:pPr>
-      <w:r>
-        <w:t xml:space="preserve">0.9. Ребёнок двигается меньше или не двигается</w:t>
-      </w:r>
-    </w:p>
-    <w:p>
-      <w:pPr>
-        <w:pStyle w:val="FirstParagraph"/>
-      </w:pPr>
-      <w:r>
-        <w:t xml:space="preserve">После 26 недель каждый день обращайте внимание на то, как двигается ребёнок. Считать по таблице всем не нужно: важен привычный рисунок вашего ребёнка.</w:t>
+        <w:rPr>
+          <w:rStyle w:val="VerbatimChar"/>
+        </w:rPr>
+        <w:t xml:space="preserve">[ПРОВЕРИТЬ: вопрос врачу — порядок «сразу без теста / тест при сомнении / звонок при 6 и больше» — DISPUTED-CLAIMS, строка 50]</w:t>
       </w:r>
     </w:p>
     <w:p>
@@ -1943,43 +1978,43 @@
           <w:bCs/>
           <w:b/>
         </w:rPr>
-        <w:t xml:space="preserve">Что делать.</w:t>
-      </w:r>
-    </w:p>
-    <w:p>
-      <w:pPr>
-        <w:numPr>
-          <w:ilvl w:val="0"/>
-          <w:numId w:val="1011"/>
-        </w:numPr>
-        <w:pStyle w:val="Compact"/>
-      </w:pPr>
-      <w:r>
-        <w:t xml:space="preserve">Шевелений нет совсем или они явно слабее, чем обычно, — поезжайте в приёмное отделение роддома сразу, без проверки.</w:t>
-      </w:r>
-    </w:p>
-    <w:p>
-      <w:pPr>
-        <w:numPr>
-          <w:ilvl w:val="0"/>
-          <w:numId w:val="1011"/>
-        </w:numPr>
-        <w:pStyle w:val="Compact"/>
-      </w:pPr>
-      <w:r>
-        <w:t xml:space="preserve">Не уверены, что что-то изменилось, — лягте на левый бок и 2 часа считайте отчётливые шевеления. Меньше 6 — поезжайте немедленно.</w:t>
-      </w:r>
-    </w:p>
-    <w:p>
-      <w:pPr>
-        <w:numPr>
-          <w:ilvl w:val="0"/>
-          <w:numId w:val="1011"/>
-        </w:numPr>
-        <w:pStyle w:val="Compact"/>
-      </w:pPr>
-      <w:r>
-        <w:t xml:space="preserve">Шевелений 6 и больше, но ощущение, что ребёнок двигается не как обычно, не проходит, — позвоните врачу или в роддом в тот же день.</w:t>
+        <w:t xml:space="preserve">Чего не делать.</w:t>
+      </w:r>
+    </w:p>
+    <w:p>
+      <w:pPr>
+        <w:numPr>
+          <w:ilvl w:val="0"/>
+          <w:numId w:val="1012"/>
+        </w:numPr>
+        <w:pStyle w:val="Compact"/>
+      </w:pPr>
+      <w:r>
+        <w:t xml:space="preserve">Не ждите утра и не откладывайте до планового визита.</w:t>
+      </w:r>
+    </w:p>
+    <w:p>
+      <w:pPr>
+        <w:numPr>
+          <w:ilvl w:val="0"/>
+          <w:numId w:val="1012"/>
+        </w:numPr>
+        <w:pStyle w:val="Compact"/>
+      </w:pPr>
+      <w:r>
+        <w:t xml:space="preserve">Не пытайтесь «расшевелить» ребёнка сладким, холодной водой или движением и не решайте по результату, ехать ли.</w:t>
+      </w:r>
+    </w:p>
+    <w:p>
+      <w:pPr>
+        <w:numPr>
+          <w:ilvl w:val="0"/>
+          <w:numId w:val="1012"/>
+        </w:numPr>
+        <w:pStyle w:val="Compact"/>
+      </w:pPr>
+      <w:r>
+        <w:t xml:space="preserve">Не проверяйте сердцебиение домашним допплером вместо обращения.</w:t>
       </w:r>
     </w:p>
     <w:p>
@@ -1987,7 +2022,7 @@
         <w:pStyle w:val="FirstParagraph"/>
       </w:pPr>
       <w:r>
-        <w:t xml:space="preserve">Если шевелений нет совсем, а добраться не на чем, вызывайте скорую.</w:t>
+        <w:t xml:space="preserve">Если шевеления снова уменьшились, обращайтесь снова, даже если в прошлый раз всё было в порядке.</w:t>
       </w:r>
     </w:p>
     <w:p>
@@ -1995,58 +2030,77 @@
         <w:pStyle w:val="BodyText"/>
       </w:pPr>
       <w:r>
-        <w:rPr>
-          <w:rStyle w:val="VerbatimChar"/>
-        </w:rPr>
-        <w:t xml:space="preserve">[ПРОВЕРИТЬ: вопрос врачу — порядок «сразу без теста / тест при сомнении / звонок при 6 и больше» — DISPUTED-CLAIMS, строка 50]</w:t>
-      </w:r>
-    </w:p>
-    <w:p>
-      <w:pPr>
-        <w:pStyle w:val="BodyText"/>
+        <w:t xml:space="preserve">Подробнее: Тема 11, раздел 11.2.</w:t>
+      </w:r>
+    </w:p>
+    <w:bookmarkEnd w:id="29"/>
+    <w:bookmarkStart w:id="30" w:name="обморок-судороги-спутанность-сознания"/>
+    <w:p>
+      <w:pPr>
+        <w:pStyle w:val="Heading2"/>
+      </w:pPr>
+      <w:r>
+        <w:t xml:space="preserve">0.10. Обморок, судороги, спутанность сознания</w:t>
+      </w:r>
+    </w:p>
+    <w:p>
+      <w:pPr>
+        <w:pStyle w:val="FirstParagraph"/>
       </w:pPr>
       <w:r>
         <w:rPr>
           <w:bCs/>
           <w:b/>
         </w:rPr>
-        <w:t xml:space="preserve">Чего не делать.</w:t>
-      </w:r>
-    </w:p>
-    <w:p>
-      <w:pPr>
-        <w:numPr>
-          <w:ilvl w:val="0"/>
-          <w:numId w:val="1012"/>
-        </w:numPr>
-        <w:pStyle w:val="Compact"/>
-      </w:pPr>
-      <w:r>
-        <w:t xml:space="preserve">Не ждите утра и не откладывайте до планового визита.</w:t>
-      </w:r>
-    </w:p>
-    <w:p>
-      <w:pPr>
-        <w:numPr>
-          <w:ilvl w:val="0"/>
-          <w:numId w:val="1012"/>
-        </w:numPr>
-        <w:pStyle w:val="Compact"/>
-      </w:pPr>
-      <w:r>
-        <w:t xml:space="preserve">Не пытайтесь «расшевелить» ребёнка сладким, холодной водой или движением и не решайте по результату, ехать ли.</w:t>
-      </w:r>
-    </w:p>
-    <w:p>
-      <w:pPr>
-        <w:numPr>
-          <w:ilvl w:val="0"/>
-          <w:numId w:val="1012"/>
-        </w:numPr>
-        <w:pStyle w:val="Compact"/>
-      </w:pPr>
-      <w:r>
-        <w:t xml:space="preserve">Не проверяйте сердцебиение домашним допплером вместо обращения.</w:t>
+        <w:t xml:space="preserve">Признаки, при которых вызывают скорую.</w:t>
+      </w:r>
+    </w:p>
+    <w:p>
+      <w:pPr>
+        <w:numPr>
+          <w:ilvl w:val="0"/>
+          <w:numId w:val="1013"/>
+        </w:numPr>
+        <w:pStyle w:val="Compact"/>
+      </w:pPr>
+      <w:r>
+        <w:t xml:space="preserve">потеря сознания, даже кратковременная;</w:t>
+      </w:r>
+    </w:p>
+    <w:p>
+      <w:pPr>
+        <w:numPr>
+          <w:ilvl w:val="0"/>
+          <w:numId w:val="1013"/>
+        </w:numPr>
+        <w:pStyle w:val="Compact"/>
+      </w:pPr>
+      <w:r>
+        <w:t xml:space="preserve">судороги;</w:t>
+      </w:r>
+    </w:p>
+    <w:p>
+      <w:pPr>
+        <w:numPr>
+          <w:ilvl w:val="0"/>
+          <w:numId w:val="1013"/>
+        </w:numPr>
+        <w:pStyle w:val="Compact"/>
+      </w:pPr>
+      <w:r>
+        <w:t xml:space="preserve">спутанность: человек не понимает, где он, не узнаёт близких, говорит бессвязно;</w:t>
+      </w:r>
+    </w:p>
+    <w:p>
+      <w:pPr>
+        <w:numPr>
+          <w:ilvl w:val="0"/>
+          <w:numId w:val="1013"/>
+        </w:numPr>
+        <w:pStyle w:val="Compact"/>
+      </w:pPr>
+      <w:r>
+        <w:t xml:space="preserve">внезапно появились слабость или онемение одной стороны тела, трудно говорить или подобрать слова, помутнело или пропало зрение на один глаз, двоится в глазах, резко закружилась голова с потерей равновесия. Это признаки инсульта; скорая нужна, даже если они быстро прошли.</w:t>
       </w:r>
     </w:p>
     <w:p>
@@ -2054,96 +2108,25 @@
         <w:pStyle w:val="FirstParagraph"/>
       </w:pPr>
       <w:r>
-        <w:t xml:space="preserve">Если шевеления снова уменьшились, обращайтесь снова, даже если в прошлый раз всё было в порядке.</w:t>
+        <w:t xml:space="preserve">Во второй половине беременности судороги могут быть эклампсией — тяжёлой формой преэклампсии (0.5).</w:t>
       </w:r>
     </w:p>
     <w:p>
       <w:pPr>
         <w:pStyle w:val="BodyText"/>
-      </w:pPr>
-      <w:r>
-        <w:t xml:space="preserve">Подробнее: Тема 11, раздел 11.2.</w:t>
-      </w:r>
-    </w:p>
-    <w:bookmarkEnd w:id="29"/>
-    <w:bookmarkStart w:id="30" w:name="обморок-судороги-спутанность-сознания"/>
-    <w:p>
-      <w:pPr>
-        <w:pStyle w:val="Heading2"/>
-      </w:pPr>
-      <w:r>
-        <w:t xml:space="preserve">0.10. Обморок, судороги, спутанность сознания</w:t>
-      </w:r>
-    </w:p>
-    <w:p>
-      <w:pPr>
-        <w:pStyle w:val="FirstParagraph"/>
       </w:pPr>
       <w:r>
         <w:rPr>
           <w:bCs/>
           <w:b/>
         </w:rPr>
-        <w:t xml:space="preserve">Признаки, при которых вызывают скорую.</w:t>
-      </w:r>
-    </w:p>
-    <w:p>
-      <w:pPr>
-        <w:numPr>
-          <w:ilvl w:val="0"/>
-          <w:numId w:val="1013"/>
-        </w:numPr>
-        <w:pStyle w:val="Compact"/>
-      </w:pPr>
-      <w:r>
-        <w:t xml:space="preserve">потеря сознания, даже кратковременная;</w:t>
-      </w:r>
-    </w:p>
-    <w:p>
-      <w:pPr>
-        <w:numPr>
-          <w:ilvl w:val="0"/>
-          <w:numId w:val="1013"/>
-        </w:numPr>
-        <w:pStyle w:val="Compact"/>
-      </w:pPr>
-      <w:r>
-        <w:t xml:space="preserve">судороги;</w:t>
-      </w:r>
-    </w:p>
-    <w:p>
-      <w:pPr>
-        <w:numPr>
-          <w:ilvl w:val="0"/>
-          <w:numId w:val="1013"/>
-        </w:numPr>
-        <w:pStyle w:val="Compact"/>
-      </w:pPr>
-      <w:r>
-        <w:t xml:space="preserve">спутанность: человек не понимает, где он, не узнаёт близких, говорит бессвязно;</w:t>
-      </w:r>
-    </w:p>
-    <w:p>
-      <w:pPr>
-        <w:numPr>
-          <w:ilvl w:val="0"/>
-          <w:numId w:val="1013"/>
-        </w:numPr>
-        <w:pStyle w:val="Compact"/>
-      </w:pPr>
-      <w:r>
-        <w:t xml:space="preserve">внезапная слабость в руке или ноге, перекос лица, нарушение речи.</w:t>
-      </w:r>
-    </w:p>
-    <w:p>
-      <w:pPr>
-        <w:pStyle w:val="FirstParagraph"/>
-      </w:pPr>
-      <w:r>
-        <w:rPr>
-          <w:rStyle w:val="VerbatimChar"/>
-        </w:rPr>
-        <w:t xml:space="preserve">[ПРОВЕРИТЬ: признаки инсульта (слабость в руке или ноге, перекос лица, нарушение речи) добавлены автором для пункта Content Map «другие острые неврологические симптомы»; в темах книги их нет — найти источник]</w:t>
+        <w:t xml:space="preserve">Что делать, если вы рядом с женщиной, у которой судороги.</w:t>
+      </w:r>
+      <w:r>
+        <w:t xml:space="preserve"> </w:t>
+      </w:r>
+      <w:r>
+        <w:t xml:space="preserve">Вызовите скорую и скажите, что она беременна и на каком сроке. Не вставляйте ей в рот ложку или другие предметы: это приносит больше вреда, чем пользы. Постарайтесь, чтобы она не упала и не ударилась, ослабьте одежду на шее, подложьте под голову что-то мягкое, поверните её на бок. Если после приступа она без сознания, оставьте её лежать на боку: так легче дышать. Не оставляйте её одну, пока она полностью не придёт в себя.</w:t>
       </w:r>
     </w:p>
     <w:p>
@@ -2155,13 +2138,13 @@
           <w:bCs/>
           <w:b/>
         </w:rPr>
-        <w:t xml:space="preserve">Что делать, если вы рядом.</w:t>
+        <w:t xml:space="preserve">Отличить: дурнота лёжа на спине.</w:t>
       </w:r>
       <w:r>
         <w:t xml:space="preserve"> </w:t>
       </w:r>
       <w:r>
-        <w:t xml:space="preserve">Вызовите скорую и скажите, что женщина беременна и на каком сроке. При судорогах не держите её силой и ничего не вкладывайте в рот; уберите рядом то, обо что можно удариться. После приступа поверните её на бок.</w:t>
+        <w:t xml:space="preserve">Во второй половине беременности, если лежать на спине, матка может пережимать крупную вену: появляются головокружение, дурнота, тошнота, холодный пот, нехватка воздуха. Повернитесь на бок: при этом самочувствие быстро восстанавливается. Если после поворота на бок лучше не стало или вы теряли сознание, вызывайте скорую.</w:t>
       </w:r>
     </w:p>
     <w:p>
@@ -2169,46 +2152,83 @@
         <w:pStyle w:val="BodyText"/>
       </w:pPr>
       <w:r>
-        <w:rPr>
-          <w:rStyle w:val="VerbatimChar"/>
-        </w:rPr>
-        <w:t xml:space="preserve">[ПРОВЕРИТЬ: порядок помощи при судорогах — общие правила первой помощи, источник не подобран]</w:t>
-      </w:r>
-    </w:p>
-    <w:p>
-      <w:pPr>
-        <w:pStyle w:val="BodyText"/>
+        <w:t xml:space="preserve">Подробнее: Тема 2, раздел 2.4; Тема 11, раздел 11.7.</w:t>
+      </w:r>
+    </w:p>
+    <w:bookmarkEnd w:id="30"/>
+    <w:bookmarkStart w:id="31" w:name="тяжёлая-аллергическая-реакция"/>
+    <w:p>
+      <w:pPr>
+        <w:pStyle w:val="Heading2"/>
+      </w:pPr>
+      <w:r>
+        <w:t xml:space="preserve">0.11. Тяжёлая аллергическая реакция</w:t>
+      </w:r>
+    </w:p>
+    <w:p>
+      <w:pPr>
+        <w:pStyle w:val="FirstParagraph"/>
       </w:pPr>
       <w:r>
         <w:rPr>
           <w:bCs/>
           <w:b/>
         </w:rPr>
-        <w:t xml:space="preserve">Отличить: дурнота лёжа на спине.</w:t>
+        <w:t xml:space="preserve">Признаки.</w:t>
       </w:r>
       <w:r>
         <w:t xml:space="preserve"> </w:t>
       </w:r>
       <w:r>
-        <w:t xml:space="preserve">Во второй половине беременности, если лежать на спине, матка может пережимать крупную вену: появляются головокружение, дурнота, тошнота, холодный пот, нехватка воздуха. Повернитесь на бок: при этом самочувствие быстро восстанавливается. Если после поворота на бок лучше не стало или вы теряли сознание, вызывайте скорую.</w:t>
-      </w:r>
-    </w:p>
-    <w:p>
-      <w:pPr>
-        <w:pStyle w:val="BodyText"/>
-      </w:pPr>
-      <w:r>
-        <w:t xml:space="preserve">Подробнее: Тема 2, раздел 2.4; Тема 11, раздел 11.7.</w:t>
-      </w:r>
-    </w:p>
-    <w:bookmarkEnd w:id="30"/>
-    <w:bookmarkStart w:id="31" w:name="тяжёлая-аллергическая-реакция"/>
-    <w:p>
-      <w:pPr>
-        <w:pStyle w:val="Heading2"/>
-      </w:pPr>
-      <w:r>
-        <w:t xml:space="preserve">0.11. Тяжёлая аллергическая реакция</w:t>
+        <w:t xml:space="preserve">После лекарства, еды, укуса насекомого, крема или другого средства:</w:t>
+      </w:r>
+    </w:p>
+    <w:p>
+      <w:pPr>
+        <w:numPr>
+          <w:ilvl w:val="0"/>
+          <w:numId w:val="1014"/>
+        </w:numPr>
+        <w:pStyle w:val="Compact"/>
+      </w:pPr>
+      <w:r>
+        <w:t xml:space="preserve">затруднённое дыхание, чувство нехватки воздуха, удушье;</w:t>
+      </w:r>
+    </w:p>
+    <w:p>
+      <w:pPr>
+        <w:numPr>
+          <w:ilvl w:val="0"/>
+          <w:numId w:val="1014"/>
+        </w:numPr>
+        <w:pStyle w:val="Compact"/>
+      </w:pPr>
+      <w:r>
+        <w:t xml:space="preserve">отёк лица, губ, языка или горла;</w:t>
+      </w:r>
+    </w:p>
+    <w:p>
+      <w:pPr>
+        <w:numPr>
+          <w:ilvl w:val="0"/>
+          <w:numId w:val="1014"/>
+        </w:numPr>
+        <w:pStyle w:val="Compact"/>
+      </w:pPr>
+      <w:r>
+        <w:t xml:space="preserve">сыпь или крапивница, которая быстро распространяется по телу;</w:t>
+      </w:r>
+    </w:p>
+    <w:p>
+      <w:pPr>
+        <w:numPr>
+          <w:ilvl w:val="0"/>
+          <w:numId w:val="1014"/>
+        </w:numPr>
+        <w:pStyle w:val="Compact"/>
+      </w:pPr>
+      <w:r>
+        <w:t xml:space="preserve">резкая слабость, головокружение.</w:t>
       </w:r>
     </w:p>
     <w:p>
@@ -2220,123 +2240,105 @@
           <w:bCs/>
           <w:b/>
         </w:rPr>
-        <w:t xml:space="preserve">Признаки.</w:t>
+        <w:t xml:space="preserve">Что делать.</w:t>
       </w:r>
       <w:r>
         <w:t xml:space="preserve"> </w:t>
       </w:r>
       <w:r>
-        <w:t xml:space="preserve">После лекарства, еды, укуса насекомого, крема или другого средства:</w:t>
-      </w:r>
-    </w:p>
-    <w:p>
-      <w:pPr>
-        <w:numPr>
-          <w:ilvl w:val="0"/>
-          <w:numId w:val="1014"/>
-        </w:numPr>
-        <w:pStyle w:val="Compact"/>
-      </w:pPr>
-      <w:r>
-        <w:t xml:space="preserve">затруднённое дыхание, чувство нехватки воздуха, удушье;</w:t>
-      </w:r>
-    </w:p>
-    <w:p>
-      <w:pPr>
-        <w:numPr>
-          <w:ilvl w:val="0"/>
-          <w:numId w:val="1014"/>
-        </w:numPr>
-        <w:pStyle w:val="Compact"/>
-      </w:pPr>
-      <w:r>
-        <w:t xml:space="preserve">отёк лица, губ, языка или горла;</w:t>
-      </w:r>
-    </w:p>
-    <w:p>
-      <w:pPr>
-        <w:numPr>
-          <w:ilvl w:val="0"/>
-          <w:numId w:val="1014"/>
-        </w:numPr>
-        <w:pStyle w:val="Compact"/>
-      </w:pPr>
-      <w:r>
-        <w:t xml:space="preserve">сыпь или крапивница, которая быстро распространяется по телу;</w:t>
-      </w:r>
-    </w:p>
-    <w:p>
-      <w:pPr>
-        <w:numPr>
-          <w:ilvl w:val="0"/>
-          <w:numId w:val="1014"/>
-        </w:numPr>
-        <w:pStyle w:val="Compact"/>
-      </w:pPr>
-      <w:r>
-        <w:t xml:space="preserve">резкая слабость, головокружение.</w:t>
-      </w:r>
-    </w:p>
-    <w:p>
-      <w:pPr>
-        <w:pStyle w:val="FirstParagraph"/>
+        <w:t xml:space="preserve">Вызывайте скорую и скажите, что вы беременны и на каком сроке. Если реакция на средство для кожи — смойте его, но не ждите, что после этого станет лучше.</w:t>
+      </w:r>
+    </w:p>
+    <w:p>
+      <w:pPr>
+        <w:pStyle w:val="BodyText"/>
       </w:pPr>
       <w:r>
         <w:rPr>
           <w:bCs/>
           <w:b/>
         </w:rPr>
-        <w:t xml:space="preserve">Что делать.</w:t>
+        <w:t xml:space="preserve">Чего не делать.</w:t>
       </w:r>
       <w:r>
         <w:t xml:space="preserve"> </w:t>
       </w:r>
       <w:r>
-        <w:t xml:space="preserve">Вызывайте скорую и скажите, что вы беременны и на каком сроке. Если реакция на средство для кожи — смойте его, но не ждите, что после этого станет лучше.</w:t>
+        <w:t xml:space="preserve">Не ищите таблетку от аллергии и не записывайтесь на обычный приём: отёк горла и затруднённое дыхание за время поиска могут усилиться.</w:t>
       </w:r>
     </w:p>
     <w:p>
       <w:pPr>
         <w:pStyle w:val="BodyText"/>
+      </w:pPr>
+      <w:r>
+        <w:t xml:space="preserve">Отёк лица вместе с зубной болью, болью при глотании — тоже повод для скорой или отделения неотложной помощи, а не стоматологического кресла (Тема 6, раздел 6.9).</w:t>
+      </w:r>
+    </w:p>
+    <w:p>
+      <w:pPr>
+        <w:pStyle w:val="BodyText"/>
+      </w:pPr>
+      <w:r>
+        <w:t xml:space="preserve">Подробнее: Тема 5, раздел 5.14; Тема 6, раздел 6.9; Тема 7, раздел 7.9.</w:t>
+      </w:r>
+    </w:p>
+    <w:bookmarkEnd w:id="31"/>
+    <w:bookmarkStart w:id="32" w:name="X352f5bd9a50bbdddab7ccdbf85ffebf141dfe0f"/>
+    <w:p>
+      <w:pPr>
+        <w:pStyle w:val="Heading2"/>
+      </w:pPr>
+      <w:r>
+        <w:t xml:space="preserve">0.12. Рвота, при которой не удерживается даже вода</w:t>
+      </w:r>
+    </w:p>
+    <w:p>
+      <w:pPr>
+        <w:pStyle w:val="FirstParagraph"/>
       </w:pPr>
       <w:r>
         <w:rPr>
           <w:bCs/>
           <w:b/>
         </w:rPr>
-        <w:t xml:space="preserve">Чего не делать.</w:t>
-      </w:r>
-      <w:r>
-        <w:t xml:space="preserve"> </w:t>
-      </w:r>
-      <w:r>
-        <w:t xml:space="preserve">Не ищите подходящую таблетку от аллергии и не записывайтесь на обычный приём: при этих признаках счёт идёт на минуты.</w:t>
-      </w:r>
-    </w:p>
-    <w:p>
-      <w:pPr>
-        <w:pStyle w:val="BodyText"/>
-      </w:pPr>
-      <w:r>
-        <w:t xml:space="preserve">Отёк лица вместе с зубной болью, болью при глотании — тоже повод для скорой или отделения неотложной помощи, а не стоматологического кресла (Тема 6, раздел 6.9).</w:t>
-      </w:r>
-    </w:p>
-    <w:p>
-      <w:pPr>
-        <w:pStyle w:val="BodyText"/>
-      </w:pPr>
-      <w:r>
-        <w:t xml:space="preserve">Подробнее: Тема 5, раздел 5.14; Тема 6, раздел 6.9; Тема 7, раздел 7.9.</w:t>
-      </w:r>
-    </w:p>
-    <w:bookmarkEnd w:id="31"/>
-    <w:bookmarkStart w:id="32" w:name="X352f5bd9a50bbdddab7ccdbf85ffebf141dfe0f"/>
-    <w:p>
-      <w:pPr>
-        <w:pStyle w:val="Heading2"/>
-      </w:pPr>
-      <w:r>
-        <w:t xml:space="preserve">0.12. Рвота, при которой не удерживается даже вода</w:t>
+        <w:t xml:space="preserve">Признаки.</w:t>
+      </w:r>
+    </w:p>
+    <w:p>
+      <w:pPr>
+        <w:numPr>
+          <w:ilvl w:val="0"/>
+          <w:numId w:val="1015"/>
+        </w:numPr>
+        <w:pStyle w:val="Compact"/>
+      </w:pPr>
+      <w:r>
+        <w:t xml:space="preserve">не удерживается никакая жидкость, даже вода;</w:t>
+      </w:r>
+    </w:p>
+    <w:p>
+      <w:pPr>
+        <w:numPr>
+          <w:ilvl w:val="0"/>
+          <w:numId w:val="1015"/>
+        </w:numPr>
+        <w:pStyle w:val="Compact"/>
+      </w:pPr>
+      <w:r>
+        <w:t xml:space="preserve">мочи стало заметно меньше, она тёмная;</w:t>
+      </w:r>
+    </w:p>
+    <w:p>
+      <w:pPr>
+        <w:numPr>
+          <w:ilvl w:val="0"/>
+          <w:numId w:val="1015"/>
+        </w:numPr>
+        <w:pStyle w:val="Compact"/>
+      </w:pPr>
+      <w:r>
+        <w:t xml:space="preserve">слабость, головокружение при вставании, обмороки.</w:t>
       </w:r>
     </w:p>
     <w:p>
@@ -2348,48 +2350,63 @@
           <w:bCs/>
           <w:b/>
         </w:rPr>
-        <w:t xml:space="preserve">Признаки.</w:t>
-      </w:r>
-    </w:p>
-    <w:p>
-      <w:pPr>
-        <w:numPr>
-          <w:ilvl w:val="0"/>
-          <w:numId w:val="1015"/>
-        </w:numPr>
-        <w:pStyle w:val="Compact"/>
-      </w:pPr>
-      <w:r>
-        <w:t xml:space="preserve">не удерживается никакая жидкость, даже вода;</w:t>
-      </w:r>
-    </w:p>
-    <w:p>
-      <w:pPr>
-        <w:numPr>
-          <w:ilvl w:val="0"/>
-          <w:numId w:val="1015"/>
-        </w:numPr>
-        <w:pStyle w:val="Compact"/>
-      </w:pPr>
-      <w:r>
-        <w:t xml:space="preserve">мочи стало заметно меньше, она тёмная;</w:t>
-      </w:r>
-    </w:p>
-    <w:p>
-      <w:pPr>
-        <w:numPr>
-          <w:ilvl w:val="0"/>
-          <w:numId w:val="1015"/>
-        </w:numPr>
-        <w:pStyle w:val="Compact"/>
-      </w:pPr>
-      <w:r>
-        <w:t xml:space="preserve">слабость, головокружение при вставании, обмороки.</w:t>
+        <w:t xml:space="preserve">Что делать.</w:t>
+      </w:r>
+      <w:r>
+        <w:t xml:space="preserve"> </w:t>
+      </w:r>
+      <w:r>
+        <w:t xml:space="preserve">Поезжайте в приёмное отделение роддома. При невозможности пить нужны капельницы, их ставят в стационаре.</w:t>
+      </w:r>
+    </w:p>
+    <w:p>
+      <w:pPr>
+        <w:pStyle w:val="BodyText"/>
+      </w:pPr>
+      <w:r>
+        <w:t xml:space="preserve">Рвота, которая впервые появилась или резко усилилась после 20 недель, особенно с головной болью, болью под ложечкой или нарушением зрения, — пункт 0.5.</w:t>
+      </w:r>
+    </w:p>
+    <w:p>
+      <w:pPr>
+        <w:pStyle w:val="BodyText"/>
+      </w:pPr>
+      <w:r>
+        <w:rPr>
+          <w:rStyle w:val="VerbatimChar"/>
+        </w:rPr>
+        <w:t xml:space="preserve">[ПРОВЕРИТЬ: вопрос врачу — в Теме 1 (1.4) порог «невозможность удерживать любую жидкость более 12–24 часов», в Теме 11 (11.6) — без срока; КР «Чрезмерная рвота беременных» (ID 802) — невозможность пить при неэффективном лечении дома — показание к госпитализации — DISPUTED-CLAIMS, строка 51]</w:t>
+      </w:r>
+    </w:p>
+    <w:p>
+      <w:pPr>
+        <w:pStyle w:val="BodyText"/>
+      </w:pPr>
+      <w:r>
+        <w:t xml:space="preserve">Подробнее: Тема 1, раздел 1.4; Тема 11, раздел 11.6.</w:t>
+      </w:r>
+    </w:p>
+    <w:bookmarkEnd w:id="32"/>
+    <w:bookmarkStart w:id="33" w:name="X729dc0e7694bc8ee4d664b1ce62d379a64a9108"/>
+    <w:p>
+      <w:pPr>
+        <w:pStyle w:val="Heading2"/>
+      </w:pPr>
+      <w:r>
+        <w:t xml:space="preserve">0.13. Удар в живот, падение, авария: почему нужен осмотр, даже если ничего не болит</w:t>
       </w:r>
     </w:p>
     <w:p>
       <w:pPr>
         <w:pStyle w:val="FirstParagraph"/>
+      </w:pPr>
+      <w:r>
+        <w:t xml:space="preserve">После травмы беременную осматривают, а со срока 23 недели не меньше четырёх часов наблюдают за сердцебиением ребёнка. Поэтому обратиться нужно, даже если вы чувствуете себя хорошо.</w:t>
+      </w:r>
+    </w:p>
+    <w:p>
+      <w:pPr>
+        <w:pStyle w:val="BodyText"/>
       </w:pPr>
       <w:r>
         <w:rPr>
@@ -2398,167 +2415,205 @@
         </w:rPr>
         <w:t xml:space="preserve">Что делать.</w:t>
       </w:r>
-      <w:r>
-        <w:t xml:space="preserve"> </w:t>
-      </w:r>
-      <w:r>
-        <w:t xml:space="preserve">Поезжайте в приёмное отделение роддома. При невозможности пить нужны капельницы, их ставят в стационаре.</w:t>
-      </w:r>
-    </w:p>
-    <w:p>
-      <w:pPr>
-        <w:pStyle w:val="BodyText"/>
-      </w:pPr>
-      <w:r>
-        <w:t xml:space="preserve">Рвота, которая впервые появилась или резко усилилась после 20 недель, особенно с головной болью, болью под ложечкой или нарушением зрения, — пункт 0.5.</w:t>
-      </w:r>
-    </w:p>
-    <w:p>
-      <w:pPr>
-        <w:pStyle w:val="BodyText"/>
-      </w:pPr>
-      <w:r>
-        <w:rPr>
-          <w:rStyle w:val="VerbatimChar"/>
-        </w:rPr>
-        <w:t xml:space="preserve">[ПРОВЕРИТЬ: вопрос врачу — в Теме 1 (1.4) порог «невозможность удерживать любую жидкость более 12–24 часов», в Теме 11 (11.6) — без срока; КР «Чрезмерная рвота беременных» (ID 802) — невозможность пить при неэффективном лечении дома — показание к госпитализации — DISPUTED-CLAIMS, строка 51]</w:t>
-      </w:r>
-    </w:p>
-    <w:p>
-      <w:pPr>
-        <w:pStyle w:val="BodyText"/>
-      </w:pPr>
-      <w:r>
-        <w:t xml:space="preserve">Подробнее: Тема 1, раздел 1.4; Тема 11, раздел 11.6.</w:t>
-      </w:r>
-    </w:p>
-    <w:bookmarkEnd w:id="32"/>
-    <w:bookmarkStart w:id="33" w:name="X729dc0e7694bc8ee4d664b1ce62d379a64a9108"/>
-    <w:p>
-      <w:pPr>
-        <w:pStyle w:val="Heading2"/>
-      </w:pPr>
-      <w:r>
-        <w:t xml:space="preserve">0.13. Удар в живот, падение, авария: почему нужен осмотр, даже если ничего не болит</w:t>
+    </w:p>
+    <w:p>
+      <w:pPr>
+        <w:numPr>
+          <w:ilvl w:val="0"/>
+          <w:numId w:val="1016"/>
+        </w:numPr>
+        <w:pStyle w:val="Compact"/>
+      </w:pPr>
+      <w:r>
+        <w:t xml:space="preserve">После любой автомобильной аварии — поезжайте в роддом сразу.</w:t>
+      </w:r>
+    </w:p>
+    <w:p>
+      <w:pPr>
+        <w:numPr>
+          <w:ilvl w:val="0"/>
+          <w:numId w:val="1016"/>
+        </w:numPr>
+        <w:pStyle w:val="Compact"/>
+      </w:pPr>
+      <w:r>
+        <w:t xml:space="preserve">Упали на живот, получили удар в живот, упали с высоты или с лестницы, теряли сознание — поезжайте в роддом в тот же день.</w:t>
       </w:r>
     </w:p>
     <w:p>
       <w:pPr>
         <w:pStyle w:val="FirstParagraph"/>
-      </w:pPr>
-      <w:r>
-        <w:t xml:space="preserve">После травмы беременную осматривают, а со срока 23 недели не меньше четырёх часов наблюдают за сердцебиением ребёнка. Поэтому обратиться нужно, даже если вы чувствуете себя хорошо.</w:t>
-      </w:r>
-    </w:p>
-    <w:p>
-      <w:pPr>
-        <w:pStyle w:val="BodyText"/>
       </w:pPr>
       <w:r>
         <w:rPr>
           <w:bCs/>
           <w:b/>
         </w:rPr>
-        <w:t xml:space="preserve">Что делать.</w:t>
-      </w:r>
-    </w:p>
-    <w:p>
-      <w:pPr>
-        <w:numPr>
-          <w:ilvl w:val="0"/>
-          <w:numId w:val="1016"/>
-        </w:numPr>
-        <w:pStyle w:val="Compact"/>
-      </w:pPr>
-      <w:r>
-        <w:t xml:space="preserve">После любой автомобильной аварии — поезжайте в роддом сразу.</w:t>
-      </w:r>
-    </w:p>
-    <w:p>
-      <w:pPr>
-        <w:numPr>
-          <w:ilvl w:val="0"/>
-          <w:numId w:val="1016"/>
-        </w:numPr>
-        <w:pStyle w:val="Compact"/>
-      </w:pPr>
-      <w:r>
-        <w:t xml:space="preserve">Упали на живот, получили удар в живот, упали с высоты или с лестницы, теряли сознание — поезжайте в роддом в тот же день.</w:t>
+        <w:t xml:space="preserve">Вызывайте скорую</w:t>
+      </w:r>
+      <w:r>
+        <w:t xml:space="preserve">, если после травмы появились:</w:t>
+      </w:r>
+    </w:p>
+    <w:p>
+      <w:pPr>
+        <w:numPr>
+          <w:ilvl w:val="0"/>
+          <w:numId w:val="1017"/>
+        </w:numPr>
+        <w:pStyle w:val="Compact"/>
+      </w:pPr>
+      <w:r>
+        <w:t xml:space="preserve">кровянистые выделения или кровотечение;</w:t>
+      </w:r>
+    </w:p>
+    <w:p>
+      <w:pPr>
+        <w:numPr>
+          <w:ilvl w:val="0"/>
+          <w:numId w:val="1017"/>
+        </w:numPr>
+        <w:pStyle w:val="Compact"/>
+      </w:pPr>
+      <w:r>
+        <w:t xml:space="preserve">подтекание жидкости из влагалища;</w:t>
+      </w:r>
+    </w:p>
+    <w:p>
+      <w:pPr>
+        <w:numPr>
+          <w:ilvl w:val="0"/>
+          <w:numId w:val="1017"/>
+        </w:numPr>
+        <w:pStyle w:val="Compact"/>
+      </w:pPr>
+      <w:r>
+        <w:t xml:space="preserve">боль в животе, напряжение матки, регулярные схватки;</w:t>
+      </w:r>
+    </w:p>
+    <w:p>
+      <w:pPr>
+        <w:numPr>
+          <w:ilvl w:val="0"/>
+          <w:numId w:val="1017"/>
+        </w:numPr>
+        <w:pStyle w:val="Compact"/>
+      </w:pPr>
+      <w:r>
+        <w:t xml:space="preserve">ребёнок двигается заметно меньше или перестал двигаться;</w:t>
+      </w:r>
+    </w:p>
+    <w:p>
+      <w:pPr>
+        <w:numPr>
+          <w:ilvl w:val="0"/>
+          <w:numId w:val="1017"/>
+        </w:numPr>
+        <w:pStyle w:val="Compact"/>
+      </w:pPr>
+      <w:r>
+        <w:t xml:space="preserve">головокружение, слабость, обморок.</w:t>
       </w:r>
     </w:p>
     <w:p>
       <w:pPr>
         <w:pStyle w:val="FirstParagraph"/>
+      </w:pPr>
+      <w:r>
+        <w:t xml:space="preserve">Если у вас резус-отрицательная кровь, скажите об этом врачу: после травмы вводят антирезусный иммуноглобулин.</w:t>
+      </w:r>
+    </w:p>
+    <w:p>
+      <w:pPr>
+        <w:pStyle w:val="BodyText"/>
+      </w:pPr>
+      <w:r>
+        <w:t xml:space="preserve">Если травму нанёс другой человек — пункт 0.18.</w:t>
+      </w:r>
+    </w:p>
+    <w:p>
+      <w:pPr>
+        <w:pStyle w:val="BodyText"/>
+      </w:pPr>
+      <w:r>
+        <w:rPr>
+          <w:rStyle w:val="VerbatimChar"/>
+        </w:rPr>
+        <w:t xml:space="preserve">[ПРОВЕРИТЬ: вопрос врачу — «в тот же день» после падения или удара в живот — вывод автора Темы 8 из руководства SOGC; см. пометку в Теме 8, раздел 8.16]</w:t>
+      </w:r>
+    </w:p>
+    <w:p>
+      <w:pPr>
+        <w:pStyle w:val="BodyText"/>
+      </w:pPr>
+      <w:r>
+        <w:t xml:space="preserve">Подробнее: Тема 8, разделы 8.13 и 8.16.</w:t>
+      </w:r>
+    </w:p>
+    <w:bookmarkEnd w:id="33"/>
+    <w:bookmarkStart w:id="34" w:name="X36558e073ba58065a5ee3124fc3dcf8d9870583"/>
+    <w:p>
+      <w:pPr>
+        <w:pStyle w:val="Heading2"/>
+      </w:pPr>
+      <w:r>
+        <w:t xml:space="preserve">0.14. Укус клеща или животного: что сделать в первые часы</w:t>
+      </w:r>
+    </w:p>
+    <w:p>
+      <w:pPr>
+        <w:pStyle w:val="FirstParagraph"/>
+      </w:pPr>
+      <w:r>
+        <w:t xml:space="preserve">Ни при укусе клеща, ни при укусе животного скорая обычно не нужна. Но у профилактики есть срок: прививку от бешенства начинают сразу, профилактику клещевого энцефалита — в течение 72 часов.</w:t>
+      </w:r>
+    </w:p>
+    <w:p>
+      <w:pPr>
+        <w:pStyle w:val="BodyText"/>
       </w:pPr>
       <w:r>
         <w:rPr>
           <w:bCs/>
           <w:b/>
         </w:rPr>
-        <w:t xml:space="preserve">Вызывайте скорую</w:t>
-      </w:r>
-      <w:r>
-        <w:t xml:space="preserve">, если после травмы появились:</w:t>
-      </w:r>
-    </w:p>
-    <w:p>
-      <w:pPr>
-        <w:numPr>
-          <w:ilvl w:val="0"/>
-          <w:numId w:val="1017"/>
-        </w:numPr>
-        <w:pStyle w:val="Compact"/>
-      </w:pPr>
-      <w:r>
-        <w:t xml:space="preserve">кровянистые выделения или кровотечение;</w:t>
-      </w:r>
-    </w:p>
-    <w:p>
-      <w:pPr>
-        <w:numPr>
-          <w:ilvl w:val="0"/>
-          <w:numId w:val="1017"/>
-        </w:numPr>
-        <w:pStyle w:val="Compact"/>
-      </w:pPr>
-      <w:r>
-        <w:t xml:space="preserve">подтекание жидкости из влагалища;</w:t>
-      </w:r>
-    </w:p>
-    <w:p>
-      <w:pPr>
-        <w:numPr>
-          <w:ilvl w:val="0"/>
-          <w:numId w:val="1017"/>
-        </w:numPr>
-        <w:pStyle w:val="Compact"/>
-      </w:pPr>
-      <w:r>
-        <w:t xml:space="preserve">боль в животе, напряжение матки, регулярные схватки;</w:t>
-      </w:r>
-    </w:p>
-    <w:p>
-      <w:pPr>
-        <w:numPr>
-          <w:ilvl w:val="0"/>
-          <w:numId w:val="1017"/>
-        </w:numPr>
-        <w:pStyle w:val="Compact"/>
-      </w:pPr>
-      <w:r>
-        <w:t xml:space="preserve">ребёнок двигается заметно меньше или перестал двигаться;</w:t>
-      </w:r>
-    </w:p>
-    <w:p>
-      <w:pPr>
-        <w:numPr>
-          <w:ilvl w:val="0"/>
-          <w:numId w:val="1017"/>
-        </w:numPr>
-        <w:pStyle w:val="Compact"/>
-      </w:pPr>
-      <w:r>
-        <w:t xml:space="preserve">головокружение, слабость, обморок.</w:t>
+        <w:t xml:space="preserve">Укус клеща.</w:t>
+      </w:r>
+    </w:p>
+    <w:p>
+      <w:pPr>
+        <w:numPr>
+          <w:ilvl w:val="0"/>
+          <w:numId w:val="1018"/>
+        </w:numPr>
+        <w:pStyle w:val="Compact"/>
+      </w:pPr>
+      <w:r>
+        <w:t xml:space="preserve">Снимите клеща как можно раньше: возбудители боррелиоза передаются не сразу, и раннее удаление в ряде случаев предотвращает заражение. Лучше снять его в травмпункте. Если это невозможно — захватите клеща пинцетом как можно ближе к коже, держа пинцет перпендикулярно, поверните клеща вокруг оси и извлеките, стараясь не оторвать хоботок. Обработайте место укуса, вымойте руки.</w:t>
+      </w:r>
+    </w:p>
+    <w:p>
+      <w:pPr>
+        <w:numPr>
+          <w:ilvl w:val="0"/>
+          <w:numId w:val="1018"/>
+        </w:numPr>
+        <w:pStyle w:val="Compact"/>
+      </w:pPr>
+      <w:r>
+        <w:t xml:space="preserve">Положите клеща в плотно закрывающуюся ёмкость с кусочком чуть влажной ваты и в тот же день отвезите на исследование — в лабораторию центра гигиены и эпидемиологии вашего региона или другую, которая принимает клещей. Если в клеще найдут вирус клещевого энцефалита, экстренную профилактику проводят в течение 72 часов после присасывания.</w:t>
+      </w:r>
+    </w:p>
+    <w:p>
+      <w:pPr>
+        <w:numPr>
+          <w:ilvl w:val="0"/>
+          <w:numId w:val="1018"/>
+        </w:numPr>
+        <w:pStyle w:val="Compact"/>
+      </w:pPr>
+      <w:r>
+        <w:t xml:space="preserve">В тот же день сообщите о присасывании акушеру-гинекологу. Беременной с присасыванием клеща проводят профилактику боррелиоза и клещевого энцефалита; какие препараты, решает врач.</w:t>
       </w:r>
     </w:p>
     <w:p>
@@ -2566,52 +2621,10 @@
         <w:pStyle w:val="FirstParagraph"/>
       </w:pPr>
       <w:r>
-        <w:t xml:space="preserve">Если у вас резус-отрицательная кровь, скажите об этом врачу: после травмы вводят антирезусный иммуноглобулин.</w:t>
-      </w:r>
-    </w:p>
-    <w:p>
-      <w:pPr>
-        <w:pStyle w:val="BodyText"/>
-      </w:pPr>
-      <w:r>
-        <w:t xml:space="preserve">Если травму нанёс другой человек — пункт 0.18.</w:t>
-      </w:r>
-    </w:p>
-    <w:p>
-      <w:pPr>
-        <w:pStyle w:val="BodyText"/>
-      </w:pPr>
-      <w:r>
         <w:rPr>
           <w:rStyle w:val="VerbatimChar"/>
         </w:rPr>
-        <w:t xml:space="preserve">[ПРОВЕРИТЬ: вопрос врачу — «в тот же день» после падения или удара в живот — вывод автора Темы 8 из руководства SOGC; см. пометку в Теме 8, раздел 8.16]</w:t>
-      </w:r>
-    </w:p>
-    <w:p>
-      <w:pPr>
-        <w:pStyle w:val="BodyText"/>
-      </w:pPr>
-      <w:r>
-        <w:t xml:space="preserve">Подробнее: Тема 8, разделы 8.13 и 8.16.</w:t>
-      </w:r>
-    </w:p>
-    <w:bookmarkEnd w:id="33"/>
-    <w:bookmarkStart w:id="34" w:name="X36558e073ba58065a5ee3124fc3dcf8d9870583"/>
-    <w:p>
-      <w:pPr>
-        <w:pStyle w:val="Heading2"/>
-      </w:pPr>
-      <w:r>
-        <w:t xml:space="preserve">0.14. Укус клеща или животного: что сделать в первые часы</w:t>
-      </w:r>
-    </w:p>
-    <w:p>
-      <w:pPr>
-        <w:pStyle w:val="FirstParagraph"/>
-      </w:pPr>
-      <w:r>
-        <w:t xml:space="preserve">Ни при укусе клеща, ни при укусе животного скорая обычно не нужна. Но откладывать нельзя: помощь действует, только если начать её вовремя.</w:t>
+        <w:t xml:space="preserve">[ПРОВЕРИТЬ: вопрос врачу — «в тот же день» выведено из срока 72 часа (СанПиН 3.3686-21, п. 1675); иммуноглобулин у беременной — DISPUTED-CLAIMS, строка 28]</w:t>
       </w:r>
     </w:p>
     <w:p>
@@ -2623,43 +2636,31 @@
           <w:bCs/>
           <w:b/>
         </w:rPr>
-        <w:t xml:space="preserve">Укус клеща.</w:t>
-      </w:r>
-    </w:p>
-    <w:p>
-      <w:pPr>
-        <w:numPr>
-          <w:ilvl w:val="0"/>
-          <w:numId w:val="1018"/>
-        </w:numPr>
-        <w:pStyle w:val="Compact"/>
-      </w:pPr>
-      <w:r>
-        <w:t xml:space="preserve">Снимите клеща как можно раньше: возбудители боррелиоза передаются не сразу, и раннее удаление в ряде случаев предотвращает заражение. Лучше снять его в травмпункте. Если это невозможно — захватите клеща пинцетом как можно ближе к коже, держа пинцет перпендикулярно, поверните клеща вокруг оси и извлеките, стараясь не оторвать хоботок. Обработайте место укуса, вымойте руки.</w:t>
-      </w:r>
-    </w:p>
-    <w:p>
-      <w:pPr>
-        <w:numPr>
-          <w:ilvl w:val="0"/>
-          <w:numId w:val="1018"/>
-        </w:numPr>
-        <w:pStyle w:val="Compact"/>
-      </w:pPr>
-      <w:r>
-        <w:t xml:space="preserve">Положите клеща в плотно закрывающуюся ёмкость с кусочком чуть влажной ваты и в тот же день отвезите на исследование — в лабораторию центра гигиены и эпидемиологии вашего региона или другую, которая принимает клещей. Если в клеще найдут вирус клещевого энцефалита, экстренную профилактику проводят в течение 72 часов после присасывания.</w:t>
-      </w:r>
-    </w:p>
-    <w:p>
-      <w:pPr>
-        <w:numPr>
-          <w:ilvl w:val="0"/>
-          <w:numId w:val="1018"/>
-        </w:numPr>
-        <w:pStyle w:val="Compact"/>
-      </w:pPr>
-      <w:r>
-        <w:t xml:space="preserve">В тот же день сообщите о присасывании акушеру-гинекологу. Беременной с присасыванием клеща проводят профилактику боррелиоза и клещевого энцефалита; какие препараты, решает врач.</w:t>
+        <w:t xml:space="preserve">Укус животного.</w:t>
+      </w:r>
+    </w:p>
+    <w:p>
+      <w:pPr>
+        <w:numPr>
+          <w:ilvl w:val="0"/>
+          <w:numId w:val="1019"/>
+        </w:numPr>
+        <w:pStyle w:val="Compact"/>
+      </w:pPr>
+      <w:r>
+        <w:t xml:space="preserve">Сразу промойте рану и места, куда попала слюна, водой с мылом — несколько минут, до 15 минут. Края раны обработайте 70-процентным спиртом или 5-процентным раствором йода.</w:t>
+      </w:r>
+    </w:p>
+    <w:p>
+      <w:pPr>
+        <w:numPr>
+          <w:ilvl w:val="0"/>
+          <w:numId w:val="1019"/>
+        </w:numPr>
+        <w:pStyle w:val="Compact"/>
+      </w:pPr>
+      <w:r>
+        <w:t xml:space="preserve">Сразу поезжайте в травмпункт. Прививку от бешенства после укуса беременной делают: беременность для неё не противопоказание. Там же решат, нужна ли профилактика столбняка; возьмите прививочный сертификат.</w:t>
       </w:r>
     </w:p>
     <w:p>
@@ -2667,82 +2668,61 @@
         <w:pStyle w:val="FirstParagraph"/>
       </w:pPr>
       <w:r>
-        <w:rPr>
-          <w:rStyle w:val="VerbatimChar"/>
-        </w:rPr>
-        <w:t xml:space="preserve">[ПРОВЕРИТЬ: вопрос врачу — «в тот же день» выведено из срока 72 часа (СанПиН 3.3686-21, п. 1675); иммуноглобулин у беременной — DISPUTED-CLAIMS, строка 28]</w:t>
-      </w:r>
-    </w:p>
-    <w:p>
-      <w:pPr>
-        <w:pStyle w:val="BodyText"/>
+        <w:t xml:space="preserve">Подробнее: Тема 9, раздел 9.14.</w:t>
+      </w:r>
+    </w:p>
+    <w:bookmarkEnd w:id="34"/>
+    <w:bookmarkStart w:id="35" w:name="угарный-газ-и-тепловой-удар"/>
+    <w:p>
+      <w:pPr>
+        <w:pStyle w:val="Heading2"/>
+      </w:pPr>
+      <w:r>
+        <w:t xml:space="preserve">0.15. Угарный газ и тепловой удар</w:t>
+      </w:r>
+    </w:p>
+    <w:p>
+      <w:pPr>
+        <w:pStyle w:val="FirstParagraph"/>
       </w:pPr>
       <w:r>
         <w:rPr>
           <w:bCs/>
           <w:b/>
         </w:rPr>
-        <w:t xml:space="preserve">Укус животного.</w:t>
-      </w:r>
-    </w:p>
-    <w:p>
-      <w:pPr>
-        <w:numPr>
-          <w:ilvl w:val="0"/>
-          <w:numId w:val="1019"/>
-        </w:numPr>
-        <w:pStyle w:val="Compact"/>
-      </w:pPr>
-      <w:r>
-        <w:t xml:space="preserve">Сразу промойте рану и места, куда попала слюна, водой с мылом — несколько минут, до 15 минут. Края раны обработайте 70-процентным спиртом или 5-процентным раствором йода.</w:t>
-      </w:r>
-    </w:p>
-    <w:p>
-      <w:pPr>
-        <w:numPr>
-          <w:ilvl w:val="0"/>
-          <w:numId w:val="1019"/>
-        </w:numPr>
-        <w:pStyle w:val="Compact"/>
-      </w:pPr>
-      <w:r>
-        <w:t xml:space="preserve">Сразу поезжайте в травмпункт. Прививку от бешенства после укуса беременной делают: беременность для неё не противопоказание. Там же решат, нужна ли профилактика столбняка; возьмите прививочный сертификат.</w:t>
-      </w:r>
-    </w:p>
-    <w:p>
-      <w:pPr>
-        <w:pStyle w:val="FirstParagraph"/>
-      </w:pPr>
-      <w:r>
-        <w:t xml:space="preserve">Подробнее: Тема 9, раздел 9.14.</w:t>
-      </w:r>
-    </w:p>
-    <w:bookmarkEnd w:id="34"/>
-    <w:bookmarkStart w:id="35" w:name="угарный-газ-дым-тепловой-удар"/>
-    <w:p>
-      <w:pPr>
-        <w:pStyle w:val="Heading2"/>
-      </w:pPr>
-      <w:r>
-        <w:t xml:space="preserve">0.15. Угарный газ, дым, тепловой удар</w:t>
-      </w:r>
-    </w:p>
-    <w:p>
-      <w:pPr>
-        <w:pStyle w:val="FirstParagraph"/>
+        <w:t xml:space="preserve">Угарный газ.</w:t>
+      </w:r>
+      <w:r>
+        <w:t xml:space="preserve"> </w:t>
+      </w:r>
+      <w:r>
+        <w:t xml:space="preserve">Он не имеет ни цвета, ни запаха. Признаки отравления — головная боль, тошнота, рвота, спутанность сознания, потеря сознания; особенно настораживает, если плохо стало сразу нескольким людям в доме. Для ребёнка угарный газ опаснее, чем для матери.</w:t>
+      </w:r>
+    </w:p>
+    <w:p>
+      <w:pPr>
+        <w:pStyle w:val="BodyText"/>
+      </w:pPr>
+      <w:r>
+        <w:t xml:space="preserve">Что делать: по возможности выключите прибор, который может его выделять (газовую колонку, плиту, печь, генератор), выйдите на улицу и обратитесь за медицинской помощью, сказав, что вы беременны. Если трудно дышать, появилась спутанность, сильная слабость, боль в груди или кто-то потерял сознание — вызывайте скорую. Не возвращайтесь в помещение, пока его не проверят.</w:t>
+      </w:r>
+    </w:p>
+    <w:p>
+      <w:pPr>
+        <w:pStyle w:val="BodyText"/>
       </w:pPr>
       <w:r>
         <w:rPr>
           <w:bCs/>
           <w:b/>
         </w:rPr>
-        <w:t xml:space="preserve">Угарный газ.</w:t>
+        <w:t xml:space="preserve">Тепловой удар.</w:t>
       </w:r>
       <w:r>
         <w:t xml:space="preserve"> </w:t>
       </w:r>
       <w:r>
-        <w:t xml:space="preserve">Он не имеет ни цвета, ни запаха. Признаки отравления — головная боль, тошнота, рвота, спутанность сознания, потеря сознания; особенно настораживает, если плохо стало сразу нескольким людям в доме. Для ребёнка угарный газ опаснее, чем для матери.</w:t>
+        <w:t xml:space="preserve">Признаки — слабость до обморока, головокружение, тошнота, кожа горячая и перестаёт потеть, учащаются пульс и дыхание, спутанность, потеря сознания. Вызывайте скорую. До её приезда человека охлаждают: смачивают тело прохладной, не ледяной водой и обдувают вентилятором. Жаропонижающее при тепловом ударе не помогает, давать его не нужно.</w:t>
       </w:r>
     </w:p>
     <w:p>
@@ -2750,7 +2730,44 @@
         <w:pStyle w:val="BodyText"/>
       </w:pPr>
       <w:r>
-        <w:t xml:space="preserve">Что делать: по возможности выключите прибор, который может его выделять (газовую колонку, плиту, печь, генератор), выйдите на улицу и обратитесь за медицинской помощью, сказав, что вы беременны. Если трудно дышать, появилась спутанность, сильная слабость, боль в груди или кто-то потерял сознание — вызывайте скорую. Не возвращайтесь в помещение, пока его не проверят.</w:t>
+        <w:rPr>
+          <w:rStyle w:val="VerbatimChar"/>
+        </w:rPr>
+        <w:t xml:space="preserve">[ПРОВЕРИТЬ: «прохладной, не ледяной водой» — по справочнику MSD (холодная вода вызывает дрожь, которая добавляет тепла); погружение в холодную воду, которое справочник допускает для небеременных, в книгу не перенесено — применимость при беременности не проверена]</w:t>
+      </w:r>
+    </w:p>
+    <w:p>
+      <w:pPr>
+        <w:pStyle w:val="BodyText"/>
+      </w:pPr>
+      <w:r>
+        <w:t xml:space="preserve">Подробнее: Тема 8, разделы 8.8 и 8.9; Тема 5, раздел 5.5.</w:t>
+      </w:r>
+    </w:p>
+    <w:bookmarkEnd w:id="35"/>
+    <w:bookmarkStart w:id="36" w:name="приняли-слишком-много-таблеток"/>
+    <w:p>
+      <w:pPr>
+        <w:pStyle w:val="Heading2"/>
+      </w:pPr>
+      <w:r>
+        <w:t xml:space="preserve">0.16. Приняли слишком много таблеток</w:t>
+      </w:r>
+    </w:p>
+    <w:p>
+      <w:pPr>
+        <w:pStyle w:val="FirstParagraph"/>
+      </w:pPr>
+      <w:r>
+        <w:t xml:space="preserve">Речь о случае, когда лекарства выпито больше, чем указано в инструкции или назначено врачом: за один раз или за сутки, случайно или намеренно. Часто это происходит незаметно: одно и то же вещество есть в двух средствах с разными названиями — например, парацетамол в таблетке от боли и в порошке от простуды (Тема 7, раздел 7.3).</w:t>
+      </w:r>
+    </w:p>
+    <w:p>
+      <w:pPr>
+        <w:pStyle w:val="BodyText"/>
+      </w:pPr>
+      <w:r>
+        <w:t xml:space="preserve">Если доза была обычной, а вопрос в том, не навредит ли лекарство ребёнку, — это не экстренная ситуация, порядок действий в Теме 7, раздел 7.16.</w:t>
       </w:r>
     </w:p>
     <w:p>
@@ -2762,13 +2779,13 @@
           <w:bCs/>
           <w:b/>
         </w:rPr>
-        <w:t xml:space="preserve">Дым пожара.</w:t>
+        <w:t xml:space="preserve">Что делать.</w:t>
       </w:r>
       <w:r>
         <w:t xml:space="preserve"> </w:t>
       </w:r>
       <w:r>
-        <w:t xml:space="preserve">Уйдите из задымлённого места. При затруднённом дыхании, кашле, который не проходит, головной боли, спутанности — вызывайте скорую.</w:t>
+        <w:t xml:space="preserve">Вызовите скорую сразу, даже если чувствуете себя хорошо. Скажите диспетчеру, что вы беременны, на каком сроке, какое лекарство, сколько таблеток и когда приняли. Возьмите с собой упаковки.</w:t>
       </w:r>
     </w:p>
     <w:p>
@@ -2776,10 +2793,15 @@
         <w:pStyle w:val="BodyText"/>
       </w:pPr>
       <w:r>
-        <w:rPr>
-          <w:rStyle w:val="VerbatimChar"/>
-        </w:rPr>
-        <w:t xml:space="preserve">[ПРОВЕРИТЬ: порядок при отравлении дымом пожара сформулирован автором по аналогии с угарным газом; в Теме 8 (8.8) о дыме пожаров — только как снизить контакт]</w:t>
+        <w:t xml:space="preserve">Почему не ждать признаков. При передозировке парацетамола у многих в первые часы признаков нет совсем, или бывают только бледность, тошнота, рвота, отсутствие аппетита, боль в животе. Повреждение печени проявляется через одни-трое суток, а лечение нужно начать раньше. Противоядие — ацетилцистеин — защищает лучше всего, если начать его в первые 8 часов после приёма. У беременных позднее начало лечения связано с более частой потерей беременности.</w:t>
+      </w:r>
+    </w:p>
+    <w:p>
+      <w:pPr>
+        <w:pStyle w:val="BodyText"/>
+      </w:pPr>
+      <w:r>
+        <w:t xml:space="preserve">Это противоядие при беременности применяют. Сама по себе передозировка парацетамола не означает, что беременность придётся прерывать: в исследовании 300 беременностей после такой передозировки большинство закончилось рождением здоровых детей.</w:t>
       </w:r>
     </w:p>
     <w:p>
@@ -2791,13 +2813,13 @@
           <w:bCs/>
           <w:b/>
         </w:rPr>
-        <w:t xml:space="preserve">Тепловой удар.</w:t>
+        <w:t xml:space="preserve">Чего не делать.</w:t>
       </w:r>
       <w:r>
         <w:t xml:space="preserve"> </w:t>
       </w:r>
       <w:r>
-        <w:t xml:space="preserve">Признаки — слабость до обморока, головокружение, тошнота, кожа перестаёт потеть, потеря сознания. Вызывайте скорую. До её приезда уйдите в прохладное место, снимите лишнюю одежду, пейте воду понемногу, если вы в сознании и можете глотать.</w:t>
+        <w:t xml:space="preserve">Не ждите, появится ли плохое самочувствие, и не лечите себя сами до приезда скорой.</w:t>
       </w:r>
     </w:p>
     <w:p>
@@ -2808,7 +2830,7 @@
         <w:rPr>
           <w:rStyle w:val="VerbatimChar"/>
         </w:rPr>
-        <w:t xml:space="preserve">[ПРОВЕРИТЬ: меры до приезда скорой при тепловом ударе — по странице ВОЗ «What to do if you see signs of heat stroke» (источник Темы 8, № 52); сверить формулировки]</w:t>
+        <w:t xml:space="preserve">[ПРОВЕРИТЬ: вопрос врачу — 1) российская инструкция к парацетамолу (ГРЛС, раздел «Передозировка») не открыта; пункт стоит на британской инструкции (SmPC), справочнике MSD и трёх публикациях; 2) нужен ли абзац о других опасных при передозировке препаратах, которые беременная может держать дома (например, препараты железа) — DISPUTED-CLAIMS, строка 57]</w:t>
       </w:r>
     </w:p>
     <w:p>
@@ -2816,85 +2838,129 @@
         <w:pStyle w:val="BodyText"/>
       </w:pPr>
       <w:r>
-        <w:t xml:space="preserve">Подробнее: Тема 8, разделы 8.8 и 8.9; Тема 5, раздел 5.5.</w:t>
-      </w:r>
-    </w:p>
-    <w:bookmarkEnd w:id="35"/>
-    <w:bookmarkStart w:id="36" w:name="приняли-слишком-много-таблеток"/>
+        <w:t xml:space="preserve">Если таблетки приняты намеренно, чтобы причинить себе вред, — это ещё и острый кризис: пункт 0.17. Не оставайтесь одна до приезда помощи.</w:t>
+      </w:r>
+    </w:p>
+    <w:p>
+      <w:pPr>
+        <w:pStyle w:val="BodyText"/>
+      </w:pPr>
+      <w:r>
+        <w:t xml:space="preserve">Подробнее: Тема 7, разделы 7.3, 7.7 и 7.16.</w:t>
+      </w:r>
+    </w:p>
+    <w:bookmarkEnd w:id="36"/>
+    <w:bookmarkStart w:id="37" w:name="острый-психический-кризис"/>
     <w:p>
       <w:pPr>
         <w:pStyle w:val="Heading2"/>
       </w:pPr>
       <w:r>
-        <w:t xml:space="preserve">0.16. Приняли слишком много таблеток</w:t>
+        <w:t xml:space="preserve">0.17. Острый психический кризис</w:t>
       </w:r>
     </w:p>
     <w:p>
       <w:pPr>
         <w:pStyle w:val="FirstParagraph"/>
-      </w:pPr>
-      <w:r>
-        <w:t xml:space="preserve">Речь о случае, когда лекарства выпито больше, чем указано в инструкции или назначено врачом: за один раз или за сутки, случайно или намеренно. Часто это происходит незаметно: одно и то же вещество есть в двух средствах с разными названиями — например, парацетамол в таблетке от боли и в порошке от простуды (Тема 7, раздел 7.3).</w:t>
-      </w:r>
-    </w:p>
-    <w:p>
-      <w:pPr>
-        <w:pStyle w:val="BodyText"/>
-      </w:pPr>
-      <w:r>
-        <w:t xml:space="preserve">Если доза была обычной, а вопрос в том, не навредит ли лекарство ребёнку, — это не экстренная ситуация, порядок действий в Теме 7, раздел 7.16.</w:t>
-      </w:r>
-    </w:p>
-    <w:p>
-      <w:pPr>
-        <w:pStyle w:val="BodyText"/>
       </w:pPr>
       <w:r>
         <w:rPr>
           <w:bCs/>
           <w:b/>
         </w:rPr>
-        <w:t xml:space="preserve">Что делать.</w:t>
-      </w:r>
-      <w:r>
-        <w:t xml:space="preserve"> </w:t>
-      </w:r>
-      <w:r>
-        <w:t xml:space="preserve">Вызовите скорую сразу, даже если чувствуете себя хорошо. Скажите диспетчеру, что вы беременны, на каком сроке, какое лекарство, сколько таблеток и когда приняли. Возьмите с собой упаковки.</w:t>
-      </w:r>
-    </w:p>
-    <w:p>
-      <w:pPr>
-        <w:pStyle w:val="BodyText"/>
-      </w:pPr>
-      <w:r>
-        <w:t xml:space="preserve">Почему не ждать признаков. При передозировке парацетамола в первые сутки признаков может не быть совсем или бывают только бледность, тошнота, рвота, отсутствие аппетита, боль в животе, а повреждение печени развивается позже. Противоядие — ацетилцистеин — защищает лучше всего, если начать его в первые 8 часов после приёма. У беременных позднее начало лечения связано с более частой потерей беременности.</w:t>
-      </w:r>
-    </w:p>
-    <w:p>
-      <w:pPr>
-        <w:pStyle w:val="BodyText"/>
-      </w:pPr>
-      <w:r>
-        <w:t xml:space="preserve">Это противоядие при беременности применяют. Сама по себе передозировка парацетамола не означает, что беременность придётся прерывать: в исследовании 300 беременностей после такой передозировки большинство закончилось рождением здоровых детей.</w:t>
-      </w:r>
-    </w:p>
-    <w:p>
-      <w:pPr>
-        <w:pStyle w:val="BodyText"/>
+        <w:t xml:space="preserve">Признаки, при которых помощь нужна немедленно.</w:t>
+      </w:r>
+    </w:p>
+    <w:p>
+      <w:pPr>
+        <w:numPr>
+          <w:ilvl w:val="0"/>
+          <w:numId w:val="1020"/>
+        </w:numPr>
+        <w:pStyle w:val="Compact"/>
+      </w:pPr>
+      <w:r>
+        <w:t xml:space="preserve">мысли о самоубийстве или самоповреждении, и есть план, намерение, или вы уже что-то сделали;</w:t>
+      </w:r>
+    </w:p>
+    <w:p>
+      <w:pPr>
+        <w:numPr>
+          <w:ilvl w:val="0"/>
+          <w:numId w:val="1020"/>
+        </w:numPr>
+        <w:pStyle w:val="Compact"/>
+      </w:pPr>
+      <w:r>
+        <w:t xml:space="preserve">мысль причинить вред ребёнку не пугает, а кажется правильной или необходимой;</w:t>
+      </w:r>
+    </w:p>
+    <w:p>
+      <w:pPr>
+        <w:numPr>
+          <w:ilvl w:val="0"/>
+          <w:numId w:val="1020"/>
+        </w:numPr>
+        <w:pStyle w:val="Compact"/>
+      </w:pPr>
+      <w:r>
+        <w:t xml:space="preserve">голоса или видения, которых не видят другие; убеждённость в том, чего нет; внезапная спутанность.</w:t>
+      </w:r>
+    </w:p>
+    <w:p>
+      <w:pPr>
+        <w:pStyle w:val="FirstParagraph"/>
       </w:pPr>
       <w:r>
         <w:rPr>
           <w:bCs/>
           <w:b/>
         </w:rPr>
-        <w:t xml:space="preserve">Чего не делать.</w:t>
-      </w:r>
-      <w:r>
-        <w:t xml:space="preserve"> </w:t>
-      </w:r>
-      <w:r>
-        <w:t xml:space="preserve">Не вызывайте у себя рвоту и не принимайте ничего «вдогонку» без указания врача. Не ждите, появится ли плохое самочувствие.</w:t>
+        <w:t xml:space="preserve">Что делать.</w:t>
+      </w:r>
+    </w:p>
+    <w:p>
+      <w:pPr>
+        <w:numPr>
+          <w:ilvl w:val="0"/>
+          <w:numId w:val="1021"/>
+        </w:numPr>
+        <w:pStyle w:val="Compact"/>
+      </w:pPr>
+      <w:r>
+        <w:t xml:space="preserve">Звоните 112 и говорите прямо: «У меня мысли о самоубийстве» или «Я беременна, у меня (у моей жены) спутанность сознания, она слышит голоса».</w:t>
+      </w:r>
+    </w:p>
+    <w:p>
+      <w:pPr>
+        <w:numPr>
+          <w:ilvl w:val="0"/>
+          <w:numId w:val="1021"/>
+        </w:numPr>
+        <w:pStyle w:val="Compact"/>
+      </w:pPr>
+      <w:r>
+        <w:t xml:space="preserve">Не оставайтесь одна: позовите близкого человека или попросите его приехать. Если вы рядом с женщиной в таком состоянии, не оставляйте её одну до приезда помощи.</w:t>
+      </w:r>
+    </w:p>
+    <w:p>
+      <w:pPr>
+        <w:numPr>
+          <w:ilvl w:val="0"/>
+          <w:numId w:val="1021"/>
+        </w:numPr>
+        <w:pStyle w:val="Compact"/>
+      </w:pPr>
+      <w:r>
+        <w:t xml:space="preserve">Уберите из доступа то, чем можно причинить вред, — или попросите об этом близкого.</w:t>
+      </w:r>
+    </w:p>
+    <w:p>
+      <w:pPr>
+        <w:pStyle w:val="FirstParagraph"/>
+      </w:pPr>
+      <w:r>
+        <w:t xml:space="preserve">Если мысли о самоубийстве есть, но плана и намерения нет, обратитесь за помощью в тот же день: к врачу, который вас ведёт, к психиатру или на телефон доверия. Единый телефон доверия: 8-800-100-49-94, звонок бесплатный, круглосуточно. Остальные телефоны — во врезке «Куда обращаться за помощью» в Теме 10.</w:t>
       </w:r>
     </w:p>
     <w:p>
@@ -2905,7 +2971,7 @@
         <w:rPr>
           <w:rStyle w:val="VerbatimChar"/>
         </w:rPr>
-        <w:t xml:space="preserve">[ПРОВЕРИТЬ: вопрос врачу — 1) российский источник: раздел «Передозировка» инструкции к парацетамолу (ГРЛС) не открыт; сейчас пункт стоит на английской инструкции (SmPC) и двух исследованиях; 2) «не вызывать рвоту» — по Теме 7, раздел 7.16 (там — для обычной дозы); для передозировки источник не подобран; 3) другие опасные при передозировке препараты, о которых беременной стоит знать (например, препараты железа), — нужен ли отдельный абзац]</w:t>
+        <w:t xml:space="preserve">[ПРОВЕРИТЬ: вопрос врачу — маршрут при мыслях о самоубийстве без плана — DISPUTED-CLAIMS, строка 47; номер единого телефона доверия — пометка Темы 10 (оператор линии не назван)]</w:t>
       </w:r>
     </w:p>
     <w:p>
@@ -2913,25 +2979,17 @@
         <w:pStyle w:val="BodyText"/>
       </w:pPr>
       <w:r>
-        <w:t xml:space="preserve">Если таблетки приняты намеренно, чтобы причинить себе вред, — это ещё и острый кризис: пункт 0.17. Не оставайтесь одна до приезда помощи.</w:t>
-      </w:r>
-    </w:p>
-    <w:p>
-      <w:pPr>
-        <w:pStyle w:val="BodyText"/>
-      </w:pPr>
-      <w:r>
-        <w:t xml:space="preserve">Подробнее: Тема 7, разделы 7.3, 7.7 и 7.16.</w:t>
-      </w:r>
-    </w:p>
-    <w:bookmarkEnd w:id="36"/>
-    <w:bookmarkStart w:id="37" w:name="острый-психический-кризис"/>
+        <w:t xml:space="preserve">Подробнее: Тема 10, раздел 10.14 и врезка «Куда обращаться за помощью»; Тема 2, раздел 2.5.</w:t>
+      </w:r>
+    </w:p>
+    <w:bookmarkEnd w:id="37"/>
+    <w:bookmarkStart w:id="38" w:name="угроза-со-стороны-другого-человека"/>
     <w:p>
       <w:pPr>
         <w:pStyle w:val="Heading2"/>
       </w:pPr>
       <w:r>
-        <w:t xml:space="preserve">0.17. Острый психический кризис</w:t>
+        <w:t xml:space="preserve">0.18. Угроза со стороны другого человека</w:t>
       </w:r>
     </w:p>
     <w:p>
@@ -2943,91 +3001,67 @@
           <w:bCs/>
           <w:b/>
         </w:rPr>
-        <w:t xml:space="preserve">Признаки, при которых помощь нужна немедленно.</w:t>
-      </w:r>
-    </w:p>
-    <w:p>
-      <w:pPr>
-        <w:numPr>
-          <w:ilvl w:val="0"/>
-          <w:numId w:val="1020"/>
-        </w:numPr>
-        <w:pStyle w:val="Compact"/>
-      </w:pPr>
-      <w:r>
-        <w:t xml:space="preserve">мысли о самоубийстве или самоповреждении, и есть план, намерение, или вы уже что-то сделали;</w:t>
-      </w:r>
-    </w:p>
-    <w:p>
-      <w:pPr>
-        <w:numPr>
-          <w:ilvl w:val="0"/>
-          <w:numId w:val="1020"/>
-        </w:numPr>
-        <w:pStyle w:val="Compact"/>
-      </w:pPr>
-      <w:r>
-        <w:t xml:space="preserve">мысль причинить вред ребёнку не пугает, а кажется правильной или необходимой;</w:t>
-      </w:r>
-    </w:p>
-    <w:p>
-      <w:pPr>
-        <w:numPr>
-          <w:ilvl w:val="0"/>
-          <w:numId w:val="1020"/>
-        </w:numPr>
-        <w:pStyle w:val="Compact"/>
-      </w:pPr>
-      <w:r>
-        <w:t xml:space="preserve">голоса или видения, которых не видят другие; убеждённость в том, чего нет; внезапная спутанность.</w:t>
-      </w:r>
-    </w:p>
-    <w:p>
-      <w:pPr>
-        <w:pStyle w:val="FirstParagraph"/>
+        <w:t xml:space="preserve">Что делать сейчас.</w:t>
+      </w:r>
+      <w:r>
+        <w:t xml:space="preserve"> </w:t>
+      </w:r>
+      <w:r>
+        <w:t xml:space="preserve">Если вас бьют или угрожают жизни прямо сейчас, звоните в полицию — 102 или 112. Если есть травмы, особенно удары в живот, нужна и медицинская помощь: пункт 0.13.</w:t>
+      </w:r>
+    </w:p>
+    <w:p>
+      <w:pPr>
+        <w:pStyle w:val="BodyText"/>
       </w:pPr>
       <w:r>
         <w:rPr>
           <w:bCs/>
           <w:b/>
         </w:rPr>
-        <w:t xml:space="preserve">Что делать.</w:t>
-      </w:r>
-    </w:p>
-    <w:p>
-      <w:pPr>
-        <w:numPr>
-          <w:ilvl w:val="0"/>
-          <w:numId w:val="1021"/>
-        </w:numPr>
-        <w:pStyle w:val="Compact"/>
-      </w:pPr>
-      <w:r>
-        <w:t xml:space="preserve">Звоните 112 и говорите прямо: «У меня мысли о самоубийстве» или «Я беременна, у меня (у моей жены) спутанность сознания, она слышит голоса».</w:t>
-      </w:r>
-    </w:p>
-    <w:p>
-      <w:pPr>
-        <w:numPr>
-          <w:ilvl w:val="0"/>
-          <w:numId w:val="1021"/>
-        </w:numPr>
-        <w:pStyle w:val="Compact"/>
-      </w:pPr>
-      <w:r>
-        <w:t xml:space="preserve">Не оставайтесь одна: позовите близкого человека или попросите его приехать. Если вы рядом с женщиной в таком состоянии, не оставляйте её одну до приезда помощи.</w:t>
-      </w:r>
-    </w:p>
-    <w:p>
-      <w:pPr>
-        <w:numPr>
-          <w:ilvl w:val="0"/>
-          <w:numId w:val="1021"/>
-        </w:numPr>
-        <w:pStyle w:val="Compact"/>
-      </w:pPr>
-      <w:r>
-        <w:t xml:space="preserve">Уберите из доступа то, чем можно причинить вред, — или попросите об этом близкого.</w:t>
+        <w:t xml:space="preserve">Что делать дальше.</w:t>
+      </w:r>
+      <w:r>
+        <w:t xml:space="preserve"> </w:t>
+      </w:r>
+      <w:r>
+        <w:t xml:space="preserve">Нужны люди, которые помогут выйти из ситуации: кризисный центр для женщин, психолог, юрист.</w:t>
+      </w:r>
+    </w:p>
+    <w:p>
+      <w:pPr>
+        <w:numPr>
+          <w:ilvl w:val="0"/>
+          <w:numId w:val="1022"/>
+        </w:numPr>
+        <w:pStyle w:val="Compact"/>
+      </w:pPr>
+      <w:r>
+        <w:t xml:space="preserve">Телефон доверия для женщин, переживающих домашнее насилие: 8-800-7000-600. Круглосуточно, бесплатно из всех регионов, анонимно.</w:t>
+      </w:r>
+    </w:p>
+    <w:p>
+      <w:pPr>
+        <w:numPr>
+          <w:ilvl w:val="0"/>
+          <w:numId w:val="1022"/>
+        </w:numPr>
+        <w:pStyle w:val="Compact"/>
+      </w:pPr>
+      <w:r>
+        <w:t xml:space="preserve">Государственный кризисный центр для женщин в вашем регионе — через управление социальной защиты по месту жительства.</w:t>
+      </w:r>
+    </w:p>
+    <w:p>
+      <w:pPr>
+        <w:numPr>
+          <w:ilvl w:val="0"/>
+          <w:numId w:val="1022"/>
+        </w:numPr>
+        <w:pStyle w:val="Compact"/>
+      </w:pPr>
+      <w:r>
+        <w:t xml:space="preserve">В женской консультации есть кабинет психологической и медико-социальной помощи, в том числе для женщин, подвергшихся насилию.</w:t>
       </w:r>
     </w:p>
     <w:p>
@@ -3035,7 +3069,7 @@
         <w:pStyle w:val="FirstParagraph"/>
       </w:pPr>
       <w:r>
-        <w:t xml:space="preserve">Если мысли о самоубийстве есть, но плана и намерения нет, обратитесь за помощью в тот же день: к врачу, который вас ведёт, к психиатру или на телефон доверия. Единый телефон доверия: 8-800-100-49-94, звонок бесплатный, круглосуточно. Остальные телефоны — во врезке «Куда обращаться за помощью» в Теме 10.</w:t>
+        <w:t xml:space="preserve">Полный список — во врезке «Куда обращаться за помощью» в Теме 10.</w:t>
       </w:r>
     </w:p>
     <w:p>
@@ -3043,46 +3077,77 @@
         <w:pStyle w:val="BodyText"/>
       </w:pPr>
       <w:r>
-        <w:rPr>
-          <w:rStyle w:val="VerbatimChar"/>
-        </w:rPr>
-        <w:t xml:space="preserve">[ПРОВЕРИТЬ: вопрос врачу — маршрут при мыслях о самоубийстве без плана — DISPUTED-CLAIMS, строка 47; номер единого телефона доверия — пометка Темы 10 (оператор линии не назван)]</w:t>
+        <w:t xml:space="preserve">Подробнее: Тема 10, раздел 10.13 и врезка «Куда обращаться за помощью»; Тема 8, раздел 8.16.</w:t>
+      </w:r>
+    </w:p>
+    <w:bookmarkEnd w:id="38"/>
+    <w:bookmarkStart w:id="39" w:name="резкое-ухудшение-которому-нет-объяснения"/>
+    <w:p>
+      <w:pPr>
+        <w:pStyle w:val="Heading2"/>
+      </w:pPr>
+      <w:r>
+        <w:t xml:space="preserve">0.19. Резкое ухудшение, которому нет объяснения</w:t>
+      </w:r>
+    </w:p>
+    <w:p>
+      <w:pPr>
+        <w:pStyle w:val="FirstParagraph"/>
+      </w:pPr>
+      <w:r>
+        <w:t xml:space="preserve">Бывает, что ни один пункт этого раздела не подходит, а состояние резко ухудшилось: появилась сильная слабость, вы чувствуете, что с вами что-то не так, и это ощущение нарастает.</w:t>
       </w:r>
     </w:p>
     <w:p>
       <w:pPr>
         <w:pStyle w:val="BodyText"/>
-      </w:pPr>
-      <w:r>
-        <w:t xml:space="preserve">Подробнее: Тема 10, раздел 10.14 и врезка «Куда обращаться за помощью»; Тема 2, раздел 2.5.</w:t>
-      </w:r>
-    </w:p>
-    <w:bookmarkEnd w:id="37"/>
-    <w:bookmarkStart w:id="38" w:name="угроза-со-стороны-другого-человека"/>
-    <w:p>
-      <w:pPr>
-        <w:pStyle w:val="Heading2"/>
-      </w:pPr>
-      <w:r>
-        <w:t xml:space="preserve">0.18. Угроза со стороны другого человека</w:t>
-      </w:r>
-    </w:p>
-    <w:p>
-      <w:pPr>
-        <w:pStyle w:val="FirstParagraph"/>
       </w:pPr>
       <w:r>
         <w:rPr>
           <w:bCs/>
           <w:b/>
         </w:rPr>
-        <w:t xml:space="preserve">Что делать сейчас.</w:t>
+        <w:t xml:space="preserve">Что делать.</w:t>
       </w:r>
       <w:r>
         <w:t xml:space="preserve"> </w:t>
       </w:r>
       <w:r>
-        <w:t xml:space="preserve">Если вас бьют или угрожают жизни прямо сейчас, звоните в полицию — 102 или 112. Если есть травмы, особенно удары в живот, нужна и медицинская помощь: пункт 0.13.</w:t>
+        <w:t xml:space="preserve">Поезжайте в приёмное отделение роддома. Если состояние тяжёлое — не можете встать, теряете сознание, трудно дышать — или добраться не на чем, вызывайте скорую.</w:t>
+      </w:r>
+    </w:p>
+    <w:p>
+      <w:pPr>
+        <w:pStyle w:val="BodyText"/>
+      </w:pPr>
+      <w:r>
+        <w:t xml:space="preserve">Новый симптом, которого нет в таблицах книги, но он сильный, нарастает или сильно тревожит, — повод связаться с врачом раньше планового визита; при резком ухудшении — обратиться срочно (Тема 11, разделы 11.6 и 11.7).</w:t>
+      </w:r>
+    </w:p>
+    <w:p>
+      <w:pPr>
+        <w:pStyle w:val="BodyText"/>
+      </w:pPr>
+      <w:r>
+        <w:t xml:space="preserve">Подробнее: Тема 11, раздел 11.7.</w:t>
+      </w:r>
+    </w:p>
+    <w:bookmarkEnd w:id="39"/>
+    <w:bookmarkStart w:id="40" w:name="X9708acda7eee516aefb82b8169a415a43860ede"/>
+    <w:p>
+      <w:pPr>
+        <w:pStyle w:val="Heading2"/>
+      </w:pPr>
+      <w:r>
+        <w:t xml:space="preserve">0.20. Что сказать диспетчеру и в приёмном отделении</w:t>
+      </w:r>
+    </w:p>
+    <w:p>
+      <w:pPr>
+        <w:pStyle w:val="FirstParagraph"/>
+      </w:pPr>
+      <w:r>
+        <w:t xml:space="preserve">Подбирать медицинские слова не нужно.</w:t>
       </w:r>
     </w:p>
     <w:p>
@@ -3094,101 +3159,123 @@
           <w:bCs/>
           <w:b/>
         </w:rPr>
-        <w:t xml:space="preserve">Что делать дальше.</w:t>
-      </w:r>
-      <w:r>
-        <w:t xml:space="preserve"> </w:t>
-      </w:r>
-      <w:r>
-        <w:t xml:space="preserve">Нужны люди, которые помогут выйти из ситуации: кризисный центр для женщин, психолог, юрист.</w:t>
-      </w:r>
-    </w:p>
-    <w:p>
-      <w:pPr>
-        <w:numPr>
-          <w:ilvl w:val="0"/>
-          <w:numId w:val="1022"/>
-        </w:numPr>
-        <w:pStyle w:val="Compact"/>
-      </w:pPr>
-      <w:r>
-        <w:t xml:space="preserve">Телефон доверия для женщин, переживающих домашнее насилие: 8-800-7000-600. Круглосуточно, бесплатно из всех регионов, анонимно.</w:t>
-      </w:r>
-    </w:p>
-    <w:p>
-      <w:pPr>
-        <w:numPr>
-          <w:ilvl w:val="0"/>
-          <w:numId w:val="1022"/>
-        </w:numPr>
-        <w:pStyle w:val="Compact"/>
-      </w:pPr>
-      <w:r>
-        <w:t xml:space="preserve">Государственный кризисный центр для женщин в вашем регионе — через управление социальной защиты по месту жительства.</w:t>
-      </w:r>
-    </w:p>
-    <w:p>
-      <w:pPr>
-        <w:numPr>
-          <w:ilvl w:val="0"/>
-          <w:numId w:val="1022"/>
-        </w:numPr>
-        <w:pStyle w:val="Compact"/>
-      </w:pPr>
-      <w:r>
-        <w:t xml:space="preserve">В женской консультации есть кабинет психологической и медико-социальной помощи, в том числе для женщин, подвергшихся насилию.</w:t>
+        <w:t xml:space="preserve">Первая фраза — срок и главное:</w:t>
+      </w:r>
+    </w:p>
+    <w:p>
+      <w:pPr>
+        <w:numPr>
+          <w:ilvl w:val="0"/>
+          <w:numId w:val="1023"/>
+        </w:numPr>
+        <w:pStyle w:val="Compact"/>
+      </w:pPr>
+      <w:r>
+        <w:t xml:space="preserve">«Срок 34 недели. Ребёнок с утра двигается намного слабее обычного».</w:t>
+      </w:r>
+    </w:p>
+    <w:p>
+      <w:pPr>
+        <w:numPr>
+          <w:ilvl w:val="0"/>
+          <w:numId w:val="1023"/>
+        </w:numPr>
+        <w:pStyle w:val="Compact"/>
+      </w:pPr>
+      <w:r>
+        <w:t xml:space="preserve">«Срок 20 недель. Из влагалища идёт кровь, промокла прокладка».</w:t>
       </w:r>
     </w:p>
     <w:p>
       <w:pPr>
         <w:pStyle w:val="FirstParagraph"/>
-      </w:pPr>
-      <w:r>
-        <w:t xml:space="preserve">Полный список — во врезке «Куда обращаться за помощью» в Теме 10.</w:t>
-      </w:r>
-    </w:p>
-    <w:p>
-      <w:pPr>
-        <w:pStyle w:val="BodyText"/>
-      </w:pPr>
-      <w:r>
-        <w:t xml:space="preserve">Подробнее: Тема 10, раздел 10.13 и врезка «Куда обращаться за помощью»; Тема 8, раздел 8.16.</w:t>
-      </w:r>
-    </w:p>
-    <w:bookmarkEnd w:id="38"/>
-    <w:bookmarkStart w:id="39" w:name="резкое-ухудшение-которому-нет-объяснения"/>
-    <w:p>
-      <w:pPr>
-        <w:pStyle w:val="Heading2"/>
-      </w:pPr>
-      <w:r>
-        <w:t xml:space="preserve">0.19. Резкое ухудшение, которому нет объяснения</w:t>
-      </w:r>
-    </w:p>
-    <w:p>
-      <w:pPr>
-        <w:pStyle w:val="FirstParagraph"/>
-      </w:pPr>
-      <w:r>
-        <w:t xml:space="preserve">Бывает, что ни один пункт этого раздела не подходит, а состояние резко ухудшилось: появилась сильная слабость, вы чувствуете, что с вами что-то не так, и это ощущение нарастает.</w:t>
-      </w:r>
-    </w:p>
-    <w:p>
-      <w:pPr>
-        <w:pStyle w:val="BodyText"/>
       </w:pPr>
       <w:r>
         <w:rPr>
           <w:bCs/>
           <w:b/>
         </w:rPr>
-        <w:t xml:space="preserve">Что делать.</w:t>
-      </w:r>
-      <w:r>
-        <w:t xml:space="preserve"> </w:t>
-      </w:r>
-      <w:r>
-        <w:t xml:space="preserve">Поезжайте в приёмное отделение роддома. Если состояние тяжёлое — не можете встать, теряете сознание, трудно дышать — или добраться не на чем, вызывайте скорую.</w:t>
+        <w:t xml:space="preserve">Дальше — по порядку:</w:t>
+      </w:r>
+    </w:p>
+    <w:p>
+      <w:pPr>
+        <w:numPr>
+          <w:ilvl w:val="0"/>
+          <w:numId w:val="1024"/>
+        </w:numPr>
+        <w:pStyle w:val="Compact"/>
+      </w:pPr>
+      <w:r>
+        <w:t xml:space="preserve">когда началось и как меняется — усиливается, приходит волнами;</w:t>
+      </w:r>
+    </w:p>
+    <w:p>
+      <w:pPr>
+        <w:numPr>
+          <w:ilvl w:val="0"/>
+          <w:numId w:val="1024"/>
+        </w:numPr>
+        <w:pStyle w:val="Compact"/>
+      </w:pPr>
+      <w:r>
+        <w:t xml:space="preserve">насколько сильно — по шкале от 0 до 10;</w:t>
+      </w:r>
+    </w:p>
+    <w:p>
+      <w:pPr>
+        <w:numPr>
+          <w:ilvl w:val="0"/>
+          <w:numId w:val="1024"/>
+        </w:numPr>
+        <w:pStyle w:val="Compact"/>
+      </w:pPr>
+      <w:r>
+        <w:t xml:space="preserve">что ещё появилось — температура, выделения, головокружение, изменение шевелений;</w:t>
+      </w:r>
+    </w:p>
+    <w:p>
+      <w:pPr>
+        <w:numPr>
+          <w:ilvl w:val="0"/>
+          <w:numId w:val="1024"/>
+        </w:numPr>
+        <w:pStyle w:val="Compact"/>
+      </w:pPr>
+      <w:r>
+        <w:t xml:space="preserve">цифры, если мерили, — давление, температура, когда последний раз ребёнок двигался как обычно;</w:t>
+      </w:r>
+    </w:p>
+    <w:p>
+      <w:pPr>
+        <w:numPr>
+          <w:ilvl w:val="0"/>
+          <w:numId w:val="1024"/>
+        </w:numPr>
+        <w:pStyle w:val="Compact"/>
+      </w:pPr>
+      <w:r>
+        <w:t xml:space="preserve">что уже приняли — какое лекарство, сколько и во сколько;</w:t>
+      </w:r>
+    </w:p>
+    <w:p>
+      <w:pPr>
+        <w:numPr>
+          <w:ilvl w:val="0"/>
+          <w:numId w:val="1024"/>
+        </w:numPr>
+        <w:pStyle w:val="Compact"/>
+      </w:pPr>
+      <w:r>
+        <w:t xml:space="preserve">двойня, осложнения в прошлых беременностях, хронические болезни.</w:t>
+      </w:r>
+    </w:p>
+    <w:p>
+      <w:pPr>
+        <w:pStyle w:val="FirstParagraph"/>
+      </w:pPr>
+      <w:r>
+        <w:t xml:space="preserve">Диспетчеру скорой назовите адрес и как к вам пройти.</w:t>
       </w:r>
     </w:p>
     <w:p>
@@ -3196,69 +3283,77 @@
         <w:pStyle w:val="BodyText"/>
       </w:pPr>
       <w:r>
-        <w:t xml:space="preserve">Новый симптом, которого нет в таблицах книги, но он сильный, нарастает или сильно тревожит, — повод связаться с врачом раньше планового визита; при резком ухудшении — обратиться срочно (Тема 11, разделы 11.6 и 11.7).</w:t>
-      </w:r>
-    </w:p>
-    <w:p>
-      <w:pPr>
-        <w:pStyle w:val="BodyText"/>
-      </w:pPr>
-      <w:r>
-        <w:t xml:space="preserve">Подробнее: Тема 11, раздел 11.7.</w:t>
-      </w:r>
-    </w:p>
-    <w:bookmarkEnd w:id="39"/>
-    <w:bookmarkStart w:id="40" w:name="X9708acda7eee516aefb82b8169a415a43860ede"/>
+        <w:t xml:space="preserve">Подробнее: Тема 11, раздел 11.8.</w:t>
+      </w:r>
+    </w:p>
+    <w:bookmarkEnd w:id="40"/>
+    <w:bookmarkStart w:id="41" w:name="Xd8f14ac53383f860b1939c522048fac06321b65"/>
     <w:p>
       <w:pPr>
         <w:pStyle w:val="Heading2"/>
       </w:pPr>
       <w:r>
-        <w:t xml:space="preserve">0.20. Что сказать диспетчеру и в приёмном отделении</w:t>
+        <w:t xml:space="preserve">0.21. Пока вы ждёте помощи: что делать и чего не делать</w:t>
       </w:r>
     </w:p>
     <w:p>
       <w:pPr>
         <w:pStyle w:val="FirstParagraph"/>
-      </w:pPr>
-      <w:r>
-        <w:t xml:space="preserve">Подбирать медицинские слова не нужно.</w:t>
-      </w:r>
-    </w:p>
-    <w:p>
-      <w:pPr>
-        <w:pStyle w:val="BodyText"/>
       </w:pPr>
       <w:r>
         <w:rPr>
           <w:bCs/>
           <w:b/>
         </w:rPr>
-        <w:t xml:space="preserve">Первая фраза — срок и главное:</w:t>
-      </w:r>
-    </w:p>
-    <w:p>
-      <w:pPr>
-        <w:numPr>
-          <w:ilvl w:val="0"/>
-          <w:numId w:val="1023"/>
-        </w:numPr>
-        <w:pStyle w:val="Compact"/>
-      </w:pPr>
-      <w:r>
-        <w:t xml:space="preserve">«Срок 34 недели. Ребёнок с утра двигается намного слабее обычного».</w:t>
-      </w:r>
-    </w:p>
-    <w:p>
-      <w:pPr>
-        <w:numPr>
-          <w:ilvl w:val="0"/>
-          <w:numId w:val="1023"/>
-        </w:numPr>
-        <w:pStyle w:val="Compact"/>
-      </w:pPr>
-      <w:r>
-        <w:t xml:space="preserve">«Срок 20 недель. Из влагалища идёт кровь, промокла прокладка».</w:t>
+        <w:t xml:space="preserve">Что делать.</w:t>
+      </w:r>
+    </w:p>
+    <w:p>
+      <w:pPr>
+        <w:numPr>
+          <w:ilvl w:val="0"/>
+          <w:numId w:val="1025"/>
+        </w:numPr>
+        <w:pStyle w:val="Compact"/>
+      </w:pPr>
+      <w:r>
+        <w:t xml:space="preserve">Соберите обменную карту, паспорт, полис ОМС, упаковки лекарств, которые принимаете, телефон и зарядку.</w:t>
+      </w:r>
+    </w:p>
+    <w:p>
+      <w:pPr>
+        <w:numPr>
+          <w:ilvl w:val="0"/>
+          <w:numId w:val="1025"/>
+        </w:numPr>
+        <w:pStyle w:val="Compact"/>
+      </w:pPr>
+      <w:r>
+        <w:t xml:space="preserve">Не оставайтесь одна: позвоните тому, кто может приехать или отвезти вас.</w:t>
+      </w:r>
+    </w:p>
+    <w:p>
+      <w:pPr>
+        <w:numPr>
+          <w:ilvl w:val="0"/>
+          <w:numId w:val="1025"/>
+        </w:numPr>
+        <w:pStyle w:val="Compact"/>
+      </w:pPr>
+      <w:r>
+        <w:t xml:space="preserve">Если есть кровь или подтекание — наденьте прокладку и возьмите её с собой.</w:t>
+      </w:r>
+    </w:p>
+    <w:p>
+      <w:pPr>
+        <w:numPr>
+          <w:ilvl w:val="0"/>
+          <w:numId w:val="1025"/>
+        </w:numPr>
+        <w:pStyle w:val="Compact"/>
+      </w:pPr>
+      <w:r>
+        <w:t xml:space="preserve">Если ложитесь, то во второй половине беременности — на бок, а не на спину (Тема 2, раздел 2.4).</w:t>
       </w:r>
     </w:p>
     <w:p>
@@ -3270,79 +3365,65 @@
           <w:bCs/>
           <w:b/>
         </w:rPr>
-        <w:t xml:space="preserve">Дальше — по порядку:</w:t>
-      </w:r>
-    </w:p>
-    <w:p>
-      <w:pPr>
-        <w:numPr>
-          <w:ilvl w:val="0"/>
-          <w:numId w:val="1024"/>
-        </w:numPr>
-        <w:pStyle w:val="Compact"/>
-      </w:pPr>
-      <w:r>
-        <w:t xml:space="preserve">когда началось и как меняется — усиливается, приходит волнами;</w:t>
-      </w:r>
-    </w:p>
-    <w:p>
-      <w:pPr>
-        <w:numPr>
-          <w:ilvl w:val="0"/>
-          <w:numId w:val="1024"/>
-        </w:numPr>
-        <w:pStyle w:val="Compact"/>
-      </w:pPr>
-      <w:r>
-        <w:t xml:space="preserve">насколько сильно — по шкале от 0 до 10;</w:t>
-      </w:r>
-    </w:p>
-    <w:p>
-      <w:pPr>
-        <w:numPr>
-          <w:ilvl w:val="0"/>
-          <w:numId w:val="1024"/>
-        </w:numPr>
-        <w:pStyle w:val="Compact"/>
-      </w:pPr>
-      <w:r>
-        <w:t xml:space="preserve">что ещё появилось — температура, выделения, головокружение, изменение шевелений;</w:t>
-      </w:r>
-    </w:p>
-    <w:p>
-      <w:pPr>
-        <w:numPr>
-          <w:ilvl w:val="0"/>
-          <w:numId w:val="1024"/>
-        </w:numPr>
-        <w:pStyle w:val="Compact"/>
-      </w:pPr>
-      <w:r>
-        <w:t xml:space="preserve">цифры, если мерили, — давление, температура, когда последний раз ребёнок двигался как обычно;</w:t>
-      </w:r>
-    </w:p>
-    <w:p>
-      <w:pPr>
-        <w:numPr>
-          <w:ilvl w:val="0"/>
-          <w:numId w:val="1024"/>
-        </w:numPr>
-        <w:pStyle w:val="Compact"/>
-      </w:pPr>
-      <w:r>
-        <w:t xml:space="preserve">что уже приняли — какое лекарство, сколько и во сколько;</w:t>
-      </w:r>
-    </w:p>
-    <w:p>
-      <w:pPr>
-        <w:numPr>
-          <w:ilvl w:val="0"/>
-          <w:numId w:val="1024"/>
-        </w:numPr>
-        <w:pStyle w:val="Compact"/>
-      </w:pPr>
-      <w:r>
-        <w:t xml:space="preserve">двойня, осложнения в прошлых беременностях, хронические болезни.</w:t>
+        <w:t xml:space="preserve">Чего не делать.</w:t>
+      </w:r>
+    </w:p>
+    <w:p>
+      <w:pPr>
+        <w:numPr>
+          <w:ilvl w:val="0"/>
+          <w:numId w:val="1026"/>
+        </w:numPr>
+        <w:pStyle w:val="Compact"/>
+      </w:pPr>
+      <w:r>
+        <w:t xml:space="preserve">Не садитесь за руль.</w:t>
+      </w:r>
+    </w:p>
+    <w:p>
+      <w:pPr>
+        <w:numPr>
+          <w:ilvl w:val="0"/>
+          <w:numId w:val="1026"/>
+        </w:numPr>
+        <w:pStyle w:val="Compact"/>
+      </w:pPr>
+      <w:r>
+        <w:t xml:space="preserve">Не принимайте обезболивающее, чтобы переждать сильную головную боль (0.5).</w:t>
+      </w:r>
+    </w:p>
+    <w:p>
+      <w:pPr>
+        <w:numPr>
+          <w:ilvl w:val="0"/>
+          <w:numId w:val="1026"/>
+        </w:numPr>
+        <w:pStyle w:val="Compact"/>
+      </w:pPr>
+      <w:r>
+        <w:t xml:space="preserve">Ничего не вводите во влагалище.</w:t>
+      </w:r>
+    </w:p>
+    <w:p>
+      <w:pPr>
+        <w:numPr>
+          <w:ilvl w:val="0"/>
+          <w:numId w:val="1026"/>
+        </w:numPr>
+        <w:pStyle w:val="Compact"/>
+      </w:pPr>
+      <w:r>
+        <w:t xml:space="preserve">Не пытайтесь «расшевелить» ребёнка, не проверяйте сердцебиение домашним допплером.</w:t>
+      </w:r>
+    </w:p>
+    <w:bookmarkEnd w:id="41"/>
+    <w:bookmarkStart w:id="42" w:name="клинические-и-научные-источники"/>
+    <w:p>
+      <w:pPr>
+        <w:pStyle w:val="Heading2"/>
+      </w:pPr>
+      <w:r>
+        <w:t xml:space="preserve">Клинические и научные источники</w:t>
       </w:r>
     </w:p>
     <w:p>
@@ -3350,261 +3431,191 @@
         <w:pStyle w:val="FirstParagraph"/>
       </w:pPr>
       <w:r>
-        <w:t xml:space="preserve">Диспетчеру скорой назовите адрес и как к вам пройти.</w:t>
+        <w:t xml:space="preserve">Список сгруппирован по пунктам раздела. Каждая запись устроена одинаково: сначала источник, затем после тире — какое утверждение раздела на нём стоит. Курсивом добавлены оговорки: где документ написан для врача, а не для пациентки, где источник зарубежный, где документ закрыт для проверки. Раздел 0 собирает признаки из Тем 1–11; за подробностями по каждому состоянию — списки этих тем.</w:t>
       </w:r>
     </w:p>
     <w:p>
       <w:pPr>
         <w:pStyle w:val="BodyText"/>
-      </w:pPr>
-      <w:r>
-        <w:t xml:space="preserve">Подробнее: Тема 11, раздел 11.8.</w:t>
-      </w:r>
-    </w:p>
-    <w:bookmarkEnd w:id="40"/>
-    <w:bookmarkStart w:id="41" w:name="Xd8f14ac53383f860b1939c522048fac06321b65"/>
-    <w:p>
-      <w:pPr>
-        <w:pStyle w:val="Heading2"/>
-      </w:pPr>
-      <w:r>
-        <w:t xml:space="preserve">0.21. Пока вы ждёте помощи: что делать и чего не делать</w:t>
-      </w:r>
-    </w:p>
-    <w:p>
-      <w:pPr>
-        <w:pStyle w:val="FirstParagraph"/>
       </w:pPr>
       <w:r>
         <w:rPr>
           <w:bCs/>
           <w:b/>
         </w:rPr>
-        <w:t xml:space="preserve">Что делать.</w:t>
-      </w:r>
-    </w:p>
-    <w:p>
-      <w:pPr>
-        <w:numPr>
-          <w:ilvl w:val="0"/>
-          <w:numId w:val="1025"/>
-        </w:numPr>
-        <w:pStyle w:val="Compact"/>
-      </w:pPr>
-      <w:r>
-        <w:t xml:space="preserve">Соберите обменную карту, паспорт, полис ОМС, упаковки лекарств, которые принимаете, телефон и зарядку.</w:t>
-      </w:r>
-    </w:p>
-    <w:p>
-      <w:pPr>
-        <w:numPr>
-          <w:ilvl w:val="0"/>
-          <w:numId w:val="1025"/>
-        </w:numPr>
-        <w:pStyle w:val="Compact"/>
-      </w:pPr>
-      <w:r>
-        <w:t xml:space="preserve">Не оставайтесь одна: позвоните тому, кто может приехать или отвезти вас.</w:t>
-      </w:r>
-    </w:p>
-    <w:p>
-      <w:pPr>
-        <w:numPr>
-          <w:ilvl w:val="0"/>
-          <w:numId w:val="1025"/>
-        </w:numPr>
-        <w:pStyle w:val="Compact"/>
-      </w:pPr>
-      <w:r>
-        <w:t xml:space="preserve">Если есть кровь или подтекание — наденьте прокладку и возьмите её с собой.</w:t>
-      </w:r>
-    </w:p>
-    <w:p>
-      <w:pPr>
-        <w:numPr>
-          <w:ilvl w:val="0"/>
-          <w:numId w:val="1025"/>
-        </w:numPr>
-        <w:pStyle w:val="Compact"/>
-      </w:pPr>
-      <w:r>
-        <w:t xml:space="preserve">Лягте или сядьте; во второй половине беременности — не на спину, а на бок.</w:t>
+        <w:t xml:space="preserve">Сквозные источники раздела</w:t>
+      </w:r>
+    </w:p>
+    <w:p>
+      <w:pPr>
+        <w:numPr>
+          <w:ilvl w:val="0"/>
+          <w:numId w:val="1027"/>
+        </w:numPr>
+        <w:pStyle w:val="Compact"/>
+      </w:pPr>
+      <w:r>
+        <w:t xml:space="preserve">Минздрав России, Российское общество акушеров-гинекологов. Клинические рекомендации «Нормальная беременность», 2023 (редакция 15.02.2024), ID 288 — памятка для пациентки: жалобы, с которыми обращаться к врачу (0.2–0.9); температура выше 37,5 °C — повод обратиться к врачу (0.8); прививка от бешенства и столбняка при угрозе заражения (0.14).</w:t>
+      </w:r>
+      <w:r>
+        <w:t xml:space="preserve"> </w:t>
+      </w:r>
+      <w:r>
+        <w:rPr>
+          <w:iCs/>
+          <w:i/>
+        </w:rPr>
+        <w:t xml:space="preserve">Срок пересмотра истёк; новая редакция не найдена.</w:t>
+      </w:r>
+    </w:p>
+    <w:p>
+      <w:pPr>
+        <w:numPr>
+          <w:ilvl w:val="0"/>
+          <w:numId w:val="1027"/>
+        </w:numPr>
+        <w:pStyle w:val="Compact"/>
+      </w:pPr>
+      <w:r>
+        <w:t xml:space="preserve">Министерство здравоохранения России. Приказ от 19.12.2025 № 747н «О Порядке оказания медицинской помощи по профилю „акушерство и гинекология“», п. 5, 15 — формы помощи: экстренная, неотложная, плановая; не во всех роддомах приёмное отделение работает круглосуточно (0.1).</w:t>
+      </w:r>
+    </w:p>
+    <w:p>
+      <w:pPr>
+        <w:numPr>
+          <w:ilvl w:val="0"/>
+          <w:numId w:val="1027"/>
+        </w:numPr>
+        <w:pStyle w:val="Compact"/>
+      </w:pPr>
+      <w:r>
+        <w:t xml:space="preserve">Федеральный закон от 21.11.2011 № 323-ФЗ «Об основах охраны здоровья граждан в Российской Федерации», ст. 11, ч. 2 — экстренную помощь оказывают безотлагательно и бесплатно, отказ не допускается (0.1).</w:t>
+      </w:r>
+    </w:p>
+    <w:p>
+      <w:pPr>
+        <w:numPr>
+          <w:ilvl w:val="0"/>
+          <w:numId w:val="1027"/>
+        </w:numPr>
+        <w:pStyle w:val="Compact"/>
+      </w:pPr>
+      <w:r>
+        <w:t xml:space="preserve">МЧС России. Порядок вызова экстренных служб, 29.07.2022 — скорая помощь 103, единый номер экстренных служб 112 (0.1, все пункты).</w:t>
       </w:r>
     </w:p>
     <w:p>
       <w:pPr>
         <w:pStyle w:val="FirstParagraph"/>
-      </w:pPr>
-      <w:r>
-        <w:rPr>
-          <w:rStyle w:val="VerbatimChar"/>
-        </w:rPr>
-        <w:t xml:space="preserve">[ПРОВЕРИТЬ: «лечь на бок» как общий совет до приезда помощи — вывод автора из Темы 2 (2.4) и Темы 4 (4.8); исключение — одышка (0.7), при ней сидеть]</w:t>
-      </w:r>
-    </w:p>
-    <w:p>
-      <w:pPr>
-        <w:pStyle w:val="BodyText"/>
       </w:pPr>
       <w:r>
         <w:rPr>
           <w:bCs/>
           <w:b/>
         </w:rPr>
-        <w:t xml:space="preserve">Чего не делать.</w:t>
-      </w:r>
-    </w:p>
-    <w:p>
-      <w:pPr>
-        <w:numPr>
-          <w:ilvl w:val="0"/>
-          <w:numId w:val="1026"/>
-        </w:numPr>
-        <w:pStyle w:val="Compact"/>
-      </w:pPr>
-      <w:r>
-        <w:t xml:space="preserve">Не садитесь за руль.</w:t>
-      </w:r>
-    </w:p>
-    <w:p>
-      <w:pPr>
-        <w:numPr>
-          <w:ilvl w:val="0"/>
-          <w:numId w:val="1026"/>
-        </w:numPr>
-        <w:pStyle w:val="Compact"/>
-      </w:pPr>
-      <w:r>
-        <w:t xml:space="preserve">Не принимайте обезболивающее, чтобы переждать боль, если врач не назначал.</w:t>
-      </w:r>
-    </w:p>
-    <w:p>
-      <w:pPr>
-        <w:numPr>
-          <w:ilvl w:val="0"/>
-          <w:numId w:val="1026"/>
-        </w:numPr>
-        <w:pStyle w:val="Compact"/>
-      </w:pPr>
-      <w:r>
-        <w:t xml:space="preserve">Ничего не вводите во влагалище.</w:t>
-      </w:r>
-    </w:p>
-    <w:p>
-      <w:pPr>
-        <w:numPr>
-          <w:ilvl w:val="0"/>
-          <w:numId w:val="1026"/>
-        </w:numPr>
-        <w:pStyle w:val="Compact"/>
-      </w:pPr>
-      <w:r>
-        <w:t xml:space="preserve">Не пытайтесь «расшевелить» ребёнка, не проверяйте сердцебиение домашним допплером.</w:t>
-      </w:r>
-    </w:p>
-    <w:p>
-      <w:pPr>
-        <w:numPr>
-          <w:ilvl w:val="0"/>
-          <w:numId w:val="1026"/>
-        </w:numPr>
-        <w:pStyle w:val="Compact"/>
-      </w:pPr>
-      <w:r>
-        <w:t xml:space="preserve">Не отменяйте вызов, если стало немного легче: пусть врач осмотрит вас.</w:t>
-      </w:r>
-    </w:p>
-    <w:p>
-      <w:pPr>
-        <w:pStyle w:val="FirstParagraph"/>
-      </w:pPr>
-      <w:r>
-        <w:rPr>
-          <w:rStyle w:val="VerbatimChar"/>
-        </w:rPr>
-        <w:t xml:space="preserve">[ПРОВЕРИТЬ: «не отменяйте вызов, если стало легче» — совет автора; источник не подобран]</w:t>
-      </w:r>
-    </w:p>
-    <w:bookmarkEnd w:id="41"/>
-    <w:bookmarkStart w:id="42" w:name="клинические-и-научные-источники"/>
-    <w:p>
-      <w:pPr>
-        <w:pStyle w:val="Heading2"/>
-      </w:pPr>
-      <w:r>
-        <w:t xml:space="preserve">Клинические и научные источники</w:t>
-      </w:r>
-    </w:p>
-    <w:p>
-      <w:pPr>
-        <w:pStyle w:val="FirstParagraph"/>
-      </w:pPr>
+        <w:t xml:space="preserve">0.2–0.4. Кровь, воды, боль в животе</w:t>
+      </w:r>
+    </w:p>
+    <w:p>
+      <w:pPr>
+        <w:numPr>
+          <w:ilvl w:val="0"/>
+          <w:numId w:val="1028"/>
+        </w:numPr>
+        <w:pStyle w:val="Compact"/>
+      </w:pPr>
+      <w:r>
+        <w:t xml:space="preserve">Минздрав России, РОАГ. Клинические рекомендации «Преждевременная отслойка нормально расположенной плаценты», 2024, ID 800, разделы 1.6, 2.2, Приложение В — при любых признаках кровотечения, даже незначительных, обратиться к врачу (0.2); острая боль, напряжение и болезненность матки, бледность, холодный липкий пот, скрытое кровотечение (0.4); механическая травма — фактор риска отслойки (0.13).</w:t>
+      </w:r>
+      <w:r>
+        <w:t xml:space="preserve"> </w:t>
+      </w:r>
       <w:r>
         <w:rPr>
           <w:iCs/>
           <w:i/>
         </w:rPr>
-        <w:t xml:space="preserve">Список для врача-рецензента, черновик (SOURCES DRAFT). Раздел 0 собирает признаки и действия из Тем 1–11; основная часть утверждений стоит на источниках этих тем, они указаны в их списках. Ниже — источники, на которых держатся пороги и маршруты Раздела 0, и новые источники пункта 0.16.</w:t>
-      </w:r>
-    </w:p>
-    <w:p>
-      <w:pPr>
-        <w:pStyle w:val="BodyText"/>
+        <w:t xml:space="preserve">Разделы 1.6 и 2.2 — описание для врача; отнесение признаков к уровню «скорая» сделано автором (DISPUTED-CLAIMS, строка 57). Меры «обильного» кровотечения в документе нет.</w:t>
+      </w:r>
+    </w:p>
+    <w:p>
+      <w:pPr>
+        <w:numPr>
+          <w:ilvl w:val="0"/>
+          <w:numId w:val="1028"/>
+        </w:numPr>
+        <w:pStyle w:val="Compact"/>
+      </w:pPr>
+      <w:r>
+        <w:t xml:space="preserve">Минздрав России, РОАГ. Клинические рекомендации «Преждевременные роды», 2024, ID 331 — излитие вод: обильные жидкие выделения или постоянное подтекание, повод для госпитализации (0.3); регулярные схватки до 37 недель (0.4).</w:t>
+      </w:r>
+    </w:p>
+    <w:p>
+      <w:pPr>
+        <w:numPr>
+          <w:ilvl w:val="0"/>
+          <w:numId w:val="1028"/>
+        </w:numPr>
+        <w:pStyle w:val="Compact"/>
+      </w:pPr>
+      <w:r>
+        <w:t xml:space="preserve">Tommy’s. What to expect when your waters break — положить обычную прокладку, не тампон (0.3).</w:t>
+      </w:r>
+      <w:r>
+        <w:t xml:space="preserve"> </w:t>
+      </w:r>
+      <w:r>
+        <w:rPr>
+          <w:iCs/>
+          <w:i/>
+        </w:rPr>
+        <w:t xml:space="preserve">Британская благотворительная организация; страница опирается на NHS, NICE и RCOG.</w:t>
+      </w:r>
+    </w:p>
+    <w:p>
+      <w:pPr>
+        <w:pStyle w:val="FirstParagraph"/>
       </w:pPr>
       <w:r>
         <w:rPr>
           <w:bCs/>
           <w:b/>
         </w:rPr>
-        <w:t xml:space="preserve">Сквозные источники раздела</w:t>
-      </w:r>
-    </w:p>
-    <w:p>
-      <w:pPr>
-        <w:numPr>
-          <w:ilvl w:val="0"/>
-          <w:numId w:val="1027"/>
-        </w:numPr>
-        <w:pStyle w:val="Compact"/>
-      </w:pPr>
-      <w:r>
-        <w:t xml:space="preserve">Минздрав России, Российское общество акушеров-гинекологов. Клинические рекомендации «Нормальная беременность», 2023 (редакция 15.02.2024), ID 288 — памятка для пациентки: жалобы, с которыми обращаться к врачу (0.2–0.9); температура выше 37,5 °C — повод обратиться (0.8); прививка от бешенства и столбняка при угрозе заражения (0.14).</w:t>
-      </w:r>
-    </w:p>
-    <w:p>
-      <w:pPr>
-        <w:numPr>
-          <w:ilvl w:val="0"/>
-          <w:numId w:val="1027"/>
-        </w:numPr>
-        <w:pStyle w:val="Compact"/>
-      </w:pPr>
-      <w:r>
-        <w:t xml:space="preserve">Министерство здравоохранения России. Приказ от 19.12.2025 № 747н «О Порядке оказания медицинской помощи по профилю „акушерство и гинекология“», п. 5, 15 — формы помощи: экстренная, неотложная, плановая; не во всех роддомах приёмное отделение круглосуточное (0.1).</w:t>
-      </w:r>
-    </w:p>
-    <w:p>
-      <w:pPr>
-        <w:numPr>
-          <w:ilvl w:val="0"/>
-          <w:numId w:val="1027"/>
-        </w:numPr>
-        <w:pStyle w:val="Compact"/>
-      </w:pPr>
-      <w:r>
-        <w:t xml:space="preserve">Федеральный закон от 21.11.2011 № 323-ФЗ «Об основах охраны здоровья граждан в Российской Федерации», ст. 11, ч. 2 — экстренную помощь оказывают безотлагательно и бесплатно, отказ не допускается (0.1).</w:t>
-      </w:r>
-    </w:p>
-    <w:p>
-      <w:pPr>
-        <w:numPr>
-          <w:ilvl w:val="0"/>
-          <w:numId w:val="1027"/>
-        </w:numPr>
-        <w:pStyle w:val="Compact"/>
-      </w:pPr>
-      <w:r>
-        <w:t xml:space="preserve">МЧС России. Порядок вызова экстренных служб, 29.07.2022 — скорая помощь 103, единый номер 112 (0.1).</w:t>
+        <w:t xml:space="preserve">0.5. Преэклампсия</w:t>
+      </w:r>
+    </w:p>
+    <w:p>
+      <w:pPr>
+        <w:numPr>
+          <w:ilvl w:val="0"/>
+          <w:numId w:val="1029"/>
+        </w:numPr>
+        <w:pStyle w:val="Compact"/>
+      </w:pPr>
+      <w:r>
+        <w:t xml:space="preserve">Минздрав России, РОАГ. Клинические рекомендации «Преэклампсия. Эклампсия. Отеки, протеинурия и гипертензивные расстройства во время беременности, в родах и послеродовом периоде», 2024, ID 637, раздел 6 — 160/100 и выше, тяжёлая преэклампсия — экстренная госпитализация; признаки угрозы эклампсии (0.5, 0.10).</w:t>
+      </w:r>
+    </w:p>
+    <w:p>
+      <w:pPr>
+        <w:numPr>
+          <w:ilvl w:val="0"/>
+          <w:numId w:val="1029"/>
+        </w:numPr>
+        <w:pStyle w:val="Compact"/>
+      </w:pPr>
+      <w:r>
+        <w:t xml:space="preserve">NHS. Pre-eclampsia. Страница проверена 23.03.2026 — сильная головная боль, нарушения зрения, боль под рёбрами, рвота, внезапный отёк лица, рук и стоп требуют срочной проверки (0.5).</w:t>
+      </w:r>
+      <w:r>
+        <w:t xml:space="preserve"> </w:t>
+      </w:r>
+      <w:r>
+        <w:rPr>
+          <w:iCs/>
+          <w:i/>
+        </w:rPr>
+        <w:t xml:space="preserve">Формулировка об обезболивающем — DISPUTED-CLAIMS, строка 56.</w:t>
       </w:r>
     </w:p>
     <w:p>
@@ -3616,31 +3627,51 @@
           <w:bCs/>
           <w:b/>
         </w:rPr>
-        <w:t xml:space="preserve">0.2–0.4. Кровь, воды, боль в животе</w:t>
-      </w:r>
-    </w:p>
-    <w:p>
-      <w:pPr>
-        <w:numPr>
-          <w:ilvl w:val="0"/>
-          <w:numId w:val="1028"/>
-        </w:numPr>
-        <w:pStyle w:val="Compact"/>
-      </w:pPr>
-      <w:r>
-        <w:t xml:space="preserve">Минздрав России, РОАГ. КР «Преждевременная отслойка плаценты», 2024, ID 800 — при любых признаках кровотечения, даже незначительных, обратиться к врачу (0.2).</w:t>
-      </w:r>
-    </w:p>
-    <w:p>
-      <w:pPr>
-        <w:numPr>
-          <w:ilvl w:val="0"/>
-          <w:numId w:val="1028"/>
-        </w:numPr>
-        <w:pStyle w:val="Compact"/>
-      </w:pPr>
-      <w:r>
-        <w:t xml:space="preserve">Минздрав России, РОАГ. КР «Преждевременные роды», 2024, ID 331 — излитие вод — обильные жидкие выделения или постоянное подтекание, повод для госпитализации (0.3); регулярные схватки до 37 недель (0.4).</w:t>
+        <w:t xml:space="preserve">0.6–0.7. Тромбоз и одышка</w:t>
+      </w:r>
+    </w:p>
+    <w:p>
+      <w:pPr>
+        <w:numPr>
+          <w:ilvl w:val="0"/>
+          <w:numId w:val="1030"/>
+        </w:numPr>
+        <w:pStyle w:val="Compact"/>
+      </w:pPr>
+      <w:r>
+        <w:t xml:space="preserve">Минздрав России, РОАГ. Клинические рекомендации «Венозные осложнения во время беременности и послеродовом периоде. Акушерская тромбоэмболия», 2025, разделы 2.1, 2.2 — жалобы при тромбозе: отёк конечности или её части, распирающая боль, которая усиливается при опущенной ноге, цианоз стопы (0.6); кровохарканье при тромбоэмболии лёгочной артерии (0.7).</w:t>
+      </w:r>
+      <w:r>
+        <w:t xml:space="preserve"> </w:t>
+      </w:r>
+      <w:r>
+        <w:rPr>
+          <w:iCs/>
+          <w:i/>
+        </w:rPr>
+        <w:t xml:space="preserve">Сроки обращения для пациентки в документе не названы; уровень «срочно» — по Теме 11 (DISPUTED-CLAIMS, строка 54).</w:t>
+      </w:r>
+    </w:p>
+    <w:p>
+      <w:pPr>
+        <w:numPr>
+          <w:ilvl w:val="0"/>
+          <w:numId w:val="1030"/>
+        </w:numPr>
+        <w:pStyle w:val="Compact"/>
+      </w:pPr>
+      <w:r>
+        <w:t xml:space="preserve">NHS. Pregnancy symptoms you need to get help for. Страница проверена 24.06.2026 — одышка при беременности бывает часто; срочно проверить внезапную одышку и одышку лёжа (0.7).</w:t>
+      </w:r>
+      <w:r>
+        <w:t xml:space="preserve"> </w:t>
+      </w:r>
+      <w:r>
+        <w:rPr>
+          <w:iCs/>
+          <w:i/>
+        </w:rPr>
+        <w:t xml:space="preserve">Российские рекомендации об одышке беременных не говорят.</w:t>
       </w:r>
     </w:p>
     <w:p>
@@ -3652,31 +3683,55 @@
           <w:bCs/>
           <w:b/>
         </w:rPr>
-        <w:t xml:space="preserve">0.5. Преэклампсия</w:t>
-      </w:r>
-    </w:p>
-    <w:p>
-      <w:pPr>
-        <w:numPr>
-          <w:ilvl w:val="0"/>
-          <w:numId w:val="1029"/>
-        </w:numPr>
-        <w:pStyle w:val="Compact"/>
-      </w:pPr>
-      <w:r>
-        <w:t xml:space="preserve">Минздрав России, РОАГ. КР «Преэклампсия. Эклампсия. Отеки, протеинурия и гипертензивные расстройства во время беременности, в родах и послеродовом периоде», 2024, ID 637 — 160/100 и выше — экстренная госпитализация; признаки угрозы эклампсии (0.5).</w:t>
-      </w:r>
-    </w:p>
-    <w:p>
-      <w:pPr>
-        <w:numPr>
-          <w:ilvl w:val="0"/>
-          <w:numId w:val="1029"/>
-        </w:numPr>
-        <w:pStyle w:val="Compact"/>
-      </w:pPr>
-      <w:r>
-        <w:t xml:space="preserve">NHS. Pre-eclampsia. Страница проверена 23.03.2026 — симптомы, требующие срочной проверки (0.5).</w:t>
+        <w:t xml:space="preserve">0.8. Температура</w:t>
+      </w:r>
+    </w:p>
+    <w:p>
+      <w:pPr>
+        <w:numPr>
+          <w:ilvl w:val="0"/>
+          <w:numId w:val="1031"/>
+        </w:numPr>
+        <w:pStyle w:val="Compact"/>
+      </w:pPr>
+      <w:r>
+        <w:t xml:space="preserve">Минздрав России, РОАГ. Клинические рекомендации «Инфекции амниотической полости и плодных оболочек (хориоамнионит)», 2023, ID 776 — температура выше 38 °C вместе с подтеканием вод (0.8).</w:t>
+      </w:r>
+    </w:p>
+    <w:p>
+      <w:pPr>
+        <w:numPr>
+          <w:ilvl w:val="0"/>
+          <w:numId w:val="1031"/>
+        </w:numPr>
+        <w:pStyle w:val="Compact"/>
+      </w:pPr>
+      <w:r>
+        <w:t xml:space="preserve">Минздрав России. Клинические рекомендации «Инфекция мочевых путей при беременности», ID 719 — острый пиелонефрит: температура выше 38 °C, озноб, боль в пояснице; госпитализация (0.8).</w:t>
+      </w:r>
+    </w:p>
+    <w:p>
+      <w:pPr>
+        <w:pStyle w:val="FirstParagraph"/>
+      </w:pPr>
+      <w:r>
+        <w:rPr>
+          <w:bCs/>
+          <w:b/>
+        </w:rPr>
+        <w:t xml:space="preserve">0.9. Шевеления</w:t>
+      </w:r>
+    </w:p>
+    <w:p>
+      <w:pPr>
+        <w:numPr>
+          <w:ilvl w:val="0"/>
+          <w:numId w:val="1032"/>
+        </w:numPr>
+        <w:pStyle w:val="Compact"/>
+      </w:pPr>
+      <w:r>
+        <w:t xml:space="preserve">Минздрав России, РОАГ. Клинические рекомендации «Признаки внутриутробной гипоксии плода, требующие предоставления медицинской помощи матери», 2023, ID 774, раздел 2.1 — после 26 недель оценивать шевеления; тест 2 часа на левом боку, меньше 6 — немедленно в роддом (0.9).</w:t>
       </w:r>
       <w:r>
         <w:t xml:space="preserve"> </w:t>
@@ -3686,7 +3741,19 @@
           <w:iCs/>
           <w:i/>
         </w:rPr>
-        <w:t xml:space="preserve">Формулировка об обезболивающем — DISPUTED-CLAIMS, строка 56.</w:t>
+        <w:t xml:space="preserve">Порядок «сразу / тест / звонок» — DISPUTED-CLAIMS, строка 50.</w:t>
+      </w:r>
+    </w:p>
+    <w:p>
+      <w:pPr>
+        <w:numPr>
+          <w:ilvl w:val="0"/>
+          <w:numId w:val="1032"/>
+        </w:numPr>
+        <w:pStyle w:val="Compact"/>
+      </w:pPr>
+      <w:r>
+        <w:t xml:space="preserve">Whitworth M., Fisher M., Heazell A. et al. Reduced Fetal Movements: Green-top Guideline No. 57. BJOG, 2026;133(8):e70–e92, DOI 10.1111/1471-0528.70198 — не откладывать обращение, обращаться снова при повторном уменьшении (0.9).</w:t>
       </w:r>
     </w:p>
     <w:p>
@@ -3698,31 +3765,19 @@
           <w:bCs/>
           <w:b/>
         </w:rPr>
-        <w:t xml:space="preserve">0.6–0.7. Тромбоз и одышка</w:t>
-      </w:r>
-    </w:p>
-    <w:p>
-      <w:pPr>
-        <w:numPr>
-          <w:ilvl w:val="0"/>
-          <w:numId w:val="1030"/>
-        </w:numPr>
-        <w:pStyle w:val="Compact"/>
-      </w:pPr>
-      <w:r>
-        <w:t xml:space="preserve">Минздрав России, РОАГ. КР «Венозные осложнения во время беременности и послеродовом периоде. Акушерская тромбоэмболия», 2025 — отёк ноги с распирающей болью (0.6).</w:t>
-      </w:r>
-    </w:p>
-    <w:p>
-      <w:pPr>
-        <w:numPr>
-          <w:ilvl w:val="0"/>
-          <w:numId w:val="1030"/>
-        </w:numPr>
-        <w:pStyle w:val="Compact"/>
-      </w:pPr>
-      <w:r>
-        <w:t xml:space="preserve">NHS. Pregnancy symptoms you need to get help for. Страница проверена 24.06.2026 — внезапная одышка и одышка лёжа (0.7).</w:t>
+        <w:t xml:space="preserve">0.10. Обморок, судороги, спутанность</w:t>
+      </w:r>
+    </w:p>
+    <w:p>
+      <w:pPr>
+        <w:numPr>
+          <w:ilvl w:val="0"/>
+          <w:numId w:val="1033"/>
+        </w:numPr>
+        <w:pStyle w:val="Compact"/>
+      </w:pPr>
+      <w:r>
+        <w:t xml:space="preserve">Alexandrov A. V., Krishnaiah B. Общие сведения об инсульте. Справочник MSD, версия для пациентов, обзор июнь 2025 — внезапные слабость или онемение одной стороны тела, нарушения речи, потеря зрения на один глаз, двоение, головокружение с потерей равновесия; обращаться немедленно, даже если симптом быстро прошёл (0.10).</w:t>
       </w:r>
       <w:r>
         <w:t xml:space="preserve"> </w:t>
@@ -3732,7 +3787,29 @@
           <w:iCs/>
           <w:i/>
         </w:rPr>
-        <w:t xml:space="preserve">Российские рекомендации об одышке беременных не говорят.</w:t>
+        <w:t xml:space="preserve">Справочник не о беременности.</w:t>
+      </w:r>
+    </w:p>
+    <w:p>
+      <w:pPr>
+        <w:numPr>
+          <w:ilvl w:val="0"/>
+          <w:numId w:val="1033"/>
+        </w:numPr>
+        <w:pStyle w:val="Compact"/>
+      </w:pPr>
+      <w:r>
+        <w:t xml:space="preserve">Adamolekun B. Судорожные расстройства. Справочник MSD, версия для пациентов, обзор март 2026 — не вставлять предметы в рот; предохранить от падения, ослабить одежду на шее, подложить подушку, повернуть на бок; не оставлять одного до полного восстановления (0.10).</w:t>
+      </w:r>
+      <w:r>
+        <w:t xml:space="preserve"> </w:t>
+      </w:r>
+      <w:r>
+        <w:rPr>
+          <w:iCs/>
+          <w:i/>
+        </w:rPr>
+        <w:t xml:space="preserve">Справочник не о беременности; вызов скорой при судорогах у беременной — по КР «Преэклампсия» (№ 8).</w:t>
       </w:r>
     </w:p>
     <w:p>
@@ -3744,31 +3821,19 @@
           <w:bCs/>
           <w:b/>
         </w:rPr>
-        <w:t xml:space="preserve">0.8. Температура</w:t>
-      </w:r>
-    </w:p>
-    <w:p>
-      <w:pPr>
-        <w:numPr>
-          <w:ilvl w:val="0"/>
-          <w:numId w:val="1031"/>
-        </w:numPr>
-        <w:pStyle w:val="Compact"/>
-      </w:pPr>
-      <w:r>
-        <w:t xml:space="preserve">Минздрав России, РОАГ. КР «Инфекции амниотической полости и плодных оболочек (хориоамнионит)», 2023, ID 776 — температура выше 38 °C с подтеканием вод (0.8).</w:t>
-      </w:r>
-    </w:p>
-    <w:p>
-      <w:pPr>
-        <w:numPr>
-          <w:ilvl w:val="0"/>
-          <w:numId w:val="1031"/>
-        </w:numPr>
-        <w:pStyle w:val="Compact"/>
-      </w:pPr>
-      <w:r>
-        <w:t xml:space="preserve">Минздрав России. КР «Инфекция мочевых путей при беременности» — пиелонефрит: температура выше 38 °C, озноб, боль в пояснице, госпитализация (0.8).</w:t>
+        <w:t xml:space="preserve">0.12. Рвота</w:t>
+      </w:r>
+    </w:p>
+    <w:p>
+      <w:pPr>
+        <w:numPr>
+          <w:ilvl w:val="0"/>
+          <w:numId w:val="1034"/>
+        </w:numPr>
+        <w:pStyle w:val="Compact"/>
+      </w:pPr>
+      <w:r>
+        <w:t xml:space="preserve">Минздрав России, РОАГ. Клинические рекомендации «Чрезмерная рвота беременных», 2024, ID 802, раздел 6 — невозможность пить при неэффективном лечении дома — показание к госпитализации; снижение мочеотделения как признак обезвоживания (0.12).</w:t>
       </w:r>
       <w:r>
         <w:t xml:space="preserve"> </w:t>
@@ -3778,7 +3843,7 @@
           <w:iCs/>
           <w:i/>
         </w:rPr>
-        <w:t xml:space="preserve">Выходные данные — по списку Темы 9.</w:t>
+        <w:t xml:space="preserve">Порог по времени — DISPUTED-CLAIMS, строка 51.</w:t>
       </w:r>
     </w:p>
     <w:p>
@@ -3790,31 +3855,53 @@
           <w:bCs/>
           <w:b/>
         </w:rPr>
-        <w:t xml:space="preserve">0.9. Шевеления</w:t>
-      </w:r>
-    </w:p>
-    <w:p>
-      <w:pPr>
-        <w:numPr>
-          <w:ilvl w:val="0"/>
-          <w:numId w:val="1032"/>
-        </w:numPr>
-        <w:pStyle w:val="Compact"/>
-      </w:pPr>
-      <w:r>
-        <w:t xml:space="preserve">Минздрав России, РОАГ. КР «Признаки внутриутробной гипоксии плода, требующие предоставления медицинской помощи матери», 2023, ID 774 — после 26 недель оценивать шевеления; тест 2 часа на левом боку, меньше 6 — немедленно в роддом (0.9).</w:t>
-      </w:r>
-    </w:p>
-    <w:p>
-      <w:pPr>
-        <w:numPr>
-          <w:ilvl w:val="0"/>
-          <w:numId w:val="1032"/>
-        </w:numPr>
-        <w:pStyle w:val="Compact"/>
-      </w:pPr>
-      <w:r>
-        <w:t xml:space="preserve">Whitworth M., Fisher M., Heazell A. et al. Reduced Fetal Movements: Green-top Guideline No. 57. BJOG, 2026;133(8):e70–e92, DOI 10.1111/1471-0528.70198 — не откладывать обращение (0.9).</w:t>
+        <w:t xml:space="preserve">0.13. Травма</w:t>
+      </w:r>
+    </w:p>
+    <w:p>
+      <w:pPr>
+        <w:numPr>
+          <w:ilvl w:val="0"/>
+          <w:numId w:val="1035"/>
+        </w:numPr>
+        <w:pStyle w:val="Compact"/>
+      </w:pPr>
+      <w:r>
+        <w:t xml:space="preserve">Jain V., Chari R., Maslovitz S. et al. Guidelines for the Management of a Pregnant Trauma Patient. SOGC. Journal of Obstetrics and Gynaecology Canada, 2015;37(6):553–574, DOI 10.1016/S1701-2163(15)30232-2 — при сроке от 23 недель после травмы не менее четырёх часов наблюдают за сердцебиением ребёнка (0.13).</w:t>
+      </w:r>
+      <w:r>
+        <w:t xml:space="preserve"> </w:t>
+      </w:r>
+      <w:r>
+        <w:rPr>
+          <w:iCs/>
+          <w:i/>
+        </w:rPr>
+        <w:t xml:space="preserve">Срок «в тот же день» — вывод автора Темы 8.</w:t>
+      </w:r>
+    </w:p>
+    <w:p>
+      <w:pPr>
+        <w:numPr>
+          <w:ilvl w:val="0"/>
+          <w:numId w:val="1035"/>
+        </w:numPr>
+        <w:pStyle w:val="Compact"/>
+      </w:pPr>
+      <w:r>
+        <w:t xml:space="preserve">National Highway Traffic Safety Administration. If You’re Pregnant: Seat Belt Recommendations for Drivers and Passengers — после аварии сразу обратиться за медицинской помощью, даже если кажется, что травм нет (0.13).</w:t>
+      </w:r>
+    </w:p>
+    <w:p>
+      <w:pPr>
+        <w:numPr>
+          <w:ilvl w:val="0"/>
+          <w:numId w:val="1035"/>
+        </w:numPr>
+        <w:pStyle w:val="Compact"/>
+      </w:pPr>
+      <w:r>
+        <w:t xml:space="preserve">Минздрав России. Клинические рекомендации «Резус-изоиммунизация. Гемолитическая болезнь плода», 2024, раздел 5.2 — при травме живота у беременной с резус-отрицательной кровью без антител — дополнительное введение антирезусного иммуноглобулина (0.13).</w:t>
       </w:r>
     </w:p>
     <w:p>
@@ -3826,19 +3913,87 @@
           <w:bCs/>
           <w:b/>
         </w:rPr>
-        <w:t xml:space="preserve">0.12. Рвота</w:t>
-      </w:r>
-    </w:p>
-    <w:p>
-      <w:pPr>
-        <w:numPr>
-          <w:ilvl w:val="0"/>
-          <w:numId w:val="1033"/>
-        </w:numPr>
-        <w:pStyle w:val="Compact"/>
-      </w:pPr>
-      <w:r>
-        <w:t xml:space="preserve">Минздрав России, РОАГ. КР «Чрезмерная рвота беременных», 2024, ID 802 — невозможность пить при неэффективном лечении дома — показание к госпитализации (0.12).</w:t>
+        <w:t xml:space="preserve">0.14. Укусы</w:t>
+      </w:r>
+    </w:p>
+    <w:p>
+      <w:pPr>
+        <w:numPr>
+          <w:ilvl w:val="0"/>
+          <w:numId w:val="1036"/>
+        </w:numPr>
+        <w:pStyle w:val="Compact"/>
+      </w:pPr>
+      <w:r>
+        <w:t xml:space="preserve">Главный государственный санитарный врач РФ. СанПиН 3.3686-21 «Санитарно-эпидемиологические требования по профилактике инфекционных болезней», п. 1674–1675 — исследование клеща; экстренная профилактика клещевого энцефалита иммуноглобулином в течение 72 часов (0.14).</w:t>
+      </w:r>
+      <w:r>
+        <w:t xml:space="preserve"> </w:t>
+      </w:r>
+      <w:r>
+        <w:rPr>
+          <w:iCs/>
+          <w:i/>
+        </w:rPr>
+        <w:t xml:space="preserve">Срок «в тот же день» выведен из 72 часов (DISPUTED-CLAIMS, строка 28).</w:t>
+      </w:r>
+    </w:p>
+    <w:p>
+      <w:pPr>
+        <w:numPr>
+          <w:ilvl w:val="0"/>
+          <w:numId w:val="1036"/>
+        </w:numPr>
+        <w:pStyle w:val="Compact"/>
+      </w:pPr>
+      <w:r>
+        <w:t xml:space="preserve">Минздрав России. Клинические рекомендации «Болезнь Лайма у взрослых», 2025, ID 566_2 — возбудитель передаётся позднее одного-двух дней после присасывания; беременной обязательно проводят профилактику боррелиоза и клещевого энцефалита (0.14).</w:t>
+      </w:r>
+    </w:p>
+    <w:p>
+      <w:pPr>
+        <w:numPr>
+          <w:ilvl w:val="0"/>
+          <w:numId w:val="1036"/>
+        </w:numPr>
+        <w:pStyle w:val="Compact"/>
+      </w:pPr>
+      <w:r>
+        <w:t xml:space="preserve">Роспотребнадзор. Рекомендации гражданам: клещевой вирусный энцефалит и меры его профилактики, 11.04.2019 — как снять клеща самой (0.14). ФБУЗ «Центр гигиены и эпидемиологии в г. Москве», филиал в СЗАО. Профилактика инфекций, связанных с укусами клещей, 20.04.2025, обновлено 29.04.2026 — как доставить клеща на исследование (0.14).</w:t>
+      </w:r>
+    </w:p>
+    <w:p>
+      <w:pPr>
+        <w:numPr>
+          <w:ilvl w:val="0"/>
+          <w:numId w:val="1036"/>
+        </w:numPr>
+        <w:pStyle w:val="Compact"/>
+      </w:pPr>
+      <w:r>
+        <w:t xml:space="preserve">ФГБНУ «ФНЦИРИП им. М. П. Чумакова РАН». Вакцина антирабическая культуральная концентрированная очищенная инактивированная сухая, инструкция по применению, Р N002816/01 — обработка раны до 15 минут, спирт или йод по краям; беременность не противопоказание для прививки после укуса (0.14).</w:t>
+      </w:r>
+    </w:p>
+    <w:p>
+      <w:pPr>
+        <w:numPr>
+          <w:ilvl w:val="0"/>
+          <w:numId w:val="1036"/>
+        </w:numPr>
+        <w:pStyle w:val="Compact"/>
+      </w:pPr>
+      <w:r>
+        <w:t xml:space="preserve">ФБУЗ «Центр гигиенического образования населения» Роспотребнадзора. Столбняк: памятка населению — укусы животных — показание к экстренной профилактике столбняка в зависимости от сведений о прививках (0.14).</w:t>
+      </w:r>
+      <w:r>
+        <w:t xml:space="preserve"> </w:t>
+      </w:r>
+      <w:r>
+        <w:rPr>
+          <w:iCs/>
+          <w:i/>
+        </w:rPr>
+        <w:t xml:space="preserve">Дата и автор на памятке не указаны.</w:t>
       </w:r>
     </w:p>
     <w:p>
@@ -3850,13 +4005,43 @@
           <w:bCs/>
           <w:b/>
         </w:rPr>
-        <w:t xml:space="preserve">0.13–0.15. Травмы, укусы, угарный газ, перегрев</w:t>
-      </w:r>
-      <w:r>
-        <w:t xml:space="preserve"> </w:t>
-      </w:r>
-      <w:r>
-        <w:t xml:space="preserve">— источники Тем 8 и 9: NHTSA, SOGC (0.13); СанПиН 3.3686-21, п. 1674–1675, КР «Болезнь Лайма у взрослых», 2025, инструкция к антирабической вакцине (0.14); NHS о угарном газе, ВОЗ о тепловом ударе (0.15).</w:t>
+        <w:t xml:space="preserve">0.15. Угарный газ и тепловой удар</w:t>
+      </w:r>
+    </w:p>
+    <w:p>
+      <w:pPr>
+        <w:numPr>
+          <w:ilvl w:val="0"/>
+          <w:numId w:val="1037"/>
+        </w:numPr>
+        <w:pStyle w:val="Compact"/>
+      </w:pPr>
+      <w:r>
+        <w:t xml:space="preserve">NHS. Carbon monoxide poisoning — при подозрении на отравление выключить прибор, выйти на улицу, получить медицинскую помощь, не возвращаться до проверки; скорая — при затруднённом дыхании, спутанности, потере сознания (0.15).</w:t>
+      </w:r>
+    </w:p>
+    <w:p>
+      <w:pPr>
+        <w:numPr>
+          <w:ilvl w:val="0"/>
+          <w:numId w:val="1037"/>
+        </w:numPr>
+        <w:pStyle w:val="Compact"/>
+      </w:pPr>
+      <w:r>
+        <w:t xml:space="preserve">World Health Organization. What to do if you see signs of heat stroke, 16.05.2024 — признаки теплового удара; при них вызывают скорую (0.15).</w:t>
+      </w:r>
+    </w:p>
+    <w:p>
+      <w:pPr>
+        <w:numPr>
+          <w:ilvl w:val="0"/>
+          <w:numId w:val="1037"/>
+        </w:numPr>
+        <w:pStyle w:val="Compact"/>
+      </w:pPr>
+      <w:r>
+        <w:t xml:space="preserve">Yip K., Tanen D. Тепловой удар. Справочник MSD, версия для пациентов, обзор май 2025 — горячая кожа, отсутствие пота, учащённые пульс и дыхание, спутанность; немедленно охладить и вызвать скорую; смачивать тело прохладной, не холодной водой и обдувать; жаропонижающие не давать (0.15).</w:t>
       </w:r>
       <w:r>
         <w:t xml:space="preserve"> </w:t>
@@ -3866,12 +4051,12 @@
           <w:iCs/>
           <w:i/>
         </w:rPr>
-        <w:t xml:space="preserve">Номера записей — в списках Тем 8 и 9; перенести при сборке списка.</w:t>
-      </w:r>
-    </w:p>
-    <w:p>
-      <w:pPr>
-        <w:pStyle w:val="BodyText"/>
+        <w:t xml:space="preserve">Справочник не о беременности.</w:t>
+      </w:r>
+    </w:p>
+    <w:p>
+      <w:pPr>
+        <w:pStyle w:val="FirstParagraph"/>
       </w:pPr>
       <w:r>
         <w:rPr>
@@ -3885,12 +4070,12 @@
       <w:pPr>
         <w:numPr>
           <w:ilvl w:val="0"/>
-          <w:numId w:val="1034"/>
-        </w:numPr>
-        <w:pStyle w:val="Compact"/>
-      </w:pPr>
-      <w:r>
-        <w:t xml:space="preserve">Zentiva Pharma UK. Paracetamol 500 mg Tablets: Summary of Product Characteristics, редакция 24.01.2025, разд. 4.9 — обратиться за медицинской помощью сразу, даже при хорошем самочувствии; признаки в первые сутки; ацетилцистеин — до 24 часов, наибольший эффект — в первые 8 часов (0.16).</w:t>
+          <w:numId w:val="1038"/>
+        </w:numPr>
+        <w:pStyle w:val="Compact"/>
+      </w:pPr>
+      <w:r>
+        <w:t xml:space="preserve">Zentiva Pharma UK. Paracetamol 500 mg Tablets: Summary of Product Characteristics, редакция 24.01.2025, раздел 4.9 — обратиться за медицинской помощью сразу, даже при хорошем самочувствии; признаки в первые сутки — бледность, тошнота, рвота, отсутствие аппетита, боль в животе; ацетилцистеин — до 24 часов, наибольший эффект — в первые 8 часов (0.16).</w:t>
       </w:r>
       <w:r>
         <w:t xml:space="preserve"> </w:t>
@@ -3907,12 +4092,24 @@
       <w:pPr>
         <w:numPr>
           <w:ilvl w:val="0"/>
-          <w:numId w:val="1034"/>
-        </w:numPr>
-        <w:pStyle w:val="Compact"/>
-      </w:pPr>
-      <w:r>
-        <w:t xml:space="preserve">Riggs B. S., Bronstein A. C., Kulig K. et al. Acute acetaminophen overdose during pregnancy. Obstetrics and Gynecology, 1989;74(2):247–253, PMID 2748061 — позднее начало ацетилцистеина у беременных связано с более частым самопроизвольным выкидышем и гибелью плода (0.16).</w:t>
+          <w:numId w:val="1038"/>
+        </w:numPr>
+        <w:pStyle w:val="Compact"/>
+      </w:pPr>
+      <w:r>
+        <w:t xml:space="preserve">O’Malley G. F., O’Malley R. Отравление ацетаминофеном. Справочник MSD, версия для пациентов, обзор апрель 2025 — у многих в первые часы симптомов нет; признаки поражения печени через 24–72 часа; ацетилцистеин начинают до поражения печени (0.16).</w:t>
+      </w:r>
+    </w:p>
+    <w:p>
+      <w:pPr>
+        <w:numPr>
+          <w:ilvl w:val="0"/>
+          <w:numId w:val="1038"/>
+        </w:numPr>
+        <w:pStyle w:val="Compact"/>
+      </w:pPr>
+      <w:r>
+        <w:t xml:space="preserve">Riggs B. S., Bronstein A. C., Kulig K. et al. Acute acetaminophen overdose during pregnancy. Obstetrics and Gynecology, 1989;74(2):247–253, PMID 2748061 — позднее начало ацетилцистеина у беременных связано с более частым выкидышем и гибелью плода (0.16).</w:t>
       </w:r>
       <w:r>
         <w:t xml:space="preserve"> </w:t>
@@ -3922,14 +4119,14 @@
           <w:iCs/>
           <w:i/>
         </w:rPr>
-        <w:t xml:space="preserve">Исследование 60 беременных, данные 1976–1985 годов.</w:t>
-      </w:r>
-    </w:p>
-    <w:p>
-      <w:pPr>
-        <w:numPr>
-          <w:ilvl w:val="0"/>
-          <w:numId w:val="1034"/>
+        <w:t xml:space="preserve">60 беременных, данные 1976–1985 годов.</w:t>
+      </w:r>
+    </w:p>
+    <w:p>
+      <w:pPr>
+        <w:numPr>
+          <w:ilvl w:val="0"/>
+          <w:numId w:val="1038"/>
         </w:numPr>
         <w:pStyle w:val="Compact"/>
       </w:pPr>
@@ -3941,7 +4138,7 @@
       <w:pPr>
         <w:numPr>
           <w:ilvl w:val="0"/>
-          <w:numId w:val="1034"/>
+          <w:numId w:val="1038"/>
         </w:numPr>
         <w:pStyle w:val="Compact"/>
       </w:pPr>
@@ -3970,23 +4167,54 @@
         </w:rPr>
         <w:t xml:space="preserve">0.17–0.18. Кризис и безопасность</w:t>
       </w:r>
+    </w:p>
+    <w:p>
+      <w:pPr>
+        <w:numPr>
+          <w:ilvl w:val="0"/>
+          <w:numId w:val="1039"/>
+        </w:numPr>
+        <w:pStyle w:val="Compact"/>
+      </w:pPr>
+      <w:r>
+        <w:t xml:space="preserve">World Health Organization. Guide for integration of perinatal mental health in maternal and child health services. Женева, 2022 — женщину с планом самоубийства срочно направляют к специалисту и не оставляют одну (0.17).</w:t>
+      </w:r>
+    </w:p>
+    <w:p>
+      <w:pPr>
+        <w:numPr>
+          <w:ilvl w:val="0"/>
+          <w:numId w:val="1039"/>
+        </w:numPr>
+        <w:pStyle w:val="Compact"/>
+      </w:pPr>
+      <w:r>
+        <w:t xml:space="preserve">Перечень телефонов помощи — врезка «Куда обращаться за помощью», Тема 10; основа — отчёт</w:t>
+      </w:r>
       <w:r>
         <w:t xml:space="preserve"> </w:t>
       </w:r>
       <w:r>
-        <w:t xml:space="preserve">— источники Темы 10 (ВОЗ, NICE, перечень телефонов по отчёту</w:t>
+        <w:rPr>
+          <w:rStyle w:val="VerbatimChar"/>
+        </w:rPr>
+        <w:t xml:space="preserve">editorial/reports/razvedka-pomosch-zhenshchinam-2026-10-09.md</w:t>
       </w:r>
       <w:r>
         <w:t xml:space="preserve"> </w:t>
       </w:r>
       <w:r>
-        <w:rPr>
-          <w:rStyle w:val="VerbatimChar"/>
-        </w:rPr>
-        <w:t xml:space="preserve">editorial/reports/razvedka-pomosch-zhenshchinam-2026-10-09.md</w:t>
-      </w:r>
-      <w:r>
-        <w:t xml:space="preserve">).</w:t>
+        <w:t xml:space="preserve">(0.17, 0.18).</w:t>
+      </w:r>
+      <w:r>
+        <w:t xml:space="preserve"> </w:t>
+      </w:r>
+      <w:r>
+        <w:rPr>
+          <w:iCs/>
+          <w:i/>
+        </w:rPr>
+        <w:t xml:space="preserve">Номера сверить перед печатью.</w:t>
       </w:r>
     </w:p>
     <w:bookmarkEnd w:id="42"/>
@@ -4343,11 +4571,11 @@
       </w:pPr>
     </w:lvl>
   </w:abstractNum>
-  <w:abstractNum w:abstractNumId="99417">
-    <w:nsid w:val="A99417"/>
+  <w:abstractNum w:abstractNumId="99418">
+    <w:nsid w:val="A99418"/>
     <w:multiLevelType w:val="multilevel"/>
     <w:lvl w:ilvl="0">
-      <w:start w:val="7"/>
+      <w:start w:val="8"/>
       <w:numFmt w:val="decimal"/>
       <w:lvlText w:val="%1."/>
       <w:lvlJc w:val="left"/>
@@ -4356,7 +4584,7 @@
       </w:pPr>
     </w:lvl>
     <w:lvl w:ilvl="1">
-      <w:start w:val="7"/>
+      <w:start w:val="8"/>
       <w:numFmt w:val="decimal"/>
       <w:lvlText w:val="%2."/>
       <w:lvlJc w:val="left"/>
@@ -4365,7 +4593,7 @@
       </w:pPr>
     </w:lvl>
     <w:lvl w:ilvl="2">
-      <w:start w:val="7"/>
+      <w:start w:val="8"/>
       <w:numFmt w:val="decimal"/>
       <w:lvlText w:val="%3."/>
       <w:lvlJc w:val="left"/>
@@ -4374,7 +4602,7 @@
       </w:pPr>
     </w:lvl>
     <w:lvl w:ilvl="3">
-      <w:start w:val="7"/>
+      <w:start w:val="8"/>
       <w:numFmt w:val="decimal"/>
       <w:lvlText w:val="%4."/>
       <w:lvlJc w:val="left"/>
@@ -4383,7 +4611,7 @@
       </w:pPr>
     </w:lvl>
     <w:lvl w:ilvl="4">
-      <w:start w:val="7"/>
+      <w:start w:val="8"/>
       <w:numFmt w:val="decimal"/>
       <w:lvlText w:val="%5."/>
       <w:lvlJc w:val="left"/>
@@ -4392,7 +4620,7 @@
       </w:pPr>
     </w:lvl>
     <w:lvl w:ilvl="5">
-      <w:start w:val="7"/>
+      <w:start w:val="8"/>
       <w:numFmt w:val="decimal"/>
       <w:lvlText w:val="%6."/>
       <w:lvlJc w:val="left"/>
@@ -4401,7 +4629,7 @@
       </w:pPr>
     </w:lvl>
     <w:lvl w:ilvl="6">
-      <w:start w:val="7"/>
+      <w:start w:val="8"/>
       <w:numFmt w:val="decimal"/>
       <w:lvlText w:val="%7."/>
       <w:lvlJc w:val="left"/>
@@ -4410,7 +4638,7 @@
       </w:pPr>
     </w:lvl>
     <w:lvl w:ilvl="7">
-      <w:start w:val="7"/>
+      <w:start w:val="8"/>
       <w:numFmt w:val="decimal"/>
       <w:lvlText w:val="%8."/>
       <w:lvlJc w:val="left"/>
@@ -4419,7 +4647,7 @@
       </w:pPr>
     </w:lvl>
     <w:lvl w:ilvl="8">
-      <w:start w:val="7"/>
+      <w:start w:val="8"/>
       <w:numFmt w:val="decimal"/>
       <w:lvlText w:val="%9."/>
       <w:lvlJc w:val="left"/>
@@ -4428,11 +4656,11 @@
       </w:pPr>
     </w:lvl>
   </w:abstractNum>
-  <w:abstractNum w:abstractNumId="99419">
-    <w:nsid w:val="A99419"/>
+  <w:abstractNum w:abstractNumId="994110">
+    <w:nsid w:val="A994110"/>
     <w:multiLevelType w:val="multilevel"/>
     <w:lvl w:ilvl="0">
-      <w:start w:val="9"/>
+      <w:start w:val="10"/>
       <w:numFmt w:val="decimal"/>
       <w:lvlText w:val="%1."/>
       <w:lvlJc w:val="left"/>
@@ -4441,7 +4669,7 @@
       </w:pPr>
     </w:lvl>
     <w:lvl w:ilvl="1">
-      <w:start w:val="9"/>
+      <w:start w:val="10"/>
       <w:numFmt w:val="decimal"/>
       <w:lvlText w:val="%2."/>
       <w:lvlJc w:val="left"/>
@@ -4450,7 +4678,7 @@
       </w:pPr>
     </w:lvl>
     <w:lvl w:ilvl="2">
-      <w:start w:val="9"/>
+      <w:start w:val="10"/>
       <w:numFmt w:val="decimal"/>
       <w:lvlText w:val="%3."/>
       <w:lvlJc w:val="left"/>
@@ -4459,7 +4687,7 @@
       </w:pPr>
     </w:lvl>
     <w:lvl w:ilvl="3">
-      <w:start w:val="9"/>
+      <w:start w:val="10"/>
       <w:numFmt w:val="decimal"/>
       <w:lvlText w:val="%4."/>
       <w:lvlJc w:val="left"/>
@@ -4468,7 +4696,7 @@
       </w:pPr>
     </w:lvl>
     <w:lvl w:ilvl="4">
-      <w:start w:val="9"/>
+      <w:start w:val="10"/>
       <w:numFmt w:val="decimal"/>
       <w:lvlText w:val="%5."/>
       <w:lvlJc w:val="left"/>
@@ -4477,7 +4705,7 @@
       </w:pPr>
     </w:lvl>
     <w:lvl w:ilvl="5">
-      <w:start w:val="9"/>
+      <w:start w:val="10"/>
       <w:numFmt w:val="decimal"/>
       <w:lvlText w:val="%6."/>
       <w:lvlJc w:val="left"/>
@@ -4486,7 +4714,7 @@
       </w:pPr>
     </w:lvl>
     <w:lvl w:ilvl="6">
-      <w:start w:val="9"/>
+      <w:start w:val="10"/>
       <w:numFmt w:val="decimal"/>
       <w:lvlText w:val="%7."/>
       <w:lvlJc w:val="left"/>
@@ -4495,7 +4723,7 @@
       </w:pPr>
     </w:lvl>
     <w:lvl w:ilvl="7">
-      <w:start w:val="9"/>
+      <w:start w:val="10"/>
       <w:numFmt w:val="decimal"/>
       <w:lvlText w:val="%8."/>
       <w:lvlJc w:val="left"/>
@@ -4504,7 +4732,7 @@
       </w:pPr>
     </w:lvl>
     <w:lvl w:ilvl="8">
-      <w:start w:val="9"/>
+      <w:start w:val="10"/>
       <w:numFmt w:val="decimal"/>
       <w:lvlText w:val="%9."/>
       <w:lvlJc w:val="left"/>
@@ -4513,11 +4741,11 @@
       </w:pPr>
     </w:lvl>
   </w:abstractNum>
-  <w:abstractNum w:abstractNumId="994111">
-    <w:nsid w:val="A994111"/>
+  <w:abstractNum w:abstractNumId="994112">
+    <w:nsid w:val="A994112"/>
     <w:multiLevelType w:val="multilevel"/>
     <w:lvl w:ilvl="0">
-      <w:start w:val="11"/>
+      <w:start w:val="12"/>
       <w:numFmt w:val="decimal"/>
       <w:lvlText w:val="%1."/>
       <w:lvlJc w:val="left"/>
@@ -4526,7 +4754,7 @@
       </w:pPr>
     </w:lvl>
     <w:lvl w:ilvl="1">
-      <w:start w:val="11"/>
+      <w:start w:val="12"/>
       <w:numFmt w:val="decimal"/>
       <w:lvlText w:val="%2."/>
       <w:lvlJc w:val="left"/>
@@ -4535,7 +4763,7 @@
       </w:pPr>
     </w:lvl>
     <w:lvl w:ilvl="2">
-      <w:start w:val="11"/>
+      <w:start w:val="12"/>
       <w:numFmt w:val="decimal"/>
       <w:lvlText w:val="%3."/>
       <w:lvlJc w:val="left"/>
@@ -4544,7 +4772,7 @@
       </w:pPr>
     </w:lvl>
     <w:lvl w:ilvl="3">
-      <w:start w:val="11"/>
+      <w:start w:val="12"/>
       <w:numFmt w:val="decimal"/>
       <w:lvlText w:val="%4."/>
       <w:lvlJc w:val="left"/>
@@ -4553,7 +4781,7 @@
       </w:pPr>
     </w:lvl>
     <w:lvl w:ilvl="4">
-      <w:start w:val="11"/>
+      <w:start w:val="12"/>
       <w:numFmt w:val="decimal"/>
       <w:lvlText w:val="%5."/>
       <w:lvlJc w:val="left"/>
@@ -4562,7 +4790,7 @@
       </w:pPr>
     </w:lvl>
     <w:lvl w:ilvl="5">
-      <w:start w:val="11"/>
+      <w:start w:val="12"/>
       <w:numFmt w:val="decimal"/>
       <w:lvlText w:val="%6."/>
       <w:lvlJc w:val="left"/>
@@ -4571,7 +4799,7 @@
       </w:pPr>
     </w:lvl>
     <w:lvl w:ilvl="6">
-      <w:start w:val="11"/>
+      <w:start w:val="12"/>
       <w:numFmt w:val="decimal"/>
       <w:lvlText w:val="%7."/>
       <w:lvlJc w:val="left"/>
@@ -4580,7 +4808,7 @@
       </w:pPr>
     </w:lvl>
     <w:lvl w:ilvl="7">
-      <w:start w:val="11"/>
+      <w:start w:val="12"/>
       <w:numFmt w:val="decimal"/>
       <w:lvlText w:val="%8."/>
       <w:lvlJc w:val="left"/>
@@ -4589,7 +4817,7 @@
       </w:pPr>
     </w:lvl>
     <w:lvl w:ilvl="8">
-      <w:start w:val="11"/>
+      <w:start w:val="12"/>
       <w:numFmt w:val="decimal"/>
       <w:lvlText w:val="%9."/>
       <w:lvlJc w:val="left"/>
@@ -4598,11 +4826,11 @@
       </w:pPr>
     </w:lvl>
   </w:abstractNum>
-  <w:abstractNum w:abstractNumId="994113">
-    <w:nsid w:val="A994113"/>
+  <w:abstractNum w:abstractNumId="994114">
+    <w:nsid w:val="A994114"/>
     <w:multiLevelType w:val="multilevel"/>
     <w:lvl w:ilvl="0">
-      <w:start w:val="13"/>
+      <w:start w:val="14"/>
       <w:numFmt w:val="decimal"/>
       <w:lvlText w:val="%1."/>
       <w:lvlJc w:val="left"/>
@@ -4611,7 +4839,7 @@
       </w:pPr>
     </w:lvl>
     <w:lvl w:ilvl="1">
-      <w:start w:val="13"/>
+      <w:start w:val="14"/>
       <w:numFmt w:val="decimal"/>
       <w:lvlText w:val="%2."/>
       <w:lvlJc w:val="left"/>
@@ -4620,7 +4848,7 @@
       </w:pPr>
     </w:lvl>
     <w:lvl w:ilvl="2">
-      <w:start w:val="13"/>
+      <w:start w:val="14"/>
       <w:numFmt w:val="decimal"/>
       <w:lvlText w:val="%3."/>
       <w:lvlJc w:val="left"/>
@@ -4629,7 +4857,7 @@
       </w:pPr>
     </w:lvl>
     <w:lvl w:ilvl="3">
-      <w:start w:val="13"/>
+      <w:start w:val="14"/>
       <w:numFmt w:val="decimal"/>
       <w:lvlText w:val="%4."/>
       <w:lvlJc w:val="left"/>
@@ -4638,7 +4866,7 @@
       </w:pPr>
     </w:lvl>
     <w:lvl w:ilvl="4">
-      <w:start w:val="13"/>
+      <w:start w:val="14"/>
       <w:numFmt w:val="decimal"/>
       <w:lvlText w:val="%5."/>
       <w:lvlJc w:val="left"/>
@@ -4647,7 +4875,7 @@
       </w:pPr>
     </w:lvl>
     <w:lvl w:ilvl="5">
-      <w:start w:val="13"/>
+      <w:start w:val="14"/>
       <w:numFmt w:val="decimal"/>
       <w:lvlText w:val="%6."/>
       <w:lvlJc w:val="left"/>
@@ -4656,7 +4884,7 @@
       </w:pPr>
     </w:lvl>
     <w:lvl w:ilvl="6">
-      <w:start w:val="13"/>
+      <w:start w:val="14"/>
       <w:numFmt w:val="decimal"/>
       <w:lvlText w:val="%7."/>
       <w:lvlJc w:val="left"/>
@@ -4665,7 +4893,7 @@
       </w:pPr>
     </w:lvl>
     <w:lvl w:ilvl="7">
-      <w:start w:val="13"/>
+      <w:start w:val="14"/>
       <w:numFmt w:val="decimal"/>
       <w:lvlText w:val="%8."/>
       <w:lvlJc w:val="left"/>
@@ -4674,92 +4902,7 @@
       </w:pPr>
     </w:lvl>
     <w:lvl w:ilvl="8">
-      <w:start w:val="13"/>
-      <w:numFmt w:val="decimal"/>
-      <w:lvlText w:val="%9."/>
-      <w:lvlJc w:val="left"/>
-      <w:pPr>
-        <w:ind w:left="6480" w:hanging="480"/>
-      </w:pPr>
-    </w:lvl>
-  </w:abstractNum>
-  <w:abstractNum w:abstractNumId="994115">
-    <w:nsid w:val="A994115"/>
-    <w:multiLevelType w:val="multilevel"/>
-    <w:lvl w:ilvl="0">
-      <w:start w:val="15"/>
-      <w:numFmt w:val="decimal"/>
-      <w:lvlText w:val="%1."/>
-      <w:lvlJc w:val="left"/>
-      <w:pPr>
-        <w:ind w:left="720" w:hanging="480"/>
-      </w:pPr>
-    </w:lvl>
-    <w:lvl w:ilvl="1">
-      <w:start w:val="15"/>
-      <w:numFmt w:val="decimal"/>
-      <w:lvlText w:val="%2."/>
-      <w:lvlJc w:val="left"/>
-      <w:pPr>
-        <w:ind w:left="1440" w:hanging="480"/>
-      </w:pPr>
-    </w:lvl>
-    <w:lvl w:ilvl="2">
-      <w:start w:val="15"/>
-      <w:numFmt w:val="decimal"/>
-      <w:lvlText w:val="%3."/>
-      <w:lvlJc w:val="left"/>
-      <w:pPr>
-        <w:ind w:left="2160" w:hanging="480"/>
-      </w:pPr>
-    </w:lvl>
-    <w:lvl w:ilvl="3">
-      <w:start w:val="15"/>
-      <w:numFmt w:val="decimal"/>
-      <w:lvlText w:val="%4."/>
-      <w:lvlJc w:val="left"/>
-      <w:pPr>
-        <w:ind w:left="2880" w:hanging="480"/>
-      </w:pPr>
-    </w:lvl>
-    <w:lvl w:ilvl="4">
-      <w:start w:val="15"/>
-      <w:numFmt w:val="decimal"/>
-      <w:lvlText w:val="%5."/>
-      <w:lvlJc w:val="left"/>
-      <w:pPr>
-        <w:ind w:left="3600" w:hanging="480"/>
-      </w:pPr>
-    </w:lvl>
-    <w:lvl w:ilvl="5">
-      <w:start w:val="15"/>
-      <w:numFmt w:val="decimal"/>
-      <w:lvlText w:val="%6."/>
-      <w:lvlJc w:val="left"/>
-      <w:pPr>
-        <w:ind w:left="4320" w:hanging="480"/>
-      </w:pPr>
-    </w:lvl>
-    <w:lvl w:ilvl="6">
-      <w:start w:val="15"/>
-      <w:numFmt w:val="decimal"/>
-      <w:lvlText w:val="%7."/>
-      <w:lvlJc w:val="left"/>
-      <w:pPr>
-        <w:ind w:left="5040" w:hanging="480"/>
-      </w:pPr>
-    </w:lvl>
-    <w:lvl w:ilvl="7">
-      <w:start w:val="15"/>
-      <w:numFmt w:val="decimal"/>
-      <w:lvlText w:val="%8."/>
-      <w:lvlJc w:val="left"/>
-      <w:pPr>
-        <w:ind w:left="5760" w:hanging="480"/>
-      </w:pPr>
-    </w:lvl>
-    <w:lvl w:ilvl="8">
-      <w:start w:val="15"/>
+      <w:start w:val="14"/>
       <w:numFmt w:val="decimal"/>
       <w:lvlText w:val="%9."/>
       <w:lvlJc w:val="left"/>
@@ -4845,6 +4988,516 @@
     </w:lvl>
     <w:lvl w:ilvl="8">
       <w:start w:val="16"/>
+      <w:numFmt w:val="decimal"/>
+      <w:lvlText w:val="%9."/>
+      <w:lvlJc w:val="left"/>
+      <w:pPr>
+        <w:ind w:left="6480" w:hanging="480"/>
+      </w:pPr>
+    </w:lvl>
+  </w:abstractNum>
+  <w:abstractNum w:abstractNumId="994118">
+    <w:nsid w:val="A994118"/>
+    <w:multiLevelType w:val="multilevel"/>
+    <w:lvl w:ilvl="0">
+      <w:start w:val="18"/>
+      <w:numFmt w:val="decimal"/>
+      <w:lvlText w:val="%1."/>
+      <w:lvlJc w:val="left"/>
+      <w:pPr>
+        <w:ind w:left="720" w:hanging="480"/>
+      </w:pPr>
+    </w:lvl>
+    <w:lvl w:ilvl="1">
+      <w:start w:val="18"/>
+      <w:numFmt w:val="decimal"/>
+      <w:lvlText w:val="%2."/>
+      <w:lvlJc w:val="left"/>
+      <w:pPr>
+        <w:ind w:left="1440" w:hanging="480"/>
+      </w:pPr>
+    </w:lvl>
+    <w:lvl w:ilvl="2">
+      <w:start w:val="18"/>
+      <w:numFmt w:val="decimal"/>
+      <w:lvlText w:val="%3."/>
+      <w:lvlJc w:val="left"/>
+      <w:pPr>
+        <w:ind w:left="2160" w:hanging="480"/>
+      </w:pPr>
+    </w:lvl>
+    <w:lvl w:ilvl="3">
+      <w:start w:val="18"/>
+      <w:numFmt w:val="decimal"/>
+      <w:lvlText w:val="%4."/>
+      <w:lvlJc w:val="left"/>
+      <w:pPr>
+        <w:ind w:left="2880" w:hanging="480"/>
+      </w:pPr>
+    </w:lvl>
+    <w:lvl w:ilvl="4">
+      <w:start w:val="18"/>
+      <w:numFmt w:val="decimal"/>
+      <w:lvlText w:val="%5."/>
+      <w:lvlJc w:val="left"/>
+      <w:pPr>
+        <w:ind w:left="3600" w:hanging="480"/>
+      </w:pPr>
+    </w:lvl>
+    <w:lvl w:ilvl="5">
+      <w:start w:val="18"/>
+      <w:numFmt w:val="decimal"/>
+      <w:lvlText w:val="%6."/>
+      <w:lvlJc w:val="left"/>
+      <w:pPr>
+        <w:ind w:left="4320" w:hanging="480"/>
+      </w:pPr>
+    </w:lvl>
+    <w:lvl w:ilvl="6">
+      <w:start w:val="18"/>
+      <w:numFmt w:val="decimal"/>
+      <w:lvlText w:val="%7."/>
+      <w:lvlJc w:val="left"/>
+      <w:pPr>
+        <w:ind w:left="5040" w:hanging="480"/>
+      </w:pPr>
+    </w:lvl>
+    <w:lvl w:ilvl="7">
+      <w:start w:val="18"/>
+      <w:numFmt w:val="decimal"/>
+      <w:lvlText w:val="%8."/>
+      <w:lvlJc w:val="left"/>
+      <w:pPr>
+        <w:ind w:left="5760" w:hanging="480"/>
+      </w:pPr>
+    </w:lvl>
+    <w:lvl w:ilvl="8">
+      <w:start w:val="18"/>
+      <w:numFmt w:val="decimal"/>
+      <w:lvlText w:val="%9."/>
+      <w:lvlJc w:val="left"/>
+      <w:pPr>
+        <w:ind w:left="6480" w:hanging="480"/>
+      </w:pPr>
+    </w:lvl>
+  </w:abstractNum>
+  <w:abstractNum w:abstractNumId="994119">
+    <w:nsid w:val="A994119"/>
+    <w:multiLevelType w:val="multilevel"/>
+    <w:lvl w:ilvl="0">
+      <w:start w:val="19"/>
+      <w:numFmt w:val="decimal"/>
+      <w:lvlText w:val="%1."/>
+      <w:lvlJc w:val="left"/>
+      <w:pPr>
+        <w:ind w:left="720" w:hanging="480"/>
+      </w:pPr>
+    </w:lvl>
+    <w:lvl w:ilvl="1">
+      <w:start w:val="19"/>
+      <w:numFmt w:val="decimal"/>
+      <w:lvlText w:val="%2."/>
+      <w:lvlJc w:val="left"/>
+      <w:pPr>
+        <w:ind w:left="1440" w:hanging="480"/>
+      </w:pPr>
+    </w:lvl>
+    <w:lvl w:ilvl="2">
+      <w:start w:val="19"/>
+      <w:numFmt w:val="decimal"/>
+      <w:lvlText w:val="%3."/>
+      <w:lvlJc w:val="left"/>
+      <w:pPr>
+        <w:ind w:left="2160" w:hanging="480"/>
+      </w:pPr>
+    </w:lvl>
+    <w:lvl w:ilvl="3">
+      <w:start w:val="19"/>
+      <w:numFmt w:val="decimal"/>
+      <w:lvlText w:val="%4."/>
+      <w:lvlJc w:val="left"/>
+      <w:pPr>
+        <w:ind w:left="2880" w:hanging="480"/>
+      </w:pPr>
+    </w:lvl>
+    <w:lvl w:ilvl="4">
+      <w:start w:val="19"/>
+      <w:numFmt w:val="decimal"/>
+      <w:lvlText w:val="%5."/>
+      <w:lvlJc w:val="left"/>
+      <w:pPr>
+        <w:ind w:left="3600" w:hanging="480"/>
+      </w:pPr>
+    </w:lvl>
+    <w:lvl w:ilvl="5">
+      <w:start w:val="19"/>
+      <w:numFmt w:val="decimal"/>
+      <w:lvlText w:val="%6."/>
+      <w:lvlJc w:val="left"/>
+      <w:pPr>
+        <w:ind w:left="4320" w:hanging="480"/>
+      </w:pPr>
+    </w:lvl>
+    <w:lvl w:ilvl="6">
+      <w:start w:val="19"/>
+      <w:numFmt w:val="decimal"/>
+      <w:lvlText w:val="%7."/>
+      <w:lvlJc w:val="left"/>
+      <w:pPr>
+        <w:ind w:left="5040" w:hanging="480"/>
+      </w:pPr>
+    </w:lvl>
+    <w:lvl w:ilvl="7">
+      <w:start w:val="19"/>
+      <w:numFmt w:val="decimal"/>
+      <w:lvlText w:val="%8."/>
+      <w:lvlJc w:val="left"/>
+      <w:pPr>
+        <w:ind w:left="5760" w:hanging="480"/>
+      </w:pPr>
+    </w:lvl>
+    <w:lvl w:ilvl="8">
+      <w:start w:val="19"/>
+      <w:numFmt w:val="decimal"/>
+      <w:lvlText w:val="%9."/>
+      <w:lvlJc w:val="left"/>
+      <w:pPr>
+        <w:ind w:left="6480" w:hanging="480"/>
+      </w:pPr>
+    </w:lvl>
+  </w:abstractNum>
+  <w:abstractNum w:abstractNumId="994122">
+    <w:nsid w:val="A994122"/>
+    <w:multiLevelType w:val="multilevel"/>
+    <w:lvl w:ilvl="0">
+      <w:start w:val="22"/>
+      <w:numFmt w:val="decimal"/>
+      <w:lvlText w:val="%1."/>
+      <w:lvlJc w:val="left"/>
+      <w:pPr>
+        <w:ind w:left="720" w:hanging="480"/>
+      </w:pPr>
+    </w:lvl>
+    <w:lvl w:ilvl="1">
+      <w:start w:val="22"/>
+      <w:numFmt w:val="decimal"/>
+      <w:lvlText w:val="%2."/>
+      <w:lvlJc w:val="left"/>
+      <w:pPr>
+        <w:ind w:left="1440" w:hanging="480"/>
+      </w:pPr>
+    </w:lvl>
+    <w:lvl w:ilvl="2">
+      <w:start w:val="22"/>
+      <w:numFmt w:val="decimal"/>
+      <w:lvlText w:val="%3."/>
+      <w:lvlJc w:val="left"/>
+      <w:pPr>
+        <w:ind w:left="2160" w:hanging="480"/>
+      </w:pPr>
+    </w:lvl>
+    <w:lvl w:ilvl="3">
+      <w:start w:val="22"/>
+      <w:numFmt w:val="decimal"/>
+      <w:lvlText w:val="%4."/>
+      <w:lvlJc w:val="left"/>
+      <w:pPr>
+        <w:ind w:left="2880" w:hanging="480"/>
+      </w:pPr>
+    </w:lvl>
+    <w:lvl w:ilvl="4">
+      <w:start w:val="22"/>
+      <w:numFmt w:val="decimal"/>
+      <w:lvlText w:val="%5."/>
+      <w:lvlJc w:val="left"/>
+      <w:pPr>
+        <w:ind w:left="3600" w:hanging="480"/>
+      </w:pPr>
+    </w:lvl>
+    <w:lvl w:ilvl="5">
+      <w:start w:val="22"/>
+      <w:numFmt w:val="decimal"/>
+      <w:lvlText w:val="%6."/>
+      <w:lvlJc w:val="left"/>
+      <w:pPr>
+        <w:ind w:left="4320" w:hanging="480"/>
+      </w:pPr>
+    </w:lvl>
+    <w:lvl w:ilvl="6">
+      <w:start w:val="22"/>
+      <w:numFmt w:val="decimal"/>
+      <w:lvlText w:val="%7."/>
+      <w:lvlJc w:val="left"/>
+      <w:pPr>
+        <w:ind w:left="5040" w:hanging="480"/>
+      </w:pPr>
+    </w:lvl>
+    <w:lvl w:ilvl="7">
+      <w:start w:val="22"/>
+      <w:numFmt w:val="decimal"/>
+      <w:lvlText w:val="%8."/>
+      <w:lvlJc w:val="left"/>
+      <w:pPr>
+        <w:ind w:left="5760" w:hanging="480"/>
+      </w:pPr>
+    </w:lvl>
+    <w:lvl w:ilvl="8">
+      <w:start w:val="22"/>
+      <w:numFmt w:val="decimal"/>
+      <w:lvlText w:val="%9."/>
+      <w:lvlJc w:val="left"/>
+      <w:pPr>
+        <w:ind w:left="6480" w:hanging="480"/>
+      </w:pPr>
+    </w:lvl>
+  </w:abstractNum>
+  <w:abstractNum w:abstractNumId="994127">
+    <w:nsid w:val="A994127"/>
+    <w:multiLevelType w:val="multilevel"/>
+    <w:lvl w:ilvl="0">
+      <w:start w:val="27"/>
+      <w:numFmt w:val="decimal"/>
+      <w:lvlText w:val="%1."/>
+      <w:lvlJc w:val="left"/>
+      <w:pPr>
+        <w:ind w:left="720" w:hanging="480"/>
+      </w:pPr>
+    </w:lvl>
+    <w:lvl w:ilvl="1">
+      <w:start w:val="27"/>
+      <w:numFmt w:val="decimal"/>
+      <w:lvlText w:val="%2."/>
+      <w:lvlJc w:val="left"/>
+      <w:pPr>
+        <w:ind w:left="1440" w:hanging="480"/>
+      </w:pPr>
+    </w:lvl>
+    <w:lvl w:ilvl="2">
+      <w:start w:val="27"/>
+      <w:numFmt w:val="decimal"/>
+      <w:lvlText w:val="%3."/>
+      <w:lvlJc w:val="left"/>
+      <w:pPr>
+        <w:ind w:left="2160" w:hanging="480"/>
+      </w:pPr>
+    </w:lvl>
+    <w:lvl w:ilvl="3">
+      <w:start w:val="27"/>
+      <w:numFmt w:val="decimal"/>
+      <w:lvlText w:val="%4."/>
+      <w:lvlJc w:val="left"/>
+      <w:pPr>
+        <w:ind w:left="2880" w:hanging="480"/>
+      </w:pPr>
+    </w:lvl>
+    <w:lvl w:ilvl="4">
+      <w:start w:val="27"/>
+      <w:numFmt w:val="decimal"/>
+      <w:lvlText w:val="%5."/>
+      <w:lvlJc w:val="left"/>
+      <w:pPr>
+        <w:ind w:left="3600" w:hanging="480"/>
+      </w:pPr>
+    </w:lvl>
+    <w:lvl w:ilvl="5">
+      <w:start w:val="27"/>
+      <w:numFmt w:val="decimal"/>
+      <w:lvlText w:val="%6."/>
+      <w:lvlJc w:val="left"/>
+      <w:pPr>
+        <w:ind w:left="4320" w:hanging="480"/>
+      </w:pPr>
+    </w:lvl>
+    <w:lvl w:ilvl="6">
+      <w:start w:val="27"/>
+      <w:numFmt w:val="decimal"/>
+      <w:lvlText w:val="%7."/>
+      <w:lvlJc w:val="left"/>
+      <w:pPr>
+        <w:ind w:left="5040" w:hanging="480"/>
+      </w:pPr>
+    </w:lvl>
+    <w:lvl w:ilvl="7">
+      <w:start w:val="27"/>
+      <w:numFmt w:val="decimal"/>
+      <w:lvlText w:val="%8."/>
+      <w:lvlJc w:val="left"/>
+      <w:pPr>
+        <w:ind w:left="5760" w:hanging="480"/>
+      </w:pPr>
+    </w:lvl>
+    <w:lvl w:ilvl="8">
+      <w:start w:val="27"/>
+      <w:numFmt w:val="decimal"/>
+      <w:lvlText w:val="%9."/>
+      <w:lvlJc w:val="left"/>
+      <w:pPr>
+        <w:ind w:left="6480" w:hanging="480"/>
+      </w:pPr>
+    </w:lvl>
+  </w:abstractNum>
+  <w:abstractNum w:abstractNumId="994130">
+    <w:nsid w:val="A994130"/>
+    <w:multiLevelType w:val="multilevel"/>
+    <w:lvl w:ilvl="0">
+      <w:start w:val="30"/>
+      <w:numFmt w:val="decimal"/>
+      <w:lvlText w:val="%1."/>
+      <w:lvlJc w:val="left"/>
+      <w:pPr>
+        <w:ind w:left="720" w:hanging="480"/>
+      </w:pPr>
+    </w:lvl>
+    <w:lvl w:ilvl="1">
+      <w:start w:val="30"/>
+      <w:numFmt w:val="decimal"/>
+      <w:lvlText w:val="%2."/>
+      <w:lvlJc w:val="left"/>
+      <w:pPr>
+        <w:ind w:left="1440" w:hanging="480"/>
+      </w:pPr>
+    </w:lvl>
+    <w:lvl w:ilvl="2">
+      <w:start w:val="30"/>
+      <w:numFmt w:val="decimal"/>
+      <w:lvlText w:val="%3."/>
+      <w:lvlJc w:val="left"/>
+      <w:pPr>
+        <w:ind w:left="2160" w:hanging="480"/>
+      </w:pPr>
+    </w:lvl>
+    <w:lvl w:ilvl="3">
+      <w:start w:val="30"/>
+      <w:numFmt w:val="decimal"/>
+      <w:lvlText w:val="%4."/>
+      <w:lvlJc w:val="left"/>
+      <w:pPr>
+        <w:ind w:left="2880" w:hanging="480"/>
+      </w:pPr>
+    </w:lvl>
+    <w:lvl w:ilvl="4">
+      <w:start w:val="30"/>
+      <w:numFmt w:val="decimal"/>
+      <w:lvlText w:val="%5."/>
+      <w:lvlJc w:val="left"/>
+      <w:pPr>
+        <w:ind w:left="3600" w:hanging="480"/>
+      </w:pPr>
+    </w:lvl>
+    <w:lvl w:ilvl="5">
+      <w:start w:val="30"/>
+      <w:numFmt w:val="decimal"/>
+      <w:lvlText w:val="%6."/>
+      <w:lvlJc w:val="left"/>
+      <w:pPr>
+        <w:ind w:left="4320" w:hanging="480"/>
+      </w:pPr>
+    </w:lvl>
+    <w:lvl w:ilvl="6">
+      <w:start w:val="30"/>
+      <w:numFmt w:val="decimal"/>
+      <w:lvlText w:val="%7."/>
+      <w:lvlJc w:val="left"/>
+      <w:pPr>
+        <w:ind w:left="5040" w:hanging="480"/>
+      </w:pPr>
+    </w:lvl>
+    <w:lvl w:ilvl="7">
+      <w:start w:val="30"/>
+      <w:numFmt w:val="decimal"/>
+      <w:lvlText w:val="%8."/>
+      <w:lvlJc w:val="left"/>
+      <w:pPr>
+        <w:ind w:left="5760" w:hanging="480"/>
+      </w:pPr>
+    </w:lvl>
+    <w:lvl w:ilvl="8">
+      <w:start w:val="30"/>
+      <w:numFmt w:val="decimal"/>
+      <w:lvlText w:val="%9."/>
+      <w:lvlJc w:val="left"/>
+      <w:pPr>
+        <w:ind w:left="6480" w:hanging="480"/>
+      </w:pPr>
+    </w:lvl>
+  </w:abstractNum>
+  <w:abstractNum w:abstractNumId="994135">
+    <w:nsid w:val="A994135"/>
+    <w:multiLevelType w:val="multilevel"/>
+    <w:lvl w:ilvl="0">
+      <w:start w:val="35"/>
+      <w:numFmt w:val="decimal"/>
+      <w:lvlText w:val="%1."/>
+      <w:lvlJc w:val="left"/>
+      <w:pPr>
+        <w:ind w:left="720" w:hanging="480"/>
+      </w:pPr>
+    </w:lvl>
+    <w:lvl w:ilvl="1">
+      <w:start w:val="35"/>
+      <w:numFmt w:val="decimal"/>
+      <w:lvlText w:val="%2."/>
+      <w:lvlJc w:val="left"/>
+      <w:pPr>
+        <w:ind w:left="1440" w:hanging="480"/>
+      </w:pPr>
+    </w:lvl>
+    <w:lvl w:ilvl="2">
+      <w:start w:val="35"/>
+      <w:numFmt w:val="decimal"/>
+      <w:lvlText w:val="%3."/>
+      <w:lvlJc w:val="left"/>
+      <w:pPr>
+        <w:ind w:left="2160" w:hanging="480"/>
+      </w:pPr>
+    </w:lvl>
+    <w:lvl w:ilvl="3">
+      <w:start w:val="35"/>
+      <w:numFmt w:val="decimal"/>
+      <w:lvlText w:val="%4."/>
+      <w:lvlJc w:val="left"/>
+      <w:pPr>
+        <w:ind w:left="2880" w:hanging="480"/>
+      </w:pPr>
+    </w:lvl>
+    <w:lvl w:ilvl="4">
+      <w:start w:val="35"/>
+      <w:numFmt w:val="decimal"/>
+      <w:lvlText w:val="%5."/>
+      <w:lvlJc w:val="left"/>
+      <w:pPr>
+        <w:ind w:left="3600" w:hanging="480"/>
+      </w:pPr>
+    </w:lvl>
+    <w:lvl w:ilvl="5">
+      <w:start w:val="35"/>
+      <w:numFmt w:val="decimal"/>
+      <w:lvlText w:val="%6."/>
+      <w:lvlJc w:val="left"/>
+      <w:pPr>
+        <w:ind w:left="4320" w:hanging="480"/>
+      </w:pPr>
+    </w:lvl>
+    <w:lvl w:ilvl="6">
+      <w:start w:val="35"/>
+      <w:numFmt w:val="decimal"/>
+      <w:lvlText w:val="%7."/>
+      <w:lvlJc w:val="left"/>
+      <w:pPr>
+        <w:ind w:left="5040" w:hanging="480"/>
+      </w:pPr>
+    </w:lvl>
+    <w:lvl w:ilvl="7">
+      <w:start w:val="35"/>
+      <w:numFmt w:val="decimal"/>
+      <w:lvlText w:val="%8."/>
+      <w:lvlJc w:val="left"/>
+      <w:pPr>
+        <w:ind w:left="5760" w:hanging="480"/>
+      </w:pPr>
+    </w:lvl>
+    <w:lvl w:ilvl="8">
+      <w:start w:val="35"/>
       <w:numFmt w:val="decimal"/>
       <w:lvlText w:val="%9."/>
       <w:lvlJc w:val="left"/>
@@ -5103,156 +5756,126 @@
     </w:lvlOverride>
   </w:num>
   <w:num w:numId="1029">
-    <w:abstractNumId w:val="99417"/>
+    <w:abstractNumId w:val="99418"/>
     <w:lvlOverride w:ilvl="0">
-      <w:startOverride w:val="7"/>
+      <w:startOverride w:val="8"/>
     </w:lvlOverride>
     <w:lvlOverride w:ilvl="1">
-      <w:startOverride w:val="7"/>
+      <w:startOverride w:val="8"/>
     </w:lvlOverride>
     <w:lvlOverride w:ilvl="2">
-      <w:startOverride w:val="7"/>
+      <w:startOverride w:val="8"/>
     </w:lvlOverride>
     <w:lvlOverride w:ilvl="3">
-      <w:startOverride w:val="7"/>
+      <w:startOverride w:val="8"/>
     </w:lvlOverride>
     <w:lvlOverride w:ilvl="4">
-      <w:startOverride w:val="7"/>
+      <w:startOverride w:val="8"/>
     </w:lvlOverride>
     <w:lvlOverride w:ilvl="5">
-      <w:startOverride w:val="7"/>
+      <w:startOverride w:val="8"/>
     </w:lvlOverride>
     <w:lvlOverride w:ilvl="6">
-      <w:startOverride w:val="7"/>
+      <w:startOverride w:val="8"/>
     </w:lvlOverride>
     <w:lvlOverride w:ilvl="7">
-      <w:startOverride w:val="7"/>
+      <w:startOverride w:val="8"/>
     </w:lvlOverride>
     <w:lvlOverride w:ilvl="8">
-      <w:startOverride w:val="7"/>
+      <w:startOverride w:val="8"/>
     </w:lvlOverride>
   </w:num>
   <w:num w:numId="1030">
-    <w:abstractNumId w:val="99419"/>
+    <w:abstractNumId w:val="994110"/>
     <w:lvlOverride w:ilvl="0">
-      <w:startOverride w:val="9"/>
+      <w:startOverride w:val="10"/>
     </w:lvlOverride>
     <w:lvlOverride w:ilvl="1">
-      <w:startOverride w:val="9"/>
+      <w:startOverride w:val="10"/>
     </w:lvlOverride>
     <w:lvlOverride w:ilvl="2">
-      <w:startOverride w:val="9"/>
+      <w:startOverride w:val="10"/>
     </w:lvlOverride>
     <w:lvlOverride w:ilvl="3">
-      <w:startOverride w:val="9"/>
+      <w:startOverride w:val="10"/>
     </w:lvlOverride>
     <w:lvlOverride w:ilvl="4">
-      <w:startOverride w:val="9"/>
+      <w:startOverride w:val="10"/>
     </w:lvlOverride>
     <w:lvlOverride w:ilvl="5">
-      <w:startOverride w:val="9"/>
+      <w:startOverride w:val="10"/>
     </w:lvlOverride>
     <w:lvlOverride w:ilvl="6">
-      <w:startOverride w:val="9"/>
+      <w:startOverride w:val="10"/>
     </w:lvlOverride>
     <w:lvlOverride w:ilvl="7">
-      <w:startOverride w:val="9"/>
+      <w:startOverride w:val="10"/>
     </w:lvlOverride>
     <w:lvlOverride w:ilvl="8">
-      <w:startOverride w:val="9"/>
+      <w:startOverride w:val="10"/>
     </w:lvlOverride>
   </w:num>
   <w:num w:numId="1031">
-    <w:abstractNumId w:val="994111"/>
+    <w:abstractNumId w:val="994112"/>
     <w:lvlOverride w:ilvl="0">
-      <w:startOverride w:val="11"/>
+      <w:startOverride w:val="12"/>
     </w:lvlOverride>
     <w:lvlOverride w:ilvl="1">
-      <w:startOverride w:val="11"/>
+      <w:startOverride w:val="12"/>
     </w:lvlOverride>
     <w:lvlOverride w:ilvl="2">
-      <w:startOverride w:val="11"/>
+      <w:startOverride w:val="12"/>
     </w:lvlOverride>
     <w:lvlOverride w:ilvl="3">
-      <w:startOverride w:val="11"/>
+      <w:startOverride w:val="12"/>
     </w:lvlOverride>
     <w:lvlOverride w:ilvl="4">
-      <w:startOverride w:val="11"/>
+      <w:startOverride w:val="12"/>
     </w:lvlOverride>
     <w:lvlOverride w:ilvl="5">
-      <w:startOverride w:val="11"/>
+      <w:startOverride w:val="12"/>
     </w:lvlOverride>
     <w:lvlOverride w:ilvl="6">
-      <w:startOverride w:val="11"/>
+      <w:startOverride w:val="12"/>
     </w:lvlOverride>
     <w:lvlOverride w:ilvl="7">
-      <w:startOverride w:val="11"/>
+      <w:startOverride w:val="12"/>
     </w:lvlOverride>
     <w:lvlOverride w:ilvl="8">
-      <w:startOverride w:val="11"/>
+      <w:startOverride w:val="12"/>
     </w:lvlOverride>
   </w:num>
   <w:num w:numId="1032">
-    <w:abstractNumId w:val="994113"/>
+    <w:abstractNumId w:val="994114"/>
     <w:lvlOverride w:ilvl="0">
-      <w:startOverride w:val="13"/>
+      <w:startOverride w:val="14"/>
     </w:lvlOverride>
     <w:lvlOverride w:ilvl="1">
-      <w:startOverride w:val="13"/>
+      <w:startOverride w:val="14"/>
     </w:lvlOverride>
     <w:lvlOverride w:ilvl="2">
-      <w:startOverride w:val="13"/>
+      <w:startOverride w:val="14"/>
     </w:lvlOverride>
     <w:lvlOverride w:ilvl="3">
-      <w:startOverride w:val="13"/>
+      <w:startOverride w:val="14"/>
     </w:lvlOverride>
     <w:lvlOverride w:ilvl="4">
-      <w:startOverride w:val="13"/>
+      <w:startOverride w:val="14"/>
     </w:lvlOverride>
     <w:lvlOverride w:ilvl="5">
-      <w:startOverride w:val="13"/>
+      <w:startOverride w:val="14"/>
     </w:lvlOverride>
     <w:lvlOverride w:ilvl="6">
-      <w:startOverride w:val="13"/>
+      <w:startOverride w:val="14"/>
     </w:lvlOverride>
     <w:lvlOverride w:ilvl="7">
-      <w:startOverride w:val="13"/>
+      <w:startOverride w:val="14"/>
     </w:lvlOverride>
     <w:lvlOverride w:ilvl="8">
-      <w:startOverride w:val="13"/>
+      <w:startOverride w:val="14"/>
     </w:lvlOverride>
   </w:num>
   <w:num w:numId="1033">
-    <w:abstractNumId w:val="994115"/>
-    <w:lvlOverride w:ilvl="0">
-      <w:startOverride w:val="15"/>
-    </w:lvlOverride>
-    <w:lvlOverride w:ilvl="1">
-      <w:startOverride w:val="15"/>
-    </w:lvlOverride>
-    <w:lvlOverride w:ilvl="2">
-      <w:startOverride w:val="15"/>
-    </w:lvlOverride>
-    <w:lvlOverride w:ilvl="3">
-      <w:startOverride w:val="15"/>
-    </w:lvlOverride>
-    <w:lvlOverride w:ilvl="4">
-      <w:startOverride w:val="15"/>
-    </w:lvlOverride>
-    <w:lvlOverride w:ilvl="5">
-      <w:startOverride w:val="15"/>
-    </w:lvlOverride>
-    <w:lvlOverride w:ilvl="6">
-      <w:startOverride w:val="15"/>
-    </w:lvlOverride>
-    <w:lvlOverride w:ilvl="7">
-      <w:startOverride w:val="15"/>
-    </w:lvlOverride>
-    <w:lvlOverride w:ilvl="8">
-      <w:startOverride w:val="15"/>
-    </w:lvlOverride>
-  </w:num>
-  <w:num w:numId="1034">
     <w:abstractNumId w:val="994116"/>
     <w:lvlOverride w:ilvl="0">
       <w:startOverride w:val="16"/>
@@ -5280,6 +5903,186 @@
     </w:lvlOverride>
     <w:lvlOverride w:ilvl="8">
       <w:startOverride w:val="16"/>
+    </w:lvlOverride>
+  </w:num>
+  <w:num w:numId="1034">
+    <w:abstractNumId w:val="994118"/>
+    <w:lvlOverride w:ilvl="0">
+      <w:startOverride w:val="18"/>
+    </w:lvlOverride>
+    <w:lvlOverride w:ilvl="1">
+      <w:startOverride w:val="18"/>
+    </w:lvlOverride>
+    <w:lvlOverride w:ilvl="2">
+      <w:startOverride w:val="18"/>
+    </w:lvlOverride>
+    <w:lvlOverride w:ilvl="3">
+      <w:startOverride w:val="18"/>
+    </w:lvlOverride>
+    <w:lvlOverride w:ilvl="4">
+      <w:startOverride w:val="18"/>
+    </w:lvlOverride>
+    <w:lvlOverride w:ilvl="5">
+      <w:startOverride w:val="18"/>
+    </w:lvlOverride>
+    <w:lvlOverride w:ilvl="6">
+      <w:startOverride w:val="18"/>
+    </w:lvlOverride>
+    <w:lvlOverride w:ilvl="7">
+      <w:startOverride w:val="18"/>
+    </w:lvlOverride>
+    <w:lvlOverride w:ilvl="8">
+      <w:startOverride w:val="18"/>
+    </w:lvlOverride>
+  </w:num>
+  <w:num w:numId="1035">
+    <w:abstractNumId w:val="994119"/>
+    <w:lvlOverride w:ilvl="0">
+      <w:startOverride w:val="19"/>
+    </w:lvlOverride>
+    <w:lvlOverride w:ilvl="1">
+      <w:startOverride w:val="19"/>
+    </w:lvlOverride>
+    <w:lvlOverride w:ilvl="2">
+      <w:startOverride w:val="19"/>
+    </w:lvlOverride>
+    <w:lvlOverride w:ilvl="3">
+      <w:startOverride w:val="19"/>
+    </w:lvlOverride>
+    <w:lvlOverride w:ilvl="4">
+      <w:startOverride w:val="19"/>
+    </w:lvlOverride>
+    <w:lvlOverride w:ilvl="5">
+      <w:startOverride w:val="19"/>
+    </w:lvlOverride>
+    <w:lvlOverride w:ilvl="6">
+      <w:startOverride w:val="19"/>
+    </w:lvlOverride>
+    <w:lvlOverride w:ilvl="7">
+      <w:startOverride w:val="19"/>
+    </w:lvlOverride>
+    <w:lvlOverride w:ilvl="8">
+      <w:startOverride w:val="19"/>
+    </w:lvlOverride>
+  </w:num>
+  <w:num w:numId="1036">
+    <w:abstractNumId w:val="994122"/>
+    <w:lvlOverride w:ilvl="0">
+      <w:startOverride w:val="22"/>
+    </w:lvlOverride>
+    <w:lvlOverride w:ilvl="1">
+      <w:startOverride w:val="22"/>
+    </w:lvlOverride>
+    <w:lvlOverride w:ilvl="2">
+      <w:startOverride w:val="22"/>
+    </w:lvlOverride>
+    <w:lvlOverride w:ilvl="3">
+      <w:startOverride w:val="22"/>
+    </w:lvlOverride>
+    <w:lvlOverride w:ilvl="4">
+      <w:startOverride w:val="22"/>
+    </w:lvlOverride>
+    <w:lvlOverride w:ilvl="5">
+      <w:startOverride w:val="22"/>
+    </w:lvlOverride>
+    <w:lvlOverride w:ilvl="6">
+      <w:startOverride w:val="22"/>
+    </w:lvlOverride>
+    <w:lvlOverride w:ilvl="7">
+      <w:startOverride w:val="22"/>
+    </w:lvlOverride>
+    <w:lvlOverride w:ilvl="8">
+      <w:startOverride w:val="22"/>
+    </w:lvlOverride>
+  </w:num>
+  <w:num w:numId="1037">
+    <w:abstractNumId w:val="994127"/>
+    <w:lvlOverride w:ilvl="0">
+      <w:startOverride w:val="27"/>
+    </w:lvlOverride>
+    <w:lvlOverride w:ilvl="1">
+      <w:startOverride w:val="27"/>
+    </w:lvlOverride>
+    <w:lvlOverride w:ilvl="2">
+      <w:startOverride w:val="27"/>
+    </w:lvlOverride>
+    <w:lvlOverride w:ilvl="3">
+      <w:startOverride w:val="27"/>
+    </w:lvlOverride>
+    <w:lvlOverride w:ilvl="4">
+      <w:startOverride w:val="27"/>
+    </w:lvlOverride>
+    <w:lvlOverride w:ilvl="5">
+      <w:startOverride w:val="27"/>
+    </w:lvlOverride>
+    <w:lvlOverride w:ilvl="6">
+      <w:startOverride w:val="27"/>
+    </w:lvlOverride>
+    <w:lvlOverride w:ilvl="7">
+      <w:startOverride w:val="27"/>
+    </w:lvlOverride>
+    <w:lvlOverride w:ilvl="8">
+      <w:startOverride w:val="27"/>
+    </w:lvlOverride>
+  </w:num>
+  <w:num w:numId="1038">
+    <w:abstractNumId w:val="994130"/>
+    <w:lvlOverride w:ilvl="0">
+      <w:startOverride w:val="30"/>
+    </w:lvlOverride>
+    <w:lvlOverride w:ilvl="1">
+      <w:startOverride w:val="30"/>
+    </w:lvlOverride>
+    <w:lvlOverride w:ilvl="2">
+      <w:startOverride w:val="30"/>
+    </w:lvlOverride>
+    <w:lvlOverride w:ilvl="3">
+      <w:startOverride w:val="30"/>
+    </w:lvlOverride>
+    <w:lvlOverride w:ilvl="4">
+      <w:startOverride w:val="30"/>
+    </w:lvlOverride>
+    <w:lvlOverride w:ilvl="5">
+      <w:startOverride w:val="30"/>
+    </w:lvlOverride>
+    <w:lvlOverride w:ilvl="6">
+      <w:startOverride w:val="30"/>
+    </w:lvlOverride>
+    <w:lvlOverride w:ilvl="7">
+      <w:startOverride w:val="30"/>
+    </w:lvlOverride>
+    <w:lvlOverride w:ilvl="8">
+      <w:startOverride w:val="30"/>
+    </w:lvlOverride>
+  </w:num>
+  <w:num w:numId="1039">
+    <w:abstractNumId w:val="994135"/>
+    <w:lvlOverride w:ilvl="0">
+      <w:startOverride w:val="35"/>
+    </w:lvlOverride>
+    <w:lvlOverride w:ilvl="1">
+      <w:startOverride w:val="35"/>
+    </w:lvlOverride>
+    <w:lvlOverride w:ilvl="2">
+      <w:startOverride w:val="35"/>
+    </w:lvlOverride>
+    <w:lvlOverride w:ilvl="3">
+      <w:startOverride w:val="35"/>
+    </w:lvlOverride>
+    <w:lvlOverride w:ilvl="4">
+      <w:startOverride w:val="35"/>
+    </w:lvlOverride>
+    <w:lvlOverride w:ilvl="5">
+      <w:startOverride w:val="35"/>
+    </w:lvlOverride>
+    <w:lvlOverride w:ilvl="6">
+      <w:startOverride w:val="35"/>
+    </w:lvlOverride>
+    <w:lvlOverride w:ilvl="7">
+      <w:startOverride w:val="35"/>
+    </w:lvlOverride>
+    <w:lvlOverride w:ilvl="8">
+      <w:startOverride w:val="35"/>
     </w:lvlOverride>
   </w:num>
 </w:numbering>

--- a/themes/theme-0/theme 0 draft.docx
+++ b/themes/theme-0/theme 0 draft.docx
@@ -89,7 +89,7 @@
         <w:pStyle w:val="Compact"/>
       </w:pPr>
       <w:r>
-        <w:t xml:space="preserve">0.6. Отёк и боль одной ноги: почему ехать нужно в тот же час</w:t>
+        <w:t xml:space="preserve">0.6. Отёк и боль одной ноги: почему не откладывать до завтра</w:t>
       </w:r>
     </w:p>
     <w:p>
@@ -293,7 +293,7 @@
           <w:iCs/>
           <w:i/>
         </w:rPr>
-        <w:t xml:space="preserve">Черновик после Checkpoint 3 (сверка источников и правка шаблонных оборотов), 16.10.2026. Признаки и действия выведены из уже написанных тем книги; номер темы и раздела указан в конце каждого пункта. Формулировки, по которым ждут ответа врача, помечены</w:t>
+        <w:t xml:space="preserve">Черновик после Checkpoint 3 и доработки пометок, 16.10.2026. Признаки и действия выведены из уже написанных тем книги; номер темы и раздела указан в конце каждого пункта. Формулировки, по которым ждут ответа врача, помечены</w:t>
       </w:r>
       <w:r>
         <w:rPr>
@@ -1063,23 +1063,12 @@
         <w:pStyle w:val="Compact"/>
       </w:pPr>
       <w:r>
-        <w:t xml:space="preserve">Обильное кровотечение, а также кровь вместе с сильной болью в животе, слабостью, головокружением или обмороком — вызывайте скорую. Сами в роддом не едьте.</w:t>
+        <w:t xml:space="preserve">Обильное кровотечение — прокладка промокает насквозь меньше чем за час — или кровь вместе с сильной болью в животе, учащённым сердцебиением, затруднённым дыханием, головокружением, обмороком — вызывайте скорую. Сами в роддом не едьте.</w:t>
       </w:r>
     </w:p>
     <w:p>
       <w:pPr>
         <w:pStyle w:val="FirstParagraph"/>
-      </w:pPr>
-      <w:r>
-        <w:rPr>
-          <w:rStyle w:val="VerbatimChar"/>
-        </w:rPr>
-        <w:t xml:space="preserve">[ПРОВЕРИТЬ: вопрос врачу — 1) какое кровотечение считать обильным: в темах книги граница не названа; нужна понятная читательнице мера; 2) в Теме 4 (4.8) при скудном кровомазании после секса — «сообщить врачу и наблюдать», в Теме 5 (5.14) и Теме 11 (11.6) — «сразу», «срочно». В Разделе 0 принято «в роддом при любом количестве» по КР «Преждевременная отслойка плаценты» (ID 800): при любых признаках кровотечения, даже незначительных, — к врачу. Согласовать формулировку Темы 4 — DISPUTED-CLAIMS, строка 57]</w:t>
-      </w:r>
-    </w:p>
-    <w:p>
-      <w:pPr>
-        <w:pStyle w:val="BodyText"/>
       </w:pPr>
       <w:r>
         <w:rPr>
@@ -1332,17 +1321,6 @@
         <w:pStyle w:val="BodyText"/>
       </w:pPr>
       <w:r>
-        <w:rPr>
-          <w:rStyle w:val="VerbatimChar"/>
-        </w:rPr>
-        <w:t xml:space="preserve">[ПРОВЕРИТЬ: вопрос врачу — признаки отслойки (острая боль, напряжение матки, которое не проходит, болезненность матки, бледность, холодный липкий пот) взяты из КР «Преждевременная отслойка плаценты» (ID 800, разделы 1.6, 2.2) — это описание для врача; отнесение к уровню «скорая» сделано автором — DISPUTED-CLAIMS, строка 57]</w:t>
-      </w:r>
-    </w:p>
-    <w:p>
-      <w:pPr>
-        <w:pStyle w:val="BodyText"/>
-      </w:pPr>
-      <w:r>
         <w:t xml:space="preserve">Отличить. Кратковременное напряжение матки, которое не усиливается и проходит в покое за 15–20 минут, — например, после оргазма или нагрузки, — само по себе срочного обращения не требует (Тема 4, раздел 4.8). Тянущая несильная боль, которая проходит в покое, — повод позвонить в консультацию в тот же или на следующий день (Тема 11, раздел 11.6).</w:t>
       </w:r>
     </w:p>
@@ -1411,7 +1389,7 @@
         <w:pStyle w:val="Compact"/>
       </w:pPr>
       <w:r>
-        <w:t xml:space="preserve">сильная головная боль, которая не проходит после отдыха, еды и воды;</w:t>
+        <w:t xml:space="preserve">сильная головная боль, которая не проходит после отдыха, еды, воды и обычной дозы парацетамола;</w:t>
       </w:r>
     </w:p>
     <w:p>
@@ -1495,7 +1473,7 @@
         <w:pStyle w:val="Compact"/>
       </w:pPr>
       <w:r>
-        <w:t xml:space="preserve">Любой из первых пяти признаков, с высоким давлением или без него, — поезжайте в роддом сразу или вызывайте скорую. Осмотр нужен при любом давлении, даже нормальном.</w:t>
+        <w:t xml:space="preserve">Любой из первых пяти признаков, с высоким давлением или без него, — поезжайте в роддом сразу. Осмотр нужен при любом давлении, даже нормальном.</w:t>
       </w:r>
     </w:p>
     <w:p>
@@ -1507,6 +1485,18 @@
         <w:pStyle w:val="Compact"/>
       </w:pPr>
       <w:r>
+        <w:t xml:space="preserve">Судороги, спутанность сознания, потеря сознания, внезапная сильнейшая головная боль, невозможность говорить — вызывайте скорую.</w:t>
+      </w:r>
+    </w:p>
+    <w:p>
+      <w:pPr>
+        <w:numPr>
+          <w:ilvl w:val="0"/>
+          <w:numId w:val="1008"/>
+        </w:numPr>
+        <w:pStyle w:val="Compact"/>
+      </w:pPr>
+      <w:r>
         <w:t xml:space="preserve">Давление 160 и выше верхнее или 100 и выше нижнее при повторном измерении — поезжайте в роддом сразу. Если самочувствие тяжёлое или добраться не на чем — вызывайте скорую.</w:t>
       </w:r>
     </w:p>
@@ -1525,17 +1515,6 @@
     <w:p>
       <w:pPr>
         <w:pStyle w:val="FirstParagraph"/>
-      </w:pPr>
-      <w:r>
-        <w:rPr>
-          <w:rStyle w:val="VerbatimChar"/>
-        </w:rPr>
-        <w:t xml:space="preserve">[ПРОВЕРИТЬ: вопрос врачу — порог 160/100 и разнесение по «роддом / скорая» — DISPUTED-CLAIMS, строка 54; так же в Теме 11, разделы 11.3 и 11.7]</w:t>
-      </w:r>
-    </w:p>
-    <w:p>
-      <w:pPr>
-        <w:pStyle w:val="BodyText"/>
       </w:pPr>
       <w:r>
         <w:rPr>
@@ -1548,7 +1527,7 @@
         <w:t xml:space="preserve"> </w:t>
       </w:r>
       <w:r>
-        <w:t xml:space="preserve">Не принимайте обезболивающее, чтобы переждать сильную головную боль. Если врач уже назначил препарат от давления, не добавляйте лишнюю таблетку сами.</w:t>
+        <w:t xml:space="preserve">Не повторяйте обезболивающее, если обычная доза не помогла, и не ждите, пройдёт ли боль: это и есть повод ехать. Если врач уже назначил препарат от давления, не добавляйте лишнюю таблетку сами.</w:t>
       </w:r>
     </w:p>
     <w:p>
@@ -1556,28 +1535,17 @@
         <w:pStyle w:val="BodyText"/>
       </w:pPr>
       <w:r>
-        <w:rPr>
-          <w:rStyle w:val="VerbatimChar"/>
-        </w:rPr>
-        <w:t xml:space="preserve">[ПРОВЕРИТЬ: вопрос врачу — формулировка об обезболивающем: NHS считает признаком преэклампсии головную боль, которая не проходит после простого обезболивающего; в книге — «не принимайте, чтобы переждать» — DISPUTED-CLAIMS, строка 56]</w:t>
-      </w:r>
-    </w:p>
-    <w:p>
-      <w:pPr>
-        <w:pStyle w:val="BodyText"/>
-      </w:pPr>
-      <w:r>
         <w:t xml:space="preserve">Подробнее: Тема 11, разделы 11.3, 11.4 и 11.6; что принимать при обычной головной боли — Тема 7, раздел 7.7.</w:t>
       </w:r>
     </w:p>
     <w:bookmarkEnd w:id="25"/>
-    <w:bookmarkStart w:id="26" w:name="Xc899e112f4289d99734d0564c5b28ad05d4370a"/>
+    <w:bookmarkStart w:id="26" w:name="X3e043f9ab1aadd7046fffb99d876ec4dd83d903"/>
     <w:p>
       <w:pPr>
         <w:pStyle w:val="Heading2"/>
       </w:pPr>
       <w:r>
-        <w:t xml:space="preserve">0.6. Отёк и боль одной ноги: почему ехать нужно в тот же час</w:t>
+        <w:t xml:space="preserve">0.6. Отёк и боль одной ноги: почему не откладывать до завтра</w:t>
       </w:r>
     </w:p>
     <w:p>
@@ -1613,18 +1581,7 @@
         <w:t xml:space="preserve"> </w:t>
       </w:r>
       <w:r>
-        <w:t xml:space="preserve">Поезжайте в приёмное отделение роддома или в больницу сейчас. Если вместе с отёком ноги появилась одышка, боль в груди, кашель с кровью — вызывайте скорую (0.7).</w:t>
-      </w:r>
-    </w:p>
-    <w:p>
-      <w:pPr>
-        <w:pStyle w:val="BodyText"/>
-      </w:pPr>
-      <w:r>
-        <w:rPr>
-          <w:rStyle w:val="VerbatimChar"/>
-        </w:rPr>
-        <w:t xml:space="preserve">[ПРОВЕРИТЬ: вопрос врачу — в Теме 3 (3.11) и Теме 2 (2.2) отёк и боль одной ноги отнесены к уровню «в тот же день — врач или дежурное отделение», в Теме 11 (11.6, 11.7) — «срочно», к признакам, при которых наблюдение прекращают. В Разделе 0 принято «срочно»; согласовать формулировки Тем 2 и 3 — DISPUTED-CLAIMS, строка 54]</w:t>
+        <w:t xml:space="preserve">Обратитесь в тот же день, не откладывая на завтра: чтобы подтвердить или исключить тромбоз, нужны осмотр и ультразвуковое исследование вен. Если женская консультация не может принять сегодня, поезжайте в приёмное отделение роддома. Если вместе с отёком ноги появились одышка, боль в груди, кашель с кровью — вызывайте скорую (0.7).</w:t>
       </w:r>
     </w:p>
     <w:p>
@@ -1766,7 +1723,7 @@
         <w:pStyle w:val="FirstParagraph"/>
       </w:pPr>
       <w:r>
-        <w:t xml:space="preserve">Температура при беременности сама по себе — повод позвонить врачу в тот же день (Тема 11, раздел 11.4; Тема 9, раздел 9.12). Сразу ехать нужно, когда температура сочетается с другими признаками.</w:t>
+        <w:t xml:space="preserve">Температура выше 37,5 °C при беременности сама по себе — повод позвонить врачу в тот же день (Тема 11, раздел 11.4; Тема 9, раздел 9.12). Сразу ехать нужно, когда температура сочетается с другими признаками.</w:t>
       </w:r>
     </w:p>
     <w:p>
@@ -1790,7 +1747,7 @@
         <w:pStyle w:val="Compact"/>
       </w:pPr>
       <w:r>
-        <w:t xml:space="preserve">температура вместе с подтеканием вод или с выделениями с неприятным запахом;</w:t>
+        <w:t xml:space="preserve">температура выше 38 °C вместе с подтеканием вод или с выделениями с неприятным запахом;</w:t>
       </w:r>
     </w:p>
     <w:p>
@@ -1814,7 +1771,7 @@
         <w:pStyle w:val="Compact"/>
       </w:pPr>
       <w:r>
-        <w:t xml:space="preserve">температура с ознобом и болью в пояснице сбоку, особенно с жжением при мочеиспускании: так может начинаться воспаление почки (пиелонефрит), при котором беременную госпитализируют;</w:t>
+        <w:t xml:space="preserve">температура выше 38 °C с ознобом и болью в пояснице сбоку, особенно с жжением при мочеиспускании: так может начинаться воспаление почки (пиелонефрит), при котором беременную госпитализируют;</w:t>
       </w:r>
     </w:p>
     <w:p>
@@ -1826,23 +1783,12 @@
         <w:pStyle w:val="Compact"/>
       </w:pPr>
       <w:r>
-        <w:t xml:space="preserve">высокая температура с ознобом и выраженным ухудшением самочувствия.</w:t>
+        <w:t xml:space="preserve">температура выше 38 °C с ознобом и выраженным ухудшением самочувствия.</w:t>
       </w:r>
     </w:p>
     <w:p>
       <w:pPr>
         <w:pStyle w:val="FirstParagraph"/>
-      </w:pPr>
-      <w:r>
-        <w:rPr>
-          <w:rStyle w:val="VerbatimChar"/>
-        </w:rPr>
-        <w:t xml:space="preserve">[ПРОВЕРИТЬ: вопрос врачу — с какой цифры температура «высокая»: 37,5 °C (памятка КР «Нормальная беременность») или 38 °C (КР 776, КР «Инфекция мочевых путей при беременности») — DISPUTED-CLAIMS, строка 54]</w:t>
-      </w:r>
-    </w:p>
-    <w:p>
-      <w:pPr>
-        <w:pStyle w:val="BodyText"/>
       </w:pPr>
       <w:r>
         <w:rPr>
@@ -1964,17 +1910,6 @@
       </w:pPr>
       <w:r>
         <w:rPr>
-          <w:rStyle w:val="VerbatimChar"/>
-        </w:rPr>
-        <w:t xml:space="preserve">[ПРОВЕРИТЬ: вопрос врачу — порядок «сразу без теста / тест при сомнении / звонок при 6 и больше» — DISPUTED-CLAIMS, строка 50]</w:t>
-      </w:r>
-    </w:p>
-    <w:p>
-      <w:pPr>
-        <w:pStyle w:val="BodyText"/>
-      </w:pPr>
-      <w:r>
-        <w:rPr>
           <w:bCs/>
           <w:b/>
         </w:rPr>
@@ -2372,17 +2307,6 @@
         <w:pStyle w:val="BodyText"/>
       </w:pPr>
       <w:r>
-        <w:rPr>
-          <w:rStyle w:val="VerbatimChar"/>
-        </w:rPr>
-        <w:t xml:space="preserve">[ПРОВЕРИТЬ: вопрос врачу — в Теме 1 (1.4) порог «невозможность удерживать любую жидкость более 12–24 часов», в Теме 11 (11.6) — без срока; КР «Чрезмерная рвота беременных» (ID 802) — невозможность пить при неэффективном лечении дома — показание к госпитализации — DISPUTED-CLAIMS, строка 51]</w:t>
-      </w:r>
-    </w:p>
-    <w:p>
-      <w:pPr>
-        <w:pStyle w:val="BodyText"/>
-      </w:pPr>
-      <w:r>
         <w:t xml:space="preserve">Подробнее: Тема 1, раздел 1.4; Тема 11, раздел 11.6.</w:t>
       </w:r>
     </w:p>
@@ -2437,7 +2361,7 @@
         <w:pStyle w:val="Compact"/>
       </w:pPr>
       <w:r>
-        <w:t xml:space="preserve">Упали на живот, получили удар в живот, упали с высоты или с лестницы, теряли сознание — поезжайте в роддом в тот же день.</w:t>
+        <w:t xml:space="preserve">Упали на живот, получили удар в живот, упали с высоты или с лестницы, теряли сознание — поезжайте в роддом сразу, даже если нет ни крови, ни синяков.</w:t>
       </w:r>
     </w:p>
     <w:p>
@@ -2536,17 +2460,6 @@
         <w:pStyle w:val="BodyText"/>
       </w:pPr>
       <w:r>
-        <w:rPr>
-          <w:rStyle w:val="VerbatimChar"/>
-        </w:rPr>
-        <w:t xml:space="preserve">[ПРОВЕРИТЬ: вопрос врачу — «в тот же день» после падения или удара в живот — вывод автора Темы 8 из руководства SOGC; см. пометку в Теме 8, раздел 8.16]</w:t>
-      </w:r>
-    </w:p>
-    <w:p>
-      <w:pPr>
-        <w:pStyle w:val="BodyText"/>
-      </w:pPr>
-      <w:r>
         <w:t xml:space="preserve">Подробнее: Тема 8, разделы 8.13 и 8.16.</w:t>
       </w:r>
     </w:p>
@@ -2565,7 +2478,7 @@
         <w:pStyle w:val="FirstParagraph"/>
       </w:pPr>
       <w:r>
-        <w:t xml:space="preserve">Ни при укусе клеща, ни при укусе животного скорая обычно не нужна. Но у профилактики есть срок: прививку от бешенства начинают сразу, профилактику клещевого энцефалита — в течение 72 часов.</w:t>
+        <w:t xml:space="preserve">Ни при укусе клеща, ни при укусе животного скорая обычно не нужна. Но у профилактики есть срок: прививку от бешенства начинают сразу, профилактику клещевого энцефалита — не позже 72 часов после присасывания.</w:t>
       </w:r>
     </w:p>
     <w:p>
@@ -2601,7 +2514,7 @@
         <w:pStyle w:val="Compact"/>
       </w:pPr>
       <w:r>
-        <w:t xml:space="preserve">Положите клеща в плотно закрывающуюся ёмкость с кусочком чуть влажной ваты и в тот же день отвезите на исследование — в лабораторию центра гигиены и эпидемиологии вашего региона или другую, которая принимает клещей. Если в клеще найдут вирус клещевого энцефалита, экстренную профилактику проводят в течение 72 часов после присасывания.</w:t>
+        <w:t xml:space="preserve">Положите клеща в плотно закрывающуюся ёмкость с кусочком чуть влажной ваты и отвезите на исследование как можно скорее — в лабораторию центра гигиены и эпидемиологии вашего региона или другую, которая принимает клещей. Если в клеще найдут вирус клещевого энцефалита, экстренную профилактику проводят в течение 72 часов после присасывания. В эти 72 часа должны уложиться и доставка клеща, и анализ, и решение врача, поэтому не откладывайте ни один шаг.</w:t>
       </w:r>
     </w:p>
     <w:p>
@@ -2613,23 +2526,12 @@
         <w:pStyle w:val="Compact"/>
       </w:pPr>
       <w:r>
-        <w:t xml:space="preserve">В тот же день сообщите о присасывании акушеру-гинекологу. Беременной с присасыванием клеща проводят профилактику боррелиоза и клещевого энцефалита; какие препараты, решает врач.</w:t>
+        <w:t xml:space="preserve">Сразу сообщите о присасывании акушеру-гинекологу. Беременной с присасыванием клеща проводят профилактику боррелиоза и клещевого энцефалита; какие препараты, решает врач.</w:t>
       </w:r>
     </w:p>
     <w:p>
       <w:pPr>
         <w:pStyle w:val="FirstParagraph"/>
-      </w:pPr>
-      <w:r>
-        <w:rPr>
-          <w:rStyle w:val="VerbatimChar"/>
-        </w:rPr>
-        <w:t xml:space="preserve">[ПРОВЕРИТЬ: вопрос врачу — «в тот же день» выведено из срока 72 часа (СанПиН 3.3686-21, п. 1675); иммуноглобулин у беременной — DISPUTED-CLAIMS, строка 28]</w:t>
-      </w:r>
-    </w:p>
-    <w:p>
-      <w:pPr>
-        <w:pStyle w:val="BodyText"/>
       </w:pPr>
       <w:r>
         <w:rPr>
@@ -2730,17 +2632,6 @@
         <w:pStyle w:val="BodyText"/>
       </w:pPr>
       <w:r>
-        <w:rPr>
-          <w:rStyle w:val="VerbatimChar"/>
-        </w:rPr>
-        <w:t xml:space="preserve">[ПРОВЕРИТЬ: «прохладной, не ледяной водой» — по справочнику MSD (холодная вода вызывает дрожь, которая добавляет тепла); погружение в холодную воду, которое справочник допускает для небеременных, в книгу не перенесено — применимость при беременности не проверена]</w:t>
-      </w:r>
-    </w:p>
-    <w:p>
-      <w:pPr>
-        <w:pStyle w:val="BodyText"/>
-      </w:pPr>
-      <w:r>
         <w:t xml:space="preserve">Подробнее: Тема 8, разделы 8.8 и 8.9; Тема 5, раздел 5.5.</w:t>
       </w:r>
     </w:p>
@@ -2801,6 +2692,14 @@
         <w:pStyle w:val="BodyText"/>
       </w:pPr>
       <w:r>
+        <w:t xml:space="preserve">Российская инструкция к парацетамолу говорит то же: если приняли дозу больше рекомендованной, обратитесь за медицинской помощью, даже если чувствуете себя хорошо; ацетилцистеин вводят в течение 8 часов.</w:t>
+      </w:r>
+    </w:p>
+    <w:p>
+      <w:pPr>
+        <w:pStyle w:val="BodyText"/>
+      </w:pPr>
+      <w:r>
         <w:t xml:space="preserve">Это противоядие при беременности применяют. Сама по себе передозировка парацетамола не означает, что беременность придётся прерывать: в исследовании 300 беременностей после такой передозировки большинство закончилось рождением здоровых детей.</w:t>
       </w:r>
     </w:p>
@@ -2828,9 +2727,16 @@
       </w:pPr>
       <w:r>
         <w:rPr>
-          <w:rStyle w:val="VerbatimChar"/>
-        </w:rPr>
-        <w:t xml:space="preserve">[ПРОВЕРИТЬ: вопрос врачу — 1) российская инструкция к парацетамолу (ГРЛС, раздел «Передозировка») не открыта; пункт стоит на британской инструкции (SmPC), справочнике MSD и трёх публикациях; 2) нужен ли абзац о других опасных при передозировке препаратах, которые беременная может держать дома (например, препараты железа) — DISPUTED-CLAIMS, строка 57]</w:t>
+          <w:bCs/>
+          <w:b/>
+        </w:rPr>
+        <w:t xml:space="preserve">Препараты железа.</w:t>
+      </w:r>
+      <w:r>
+        <w:t xml:space="preserve"> </w:t>
+      </w:r>
+      <w:r>
+        <w:t xml:space="preserve">Их передозировка тоже опасна: в первые часы бывают рвота, понос, боль в животе, затем на срок от 6 до 48 часов состояние может мнимо улучшиться, а потом наступает поражение печени. Улучшение — не повод отменять вызов. В витаминах для беременных много железа, и маленькие дети могут ими отравиться: если в доме есть дети, держите эти таблетки там, где ребёнок их не достанет.</w:t>
       </w:r>
     </w:p>
     <w:p>
@@ -2971,7 +2877,7 @@
         <w:rPr>
           <w:rStyle w:val="VerbatimChar"/>
         </w:rPr>
-        <w:t xml:space="preserve">[ПРОВЕРИТЬ: вопрос врачу — маршрут при мыслях о самоубийстве без плана — DISPUTED-CLAIMS, строка 47; номер единого телефона доверия — пометка Темы 10 (оператор линии не назван)]</w:t>
+        <w:t xml:space="preserve">[ПРОВЕРИТЬ: вопрос врачу — маршрут при мыслях о самоубийстве без плана: российские КР «Депрессивный эпизод» (раздел 6) лечат низкий суицидальный риск амбулаторно, высокий — в стационаре, но оценку риска делает врач; британская скорая (London Ambulance Service) советует звонить 999 при любых мыслях о вреде себе — DISPUTED-CLAIMS, строка 47. Оператор единого телефона доверия не назван — сверить перед печатью]</w:t>
       </w:r>
     </w:p>
     <w:p>
@@ -3389,7 +3295,7 @@
         <w:pStyle w:val="Compact"/>
       </w:pPr>
       <w:r>
-        <w:t xml:space="preserve">Не принимайте обезболивающее, чтобы переждать сильную головную боль (0.5).</w:t>
+        <w:t xml:space="preserve">Не повторяйте обезболивающее, если обычная доза не помогла (0.5).</w:t>
       </w:r>
     </w:p>
     <w:p>
@@ -3535,7 +3441,7 @@
           <w:iCs/>
           <w:i/>
         </w:rPr>
-        <w:t xml:space="preserve">Разделы 1.6 и 2.2 — описание для врача; отнесение признаков к уровню «скорая» сделано автором (DISPUTED-CLAIMS, строка 57). Меры «обильного» кровотечения в документе нет.</w:t>
+        <w:t xml:space="preserve">Разделы 1.6 и 2.2 — описание для врача; меры «обильного» кровотечения и указания, когда вызывать скорую, в документе нет — они взяты из № 6 и № 7.</w:t>
       </w:r>
     </w:p>
     <w:p>
@@ -3547,19 +3453,7 @@
         <w:pStyle w:val="Compact"/>
       </w:pPr>
       <w:r>
-        <w:t xml:space="preserve">Минздрав России, РОАГ. Клинические рекомендации «Преждевременные роды», 2024, ID 331 — излитие вод: обильные жидкие выделения или постоянное подтекание, повод для госпитализации (0.3); регулярные схватки до 37 недель (0.4).</w:t>
-      </w:r>
-    </w:p>
-    <w:p>
-      <w:pPr>
-        <w:numPr>
-          <w:ilvl w:val="0"/>
-          <w:numId w:val="1028"/>
-        </w:numPr>
-        <w:pStyle w:val="Compact"/>
-      </w:pPr>
-      <w:r>
-        <w:t xml:space="preserve">Tommy’s. What to expect when your waters break — положить обычную прокладку, не тампон (0.3).</w:t>
+        <w:t xml:space="preserve">London Ambulance Service NHS Trust. Advice if you are due to give birth: calling 999. Страница изменена 30.09.2026 — скорая при обильном кровотечении (прокладка промокает меньше чем за час) и признаках большой кровопотери: учащённое сердцебиение, затруднённое дыхание, головокружение, обморок (0.2); при судорогах, спутанности, потере сознания, внезапной сильнейшей головной боли, невозможности говорить (0.5, 0.10); при одышке с болью в груди, обмороком или отёком одной ноги (0.6, 0.7); при мыслях о вреде себе (0.17); при уменьшении шевелений — сразу в роддом, не дожидаясь следующего дня (0.9).</w:t>
       </w:r>
       <w:r>
         <w:t xml:space="preserve"> </w:t>
@@ -3569,6 +3463,68 @@
           <w:iCs/>
           <w:i/>
         </w:rPr>
+        <w:t xml:space="preserve">Британская служба скорой помощи; пороги перенесены в российский маршрут «скорая / роддом» без изменения.</w:t>
+      </w:r>
+    </w:p>
+    <w:p>
+      <w:pPr>
+        <w:numPr>
+          <w:ilvl w:val="0"/>
+          <w:numId w:val="1028"/>
+        </w:numPr>
+        <w:pStyle w:val="Compact"/>
+      </w:pPr>
+      <w:r>
+        <w:t xml:space="preserve">Tommy’s. Placental abruption. Страница проверена 09.03.2026 — живот напряжён или твёрдый, кровотечения снаружи может не быть; при сильной боли и (или) кровотечении — скорая сразу (0.4); после травмы живота обратиться сразу, даже без крови и синяков (0.13).</w:t>
+      </w:r>
+      <w:r>
+        <w:t xml:space="preserve"> </w:t>
+      </w:r>
+      <w:r>
+        <w:rPr>
+          <w:iCs/>
+          <w:i/>
+        </w:rPr>
+        <w:t xml:space="preserve">Британская благотворительная организация.</w:t>
+      </w:r>
+      <w:r>
+        <w:t xml:space="preserve"> </w:t>
+      </w:r>
+      <w:r>
+        <w:t xml:space="preserve">MedlinePlus. Vaginal bleeding in late pregnancy, проверено 08.11.2024 — скорая, если кровотечение обильное, живот твёрдый и болезненный или схватки сильные и частые (0.2, 0.4).</w:t>
+      </w:r>
+    </w:p>
+    <w:p>
+      <w:pPr>
+        <w:numPr>
+          <w:ilvl w:val="0"/>
+          <w:numId w:val="1028"/>
+        </w:numPr>
+        <w:pStyle w:val="Compact"/>
+      </w:pPr>
+      <w:r>
+        <w:t xml:space="preserve">Минздрав России, РОАГ. Клинические рекомендации «Преждевременные роды», 2024, ID 331 — излитие вод: обильные жидкие выделения или постоянное подтекание, повод для госпитализации (0.3); регулярные схватки до 37 недель (0.4).</w:t>
+      </w:r>
+    </w:p>
+    <w:p>
+      <w:pPr>
+        <w:numPr>
+          <w:ilvl w:val="0"/>
+          <w:numId w:val="1028"/>
+        </w:numPr>
+        <w:pStyle w:val="Compact"/>
+      </w:pPr>
+      <w:r>
+        <w:t xml:space="preserve">Tommy’s. What to expect when your waters break — положить обычную прокладку, не тампон (0.3).</w:t>
+      </w:r>
+      <w:r>
+        <w:t xml:space="preserve"> </w:t>
+      </w:r>
+      <w:r>
+        <w:rPr>
+          <w:iCs/>
+          <w:i/>
+        </w:rPr>
         <w:t xml:space="preserve">Британская благотворительная организация; страница опирается на NHS, NICE и RCOG.</w:t>
       </w:r>
     </w:p>
@@ -3615,7 +3571,7 @@
           <w:iCs/>
           <w:i/>
         </w:rPr>
-        <w:t xml:space="preserve">Формулировка об обезболивающем — DISPUTED-CLAIMS, строка 56.</w:t>
+        <w:t xml:space="preserve">Формулировка о головной боли, которая не проходит после обычного обезболивающего, взята отсюда; в Теме 11 (11.6) пока стоит прежняя — привести к этой (DISPUTED-CLAIMS, строка 56).</w:t>
       </w:r>
     </w:p>
     <w:p>
@@ -3649,7 +3605,7 @@
           <w:iCs/>
           <w:i/>
         </w:rPr>
-        <w:t xml:space="preserve">Сроки обращения для пациентки в документе не названы; уровень «срочно» — по Теме 11 (DISPUTED-CLAIMS, строка 54).</w:t>
+        <w:t xml:space="preserve">Сроки обращения для пациентки в документе не названы; «в тот же день» — как в Темах 2 и 3; скорая при одышке — по № 6.</w:t>
       </w:r>
     </w:p>
     <w:p>
@@ -3809,7 +3765,7 @@
           <w:iCs/>
           <w:i/>
         </w:rPr>
-        <w:t xml:space="preserve">Справочник не о беременности; вызов скорой при судорогах у беременной — по КР «Преэклампсия» (№ 8).</w:t>
+        <w:t xml:space="preserve">Справочник не о беременности; вызов скорой при судорогах у беременной — по КР «Преэклампсия» (№ 10).</w:t>
       </w:r>
     </w:p>
     <w:p>
@@ -4072,10 +4028,9 @@
           <w:ilvl w:val="0"/>
           <w:numId w:val="1038"/>
         </w:numPr>
-        <w:pStyle w:val="Compact"/>
-      </w:pPr>
-      <w:r>
-        <w:t xml:space="preserve">Zentiva Pharma UK. Paracetamol 500 mg Tablets: Summary of Product Characteristics, редакция 24.01.2025, раздел 4.9 — обратиться за медицинской помощью сразу, даже при хорошем самочувствии; признаки в первые сутки — бледность, тошнота, рвота, отсутствие аппетита, боль в животе; ацетилцистеин — до 24 часов, наибольший эффект — в первые 8 часов (0.16).</w:t>
+      </w:pPr>
+      <w:r>
+        <w:t xml:space="preserve">ЗАО «Верофарм». Парацетамол, таблетки 500 мг, инструкция по медицинскому применению, ЛС-001331, 26.10.2015, раздел «Передозировка» — обратиться за медицинской помощью, даже при хорошем самочувствии; признаки в первые 24 часа; нарушение функции печени через 12–48 часов; ацетилцистеин — в течение 8 часов (0.16).</w:t>
       </w:r>
       <w:r>
         <w:t xml:space="preserve"> </w:t>
@@ -4085,7 +4040,7 @@
           <w:iCs/>
           <w:i/>
         </w:rPr>
-        <w:t xml:space="preserve">Британская инструкция; российская (ГРЛС) не открыта.</w:t>
+        <w:t xml:space="preserve">Текст по копии на medi.ru; ГРЛС закрыт для автоматической проверки.</w:t>
       </w:r>
     </w:p>
     <w:p>
@@ -4094,22 +4049,9 @@
           <w:ilvl w:val="0"/>
           <w:numId w:val="1038"/>
         </w:numPr>
-        <w:pStyle w:val="Compact"/>
-      </w:pPr>
-      <w:r>
-        <w:t xml:space="preserve">O’Malley G. F., O’Malley R. Отравление ацетаминофеном. Справочник MSD, версия для пациентов, обзор апрель 2025 — у многих в первые часы симптомов нет; признаки поражения печени через 24–72 часа; ацетилцистеин начинают до поражения печени (0.16).</w:t>
-      </w:r>
-    </w:p>
-    <w:p>
-      <w:pPr>
-        <w:numPr>
-          <w:ilvl w:val="0"/>
-          <w:numId w:val="1038"/>
-        </w:numPr>
-        <w:pStyle w:val="Compact"/>
-      </w:pPr>
-      <w:r>
-        <w:t xml:space="preserve">Riggs B. S., Bronstein A. C., Kulig K. et al. Acute acetaminophen overdose during pregnancy. Obstetrics and Gynecology, 1989;74(2):247–253, PMID 2748061 — позднее начало ацетилцистеина у беременных связано с более частым выкидышем и гибелью плода (0.16).</w:t>
+      </w:pPr>
+      <w:r>
+        <w:t xml:space="preserve">Zentiva Pharma UK. Paracetamol 500 mg Tablets: Summary of Product Characteristics, редакция 24.01.2025, раздел 4.9 — обратиться за медицинской помощью сразу, даже при хорошем самочувствии; признаки в первые сутки — бледность, тошнота, рвота, отсутствие аппетита, боль в животе; ацетилцистеин — до 24 часов, наибольший эффект — в первые 8 часов (0.16).</w:t>
       </w:r>
       <w:r>
         <w:t xml:space="preserve"> </w:t>
@@ -4119,7 +4061,7 @@
           <w:iCs/>
           <w:i/>
         </w:rPr>
-        <w:t xml:space="preserve">60 беременных, данные 1976–1985 годов.</w:t>
+        <w:t xml:space="preserve">Британская инструкция; совпадает с российской (№ 32).</w:t>
       </w:r>
     </w:p>
     <w:p>
@@ -4128,10 +4070,9 @@
           <w:ilvl w:val="0"/>
           <w:numId w:val="1038"/>
         </w:numPr>
-        <w:pStyle w:val="Compact"/>
-      </w:pPr>
-      <w:r>
-        <w:t xml:space="preserve">McElhatton P. R., Sullivan F. M., Volans G. N. Paracetamol overdose in pregnancy: analysis of the outcomes of 300 cases referred to the Teratology Information Service. Reproductive Toxicology, 1997;11(1):85–94, DOI 10.1016/s0890-6238(96)00200-6 — у большинства беременностей после передозировки парацетамола нормальный исход; передозировка сама по себе не показание к прерыванию (0.16).</w:t>
+      </w:pPr>
+      <w:r>
+        <w:t xml:space="preserve">O’Malley G. F., O’Malley R. Отравление ацетаминофеном. Справочник MSD, версия для пациентов, обзор апрель 2025 — у многих в первые часы симптомов нет; признаки поражения печени через 24–72 часа; ацетилцистеин начинают до поражения печени (0.16).</w:t>
       </w:r>
     </w:p>
     <w:p>
@@ -4140,10 +4081,9 @@
           <w:ilvl w:val="0"/>
           <w:numId w:val="1038"/>
         </w:numPr>
-        <w:pStyle w:val="Compact"/>
-      </w:pPr>
-      <w:r>
-        <w:t xml:space="preserve">Janes J., Routledge P. A. Recent developments in the management of paracetamol (acetaminophen) poisoning. Drug Safety, 1992;7(3):170–177, DOI 10.2165/00002018-199207030-00002 — данных о тератогенности ацетилцистеина нет; при беременности его начинают как можно раньше (0.16).</w:t>
+      </w:pPr>
+      <w:r>
+        <w:t xml:space="preserve">Riggs B. S., Bronstein A. C., Kulig K. et al. Acute acetaminophen overdose during pregnancy. Obstetrics and Gynecology, 1989;74(2):247–253, PMID 2748061 — позднее начало ацетилцистеина у беременных связано с более частым выкидышем и гибелью плода (0.16).</w:t>
       </w:r>
       <w:r>
         <w:t xml:space="preserve"> </w:t>
@@ -4153,7 +4093,60 @@
           <w:iCs/>
           <w:i/>
         </w:rPr>
+        <w:t xml:space="preserve">60 беременных, данные 1976–1985 годов.</w:t>
+      </w:r>
+    </w:p>
+    <w:p>
+      <w:pPr>
+        <w:numPr>
+          <w:ilvl w:val="0"/>
+          <w:numId w:val="1038"/>
+        </w:numPr>
+      </w:pPr>
+      <w:r>
+        <w:t xml:space="preserve">McElhatton P. R., Sullivan F. M., Volans G. N. Paracetamol overdose in pregnancy: analysis of the outcomes of 300 cases referred to the Teratology Information Service. Reproductive Toxicology, 1997;11(1):85–94, DOI 10.1016/s0890-6238(96)00200-6 — у большинства беременностей после передозировки парацетамола нормальный исход; передозировка сама по себе не показание к прерыванию (0.16).</w:t>
+      </w:r>
+    </w:p>
+    <w:p>
+      <w:pPr>
+        <w:numPr>
+          <w:ilvl w:val="0"/>
+          <w:numId w:val="1038"/>
+        </w:numPr>
+      </w:pPr>
+      <w:r>
+        <w:t xml:space="preserve">Janes J., Routledge P. A. Recent developments in the management of paracetamol (acetaminophen) poisoning. Drug Safety, 1992;7(3):170–177, DOI 10.2165/00002018-199207030-00002 — данных о тератогенности ацетилцистеина нет; при беременности его начинают как можно раньше (0.16).</w:t>
+      </w:r>
+      <w:r>
+        <w:t xml:space="preserve"> </w:t>
+      </w:r>
+      <w:r>
+        <w:rPr>
+          <w:iCs/>
+          <w:i/>
+        </w:rPr>
         <w:t xml:space="preserve">Обзор 1992 года.</w:t>
+      </w:r>
+    </w:p>
+    <w:p>
+      <w:pPr>
+        <w:numPr>
+          <w:ilvl w:val="0"/>
+          <w:numId w:val="1038"/>
+        </w:numPr>
+      </w:pPr>
+      <w:r>
+        <w:t xml:space="preserve">O’Malley G. F., O’Malley R. Отравление железом. Справочник MSD, версия для пациентов, обзор апрель 2025 — тяжёлые последствия передозировки; рвота, понос, боль в животе в первые часы; мнимое улучшение через 6–48 часов; поражение печени; в витаминах для беременных много железа, ими могут отравиться маленькие дети (0.16).</w:t>
+      </w:r>
+      <w:r>
+        <w:t xml:space="preserve"> </w:t>
+      </w:r>
+      <w:r>
+        <w:rPr>
+          <w:iCs/>
+          <w:i/>
+        </w:rPr>
+        <w:t xml:space="preserve">Справочник не о беременности.</w:t>
       </w:r>
     </w:p>
     <w:p>
@@ -4166,6 +4159,28 @@
           <w:b/>
         </w:rPr>
         <w:t xml:space="preserve">0.17–0.18. Кризис и безопасность</w:t>
+      </w:r>
+    </w:p>
+    <w:p>
+      <w:pPr>
+        <w:numPr>
+          <w:ilvl w:val="0"/>
+          <w:numId w:val="1039"/>
+        </w:numPr>
+        <w:pStyle w:val="Compact"/>
+      </w:pPr>
+      <w:r>
+        <w:t xml:space="preserve">Минздрав России, Российское общество психиатров. Клинические рекомендации «Депрессивный эпизод, рекуррентное депрессивное расстройство», 2024, раздел 6 — при низком суицидальном риске лечение амбулаторное в психоневрологическом диспансере, при высоком — в стационаре (0.17).</w:t>
+      </w:r>
+      <w:r>
+        <w:t xml:space="preserve"> </w:t>
+      </w:r>
+      <w:r>
+        <w:rPr>
+          <w:iCs/>
+          <w:i/>
+        </w:rPr>
+        <w:t xml:space="preserve">Оценку риска делает врач; маршрут без плана — DISPUTED-CLAIMS, строка 47.</w:t>
       </w:r>
     </w:p>
     <w:p>
@@ -4571,91 +4586,6 @@
       </w:pPr>
     </w:lvl>
   </w:abstractNum>
-  <w:abstractNum w:abstractNumId="99418">
-    <w:nsid w:val="A99418"/>
-    <w:multiLevelType w:val="multilevel"/>
-    <w:lvl w:ilvl="0">
-      <w:start w:val="8"/>
-      <w:numFmt w:val="decimal"/>
-      <w:lvlText w:val="%1."/>
-      <w:lvlJc w:val="left"/>
-      <w:pPr>
-        <w:ind w:left="720" w:hanging="480"/>
-      </w:pPr>
-    </w:lvl>
-    <w:lvl w:ilvl="1">
-      <w:start w:val="8"/>
-      <w:numFmt w:val="decimal"/>
-      <w:lvlText w:val="%2."/>
-      <w:lvlJc w:val="left"/>
-      <w:pPr>
-        <w:ind w:left="1440" w:hanging="480"/>
-      </w:pPr>
-    </w:lvl>
-    <w:lvl w:ilvl="2">
-      <w:start w:val="8"/>
-      <w:numFmt w:val="decimal"/>
-      <w:lvlText w:val="%3."/>
-      <w:lvlJc w:val="left"/>
-      <w:pPr>
-        <w:ind w:left="2160" w:hanging="480"/>
-      </w:pPr>
-    </w:lvl>
-    <w:lvl w:ilvl="3">
-      <w:start w:val="8"/>
-      <w:numFmt w:val="decimal"/>
-      <w:lvlText w:val="%4."/>
-      <w:lvlJc w:val="left"/>
-      <w:pPr>
-        <w:ind w:left="2880" w:hanging="480"/>
-      </w:pPr>
-    </w:lvl>
-    <w:lvl w:ilvl="4">
-      <w:start w:val="8"/>
-      <w:numFmt w:val="decimal"/>
-      <w:lvlText w:val="%5."/>
-      <w:lvlJc w:val="left"/>
-      <w:pPr>
-        <w:ind w:left="3600" w:hanging="480"/>
-      </w:pPr>
-    </w:lvl>
-    <w:lvl w:ilvl="5">
-      <w:start w:val="8"/>
-      <w:numFmt w:val="decimal"/>
-      <w:lvlText w:val="%6."/>
-      <w:lvlJc w:val="left"/>
-      <w:pPr>
-        <w:ind w:left="4320" w:hanging="480"/>
-      </w:pPr>
-    </w:lvl>
-    <w:lvl w:ilvl="6">
-      <w:start w:val="8"/>
-      <w:numFmt w:val="decimal"/>
-      <w:lvlText w:val="%7."/>
-      <w:lvlJc w:val="left"/>
-      <w:pPr>
-        <w:ind w:left="5040" w:hanging="480"/>
-      </w:pPr>
-    </w:lvl>
-    <w:lvl w:ilvl="7">
-      <w:start w:val="8"/>
-      <w:numFmt w:val="decimal"/>
-      <w:lvlText w:val="%8."/>
-      <w:lvlJc w:val="left"/>
-      <w:pPr>
-        <w:ind w:left="5760" w:hanging="480"/>
-      </w:pPr>
-    </w:lvl>
-    <w:lvl w:ilvl="8">
-      <w:start w:val="8"/>
-      <w:numFmt w:val="decimal"/>
-      <w:lvlText w:val="%9."/>
-      <w:lvlJc w:val="left"/>
-      <w:pPr>
-        <w:ind w:left="6480" w:hanging="480"/>
-      </w:pPr>
-    </w:lvl>
-  </w:abstractNum>
   <w:abstractNum w:abstractNumId="994110">
     <w:nsid w:val="A994110"/>
     <w:multiLevelType w:val="multilevel"/>
@@ -5081,11 +5011,11 @@
       </w:pPr>
     </w:lvl>
   </w:abstractNum>
-  <w:abstractNum w:abstractNumId="994119">
-    <w:nsid w:val="A994119"/>
+  <w:abstractNum w:abstractNumId="994120">
+    <w:nsid w:val="A994120"/>
     <w:multiLevelType w:val="multilevel"/>
     <w:lvl w:ilvl="0">
-      <w:start w:val="19"/>
+      <w:start w:val="20"/>
       <w:numFmt w:val="decimal"/>
       <w:lvlText w:val="%1."/>
       <w:lvlJc w:val="left"/>
@@ -5094,7 +5024,7 @@
       </w:pPr>
     </w:lvl>
     <w:lvl w:ilvl="1">
-      <w:start w:val="19"/>
+      <w:start w:val="20"/>
       <w:numFmt w:val="decimal"/>
       <w:lvlText w:val="%2."/>
       <w:lvlJc w:val="left"/>
@@ -5103,7 +5033,7 @@
       </w:pPr>
     </w:lvl>
     <w:lvl w:ilvl="2">
-      <w:start w:val="19"/>
+      <w:start w:val="20"/>
       <w:numFmt w:val="decimal"/>
       <w:lvlText w:val="%3."/>
       <w:lvlJc w:val="left"/>
@@ -5112,7 +5042,7 @@
       </w:pPr>
     </w:lvl>
     <w:lvl w:ilvl="3">
-      <w:start w:val="19"/>
+      <w:start w:val="20"/>
       <w:numFmt w:val="decimal"/>
       <w:lvlText w:val="%4."/>
       <w:lvlJc w:val="left"/>
@@ -5121,7 +5051,7 @@
       </w:pPr>
     </w:lvl>
     <w:lvl w:ilvl="4">
-      <w:start w:val="19"/>
+      <w:start w:val="20"/>
       <w:numFmt w:val="decimal"/>
       <w:lvlText w:val="%5."/>
       <w:lvlJc w:val="left"/>
@@ -5130,7 +5060,7 @@
       </w:pPr>
     </w:lvl>
     <w:lvl w:ilvl="5">
-      <w:start w:val="19"/>
+      <w:start w:val="20"/>
       <w:numFmt w:val="decimal"/>
       <w:lvlText w:val="%6."/>
       <w:lvlJc w:val="left"/>
@@ -5139,7 +5069,7 @@
       </w:pPr>
     </w:lvl>
     <w:lvl w:ilvl="6">
-      <w:start w:val="19"/>
+      <w:start w:val="20"/>
       <w:numFmt w:val="decimal"/>
       <w:lvlText w:val="%7."/>
       <w:lvlJc w:val="left"/>
@@ -5148,7 +5078,7 @@
       </w:pPr>
     </w:lvl>
     <w:lvl w:ilvl="7">
-      <w:start w:val="19"/>
+      <w:start w:val="20"/>
       <w:numFmt w:val="decimal"/>
       <w:lvlText w:val="%8."/>
       <w:lvlJc w:val="left"/>
@@ -5157,7 +5087,7 @@
       </w:pPr>
     </w:lvl>
     <w:lvl w:ilvl="8">
-      <w:start w:val="19"/>
+      <w:start w:val="20"/>
       <w:numFmt w:val="decimal"/>
       <w:lvlText w:val="%9."/>
       <w:lvlJc w:val="left"/>
@@ -5166,11 +5096,11 @@
       </w:pPr>
     </w:lvl>
   </w:abstractNum>
-  <w:abstractNum w:abstractNumId="994122">
-    <w:nsid w:val="A994122"/>
+  <w:abstractNum w:abstractNumId="994121">
+    <w:nsid w:val="A994121"/>
     <w:multiLevelType w:val="multilevel"/>
     <w:lvl w:ilvl="0">
-      <w:start w:val="22"/>
+      <w:start w:val="21"/>
       <w:numFmt w:val="decimal"/>
       <w:lvlText w:val="%1."/>
       <w:lvlJc w:val="left"/>
@@ -5179,7 +5109,7 @@
       </w:pPr>
     </w:lvl>
     <w:lvl w:ilvl="1">
-      <w:start w:val="22"/>
+      <w:start w:val="21"/>
       <w:numFmt w:val="decimal"/>
       <w:lvlText w:val="%2."/>
       <w:lvlJc w:val="left"/>
@@ -5188,7 +5118,7 @@
       </w:pPr>
     </w:lvl>
     <w:lvl w:ilvl="2">
-      <w:start w:val="22"/>
+      <w:start w:val="21"/>
       <w:numFmt w:val="decimal"/>
       <w:lvlText w:val="%3."/>
       <w:lvlJc w:val="left"/>
@@ -5197,7 +5127,7 @@
       </w:pPr>
     </w:lvl>
     <w:lvl w:ilvl="3">
-      <w:start w:val="22"/>
+      <w:start w:val="21"/>
       <w:numFmt w:val="decimal"/>
       <w:lvlText w:val="%4."/>
       <w:lvlJc w:val="left"/>
@@ -5206,7 +5136,7 @@
       </w:pPr>
     </w:lvl>
     <w:lvl w:ilvl="4">
-      <w:start w:val="22"/>
+      <w:start w:val="21"/>
       <w:numFmt w:val="decimal"/>
       <w:lvlText w:val="%5."/>
       <w:lvlJc w:val="left"/>
@@ -5215,7 +5145,7 @@
       </w:pPr>
     </w:lvl>
     <w:lvl w:ilvl="5">
-      <w:start w:val="22"/>
+      <w:start w:val="21"/>
       <w:numFmt w:val="decimal"/>
       <w:lvlText w:val="%6."/>
       <w:lvlJc w:val="left"/>
@@ -5224,7 +5154,7 @@
       </w:pPr>
     </w:lvl>
     <w:lvl w:ilvl="6">
-      <w:start w:val="22"/>
+      <w:start w:val="21"/>
       <w:numFmt w:val="decimal"/>
       <w:lvlText w:val="%7."/>
       <w:lvlJc w:val="left"/>
@@ -5233,7 +5163,7 @@
       </w:pPr>
     </w:lvl>
     <w:lvl w:ilvl="7">
-      <w:start w:val="22"/>
+      <w:start w:val="21"/>
       <w:numFmt w:val="decimal"/>
       <w:lvlText w:val="%8."/>
       <w:lvlJc w:val="left"/>
@@ -5242,7 +5172,7 @@
       </w:pPr>
     </w:lvl>
     <w:lvl w:ilvl="8">
-      <w:start w:val="22"/>
+      <w:start w:val="21"/>
       <w:numFmt w:val="decimal"/>
       <w:lvlText w:val="%9."/>
       <w:lvlJc w:val="left"/>
@@ -5251,11 +5181,11 @@
       </w:pPr>
     </w:lvl>
   </w:abstractNum>
-  <w:abstractNum w:abstractNumId="994127">
-    <w:nsid w:val="A994127"/>
+  <w:abstractNum w:abstractNumId="994124">
+    <w:nsid w:val="A994124"/>
     <w:multiLevelType w:val="multilevel"/>
     <w:lvl w:ilvl="0">
-      <w:start w:val="27"/>
+      <w:start w:val="24"/>
       <w:numFmt w:val="decimal"/>
       <w:lvlText w:val="%1."/>
       <w:lvlJc w:val="left"/>
@@ -5264,7 +5194,7 @@
       </w:pPr>
     </w:lvl>
     <w:lvl w:ilvl="1">
-      <w:start w:val="27"/>
+      <w:start w:val="24"/>
       <w:numFmt w:val="decimal"/>
       <w:lvlText w:val="%2."/>
       <w:lvlJc w:val="left"/>
@@ -5273,7 +5203,7 @@
       </w:pPr>
     </w:lvl>
     <w:lvl w:ilvl="2">
-      <w:start w:val="27"/>
+      <w:start w:val="24"/>
       <w:numFmt w:val="decimal"/>
       <w:lvlText w:val="%3."/>
       <w:lvlJc w:val="left"/>
@@ -5282,7 +5212,7 @@
       </w:pPr>
     </w:lvl>
     <w:lvl w:ilvl="3">
-      <w:start w:val="27"/>
+      <w:start w:val="24"/>
       <w:numFmt w:val="decimal"/>
       <w:lvlText w:val="%4."/>
       <w:lvlJc w:val="left"/>
@@ -5291,7 +5221,7 @@
       </w:pPr>
     </w:lvl>
     <w:lvl w:ilvl="4">
-      <w:start w:val="27"/>
+      <w:start w:val="24"/>
       <w:numFmt w:val="decimal"/>
       <w:lvlText w:val="%5."/>
       <w:lvlJc w:val="left"/>
@@ -5300,7 +5230,7 @@
       </w:pPr>
     </w:lvl>
     <w:lvl w:ilvl="5">
-      <w:start w:val="27"/>
+      <w:start w:val="24"/>
       <w:numFmt w:val="decimal"/>
       <w:lvlText w:val="%6."/>
       <w:lvlJc w:val="left"/>
@@ -5309,7 +5239,7 @@
       </w:pPr>
     </w:lvl>
     <w:lvl w:ilvl="6">
-      <w:start w:val="27"/>
+      <w:start w:val="24"/>
       <w:numFmt w:val="decimal"/>
       <w:lvlText w:val="%7."/>
       <w:lvlJc w:val="left"/>
@@ -5318,7 +5248,7 @@
       </w:pPr>
     </w:lvl>
     <w:lvl w:ilvl="7">
-      <w:start w:val="27"/>
+      <w:start w:val="24"/>
       <w:numFmt w:val="decimal"/>
       <w:lvlText w:val="%8."/>
       <w:lvlJc w:val="left"/>
@@ -5327,7 +5257,7 @@
       </w:pPr>
     </w:lvl>
     <w:lvl w:ilvl="8">
-      <w:start w:val="27"/>
+      <w:start w:val="24"/>
       <w:numFmt w:val="decimal"/>
       <w:lvlText w:val="%9."/>
       <w:lvlJc w:val="left"/>
@@ -5336,11 +5266,11 @@
       </w:pPr>
     </w:lvl>
   </w:abstractNum>
-  <w:abstractNum w:abstractNumId="994130">
-    <w:nsid w:val="A994130"/>
+  <w:abstractNum w:abstractNumId="994129">
+    <w:nsid w:val="A994129"/>
     <w:multiLevelType w:val="multilevel"/>
     <w:lvl w:ilvl="0">
-      <w:start w:val="30"/>
+      <w:start w:val="29"/>
       <w:numFmt w:val="decimal"/>
       <w:lvlText w:val="%1."/>
       <w:lvlJc w:val="left"/>
@@ -5349,7 +5279,7 @@
       </w:pPr>
     </w:lvl>
     <w:lvl w:ilvl="1">
-      <w:start w:val="30"/>
+      <w:start w:val="29"/>
       <w:numFmt w:val="decimal"/>
       <w:lvlText w:val="%2."/>
       <w:lvlJc w:val="left"/>
@@ -5358,7 +5288,7 @@
       </w:pPr>
     </w:lvl>
     <w:lvl w:ilvl="2">
-      <w:start w:val="30"/>
+      <w:start w:val="29"/>
       <w:numFmt w:val="decimal"/>
       <w:lvlText w:val="%3."/>
       <w:lvlJc w:val="left"/>
@@ -5367,7 +5297,7 @@
       </w:pPr>
     </w:lvl>
     <w:lvl w:ilvl="3">
-      <w:start w:val="30"/>
+      <w:start w:val="29"/>
       <w:numFmt w:val="decimal"/>
       <w:lvlText w:val="%4."/>
       <w:lvlJc w:val="left"/>
@@ -5376,7 +5306,7 @@
       </w:pPr>
     </w:lvl>
     <w:lvl w:ilvl="4">
-      <w:start w:val="30"/>
+      <w:start w:val="29"/>
       <w:numFmt w:val="decimal"/>
       <w:lvlText w:val="%5."/>
       <w:lvlJc w:val="left"/>
@@ -5385,7 +5315,7 @@
       </w:pPr>
     </w:lvl>
     <w:lvl w:ilvl="5">
-      <w:start w:val="30"/>
+      <w:start w:val="29"/>
       <w:numFmt w:val="decimal"/>
       <w:lvlText w:val="%6."/>
       <w:lvlJc w:val="left"/>
@@ -5394,7 +5324,7 @@
       </w:pPr>
     </w:lvl>
     <w:lvl w:ilvl="6">
-      <w:start w:val="30"/>
+      <w:start w:val="29"/>
       <w:numFmt w:val="decimal"/>
       <w:lvlText w:val="%7."/>
       <w:lvlJc w:val="left"/>
@@ -5403,7 +5333,7 @@
       </w:pPr>
     </w:lvl>
     <w:lvl w:ilvl="7">
-      <w:start w:val="30"/>
+      <w:start w:val="29"/>
       <w:numFmt w:val="decimal"/>
       <w:lvlText w:val="%8."/>
       <w:lvlJc w:val="left"/>
@@ -5412,7 +5342,7 @@
       </w:pPr>
     </w:lvl>
     <w:lvl w:ilvl="8">
-      <w:start w:val="30"/>
+      <w:start w:val="29"/>
       <w:numFmt w:val="decimal"/>
       <w:lvlText w:val="%9."/>
       <w:lvlJc w:val="left"/>
@@ -5421,11 +5351,11 @@
       </w:pPr>
     </w:lvl>
   </w:abstractNum>
-  <w:abstractNum w:abstractNumId="994135">
-    <w:nsid w:val="A994135"/>
+  <w:abstractNum w:abstractNumId="994132">
+    <w:nsid w:val="A994132"/>
     <w:multiLevelType w:val="multilevel"/>
     <w:lvl w:ilvl="0">
-      <w:start w:val="35"/>
+      <w:start w:val="32"/>
       <w:numFmt w:val="decimal"/>
       <w:lvlText w:val="%1."/>
       <w:lvlJc w:val="left"/>
@@ -5434,7 +5364,7 @@
       </w:pPr>
     </w:lvl>
     <w:lvl w:ilvl="1">
-      <w:start w:val="35"/>
+      <w:start w:val="32"/>
       <w:numFmt w:val="decimal"/>
       <w:lvlText w:val="%2."/>
       <w:lvlJc w:val="left"/>
@@ -5443,7 +5373,7 @@
       </w:pPr>
     </w:lvl>
     <w:lvl w:ilvl="2">
-      <w:start w:val="35"/>
+      <w:start w:val="32"/>
       <w:numFmt w:val="decimal"/>
       <w:lvlText w:val="%3."/>
       <w:lvlJc w:val="left"/>
@@ -5452,7 +5382,7 @@
       </w:pPr>
     </w:lvl>
     <w:lvl w:ilvl="3">
-      <w:start w:val="35"/>
+      <w:start w:val="32"/>
       <w:numFmt w:val="decimal"/>
       <w:lvlText w:val="%4."/>
       <w:lvlJc w:val="left"/>
@@ -5461,7 +5391,7 @@
       </w:pPr>
     </w:lvl>
     <w:lvl w:ilvl="4">
-      <w:start w:val="35"/>
+      <w:start w:val="32"/>
       <w:numFmt w:val="decimal"/>
       <w:lvlText w:val="%5."/>
       <w:lvlJc w:val="left"/>
@@ -5470,7 +5400,7 @@
       </w:pPr>
     </w:lvl>
     <w:lvl w:ilvl="5">
-      <w:start w:val="35"/>
+      <w:start w:val="32"/>
       <w:numFmt w:val="decimal"/>
       <w:lvlText w:val="%6."/>
       <w:lvlJc w:val="left"/>
@@ -5479,7 +5409,7 @@
       </w:pPr>
     </w:lvl>
     <w:lvl w:ilvl="6">
-      <w:start w:val="35"/>
+      <w:start w:val="32"/>
       <w:numFmt w:val="decimal"/>
       <w:lvlText w:val="%7."/>
       <w:lvlJc w:val="left"/>
@@ -5488,7 +5418,7 @@
       </w:pPr>
     </w:lvl>
     <w:lvl w:ilvl="7">
-      <w:start w:val="35"/>
+      <w:start w:val="32"/>
       <w:numFmt w:val="decimal"/>
       <w:lvlText w:val="%8."/>
       <w:lvlJc w:val="left"/>
@@ -5497,7 +5427,92 @@
       </w:pPr>
     </w:lvl>
     <w:lvl w:ilvl="8">
-      <w:start w:val="35"/>
+      <w:start w:val="32"/>
+      <w:numFmt w:val="decimal"/>
+      <w:lvlText w:val="%9."/>
+      <w:lvlJc w:val="left"/>
+      <w:pPr>
+        <w:ind w:left="6480" w:hanging="480"/>
+      </w:pPr>
+    </w:lvl>
+  </w:abstractNum>
+  <w:abstractNum w:abstractNumId="994139">
+    <w:nsid w:val="A994139"/>
+    <w:multiLevelType w:val="multilevel"/>
+    <w:lvl w:ilvl="0">
+      <w:start w:val="39"/>
+      <w:numFmt w:val="decimal"/>
+      <w:lvlText w:val="%1."/>
+      <w:lvlJc w:val="left"/>
+      <w:pPr>
+        <w:ind w:left="720" w:hanging="480"/>
+      </w:pPr>
+    </w:lvl>
+    <w:lvl w:ilvl="1">
+      <w:start w:val="39"/>
+      <w:numFmt w:val="decimal"/>
+      <w:lvlText w:val="%2."/>
+      <w:lvlJc w:val="left"/>
+      <w:pPr>
+        <w:ind w:left="1440" w:hanging="480"/>
+      </w:pPr>
+    </w:lvl>
+    <w:lvl w:ilvl="2">
+      <w:start w:val="39"/>
+      <w:numFmt w:val="decimal"/>
+      <w:lvlText w:val="%3."/>
+      <w:lvlJc w:val="left"/>
+      <w:pPr>
+        <w:ind w:left="2160" w:hanging="480"/>
+      </w:pPr>
+    </w:lvl>
+    <w:lvl w:ilvl="3">
+      <w:start w:val="39"/>
+      <w:numFmt w:val="decimal"/>
+      <w:lvlText w:val="%4."/>
+      <w:lvlJc w:val="left"/>
+      <w:pPr>
+        <w:ind w:left="2880" w:hanging="480"/>
+      </w:pPr>
+    </w:lvl>
+    <w:lvl w:ilvl="4">
+      <w:start w:val="39"/>
+      <w:numFmt w:val="decimal"/>
+      <w:lvlText w:val="%5."/>
+      <w:lvlJc w:val="left"/>
+      <w:pPr>
+        <w:ind w:left="3600" w:hanging="480"/>
+      </w:pPr>
+    </w:lvl>
+    <w:lvl w:ilvl="5">
+      <w:start w:val="39"/>
+      <w:numFmt w:val="decimal"/>
+      <w:lvlText w:val="%6."/>
+      <w:lvlJc w:val="left"/>
+      <w:pPr>
+        <w:ind w:left="4320" w:hanging="480"/>
+      </w:pPr>
+    </w:lvl>
+    <w:lvl w:ilvl="6">
+      <w:start w:val="39"/>
+      <w:numFmt w:val="decimal"/>
+      <w:lvlText w:val="%7."/>
+      <w:lvlJc w:val="left"/>
+      <w:pPr>
+        <w:ind w:left="5040" w:hanging="480"/>
+      </w:pPr>
+    </w:lvl>
+    <w:lvl w:ilvl="7">
+      <w:start w:val="39"/>
+      <w:numFmt w:val="decimal"/>
+      <w:lvlText w:val="%8."/>
+      <w:lvlJc w:val="left"/>
+      <w:pPr>
+        <w:ind w:left="5760" w:hanging="480"/>
+      </w:pPr>
+    </w:lvl>
+    <w:lvl w:ilvl="8">
+      <w:start w:val="39"/>
       <w:numFmt w:val="decimal"/>
       <w:lvlText w:val="%9."/>
       <w:lvlJc w:val="left"/>
@@ -5756,36 +5771,6 @@
     </w:lvlOverride>
   </w:num>
   <w:num w:numId="1029">
-    <w:abstractNumId w:val="99418"/>
-    <w:lvlOverride w:ilvl="0">
-      <w:startOverride w:val="8"/>
-    </w:lvlOverride>
-    <w:lvlOverride w:ilvl="1">
-      <w:startOverride w:val="8"/>
-    </w:lvlOverride>
-    <w:lvlOverride w:ilvl="2">
-      <w:startOverride w:val="8"/>
-    </w:lvlOverride>
-    <w:lvlOverride w:ilvl="3">
-      <w:startOverride w:val="8"/>
-    </w:lvlOverride>
-    <w:lvlOverride w:ilvl="4">
-      <w:startOverride w:val="8"/>
-    </w:lvlOverride>
-    <w:lvlOverride w:ilvl="5">
-      <w:startOverride w:val="8"/>
-    </w:lvlOverride>
-    <w:lvlOverride w:ilvl="6">
-      <w:startOverride w:val="8"/>
-    </w:lvlOverride>
-    <w:lvlOverride w:ilvl="7">
-      <w:startOverride w:val="8"/>
-    </w:lvlOverride>
-    <w:lvlOverride w:ilvl="8">
-      <w:startOverride w:val="8"/>
-    </w:lvlOverride>
-  </w:num>
-  <w:num w:numId="1030">
     <w:abstractNumId w:val="994110"/>
     <w:lvlOverride w:ilvl="0">
       <w:startOverride w:val="10"/>
@@ -5815,7 +5800,7 @@
       <w:startOverride w:val="10"/>
     </w:lvlOverride>
   </w:num>
-  <w:num w:numId="1031">
+  <w:num w:numId="1030">
     <w:abstractNumId w:val="994112"/>
     <w:lvlOverride w:ilvl="0">
       <w:startOverride w:val="12"/>
@@ -5845,7 +5830,7 @@
       <w:startOverride w:val="12"/>
     </w:lvlOverride>
   </w:num>
-  <w:num w:numId="1032">
+  <w:num w:numId="1031">
     <w:abstractNumId w:val="994114"/>
     <w:lvlOverride w:ilvl="0">
       <w:startOverride w:val="14"/>
@@ -5875,7 +5860,7 @@
       <w:startOverride w:val="14"/>
     </w:lvlOverride>
   </w:num>
-  <w:num w:numId="1033">
+  <w:num w:numId="1032">
     <w:abstractNumId w:val="994116"/>
     <w:lvlOverride w:ilvl="0">
       <w:startOverride w:val="16"/>
@@ -5905,7 +5890,7 @@
       <w:startOverride w:val="16"/>
     </w:lvlOverride>
   </w:num>
-  <w:num w:numId="1034">
+  <w:num w:numId="1033">
     <w:abstractNumId w:val="994118"/>
     <w:lvlOverride w:ilvl="0">
       <w:startOverride w:val="18"/>
@@ -5935,154 +5920,184 @@
       <w:startOverride w:val="18"/>
     </w:lvlOverride>
   </w:num>
+  <w:num w:numId="1034">
+    <w:abstractNumId w:val="994120"/>
+    <w:lvlOverride w:ilvl="0">
+      <w:startOverride w:val="20"/>
+    </w:lvlOverride>
+    <w:lvlOverride w:ilvl="1">
+      <w:startOverride w:val="20"/>
+    </w:lvlOverride>
+    <w:lvlOverride w:ilvl="2">
+      <w:startOverride w:val="20"/>
+    </w:lvlOverride>
+    <w:lvlOverride w:ilvl="3">
+      <w:startOverride w:val="20"/>
+    </w:lvlOverride>
+    <w:lvlOverride w:ilvl="4">
+      <w:startOverride w:val="20"/>
+    </w:lvlOverride>
+    <w:lvlOverride w:ilvl="5">
+      <w:startOverride w:val="20"/>
+    </w:lvlOverride>
+    <w:lvlOverride w:ilvl="6">
+      <w:startOverride w:val="20"/>
+    </w:lvlOverride>
+    <w:lvlOverride w:ilvl="7">
+      <w:startOverride w:val="20"/>
+    </w:lvlOverride>
+    <w:lvlOverride w:ilvl="8">
+      <w:startOverride w:val="20"/>
+    </w:lvlOverride>
+  </w:num>
   <w:num w:numId="1035">
-    <w:abstractNumId w:val="994119"/>
+    <w:abstractNumId w:val="994121"/>
     <w:lvlOverride w:ilvl="0">
-      <w:startOverride w:val="19"/>
+      <w:startOverride w:val="21"/>
     </w:lvlOverride>
     <w:lvlOverride w:ilvl="1">
-      <w:startOverride w:val="19"/>
+      <w:startOverride w:val="21"/>
     </w:lvlOverride>
     <w:lvlOverride w:ilvl="2">
-      <w:startOverride w:val="19"/>
+      <w:startOverride w:val="21"/>
     </w:lvlOverride>
     <w:lvlOverride w:ilvl="3">
-      <w:startOverride w:val="19"/>
+      <w:startOverride w:val="21"/>
     </w:lvlOverride>
     <w:lvlOverride w:ilvl="4">
-      <w:startOverride w:val="19"/>
+      <w:startOverride w:val="21"/>
     </w:lvlOverride>
     <w:lvlOverride w:ilvl="5">
-      <w:startOverride w:val="19"/>
+      <w:startOverride w:val="21"/>
     </w:lvlOverride>
     <w:lvlOverride w:ilvl="6">
-      <w:startOverride w:val="19"/>
+      <w:startOverride w:val="21"/>
     </w:lvlOverride>
     <w:lvlOverride w:ilvl="7">
-      <w:startOverride w:val="19"/>
+      <w:startOverride w:val="21"/>
     </w:lvlOverride>
     <w:lvlOverride w:ilvl="8">
-      <w:startOverride w:val="19"/>
+      <w:startOverride w:val="21"/>
     </w:lvlOverride>
   </w:num>
   <w:num w:numId="1036">
-    <w:abstractNumId w:val="994122"/>
+    <w:abstractNumId w:val="994124"/>
     <w:lvlOverride w:ilvl="0">
-      <w:startOverride w:val="22"/>
+      <w:startOverride w:val="24"/>
     </w:lvlOverride>
     <w:lvlOverride w:ilvl="1">
-      <w:startOverride w:val="22"/>
+      <w:startOverride w:val="24"/>
     </w:lvlOverride>
     <w:lvlOverride w:ilvl="2">
-      <w:startOverride w:val="22"/>
+      <w:startOverride w:val="24"/>
     </w:lvlOverride>
     <w:lvlOverride w:ilvl="3">
-      <w:startOverride w:val="22"/>
+      <w:startOverride w:val="24"/>
     </w:lvlOverride>
     <w:lvlOverride w:ilvl="4">
-      <w:startOverride w:val="22"/>
+      <w:startOverride w:val="24"/>
     </w:lvlOverride>
     <w:lvlOverride w:ilvl="5">
-      <w:startOverride w:val="22"/>
+      <w:startOverride w:val="24"/>
     </w:lvlOverride>
     <w:lvlOverride w:ilvl="6">
-      <w:startOverride w:val="22"/>
+      <w:startOverride w:val="24"/>
     </w:lvlOverride>
     <w:lvlOverride w:ilvl="7">
-      <w:startOverride w:val="22"/>
+      <w:startOverride w:val="24"/>
     </w:lvlOverride>
     <w:lvlOverride w:ilvl="8">
-      <w:startOverride w:val="22"/>
+      <w:startOverride w:val="24"/>
     </w:lvlOverride>
   </w:num>
   <w:num w:numId="1037">
-    <w:abstractNumId w:val="994127"/>
+    <w:abstractNumId w:val="994129"/>
     <w:lvlOverride w:ilvl="0">
-      <w:startOverride w:val="27"/>
+      <w:startOverride w:val="29"/>
     </w:lvlOverride>
     <w:lvlOverride w:ilvl="1">
-      <w:startOverride w:val="27"/>
+      <w:startOverride w:val="29"/>
     </w:lvlOverride>
     <w:lvlOverride w:ilvl="2">
-      <w:startOverride w:val="27"/>
+      <w:startOverride w:val="29"/>
     </w:lvlOverride>
     <w:lvlOverride w:ilvl="3">
-      <w:startOverride w:val="27"/>
+      <w:startOverride w:val="29"/>
     </w:lvlOverride>
     <w:lvlOverride w:ilvl="4">
-      <w:startOverride w:val="27"/>
+      <w:startOverride w:val="29"/>
     </w:lvlOverride>
     <w:lvlOverride w:ilvl="5">
-      <w:startOverride w:val="27"/>
+      <w:startOverride w:val="29"/>
     </w:lvlOverride>
     <w:lvlOverride w:ilvl="6">
-      <w:startOverride w:val="27"/>
+      <w:startOverride w:val="29"/>
     </w:lvlOverride>
     <w:lvlOverride w:ilvl="7">
-      <w:startOverride w:val="27"/>
+      <w:startOverride w:val="29"/>
     </w:lvlOverride>
     <w:lvlOverride w:ilvl="8">
-      <w:startOverride w:val="27"/>
+      <w:startOverride w:val="29"/>
     </w:lvlOverride>
   </w:num>
   <w:num w:numId="1038">
-    <w:abstractNumId w:val="994130"/>
+    <w:abstractNumId w:val="994132"/>
     <w:lvlOverride w:ilvl="0">
-      <w:startOverride w:val="30"/>
+      <w:startOverride w:val="32"/>
     </w:lvlOverride>
     <w:lvlOverride w:ilvl="1">
-      <w:startOverride w:val="30"/>
+      <w:startOverride w:val="32"/>
     </w:lvlOverride>
     <w:lvlOverride w:ilvl="2">
-      <w:startOverride w:val="30"/>
+      <w:startOverride w:val="32"/>
     </w:lvlOverride>
     <w:lvlOverride w:ilvl="3">
-      <w:startOverride w:val="30"/>
+      <w:startOverride w:val="32"/>
     </w:lvlOverride>
     <w:lvlOverride w:ilvl="4">
-      <w:startOverride w:val="30"/>
+      <w:startOverride w:val="32"/>
     </w:lvlOverride>
     <w:lvlOverride w:ilvl="5">
-      <w:startOverride w:val="30"/>
+      <w:startOverride w:val="32"/>
     </w:lvlOverride>
     <w:lvlOverride w:ilvl="6">
-      <w:startOverride w:val="30"/>
+      <w:startOverride w:val="32"/>
     </w:lvlOverride>
     <w:lvlOverride w:ilvl="7">
-      <w:startOverride w:val="30"/>
+      <w:startOverride w:val="32"/>
     </w:lvlOverride>
     <w:lvlOverride w:ilvl="8">
-      <w:startOverride w:val="30"/>
+      <w:startOverride w:val="32"/>
     </w:lvlOverride>
   </w:num>
   <w:num w:numId="1039">
-    <w:abstractNumId w:val="994135"/>
+    <w:abstractNumId w:val="994139"/>
     <w:lvlOverride w:ilvl="0">
-      <w:startOverride w:val="35"/>
+      <w:startOverride w:val="39"/>
     </w:lvlOverride>
     <w:lvlOverride w:ilvl="1">
-      <w:startOverride w:val="35"/>
+      <w:startOverride w:val="39"/>
     </w:lvlOverride>
     <w:lvlOverride w:ilvl="2">
-      <w:startOverride w:val="35"/>
+      <w:startOverride w:val="39"/>
     </w:lvlOverride>
     <w:lvlOverride w:ilvl="3">
-      <w:startOverride w:val="35"/>
+      <w:startOverride w:val="39"/>
     </w:lvlOverride>
     <w:lvlOverride w:ilvl="4">
-      <w:startOverride w:val="35"/>
+      <w:startOverride w:val="39"/>
     </w:lvlOverride>
     <w:lvlOverride w:ilvl="5">
-      <w:startOverride w:val="35"/>
+      <w:startOverride w:val="39"/>
     </w:lvlOverride>
     <w:lvlOverride w:ilvl="6">
-      <w:startOverride w:val="35"/>
+      <w:startOverride w:val="39"/>
     </w:lvlOverride>
     <w:lvlOverride w:ilvl="7">
-      <w:startOverride w:val="35"/>
+      <w:startOverride w:val="39"/>
     </w:lvlOverride>
     <w:lvlOverride w:ilvl="8">
-      <w:startOverride w:val="35"/>
+      <w:startOverride w:val="39"/>
     </w:lvlOverride>
   </w:num>
 </w:numbering>

--- a/themes/theme-0/theme 0 draft.docx
+++ b/themes/theme-0/theme 0 draft.docx
@@ -2,7 +2,7 @@
 <file path=word/document.xml><?xml version="1.0" encoding="utf-8"?>
 <w:document xmlns:w="http://schemas.openxmlformats.org/wordprocessingml/2006/main" xmlns:m="http://schemas.openxmlformats.org/officeDocument/2006/math" xmlns:r="http://schemas.openxmlformats.org/officeDocument/2006/relationships" xmlns:o="urn:schemas-microsoft-com:office:office" xmlns:v="urn:schemas-microsoft-com:vml" xmlns:w10="urn:schemas-microsoft-com:office:word" xmlns:a="http://schemas.openxmlformats.org/drawingml/2006/main" xmlns:pic="http://schemas.openxmlformats.org/drawingml/2006/picture" xmlns:wp="http://schemas.openxmlformats.org/drawingml/2006/wordprocessingDrawing">
   <w:body>
-    <w:bookmarkStart w:id="43" w:name="X33bbb05122f9a433d9367ff10df93abe1a23d17"/>
+    <w:bookmarkStart w:id="44" w:name="X33bbb05122f9a433d9367ff10df93abe1a23d17"/>
     <w:p>
       <w:pPr>
         <w:pStyle w:val="Heading1"/>
@@ -348,7 +348,7 @@
       </w:r>
     </w:p>
     <w:bookmarkEnd w:id="20"/>
-    <w:bookmarkStart w:id="21" w:name="X812b21d652fd9433f67257a73c7f5b725b4674e"/>
+    <w:bookmarkStart w:id="22" w:name="X812b21d652fd9433f67257a73c7f5b725b4674e"/>
     <w:p>
       <w:pPr>
         <w:pStyle w:val="Heading2"/>
@@ -874,12 +874,21 @@
         </w:tc>
       </w:tr>
     </w:tbl>
-    <w:p>
-      <w:pPr>
-        <w:pStyle w:val="BodyText"/>
-      </w:pPr>
-      <w:r>
-        <w:t xml:space="preserve">В этом разделе два действия.</w:t>
+    <w:bookmarkStart w:id="21" w:name="скорая-или-роддом-как-выбрать"/>
+    <w:p>
+      <w:pPr>
+        <w:pStyle w:val="Heading3"/>
+      </w:pPr>
+      <w:r>
+        <w:t xml:space="preserve">Скорая или роддом: как выбрать</w:t>
+      </w:r>
+    </w:p>
+    <w:p>
+      <w:pPr>
+        <w:pStyle w:val="FirstParagraph"/>
+      </w:pPr>
+      <w:r>
+        <w:t xml:space="preserve">По порядку оказания скорой медицинской помощи поводом для вызова скорой в экстренной форме служат, среди прочего, кровотечение, угроза прерывания беременности и роды, сильная боль, травма, отравление, нарушения сознания, дыхания и кровообращения. Почти всё, что описано в этом разделе, сюда подпадает. Поэтому при любом признаке из этого раздела вы вправе вызвать скорую, и такой вызов не будет лишним. Номера — 103 или 112 (единый номер экстренных служб).</w:t>
       </w:r>
     </w:p>
     <w:p>
@@ -891,55 +900,106 @@
           <w:bCs/>
           <w:b/>
         </w:rPr>
-        <w:t xml:space="preserve">Скорая помощь — 103 или 112.</w:t>
-      </w:r>
-      <w:r>
-        <w:t xml:space="preserve"> </w:t>
-      </w:r>
-      <w:r>
-        <w:t xml:space="preserve">112 — единый номер экстренных служб. Скорую вызывают, когда под угрозой жизнь, когда состояние тяжёлое или добраться до роддома не на чем.</w:t>
-      </w:r>
-    </w:p>
-    <w:p>
-      <w:pPr>
-        <w:pStyle w:val="BodyText"/>
+        <w:t xml:space="preserve">Вызывайте скорую обязательно, если есть хотя бы один из признаков:</w:t>
+      </w:r>
+    </w:p>
+    <w:p>
+      <w:pPr>
+        <w:numPr>
+          <w:ilvl w:val="0"/>
+          <w:numId w:val="1002"/>
+        </w:numPr>
+        <w:pStyle w:val="Compact"/>
+      </w:pPr>
+      <w:r>
+        <w:t xml:space="preserve">потеря сознания, обморок, судороги, спутанность, невозможно говорить;</w:t>
+      </w:r>
+    </w:p>
+    <w:p>
+      <w:pPr>
+        <w:numPr>
+          <w:ilvl w:val="0"/>
+          <w:numId w:val="1002"/>
+        </w:numPr>
+        <w:pStyle w:val="Compact"/>
+      </w:pPr>
+      <w:r>
+        <w:t xml:space="preserve">трудно дышать, не хватает воздуха, боль в груди;</w:t>
+      </w:r>
+    </w:p>
+    <w:p>
+      <w:pPr>
+        <w:numPr>
+          <w:ilvl w:val="0"/>
+          <w:numId w:val="1002"/>
+        </w:numPr>
+        <w:pStyle w:val="Compact"/>
+      </w:pPr>
+      <w:r>
+        <w:t xml:space="preserve">резкая слабость, бледность, холодный липкий пот, частое сердцебиение, головокружение при попытке встать — так проявляется большая кровопотеря или нарушение кровообращения;</w:t>
+      </w:r>
+    </w:p>
+    <w:p>
+      <w:pPr>
+        <w:numPr>
+          <w:ilvl w:val="0"/>
+          <w:numId w:val="1002"/>
+        </w:numPr>
+        <w:pStyle w:val="Compact"/>
+      </w:pPr>
+      <w:r>
+        <w:t xml:space="preserve">обильное кровотечение: прокладка промокает насквозь меньше чем за час;</w:t>
+      </w:r>
+    </w:p>
+    <w:p>
+      <w:pPr>
+        <w:numPr>
+          <w:ilvl w:val="0"/>
+          <w:numId w:val="1002"/>
+        </w:numPr>
+        <w:pStyle w:val="Compact"/>
+      </w:pPr>
+      <w:r>
+        <w:t xml:space="preserve">сильная или нарастающая боль;</w:t>
+      </w:r>
+    </w:p>
+    <w:p>
+      <w:pPr>
+        <w:numPr>
+          <w:ilvl w:val="0"/>
+          <w:numId w:val="1002"/>
+        </w:numPr>
+        <w:pStyle w:val="Compact"/>
+      </w:pPr>
+      <w:r>
+        <w:t xml:space="preserve">давление 160 и выше верхнее или 100 и выше нижнее; признаки из пункта 0.5 вместе с давлением 140/90 и выше;</w:t>
+      </w:r>
+    </w:p>
+    <w:p>
+      <w:pPr>
+        <w:numPr>
+          <w:ilvl w:val="0"/>
+          <w:numId w:val="1002"/>
+        </w:numPr>
+        <w:pStyle w:val="Compact"/>
+      </w:pPr>
+      <w:r>
+        <w:t xml:space="preserve">добраться до роддома быстро не на чем, вы одна или по дороге становится хуже.</w:t>
+      </w:r>
+    </w:p>
+    <w:p>
+      <w:pPr>
+        <w:pStyle w:val="FirstParagraph"/>
       </w:pPr>
       <w:r>
         <w:rPr>
           <w:bCs/>
           <w:b/>
         </w:rPr>
-        <w:t xml:space="preserve">Приёмное отделение роддома — сейчас.</w:t>
-      </w:r>
-      <w:r>
-        <w:t xml:space="preserve"> </w:t>
-      </w:r>
-      <w:r>
-        <w:t xml:space="preserve">Не утром и не после звонка в консультацию: собраться и поехать. Не во всех роддомах приёмное отделение работает круглосуточно; узнайте заранее, куда ехать ночью (ниже).</w:t>
-      </w:r>
-    </w:p>
-    <w:p>
-      <w:pPr>
-        <w:pStyle w:val="BodyText"/>
-      </w:pPr>
-      <w:r>
-        <w:t xml:space="preserve">Если не знаете, что выбрать, выбирайте более высокий уровень: скорую, а не поездку; поездку, а не ожидание. Экстренную помощь оказывают безотлагательно и бесплатно, отказать в ней не могут. Если после осмотра окажется, что всё в порядке, обращение всё равно было правильным: врачи осматривают многих, чтобы не пропустить тех, кому помощь нужна.</w:t>
-      </w:r>
-    </w:p>
-    <w:p>
-      <w:pPr>
-        <w:pStyle w:val="BodyText"/>
-      </w:pPr>
-      <w:r>
-        <w:t xml:space="preserve">За руль в такой ситуации не садитесь: попросите отвезти вас или вызовите скорую.</w:t>
-      </w:r>
-    </w:p>
-    <w:p>
-      <w:pPr>
-        <w:pStyle w:val="BodyText"/>
-      </w:pPr>
-      <w:r>
-        <w:t xml:space="preserve">Ситуации, с которыми можно позвонить в женскую консультацию или подождать планового приёма, собраны в Теме 11: таблица срочности — раздел 11.6, пять уровней от наблюдения до скорой — раздел 11.7.</w:t>
+        <w:t xml:space="preserve">Если ни одного из этих признаков нет</w:t>
+      </w:r>
+      <w:r>
+        <w:t xml:space="preserve">, а пункт раздела говорит «в роддом», поезжайте в приёмное отделение роддома сразу — не утром и не после звонка в консультацию. Не садитесь за руль: попросите отвезти вас или возьмите такси.</w:t>
       </w:r>
     </w:p>
     <w:p>
@@ -951,155 +1011,162 @@
           <w:bCs/>
           <w:b/>
         </w:rPr>
-        <w:t xml:space="preserve">Заполните заранее, пока ничего не случилось:</w:t>
-      </w:r>
-    </w:p>
-    <w:p>
-      <w:pPr>
-        <w:numPr>
-          <w:ilvl w:val="0"/>
-          <w:numId w:val="1002"/>
-        </w:numPr>
-        <w:pStyle w:val="Compact"/>
-      </w:pPr>
-      <w:r>
-        <w:t xml:space="preserve">роддом, куда можно поехать ночью: адрес и телефон;</w:t>
-      </w:r>
-    </w:p>
-    <w:p>
-      <w:pPr>
-        <w:numPr>
-          <w:ilvl w:val="0"/>
-          <w:numId w:val="1002"/>
-        </w:numPr>
-        <w:pStyle w:val="Compact"/>
-      </w:pPr>
-      <w:r>
-        <w:t xml:space="preserve">женская консультация: телефон, и кому звонить в нерабочее время;</w:t>
-      </w:r>
-    </w:p>
-    <w:p>
-      <w:pPr>
-        <w:numPr>
-          <w:ilvl w:val="0"/>
-          <w:numId w:val="1002"/>
-        </w:numPr>
-        <w:pStyle w:val="Compact"/>
-      </w:pPr>
-      <w:r>
-        <w:t xml:space="preserve">кто может отвезти вас в любое время: имя и телефон;</w:t>
-      </w:r>
-    </w:p>
-    <w:p>
-      <w:pPr>
-        <w:numPr>
-          <w:ilvl w:val="0"/>
-          <w:numId w:val="1002"/>
-        </w:numPr>
-        <w:pStyle w:val="Compact"/>
-      </w:pPr>
-      <w:r>
-        <w:t xml:space="preserve">где лежат обменная карта, паспорт и полис ОМС.</w:t>
-      </w:r>
-    </w:p>
-    <w:bookmarkEnd w:id="21"/>
-    <w:bookmarkStart w:id="22" w:name="X0dc98450171e65ccd68546e2e40608d615e6619"/>
-    <w:p>
-      <w:pPr>
-        <w:pStyle w:val="Heading2"/>
-      </w:pPr>
-      <w:r>
-        <w:t xml:space="preserve">0.2. Кровь из влагалища: когда в роддом, а когда вызывать скорую</w:t>
-      </w:r>
-    </w:p>
-    <w:p>
-      <w:pPr>
-        <w:pStyle w:val="FirstParagraph"/>
+        <w:t xml:space="preserve">Если сомневаетесь</w:t>
+      </w:r>
+      <w:r>
+        <w:t xml:space="preserve">, вызывайте скорую.</w:t>
+      </w:r>
+    </w:p>
+    <w:p>
+      <w:pPr>
+        <w:pStyle w:val="BodyText"/>
+      </w:pPr>
+      <w:r>
+        <w:rPr>
+          <w:rStyle w:val="VerbatimChar"/>
+        </w:rPr>
+        <w:t xml:space="preserve">[ПРОВЕРИТЬ: вопрос врачу — российские документы называют поводы для вызова скорой (Приказ 388н, п. 11), но не делят случаи на «скорая» и «поехать в роддом самой»; деление построено автором по приказу 388н, КР «Преэклампсия» (раздел 6) и британским памяткам (London Ambulance Service, Tommy’s) — DISPUTED-CLAIMS, строка 57]</w:t>
+      </w:r>
+    </w:p>
+    <w:p>
+      <w:pPr>
+        <w:pStyle w:val="BodyText"/>
+      </w:pPr>
+      <w:r>
+        <w:t xml:space="preserve">Не во всех роддомах приёмное отделение работает круглосуточно; узнайте заранее, куда ехать ночью (ниже). Экстренную помощь оказывают безотлагательно и бесплатно, отказать в ней не могут. Если после осмотра окажется, что всё в порядке, обращение всё равно было правильным: врачи осматривают многих, чтобы не пропустить тех, кому помощь нужна.</w:t>
+      </w:r>
+    </w:p>
+    <w:p>
+      <w:pPr>
+        <w:pStyle w:val="BodyText"/>
+      </w:pPr>
+      <w:r>
+        <w:t xml:space="preserve">Ситуации, с которыми можно позвонить в женскую консультацию или подождать планового приёма, собраны в Теме 11: таблица срочности — раздел 11.6, пять уровней от наблюдения до скорой — раздел 11.7.</w:t>
+      </w:r>
+    </w:p>
+    <w:p>
+      <w:pPr>
+        <w:pStyle w:val="BodyText"/>
       </w:pPr>
       <w:r>
         <w:rPr>
           <w:bCs/>
           <w:b/>
         </w:rPr>
-        <w:t xml:space="preserve">Признаки.</w:t>
-      </w:r>
-      <w:r>
-        <w:t xml:space="preserve"> </w:t>
-      </w:r>
-      <w:r>
-        <w:t xml:space="preserve">Кровянистые выделения любого цвета и количества — от розовых и коричневых следов на белье до кровотечения.</w:t>
-      </w:r>
-    </w:p>
-    <w:p>
-      <w:pPr>
-        <w:pStyle w:val="BodyText"/>
+        <w:t xml:space="preserve">Заполните заранее, пока ничего не случилось:</w:t>
+      </w:r>
+    </w:p>
+    <w:p>
+      <w:pPr>
+        <w:numPr>
+          <w:ilvl w:val="0"/>
+          <w:numId w:val="1003"/>
+        </w:numPr>
+        <w:pStyle w:val="Compact"/>
+      </w:pPr>
+      <w:r>
+        <w:t xml:space="preserve">роддом, куда можно поехать ночью: адрес и телефон;</w:t>
+      </w:r>
+    </w:p>
+    <w:p>
+      <w:pPr>
+        <w:numPr>
+          <w:ilvl w:val="0"/>
+          <w:numId w:val="1003"/>
+        </w:numPr>
+        <w:pStyle w:val="Compact"/>
+      </w:pPr>
+      <w:r>
+        <w:t xml:space="preserve">женская консультация: телефон, и кому звонить в нерабочее время;</w:t>
+      </w:r>
+    </w:p>
+    <w:p>
+      <w:pPr>
+        <w:numPr>
+          <w:ilvl w:val="0"/>
+          <w:numId w:val="1003"/>
+        </w:numPr>
+        <w:pStyle w:val="Compact"/>
+      </w:pPr>
+      <w:r>
+        <w:t xml:space="preserve">кто может отвезти вас в любое время: имя и телефон;</w:t>
+      </w:r>
+    </w:p>
+    <w:p>
+      <w:pPr>
+        <w:numPr>
+          <w:ilvl w:val="0"/>
+          <w:numId w:val="1003"/>
+        </w:numPr>
+        <w:pStyle w:val="Compact"/>
+      </w:pPr>
+      <w:r>
+        <w:t xml:space="preserve">где лежат обменная карта, паспорт и полис ОМС.</w:t>
+      </w:r>
+    </w:p>
+    <w:bookmarkEnd w:id="21"/>
+    <w:bookmarkEnd w:id="22"/>
+    <w:bookmarkStart w:id="23" w:name="X0dc98450171e65ccd68546e2e40608d615e6619"/>
+    <w:p>
+      <w:pPr>
+        <w:pStyle w:val="Heading2"/>
+      </w:pPr>
+      <w:r>
+        <w:t xml:space="preserve">0.2. Кровь из влагалища: когда в роддом, а когда вызывать скорую</w:t>
+      </w:r>
+    </w:p>
+    <w:p>
+      <w:pPr>
+        <w:pStyle w:val="FirstParagraph"/>
       </w:pPr>
       <w:r>
         <w:rPr>
           <w:bCs/>
           <w:b/>
         </w:rPr>
-        <w:t xml:space="preserve">Что делать.</w:t>
-      </w:r>
-    </w:p>
-    <w:p>
-      <w:pPr>
-        <w:numPr>
-          <w:ilvl w:val="0"/>
-          <w:numId w:val="1003"/>
-        </w:numPr>
-        <w:pStyle w:val="Compact"/>
-      </w:pPr>
-      <w:r>
-        <w:t xml:space="preserve">Небольшое количество крови, самочувствие обычное — поезжайте в приёмное отделение роддома. Даже немного крови при беременности требует осмотра: по виду выделений дома нельзя определить, откуда кровь.</w:t>
-      </w:r>
-    </w:p>
-    <w:p>
-      <w:pPr>
-        <w:numPr>
-          <w:ilvl w:val="0"/>
-          <w:numId w:val="1003"/>
-        </w:numPr>
-        <w:pStyle w:val="Compact"/>
-      </w:pPr>
-      <w:r>
-        <w:t xml:space="preserve">Обильное кровотечение — прокладка промокает насквозь меньше чем за час — или кровь вместе с сильной болью в животе, учащённым сердцебиением, затруднённым дыханием, головокружением, обмороком — вызывайте скорую. Сами в роддом не едьте.</w:t>
-      </w:r>
-    </w:p>
-    <w:p>
-      <w:pPr>
-        <w:pStyle w:val="FirstParagraph"/>
+        <w:t xml:space="preserve">Признаки.</w:t>
+      </w:r>
+      <w:r>
+        <w:t xml:space="preserve"> </w:t>
+      </w:r>
+      <w:r>
+        <w:t xml:space="preserve">Кровянистые выделения любого цвета и количества — от розовых и коричневых следов на белье до кровотечения.</w:t>
+      </w:r>
+    </w:p>
+    <w:p>
+      <w:pPr>
+        <w:pStyle w:val="BodyText"/>
       </w:pPr>
       <w:r>
         <w:rPr>
           <w:bCs/>
           <w:b/>
         </w:rPr>
-        <w:t xml:space="preserve">Чего не делать.</w:t>
-      </w:r>
-      <w:r>
-        <w:t xml:space="preserve"> </w:t>
-      </w:r>
-      <w:r>
-        <w:t xml:space="preserve">Не вводите во влагалище тампон, свечи, растворы, не спринцуйтесь. Наденьте прокладку и возьмите её с собой или запомните, сколько крови было и какого цвета.</w:t>
-      </w:r>
-    </w:p>
-    <w:p>
-      <w:pPr>
-        <w:pStyle w:val="BodyText"/>
-      </w:pPr>
-      <w:r>
-        <w:t xml:space="preserve">Подробнее: Тема 4, раздел 4.8; Тема 5, разделы 5.9 и 5.14; Тема 11, раздел 11.6.</w:t>
-      </w:r>
-    </w:p>
-    <w:bookmarkEnd w:id="22"/>
-    <w:bookmarkStart w:id="23" w:name="Xf3ae3546497b0e66e5cf654a971d52544315237"/>
-    <w:p>
-      <w:pPr>
-        <w:pStyle w:val="Heading2"/>
-      </w:pPr>
-      <w:r>
-        <w:t xml:space="preserve">0.3. Подтекание вод: что делать, если бельё намокает снова и снова</w:t>
+        <w:t xml:space="preserve">Что делать.</w:t>
+      </w:r>
+    </w:p>
+    <w:p>
+      <w:pPr>
+        <w:numPr>
+          <w:ilvl w:val="0"/>
+          <w:numId w:val="1004"/>
+        </w:numPr>
+        <w:pStyle w:val="Compact"/>
+      </w:pPr>
+      <w:r>
+        <w:t xml:space="preserve">Небольшое количество крови, самочувствие обычное — поезжайте в приёмное отделение роддома. Российские рекомендации при любом кровотечении во время беременности требуют обратиться к врачу, чтобы он решил, нужна ли экстренная госпитализация: по виду выделений дома нельзя определить, откуда кровь.</w:t>
+      </w:r>
+    </w:p>
+    <w:p>
+      <w:pPr>
+        <w:numPr>
+          <w:ilvl w:val="0"/>
+          <w:numId w:val="1004"/>
+        </w:numPr>
+        <w:pStyle w:val="Compact"/>
+      </w:pPr>
+      <w:r>
+        <w:t xml:space="preserve">Обильное кровотечение — прокладка промокает насквозь меньше чем за час — или кровь вместе с сильной болью в животе, учащённым сердцебиением, затруднённым дыханием, головокружением, обмороком — вызывайте скорую. Сами в роддом не едьте.</w:t>
       </w:r>
     </w:p>
     <w:p>
@@ -1111,69 +1178,49 @@
           <w:bCs/>
           <w:b/>
         </w:rPr>
-        <w:t xml:space="preserve">Признаки.</w:t>
+        <w:t xml:space="preserve">Чего не делать.</w:t>
       </w:r>
       <w:r>
         <w:t xml:space="preserve"> </w:t>
       </w:r>
       <w:r>
-        <w:t xml:space="preserve">Внезапный поток жидкости из влагалища или постоянное подтекание: бельё намокает снова после смены, прокладка промокает. Жидкость бывает прозрачной, розоватой, зеленоватой, коричневой. По виду и запаху дома нельзя надёжно отличить воды от мочи или обильных выделений.</w:t>
+        <w:t xml:space="preserve">Не вводите во влагалище тампон, свечи, растворы, не спринцуйтесь. Наденьте прокладку и возьмите её с собой или запомните, сколько крови было и какого цвета.</w:t>
       </w:r>
     </w:p>
     <w:p>
       <w:pPr>
         <w:pStyle w:val="BodyText"/>
+      </w:pPr>
+      <w:r>
+        <w:t xml:space="preserve">Подробнее: Тема 4, раздел 4.8; Тема 5, разделы 5.9 и 5.14; Тема 11, раздел 11.6.</w:t>
+      </w:r>
+    </w:p>
+    <w:bookmarkEnd w:id="23"/>
+    <w:bookmarkStart w:id="24" w:name="Xf3ae3546497b0e66e5cf654a971d52544315237"/>
+    <w:p>
+      <w:pPr>
+        <w:pStyle w:val="Heading2"/>
+      </w:pPr>
+      <w:r>
+        <w:t xml:space="preserve">0.3. Подтекание вод: что делать, если бельё намокает снова и снова</w:t>
+      </w:r>
+    </w:p>
+    <w:p>
+      <w:pPr>
+        <w:pStyle w:val="FirstParagraph"/>
       </w:pPr>
       <w:r>
         <w:rPr>
           <w:bCs/>
           <w:b/>
         </w:rPr>
-        <w:t xml:space="preserve">Что делать.</w:t>
-      </w:r>
-    </w:p>
-    <w:p>
-      <w:pPr>
-        <w:numPr>
-          <w:ilvl w:val="0"/>
-          <w:numId w:val="1004"/>
-        </w:numPr>
-        <w:pStyle w:val="Compact"/>
-      </w:pPr>
-      <w:r>
-        <w:t xml:space="preserve">Наденьте обычную прокладку, не тампон.</w:t>
-      </w:r>
-    </w:p>
-    <w:p>
-      <w:pPr>
-        <w:numPr>
-          <w:ilvl w:val="0"/>
-          <w:numId w:val="1004"/>
-        </w:numPr>
-        <w:pStyle w:val="Compact"/>
-      </w:pPr>
-      <w:r>
-        <w:t xml:space="preserve">Запомните время, примерное количество, цвет и запах жидкости.</w:t>
-      </w:r>
-    </w:p>
-    <w:p>
-      <w:pPr>
-        <w:numPr>
-          <w:ilvl w:val="0"/>
-          <w:numId w:val="1004"/>
-        </w:numPr>
-        <w:pStyle w:val="Compact"/>
-      </w:pPr>
-      <w:r>
-        <w:t xml:space="preserve">Поезжайте в приёмное отделение роддома.</w:t>
-      </w:r>
-    </w:p>
-    <w:p>
-      <w:pPr>
-        <w:pStyle w:val="FirstParagraph"/>
-      </w:pPr>
-      <w:r>
-        <w:t xml:space="preserve">Особенно не медлите, если жидкость зелёная или коричневая, с кровью, с неприятным запахом, если есть температура, боль, схватки или ребёнок двигается меньше обычного. Если вместе с водами — кровотечение, сильная боль или обморок, вызывайте скорую.</w:t>
+        <w:t xml:space="preserve">Признаки.</w:t>
+      </w:r>
+      <w:r>
+        <w:t xml:space="preserve"> </w:t>
+      </w:r>
+      <w:r>
+        <w:t xml:space="preserve">Внезапный поток жидкости из влагалища или постоянное подтекание: бельё намокает снова после смены, прокладка промокает. Жидкость бывает прозрачной, розоватой, зеленоватой, коричневой. По виду и запаху дома нельзя надёжно отличить воды от мочи или обильных выделений.</w:t>
       </w:r>
     </w:p>
     <w:p>
@@ -1185,91 +1232,87 @@
           <w:bCs/>
           <w:b/>
         </w:rPr>
-        <w:t xml:space="preserve">Чего не делать.</w:t>
-      </w:r>
-      <w:r>
-        <w:t xml:space="preserve"> </w:t>
-      </w:r>
-      <w:r>
-        <w:t xml:space="preserve">Не ждите результата домашнего теста и не повторяйте его: ни положительный, ни отрицательный результат не заменяет осмотр. Не вводите ничего во влагалище.</w:t>
+        <w:t xml:space="preserve">Что делать.</w:t>
+      </w:r>
+    </w:p>
+    <w:p>
+      <w:pPr>
+        <w:numPr>
+          <w:ilvl w:val="0"/>
+          <w:numId w:val="1005"/>
+        </w:numPr>
+        <w:pStyle w:val="Compact"/>
+      </w:pPr>
+      <w:r>
+        <w:t xml:space="preserve">Наденьте обычную прокладку, не тампон.</w:t>
+      </w:r>
+    </w:p>
+    <w:p>
+      <w:pPr>
+        <w:numPr>
+          <w:ilvl w:val="0"/>
+          <w:numId w:val="1005"/>
+        </w:numPr>
+        <w:pStyle w:val="Compact"/>
+      </w:pPr>
+      <w:r>
+        <w:t xml:space="preserve">Запомните время, примерное количество, цвет и запах жидкости.</w:t>
+      </w:r>
+    </w:p>
+    <w:p>
+      <w:pPr>
+        <w:numPr>
+          <w:ilvl w:val="0"/>
+          <w:numId w:val="1005"/>
+        </w:numPr>
+        <w:pStyle w:val="Compact"/>
+      </w:pPr>
+      <w:r>
+        <w:t xml:space="preserve">Поезжайте в приёмное отделение роддома.</w:t>
+      </w:r>
+    </w:p>
+    <w:p>
+      <w:pPr>
+        <w:pStyle w:val="FirstParagraph"/>
+      </w:pPr>
+      <w:r>
+        <w:t xml:space="preserve">Особенно не медлите, если жидкость зелёная или коричневая, с кровью, с неприятным запахом, если есть температура, боль, схватки или ребёнок двигается меньше обычного. Если вместе с водами — кровотечение, сильная боль или обморок, вызывайте скорую.</w:t>
       </w:r>
     </w:p>
     <w:p>
       <w:pPr>
         <w:pStyle w:val="BodyText"/>
-      </w:pPr>
-      <w:r>
-        <w:t xml:space="preserve">Подробнее: Тема 5, разделы 5.9 и 5.14; Тема 9, раздел 9.12; Тема 11, раздел 11.1.</w:t>
-      </w:r>
-    </w:p>
-    <w:bookmarkEnd w:id="23"/>
-    <w:bookmarkStart w:id="24" w:name="боль-в-животе-и-схватки-до-37-недель"/>
-    <w:p>
-      <w:pPr>
-        <w:pStyle w:val="Heading2"/>
-      </w:pPr>
-      <w:r>
-        <w:t xml:space="preserve">0.4. Боль в животе и схватки до 37 недель</w:t>
-      </w:r>
-    </w:p>
-    <w:p>
-      <w:pPr>
-        <w:pStyle w:val="FirstParagraph"/>
       </w:pPr>
       <w:r>
         <w:rPr>
           <w:bCs/>
           <w:b/>
         </w:rPr>
-        <w:t xml:space="preserve">Признаки.</w:t>
-      </w:r>
-    </w:p>
-    <w:p>
-      <w:pPr>
-        <w:numPr>
-          <w:ilvl w:val="0"/>
-          <w:numId w:val="1005"/>
-        </w:numPr>
-        <w:pStyle w:val="Compact"/>
-      </w:pPr>
-      <w:r>
-        <w:t xml:space="preserve">сильная, внезапная или нарастающая боль в животе;</w:t>
-      </w:r>
-    </w:p>
-    <w:p>
-      <w:pPr>
-        <w:numPr>
-          <w:ilvl w:val="0"/>
-          <w:numId w:val="1005"/>
-        </w:numPr>
-        <w:pStyle w:val="Compact"/>
-      </w:pPr>
-      <w:r>
-        <w:t xml:space="preserve">схватки или напряжение матки, которые повторяются через равные промежутки, становятся чаще или сильнее, — до 37 недель беременности;</w:t>
-      </w:r>
-    </w:p>
-    <w:p>
-      <w:pPr>
-        <w:numPr>
-          <w:ilvl w:val="0"/>
-          <w:numId w:val="1005"/>
-        </w:numPr>
-        <w:pStyle w:val="Compact"/>
-      </w:pPr>
-      <w:r>
-        <w:t xml:space="preserve">ноющая боль в пояснице или чувство давления внизу живота, которое приходит волнами;</w:t>
-      </w:r>
-    </w:p>
-    <w:p>
-      <w:pPr>
-        <w:numPr>
-          <w:ilvl w:val="0"/>
-          <w:numId w:val="1005"/>
-        </w:numPr>
-        <w:pStyle w:val="Compact"/>
-      </w:pPr>
-      <w:r>
-        <w:t xml:space="preserve">боль под ложечкой или в правом подреберье во второй половине беременности (см. также 0.5).</w:t>
+        <w:t xml:space="preserve">Чего не делать.</w:t>
+      </w:r>
+      <w:r>
+        <w:t xml:space="preserve"> </w:t>
+      </w:r>
+      <w:r>
+        <w:t xml:space="preserve">Не ждите результата домашнего теста и не повторяйте его: ни положительный, ни отрицательный результат не заменяет осмотр. Не вводите ничего во влагалище.</w:t>
+      </w:r>
+    </w:p>
+    <w:p>
+      <w:pPr>
+        <w:pStyle w:val="BodyText"/>
+      </w:pPr>
+      <w:r>
+        <w:t xml:space="preserve">Подробнее: Тема 5, разделы 5.9 и 5.14; Тема 9, раздел 9.12; Тема 11, раздел 11.1.</w:t>
+      </w:r>
+    </w:p>
+    <w:bookmarkEnd w:id="24"/>
+    <w:bookmarkStart w:id="25" w:name="боль-в-животе-и-схватки-до-37-недель"/>
+    <w:p>
+      <w:pPr>
+        <w:pStyle w:val="Heading2"/>
+      </w:pPr>
+      <w:r>
+        <w:t xml:space="preserve">0.4. Боль в животе и схватки до 37 недель</w:t>
       </w:r>
     </w:p>
     <w:p>
@@ -1281,7 +1324,7 @@
           <w:bCs/>
           <w:b/>
         </w:rPr>
-        <w:t xml:space="preserve">Что делать.</w:t>
+        <w:t xml:space="preserve">Признаки.</w:t>
       </w:r>
     </w:p>
     <w:p>
@@ -1293,7 +1336,7 @@
         <w:pStyle w:val="Compact"/>
       </w:pPr>
       <w:r>
-        <w:t xml:space="preserve">Поезжайте в приёмное отделение роддома. До 37 недель регулярные схватки требуют проверить, не начинаются ли преждевременные роды.</w:t>
+        <w:t xml:space="preserve">сильная, внезапная или нарастающая боль в животе;</w:t>
       </w:r>
     </w:p>
     <w:p>
@@ -1305,41 +1348,75 @@
         <w:pStyle w:val="Compact"/>
       </w:pPr>
       <w:r>
-        <w:t xml:space="preserve">Вызывайте скорую, если боль внезапная и очень сильная; если вместе с ней кровотечение, слабость, головокружение или обморок; если живот стал твёрдым, болит при прикосновении и не расслабляется, кожа побледнела, выступил холодный липкий пот.</w:t>
+        <w:t xml:space="preserve">схватки или напряжение матки, которые повторяются через равные промежутки, становятся чаще или сильнее, — до 37 недель беременности;</w:t>
+      </w:r>
+    </w:p>
+    <w:p>
+      <w:pPr>
+        <w:numPr>
+          <w:ilvl w:val="0"/>
+          <w:numId w:val="1006"/>
+        </w:numPr>
+        <w:pStyle w:val="Compact"/>
+      </w:pPr>
+      <w:r>
+        <w:t xml:space="preserve">ноющая боль в пояснице или чувство давления внизу живота, которое приходит волнами;</w:t>
+      </w:r>
+    </w:p>
+    <w:p>
+      <w:pPr>
+        <w:numPr>
+          <w:ilvl w:val="0"/>
+          <w:numId w:val="1006"/>
+        </w:numPr>
+        <w:pStyle w:val="Compact"/>
+      </w:pPr>
+      <w:r>
+        <w:t xml:space="preserve">боль под ложечкой или в правом подреберье во второй половине беременности (см. также 0.5).</w:t>
       </w:r>
     </w:p>
     <w:p>
       <w:pPr>
         <w:pStyle w:val="FirstParagraph"/>
-      </w:pPr>
-      <w:r>
-        <w:t xml:space="preserve">Так может проявляться отслойка плаценты: плацента отделяется от стенки матки раньше родов. Крови снаружи при этом бывает мало, потому что она может скапливаться внутри.</w:t>
-      </w:r>
-    </w:p>
-    <w:p>
-      <w:pPr>
-        <w:pStyle w:val="BodyText"/>
-      </w:pPr>
-      <w:r>
-        <w:t xml:space="preserve">Отличить. Кратковременное напряжение матки, которое не усиливается и проходит в покое за 15–20 минут, — например, после оргазма или нагрузки, — само по себе срочного обращения не требует (Тема 4, раздел 4.8). Тянущая несильная боль, которая проходит в покое, — повод позвонить в консультацию в тот же или на следующий день (Тема 11, раздел 11.6).</w:t>
-      </w:r>
-    </w:p>
-    <w:p>
-      <w:pPr>
-        <w:pStyle w:val="BodyText"/>
       </w:pPr>
       <w:r>
         <w:rPr>
           <w:bCs/>
           <w:b/>
         </w:rPr>
-        <w:t xml:space="preserve">Пока собираетесь.</w:t>
-      </w:r>
-      <w:r>
-        <w:t xml:space="preserve"> </w:t>
-      </w:r>
-      <w:r>
-        <w:t xml:space="preserve">Запишите, когда началась боль и через сколько минут повторяются схватки: это первое, о чём спросят в приёмном.</w:t>
+        <w:t xml:space="preserve">Что делать.</w:t>
+      </w:r>
+    </w:p>
+    <w:p>
+      <w:pPr>
+        <w:numPr>
+          <w:ilvl w:val="0"/>
+          <w:numId w:val="1007"/>
+        </w:numPr>
+        <w:pStyle w:val="Compact"/>
+      </w:pPr>
+      <w:r>
+        <w:t xml:space="preserve">Поезжайте в приёмное отделение роддома. До 37 недель регулярные схватки требуют проверить, не начинаются ли преждевременные роды.</w:t>
+      </w:r>
+    </w:p>
+    <w:p>
+      <w:pPr>
+        <w:numPr>
+          <w:ilvl w:val="0"/>
+          <w:numId w:val="1007"/>
+        </w:numPr>
+        <w:pStyle w:val="Compact"/>
+      </w:pPr>
+      <w:r>
+        <w:t xml:space="preserve">Вызывайте скорую, если боль внезапная и очень сильная; если вместе с ней кровотечение, слабость, головокружение или обморок; если живот стал твёрдым, болит при прикосновении и не расслабляется, кожа побледнела, выступил холодный липкий пот.</w:t>
+      </w:r>
+    </w:p>
+    <w:p>
+      <w:pPr>
+        <w:pStyle w:val="FirstParagraph"/>
+      </w:pPr>
+      <w:r>
+        <w:t xml:space="preserve">Так может проявляться отслойка плаценты: плацента отделяется от стенки матки раньше родов. Крови снаружи при этом бывает мало, потому что она может скапливаться внутри.</w:t>
       </w:r>
     </w:p>
     <w:p>
@@ -1347,25 +1424,7 @@
         <w:pStyle w:val="BodyText"/>
       </w:pPr>
       <w:r>
-        <w:t xml:space="preserve">Подробнее: Тема 3, раздел 3.11; Тема 4, раздел 4.8; Тема 11, разделы 11.6 и 11.7.</w:t>
-      </w:r>
-    </w:p>
-    <w:bookmarkEnd w:id="24"/>
-    <w:bookmarkStart w:id="25" w:name="X5e09457fe6b00b5f201c35af5b577ce18f7ad41"/>
-    <w:p>
-      <w:pPr>
-        <w:pStyle w:val="Heading2"/>
-      </w:pPr>
-      <w:r>
-        <w:t xml:space="preserve">0.5. Головная боль, «мушки» перед глазами, высокое давление: признаки преэклампсии</w:t>
-      </w:r>
-    </w:p>
-    <w:p>
-      <w:pPr>
-        <w:pStyle w:val="FirstParagraph"/>
-      </w:pPr>
-      <w:r>
-        <w:t xml:space="preserve">Во второй половине беременности эти признаки могут означать преэклампсию — осложнение, при котором поднимается давление и страдают сосуды, почки, печень и мозг. Её тяжёлая форма грозит судорогами (эклампсией).</w:t>
+        <w:t xml:space="preserve">Отличить. Кратковременное напряжение матки, которое не усиливается и проходит в покое за 15–20 минут, — например, после оргазма или нагрузки, — само по себе срочного обращения не требует (Тема 4, раздел 4.8). Тянущая несильная боль, которая проходит в покое, — повод позвонить в консультацию в тот же или на следующий день (Тема 11, раздел 11.6).</w:t>
       </w:r>
     </w:p>
     <w:p>
@@ -1377,91 +1436,51 @@
           <w:bCs/>
           <w:b/>
         </w:rPr>
-        <w:t xml:space="preserve">Признаки.</w:t>
-      </w:r>
-    </w:p>
-    <w:p>
-      <w:pPr>
-        <w:numPr>
-          <w:ilvl w:val="0"/>
-          <w:numId w:val="1007"/>
-        </w:numPr>
-        <w:pStyle w:val="Compact"/>
-      </w:pPr>
-      <w:r>
-        <w:t xml:space="preserve">сильная головная боль, которая не проходит после отдыха, еды, воды и обычной дозы парацетамола;</w:t>
-      </w:r>
-    </w:p>
-    <w:p>
-      <w:pPr>
-        <w:numPr>
-          <w:ilvl w:val="0"/>
-          <w:numId w:val="1007"/>
-        </w:numPr>
-        <w:pStyle w:val="Compact"/>
-      </w:pPr>
-      <w:r>
-        <w:t xml:space="preserve">мелькание «мушек», пелена, нечёткость зрения, выпадение участков поля зрения;</w:t>
-      </w:r>
-    </w:p>
-    <w:p>
-      <w:pPr>
-        <w:numPr>
-          <w:ilvl w:val="0"/>
-          <w:numId w:val="1007"/>
-        </w:numPr>
-        <w:pStyle w:val="Compact"/>
-      </w:pPr>
-      <w:r>
-        <w:t xml:space="preserve">боль под ложечкой или в правом подреберье;</w:t>
-      </w:r>
-    </w:p>
-    <w:p>
-      <w:pPr>
-        <w:numPr>
-          <w:ilvl w:val="0"/>
-          <w:numId w:val="1007"/>
-        </w:numPr>
-        <w:pStyle w:val="Compact"/>
-      </w:pPr>
-      <w:r>
-        <w:t xml:space="preserve">внезапный отёк лица, кистей или стоп;</w:t>
-      </w:r>
-    </w:p>
-    <w:p>
-      <w:pPr>
-        <w:numPr>
-          <w:ilvl w:val="0"/>
-          <w:numId w:val="1007"/>
-        </w:numPr>
-        <w:pStyle w:val="Compact"/>
-      </w:pPr>
-      <w:r>
-        <w:t xml:space="preserve">рвота, которая впервые появилась или резко усилилась после 20 недель;</w:t>
-      </w:r>
-    </w:p>
-    <w:p>
-      <w:pPr>
-        <w:numPr>
-          <w:ilvl w:val="0"/>
-          <w:numId w:val="1007"/>
-        </w:numPr>
-        <w:pStyle w:val="Compact"/>
-      </w:pPr>
-      <w:r>
-        <w:t xml:space="preserve">давление 140/90 и выше при повторном измерении; 160 и выше верхнее или 100 и выше нижнее.</w:t>
+        <w:t xml:space="preserve">Пока собираетесь.</w:t>
+      </w:r>
+      <w:r>
+        <w:t xml:space="preserve"> </w:t>
+      </w:r>
+      <w:r>
+        <w:t xml:space="preserve">Запишите, когда началась боль и через сколько минут повторяются схватки: это первое, о чём спросят в приёмном.</w:t>
+      </w:r>
+    </w:p>
+    <w:p>
+      <w:pPr>
+        <w:pStyle w:val="BodyText"/>
+      </w:pPr>
+      <w:r>
+        <w:t xml:space="preserve">Подробнее: Тема 3, раздел 3.11; Тема 4, раздел 4.8; Тема 11, разделы 11.6 и 11.7.</w:t>
+      </w:r>
+    </w:p>
+    <w:bookmarkEnd w:id="25"/>
+    <w:bookmarkStart w:id="26" w:name="X5e09457fe6b00b5f201c35af5b577ce18f7ad41"/>
+    <w:p>
+      <w:pPr>
+        <w:pStyle w:val="Heading2"/>
+      </w:pPr>
+      <w:r>
+        <w:t xml:space="preserve">0.5. Головная боль, «мушки» перед глазами, высокое давление: признаки преэклампсии</w:t>
       </w:r>
     </w:p>
     <w:p>
       <w:pPr>
         <w:pStyle w:val="FirstParagraph"/>
+      </w:pPr>
+      <w:r>
+        <w:t xml:space="preserve">Во второй половине беременности эти признаки могут означать преэклампсию — осложнение, при котором поднимается давление и страдают сосуды, почки, печень и мозг. Её тяжёлая форма грозит судорогами (эклампсией). Российские рекомендации называют признаки, по которым видно, что эклампсия может начаться.</w:t>
+      </w:r>
+    </w:p>
+    <w:p>
+      <w:pPr>
+        <w:pStyle w:val="BodyText"/>
       </w:pPr>
       <w:r>
         <w:rPr>
           <w:bCs/>
           <w:b/>
         </w:rPr>
-        <w:t xml:space="preserve">Что делать.</w:t>
+        <w:t xml:space="preserve">Признаки угрозы эклампсии:</w:t>
       </w:r>
     </w:p>
     <w:p>
@@ -1473,7 +1492,7 @@
         <w:pStyle w:val="Compact"/>
       </w:pPr>
       <w:r>
-        <w:t xml:space="preserve">Любой из первых пяти признаков, с высоким давлением или без него, — поезжайте в роддом сразу. Осмотр нужен при любом давлении, даже нормальном.</w:t>
+        <w:t xml:space="preserve">сильная или нарастающая головная боль, в том числе такая, что не прошла после отдыха, еды, воды и обычной дозы парацетамола;</w:t>
       </w:r>
     </w:p>
     <w:p>
@@ -1485,7 +1504,7 @@
         <w:pStyle w:val="Compact"/>
       </w:pPr>
       <w:r>
-        <w:t xml:space="preserve">Судороги, спутанность сознания, потеря сознания, внезапная сильнейшая головная боль, невозможность говорить — вызывайте скорую.</w:t>
+        <w:t xml:space="preserve">нарушения зрения: мелькание «мушек», пелена, нечёткость, выпадение участков;</w:t>
       </w:r>
     </w:p>
     <w:p>
@@ -1497,7 +1516,7 @@
         <w:pStyle w:val="Compact"/>
       </w:pPr>
       <w:r>
-        <w:t xml:space="preserve">Давление 160 и выше верхнее или 100 и выше нижнее при повторном измерении — поезжайте в роддом сразу. Если самочувствие тяжёлое или добраться не на чем — вызывайте скорую.</w:t>
+        <w:t xml:space="preserve">боль под ложечкой или в правом подреберье;</w:t>
       </w:r>
     </w:p>
     <w:p>
@@ -1509,7 +1528,43 @@
         <w:pStyle w:val="Compact"/>
       </w:pPr>
       <w:r>
-        <w:t xml:space="preserve">Давление 140/90 и выше без других признаков — свяжитесь с врачом в тот же день; если не дозвонились, поезжайте в приёмное отделение роддома (Тема 11, раздел 11.3).</w:t>
+        <w:t xml:space="preserve">внезапный отёк лица, кистей или стоп;</w:t>
+      </w:r>
+    </w:p>
+    <w:p>
+      <w:pPr>
+        <w:numPr>
+          <w:ilvl w:val="0"/>
+          <w:numId w:val="1008"/>
+        </w:numPr>
+        <w:pStyle w:val="Compact"/>
+      </w:pPr>
+      <w:r>
+        <w:t xml:space="preserve">рвота, которая впервые появилась или резко усилилась после 20 недель;</w:t>
+      </w:r>
+    </w:p>
+    <w:p>
+      <w:pPr>
+        <w:numPr>
+          <w:ilvl w:val="0"/>
+          <w:numId w:val="1008"/>
+        </w:numPr>
+        <w:pStyle w:val="Compact"/>
+      </w:pPr>
+      <w:r>
+        <w:t xml:space="preserve">одышка, боль за грудиной;</w:t>
+      </w:r>
+    </w:p>
+    <w:p>
+      <w:pPr>
+        <w:numPr>
+          <w:ilvl w:val="0"/>
+          <w:numId w:val="1008"/>
+        </w:numPr>
+        <w:pStyle w:val="Compact"/>
+      </w:pPr>
+      <w:r>
+        <w:t xml:space="preserve">необычное возбуждение или, наоборот, сонливость.</w:t>
       </w:r>
     </w:p>
     <w:p>
@@ -1521,31 +1576,55 @@
           <w:bCs/>
           <w:b/>
         </w:rPr>
-        <w:t xml:space="preserve">Чего не делать.</w:t>
-      </w:r>
-      <w:r>
-        <w:t xml:space="preserve"> </w:t>
-      </w:r>
-      <w:r>
-        <w:t xml:space="preserve">Не повторяйте обезболивающее, если обычная доза не помогла, и не ждите, пройдёт ли боль: это и есть повод ехать. Если врач уже назначил препарат от давления, не добавляйте лишнюю таблетку сами.</w:t>
-      </w:r>
-    </w:p>
-    <w:p>
-      <w:pPr>
-        <w:pStyle w:val="BodyText"/>
-      </w:pPr>
-      <w:r>
-        <w:t xml:space="preserve">Подробнее: Тема 11, разделы 11.3, 11.4 и 11.6; что принимать при обычной головной боли — Тема 7, раздел 7.7.</w:t>
-      </w:r>
-    </w:p>
-    <w:bookmarkEnd w:id="25"/>
-    <w:bookmarkStart w:id="26" w:name="X3e043f9ab1aadd7046fffb99d876ec4dd83d903"/>
-    <w:p>
-      <w:pPr>
-        <w:pStyle w:val="Heading2"/>
-      </w:pPr>
-      <w:r>
-        <w:t xml:space="preserve">0.6. Отёк и боль одной ноги: почему не откладывать до завтра</w:t>
+        <w:t xml:space="preserve">Вызывайте скорую:</w:t>
+      </w:r>
+    </w:p>
+    <w:p>
+      <w:pPr>
+        <w:numPr>
+          <w:ilvl w:val="0"/>
+          <w:numId w:val="1009"/>
+        </w:numPr>
+        <w:pStyle w:val="Compact"/>
+      </w:pPr>
+      <w:r>
+        <w:t xml:space="preserve">давление 160 и выше верхнее или 100 и выше нижнее при повторном измерении — даже если вы хорошо себя чувствуете. При таком давлении рекомендации предписывают экстренную госпитализацию в отделение интенсивной терапии акушерского стационара 3-й группы (к ней относятся перинатальные центры), а не в любой ближайший роддом;</w:t>
+      </w:r>
+    </w:p>
+    <w:p>
+      <w:pPr>
+        <w:numPr>
+          <w:ilvl w:val="0"/>
+          <w:numId w:val="1009"/>
+        </w:numPr>
+        <w:pStyle w:val="Compact"/>
+      </w:pPr>
+      <w:r>
+        <w:t xml:space="preserve">любой признак угрозы эклампсии вместе с давлением 140/90 и выше;</w:t>
+      </w:r>
+    </w:p>
+    <w:p>
+      <w:pPr>
+        <w:numPr>
+          <w:ilvl w:val="0"/>
+          <w:numId w:val="1009"/>
+        </w:numPr>
+        <w:pStyle w:val="Compact"/>
+      </w:pPr>
+      <w:r>
+        <w:t xml:space="preserve">любой признак угрозы эклампсии, если давление измерить нечем;</w:t>
+      </w:r>
+    </w:p>
+    <w:p>
+      <w:pPr>
+        <w:numPr>
+          <w:ilvl w:val="0"/>
+          <w:numId w:val="1009"/>
+        </w:numPr>
+        <w:pStyle w:val="Compact"/>
+      </w:pPr>
+      <w:r>
+        <w:t xml:space="preserve">судороги, потеря сознания, спутанность, невозможно говорить — при любом давлении.</w:t>
       </w:r>
     </w:p>
     <w:p>
@@ -1557,13 +1636,10 @@
           <w:bCs/>
           <w:b/>
         </w:rPr>
-        <w:t xml:space="preserve">Признаки.</w:t>
-      </w:r>
-      <w:r>
-        <w:t xml:space="preserve"> </w:t>
-      </w:r>
-      <w:r>
-        <w:t xml:space="preserve">Отекла одна нога или её часть, в ней распирающая боль, которая усиливается, когда нога опущена; стопа синеет. Это может быть тромбоз глубоких вен: при беременности кровь свёртывается легче, а сгусток может оторваться и попасть в лёгкие.</w:t>
+        <w:t xml:space="preserve">Поезжайте в роддом сразу</w:t>
+      </w:r>
+      <w:r>
+        <w:t xml:space="preserve">, если признак угрозы эклампсии есть, а давление, измеренное дважды по правилам (Тема 11, раздел 11.3), ниже 140/90. Осмотр нужен и при нормальном давлении.</w:t>
       </w:r>
     </w:p>
     <w:p>
@@ -1575,13 +1651,10 @@
           <w:bCs/>
           <w:b/>
         </w:rPr>
-        <w:t xml:space="preserve">Что делать.</w:t>
-      </w:r>
-      <w:r>
-        <w:t xml:space="preserve"> </w:t>
-      </w:r>
-      <w:r>
-        <w:t xml:space="preserve">Обратитесь в тот же день, не откладывая на завтра: чтобы подтвердить или исключить тромбоз, нужны осмотр и ультразвуковое исследование вен. Если женская консультация не может принять сегодня, поезжайте в приёмное отделение роддома. Если вместе с отёком ноги появились одышка, боль в груди, кашель с кровью — вызывайте скорую (0.7).</w:t>
+        <w:t xml:space="preserve">Свяжитесь с врачом в тот же день</w:t>
+      </w:r>
+      <w:r>
+        <w:t xml:space="preserve">, если давление 140/90 и выше, а жалоб нет; если не дозвонились — поезжайте в приёмное отделение роддома (Тема 11, раздел 11.3).</w:t>
       </w:r>
     </w:p>
     <w:p>
@@ -1589,25 +1662,10 @@
         <w:pStyle w:val="BodyText"/>
       </w:pPr>
       <w:r>
-        <w:t xml:space="preserve">Подробнее: Тема 2, раздел 2.2; Тема 8, раздел 8.14; Тема 11, раздел 11.4.</w:t>
-      </w:r>
-    </w:p>
-    <w:bookmarkEnd w:id="26"/>
-    <w:bookmarkStart w:id="27" w:name="одышка-и-боль-в-груди"/>
-    <w:p>
-      <w:pPr>
-        <w:pStyle w:val="Heading2"/>
-      </w:pPr>
-      <w:r>
-        <w:t xml:space="preserve">0.7. Одышка и боль в груди</w:t>
-      </w:r>
-    </w:p>
-    <w:p>
-      <w:pPr>
-        <w:pStyle w:val="FirstParagraph"/>
-      </w:pPr>
-      <w:r>
-        <w:t xml:space="preserve">Лёгкая одышка, которая появилась постепенно по мере роста живота и не мешает обычным делам, при беременности бывает часто. Срочного обращения она не требует.</w:t>
+        <w:rPr>
+          <w:rStyle w:val="VerbatimChar"/>
+        </w:rPr>
+        <w:t xml:space="preserve">[ПРОВЕРИТЬ: вопрос врачу — разделение «скорая / роддом / звонок врачу» в 0.5 построено автором по КР «Преэклампсия» (раздел 1.6 — признаки угрозы эклампсии; раздел 6 — экстренная госпитализация при 160/100) и Приказу 388н; в Теме 11 (11.3, 11.7) при 160/100 пока стоит «роддом сразу или скорая» — привести к Разделу 0 — DISPUTED-CLAIMS, строки 54, 57]</w:t>
       </w:r>
     </w:p>
     <w:p>
@@ -1619,67 +1677,31 @@
           <w:bCs/>
           <w:b/>
         </w:rPr>
-        <w:t xml:space="preserve">Признаки, при которых вызывают скорую.</w:t>
-      </w:r>
-    </w:p>
-    <w:p>
-      <w:pPr>
-        <w:numPr>
-          <w:ilvl w:val="0"/>
-          <w:numId w:val="1009"/>
-        </w:numPr>
-        <w:pStyle w:val="Compact"/>
-      </w:pPr>
-      <w:r>
-        <w:t xml:space="preserve">одышка появилась внезапно или в покое;</w:t>
-      </w:r>
-    </w:p>
-    <w:p>
-      <w:pPr>
-        <w:numPr>
-          <w:ilvl w:val="0"/>
-          <w:numId w:val="1009"/>
-        </w:numPr>
-        <w:pStyle w:val="Compact"/>
-      </w:pPr>
-      <w:r>
-        <w:t xml:space="preserve">одышка, когда вы лежите;</w:t>
-      </w:r>
-    </w:p>
-    <w:p>
-      <w:pPr>
-        <w:numPr>
-          <w:ilvl w:val="0"/>
-          <w:numId w:val="1009"/>
-        </w:numPr>
-        <w:pStyle w:val="Compact"/>
-      </w:pPr>
-      <w:r>
-        <w:t xml:space="preserve">давящая или колющая боль в груди;</w:t>
-      </w:r>
-    </w:p>
-    <w:p>
-      <w:pPr>
-        <w:numPr>
-          <w:ilvl w:val="0"/>
-          <w:numId w:val="1009"/>
-        </w:numPr>
-        <w:pStyle w:val="Compact"/>
-      </w:pPr>
-      <w:r>
-        <w:t xml:space="preserve">кашель с кровью;</w:t>
-      </w:r>
-    </w:p>
-    <w:p>
-      <w:pPr>
-        <w:numPr>
-          <w:ilvl w:val="0"/>
-          <w:numId w:val="1009"/>
-        </w:numPr>
-        <w:pStyle w:val="Compact"/>
-      </w:pPr>
-      <w:r>
-        <w:t xml:space="preserve">одышка вместе с головокружением, сердцебиением или обмороком.</w:t>
+        <w:t xml:space="preserve">Чего не делать.</w:t>
+      </w:r>
+      <w:r>
+        <w:t xml:space="preserve"> </w:t>
+      </w:r>
+      <w:r>
+        <w:t xml:space="preserve">Не повторяйте обезболивающее, если обычная доза не помогла, и не ждите, пройдёт ли боль: это и есть повод ехать. Если врач уже назначил препарат от давления, не добавляйте лишнюю таблетку сами.</w:t>
+      </w:r>
+    </w:p>
+    <w:p>
+      <w:pPr>
+        <w:pStyle w:val="BodyText"/>
+      </w:pPr>
+      <w:r>
+        <w:t xml:space="preserve">Подробнее: Тема 11, разделы 11.3, 11.4 и 11.6; что принимать при обычной головной боли — Тема 7, раздел 7.7.</w:t>
+      </w:r>
+    </w:p>
+    <w:bookmarkEnd w:id="26"/>
+    <w:bookmarkStart w:id="27" w:name="X3e043f9ab1aadd7046fffb99d876ec4dd83d903"/>
+    <w:p>
+      <w:pPr>
+        <w:pStyle w:val="Heading2"/>
+      </w:pPr>
+      <w:r>
+        <w:t xml:space="preserve">0.6. Отёк и боль одной ноги: почему не откладывать до завтра</w:t>
       </w:r>
     </w:p>
     <w:p>
@@ -1691,39 +1713,13 @@
           <w:bCs/>
           <w:b/>
         </w:rPr>
-        <w:t xml:space="preserve">Что делать.</w:t>
+        <w:t xml:space="preserve">Признаки.</w:t>
       </w:r>
       <w:r>
         <w:t xml:space="preserve"> </w:t>
       </w:r>
       <w:r>
-        <w:t xml:space="preserve">Вызывайте скорую. Если рядом есть кто-то, попросите остаться с вами. Если до этого болела или отекала одна нога, скажите об этом диспетчеру (0.6).</w:t>
-      </w:r>
-    </w:p>
-    <w:p>
-      <w:pPr>
-        <w:pStyle w:val="BodyText"/>
-      </w:pPr>
-      <w:r>
-        <w:t xml:space="preserve">Подробнее: Тема 2, раздел 2.5; Тема 3, разделы 3.4 и 3.11; Тема 8, раздел 8.14; Тема 11, раздел 11.6.</w:t>
-      </w:r>
-    </w:p>
-    <w:bookmarkEnd w:id="27"/>
-    <w:bookmarkStart w:id="28" w:name="X5bd01bc5d65dd33ba0874008c86b20e2ddc1ca1"/>
-    <w:p>
-      <w:pPr>
-        <w:pStyle w:val="Heading2"/>
-      </w:pPr>
-      <w:r>
-        <w:t xml:space="preserve">0.8. Температура с ознобом: когда это уже не простуда</w:t>
-      </w:r>
-    </w:p>
-    <w:p>
-      <w:pPr>
-        <w:pStyle w:val="FirstParagraph"/>
-      </w:pPr>
-      <w:r>
-        <w:t xml:space="preserve">Температура выше 37,5 °C при беременности сама по себе — повод позвонить врачу в тот же день (Тема 11, раздел 11.4; Тема 9, раздел 9.12). Сразу ехать нужно, когда температура сочетается с другими признаками.</w:t>
+        <w:t xml:space="preserve">Отекла одна нога или её часть, в ней распирающая боль, которая усиливается, когда нога опущена; стопа синеет. Это может быть тромбоз глубоких вен: при беременности кровь свёртывается легче, а сгусток может оторваться и попасть в лёгкие.</w:t>
       </w:r>
     </w:p>
     <w:p>
@@ -1735,60 +1731,44 @@
           <w:bCs/>
           <w:b/>
         </w:rPr>
-        <w:t xml:space="preserve">Признаки, при которых поезжайте в роддом сейчас.</w:t>
-      </w:r>
-    </w:p>
-    <w:p>
-      <w:pPr>
-        <w:numPr>
-          <w:ilvl w:val="0"/>
-          <w:numId w:val="1010"/>
-        </w:numPr>
-        <w:pStyle w:val="Compact"/>
-      </w:pPr>
-      <w:r>
-        <w:t xml:space="preserve">температура выше 38 °C вместе с подтеканием вод или с выделениями с неприятным запахом;</w:t>
-      </w:r>
-    </w:p>
-    <w:p>
-      <w:pPr>
-        <w:numPr>
-          <w:ilvl w:val="0"/>
-          <w:numId w:val="1010"/>
-        </w:numPr>
-        <w:pStyle w:val="Compact"/>
-      </w:pPr>
-      <w:r>
-        <w:t xml:space="preserve">температура вместе с болью в животе или схватками;</w:t>
-      </w:r>
-    </w:p>
-    <w:p>
-      <w:pPr>
-        <w:numPr>
-          <w:ilvl w:val="0"/>
-          <w:numId w:val="1010"/>
-        </w:numPr>
-        <w:pStyle w:val="Compact"/>
-      </w:pPr>
-      <w:r>
-        <w:t xml:space="preserve">температура выше 38 °C с ознобом и болью в пояснице сбоку, особенно с жжением при мочеиспускании: так может начинаться воспаление почки (пиелонефрит), при котором беременную госпитализируют;</w:t>
-      </w:r>
-    </w:p>
-    <w:p>
-      <w:pPr>
-        <w:numPr>
-          <w:ilvl w:val="0"/>
-          <w:numId w:val="1010"/>
-        </w:numPr>
-        <w:pStyle w:val="Compact"/>
-      </w:pPr>
-      <w:r>
-        <w:t xml:space="preserve">температура выше 38 °C с ознобом и выраженным ухудшением самочувствия.</w:t>
+        <w:t xml:space="preserve">Что делать.</w:t>
+      </w:r>
+      <w:r>
+        <w:t xml:space="preserve"> </w:t>
+      </w:r>
+      <w:r>
+        <w:t xml:space="preserve">Обратитесь в тот же день, не откладывая на завтра: чтобы подтвердить или исключить тромбоз, нужны осмотр и ультразвуковое исследование вен. Если женская консультация не может принять сегодня, поезжайте в приёмное отделение роддома. Если вместе с отёком ноги появились одышка, боль в груди, кашель с кровью — вызывайте скорую (0.7).</w:t>
+      </w:r>
+    </w:p>
+    <w:p>
+      <w:pPr>
+        <w:pStyle w:val="BodyText"/>
+      </w:pPr>
+      <w:r>
+        <w:t xml:space="preserve">Подробнее: Тема 2, раздел 2.2; Тема 8, раздел 8.14; Тема 11, раздел 11.4.</w:t>
+      </w:r>
+    </w:p>
+    <w:bookmarkEnd w:id="27"/>
+    <w:bookmarkStart w:id="28" w:name="одышка-и-боль-в-груди"/>
+    <w:p>
+      <w:pPr>
+        <w:pStyle w:val="Heading2"/>
+      </w:pPr>
+      <w:r>
+        <w:t xml:space="preserve">0.7. Одышка и боль в груди</w:t>
       </w:r>
     </w:p>
     <w:p>
       <w:pPr>
         <w:pStyle w:val="FirstParagraph"/>
+      </w:pPr>
+      <w:r>
+        <w:t xml:space="preserve">Лёгкая одышка, которая появилась постепенно по мере роста живота и не мешает обычным делам, при беременности бывает часто. Срочного обращения она не требует.</w:t>
+      </w:r>
+    </w:p>
+    <w:p>
+      <w:pPr>
+        <w:pStyle w:val="BodyText"/>
       </w:pPr>
       <w:r>
         <w:rPr>
@@ -1797,29 +1777,83 @@
         </w:rPr>
         <w:t xml:space="preserve">Признаки, при которых вызывают скорую.</w:t>
       </w:r>
-      <w:r>
-        <w:t xml:space="preserve"> </w:t>
-      </w:r>
-      <w:r>
-        <w:t xml:space="preserve">Температура вместе с одышкой, болью в груди, спутанностью сознания, резкой слабостью, обмороком.</w:t>
-      </w:r>
-    </w:p>
-    <w:p>
-      <w:pPr>
-        <w:pStyle w:val="BodyText"/>
+    </w:p>
+    <w:p>
+      <w:pPr>
+        <w:numPr>
+          <w:ilvl w:val="0"/>
+          <w:numId w:val="1010"/>
+        </w:numPr>
+        <w:pStyle w:val="Compact"/>
+      </w:pPr>
+      <w:r>
+        <w:t xml:space="preserve">одышка появилась внезапно или в покое;</w:t>
+      </w:r>
+    </w:p>
+    <w:p>
+      <w:pPr>
+        <w:numPr>
+          <w:ilvl w:val="0"/>
+          <w:numId w:val="1010"/>
+        </w:numPr>
+        <w:pStyle w:val="Compact"/>
+      </w:pPr>
+      <w:r>
+        <w:t xml:space="preserve">одышка, когда вы лежите;</w:t>
+      </w:r>
+    </w:p>
+    <w:p>
+      <w:pPr>
+        <w:numPr>
+          <w:ilvl w:val="0"/>
+          <w:numId w:val="1010"/>
+        </w:numPr>
+        <w:pStyle w:val="Compact"/>
+      </w:pPr>
+      <w:r>
+        <w:t xml:space="preserve">давящая или колющая боль в груди;</w:t>
+      </w:r>
+    </w:p>
+    <w:p>
+      <w:pPr>
+        <w:numPr>
+          <w:ilvl w:val="0"/>
+          <w:numId w:val="1010"/>
+        </w:numPr>
+        <w:pStyle w:val="Compact"/>
+      </w:pPr>
+      <w:r>
+        <w:t xml:space="preserve">кашель с кровью;</w:t>
+      </w:r>
+    </w:p>
+    <w:p>
+      <w:pPr>
+        <w:numPr>
+          <w:ilvl w:val="0"/>
+          <w:numId w:val="1010"/>
+        </w:numPr>
+        <w:pStyle w:val="Compact"/>
+      </w:pPr>
+      <w:r>
+        <w:t xml:space="preserve">одышка вместе с головокружением, сердцебиением или обмороком.</w:t>
+      </w:r>
+    </w:p>
+    <w:p>
+      <w:pPr>
+        <w:pStyle w:val="FirstParagraph"/>
       </w:pPr>
       <w:r>
         <w:rPr>
           <w:bCs/>
           <w:b/>
         </w:rPr>
-        <w:t xml:space="preserve">Что делать до приезда или в дороге.</w:t>
+        <w:t xml:space="preserve">Что делать.</w:t>
       </w:r>
       <w:r>
         <w:t xml:space="preserve"> </w:t>
       </w:r>
       <w:r>
-        <w:t xml:space="preserve">Температуру при беременности снижают, а не пережидают; чем — Тема 7, раздел 7.7.</w:t>
+        <w:t xml:space="preserve">Вызывайте скорую. Если рядом есть кто-то, попросите остаться с вами. Если до этого болела или отекала одна нога, скажите об этом диспетчеру (0.6).</w:t>
       </w:r>
     </w:p>
     <w:p>
@@ -1827,17 +1861,17 @@
         <w:pStyle w:val="BodyText"/>
       </w:pPr>
       <w:r>
-        <w:t xml:space="preserve">Подробнее: Тема 7, раздел 7.7; Тема 9, разделы 9.12, 9.13 и 9.15; Тема 11, раздел 11.4.</w:t>
+        <w:t xml:space="preserve">Подробнее: Тема 2, раздел 2.5; Тема 3, разделы 3.4 и 3.11; Тема 8, раздел 8.14; Тема 11, раздел 11.6.</w:t>
       </w:r>
     </w:p>
     <w:bookmarkEnd w:id="28"/>
-    <w:bookmarkStart w:id="29" w:name="X6bdf09e2ee82a951dfa2d4fddd2ea05eb4c6b05"/>
+    <w:bookmarkStart w:id="29" w:name="X5bd01bc5d65dd33ba0874008c86b20e2ddc1ca1"/>
     <w:p>
       <w:pPr>
         <w:pStyle w:val="Heading2"/>
       </w:pPr>
       <w:r>
-        <w:t xml:space="preserve">0.9. Ребёнок двигается меньше или не двигается</w:t>
+        <w:t xml:space="preserve">0.8. Температура с ознобом: когда это уже не простуда</w:t>
       </w:r>
     </w:p>
     <w:p>
@@ -1845,7 +1879,7 @@
         <w:pStyle w:val="FirstParagraph"/>
       </w:pPr>
       <w:r>
-        <w:t xml:space="preserve">После 26 недель каждый день обращайте внимание на то, как двигается ребёнок. Считать по таблице всем не нужно: важен привычный рисунок вашего ребёнка.</w:t>
+        <w:t xml:space="preserve">Температура выше 37,5 °C при беременности сама по себе — повод позвонить врачу в тот же день (Тема 11, раздел 11.4; Тема 9, раздел 9.12). Сразу ехать нужно, когда температура сочетается с другими признаками.</w:t>
       </w:r>
     </w:p>
     <w:p>
@@ -1857,7 +1891,7 @@
           <w:bCs/>
           <w:b/>
         </w:rPr>
-        <w:t xml:space="preserve">Что делать.</w:t>
+        <w:t xml:space="preserve">Признаки, при которых поезжайте в роддом сейчас.</w:t>
       </w:r>
     </w:p>
     <w:p>
@@ -1869,7 +1903,7 @@
         <w:pStyle w:val="Compact"/>
       </w:pPr>
       <w:r>
-        <w:t xml:space="preserve">Шевелений нет совсем или они явно слабее, чем обычно, — поезжайте в приёмное отделение роддома сразу, без проверки.</w:t>
+        <w:t xml:space="preserve">температура выше 38 °C вместе с подтеканием вод или с выделениями с неприятным запахом;</w:t>
       </w:r>
     </w:p>
     <w:p>
@@ -1881,7 +1915,7 @@
         <w:pStyle w:val="Compact"/>
       </w:pPr>
       <w:r>
-        <w:t xml:space="preserve">Не уверены, что что-то изменилось, — лягте на левый бок и 2 часа считайте отчётливые шевеления. Меньше 6 — поезжайте немедленно.</w:t>
+        <w:t xml:space="preserve">температура вместе с болью в животе или схватками;</w:t>
       </w:r>
     </w:p>
     <w:p>
@@ -1893,149 +1927,73 @@
         <w:pStyle w:val="Compact"/>
       </w:pPr>
       <w:r>
-        <w:t xml:space="preserve">Шевелений 6 и больше, но ощущение, что ребёнок двигается не как обычно, не проходит, — позвоните врачу или в роддом в тот же день.</w:t>
+        <w:t xml:space="preserve">температура выше 38 °C с ознобом и болью в пояснице сбоку, особенно с жжением при мочеиспускании: так может начинаться воспаление почки (пиелонефрит), при котором беременную госпитализируют;</w:t>
+      </w:r>
+    </w:p>
+    <w:p>
+      <w:pPr>
+        <w:numPr>
+          <w:ilvl w:val="0"/>
+          <w:numId w:val="1011"/>
+        </w:numPr>
+        <w:pStyle w:val="Compact"/>
+      </w:pPr>
+      <w:r>
+        <w:t xml:space="preserve">температура выше 38 °C с ознобом и выраженным ухудшением самочувствия.</w:t>
       </w:r>
     </w:p>
     <w:p>
       <w:pPr>
         <w:pStyle w:val="FirstParagraph"/>
-      </w:pPr>
-      <w:r>
-        <w:t xml:space="preserve">Если шевелений нет совсем, а добраться не на чем, вызывайте скорую.</w:t>
-      </w:r>
-    </w:p>
-    <w:p>
-      <w:pPr>
-        <w:pStyle w:val="BodyText"/>
       </w:pPr>
       <w:r>
         <w:rPr>
           <w:bCs/>
           <w:b/>
         </w:rPr>
-        <w:t xml:space="preserve">Чего не делать.</w:t>
-      </w:r>
-    </w:p>
-    <w:p>
-      <w:pPr>
-        <w:numPr>
-          <w:ilvl w:val="0"/>
-          <w:numId w:val="1012"/>
-        </w:numPr>
-        <w:pStyle w:val="Compact"/>
-      </w:pPr>
-      <w:r>
-        <w:t xml:space="preserve">Не ждите утра и не откладывайте до планового визита.</w:t>
-      </w:r>
-    </w:p>
-    <w:p>
-      <w:pPr>
-        <w:numPr>
-          <w:ilvl w:val="0"/>
-          <w:numId w:val="1012"/>
-        </w:numPr>
-        <w:pStyle w:val="Compact"/>
-      </w:pPr>
-      <w:r>
-        <w:t xml:space="preserve">Не пытайтесь «расшевелить» ребёнка сладким, холодной водой или движением и не решайте по результату, ехать ли.</w:t>
-      </w:r>
-    </w:p>
-    <w:p>
-      <w:pPr>
-        <w:numPr>
-          <w:ilvl w:val="0"/>
-          <w:numId w:val="1012"/>
-        </w:numPr>
-        <w:pStyle w:val="Compact"/>
-      </w:pPr>
-      <w:r>
-        <w:t xml:space="preserve">Не проверяйте сердцебиение домашним допплером вместо обращения.</w:t>
-      </w:r>
-    </w:p>
-    <w:p>
-      <w:pPr>
-        <w:pStyle w:val="FirstParagraph"/>
-      </w:pPr>
-      <w:r>
-        <w:t xml:space="preserve">Если шевеления снова уменьшились, обращайтесь снова, даже если в прошлый раз всё было в порядке.</w:t>
+        <w:t xml:space="preserve">Признаки, при которых вызывают скорую.</w:t>
+      </w:r>
+      <w:r>
+        <w:t xml:space="preserve"> </w:t>
+      </w:r>
+      <w:r>
+        <w:t xml:space="preserve">Температура вместе с одышкой, болью в груди, спутанностью сознания, резкой слабостью, обмороком.</w:t>
       </w:r>
     </w:p>
     <w:p>
       <w:pPr>
         <w:pStyle w:val="BodyText"/>
-      </w:pPr>
-      <w:r>
-        <w:t xml:space="preserve">Подробнее: Тема 11, раздел 11.2.</w:t>
-      </w:r>
-    </w:p>
-    <w:bookmarkEnd w:id="29"/>
-    <w:bookmarkStart w:id="30" w:name="обморок-судороги-спутанность-сознания"/>
-    <w:p>
-      <w:pPr>
-        <w:pStyle w:val="Heading2"/>
-      </w:pPr>
-      <w:r>
-        <w:t xml:space="preserve">0.10. Обморок, судороги, спутанность сознания</w:t>
-      </w:r>
-    </w:p>
-    <w:p>
-      <w:pPr>
-        <w:pStyle w:val="FirstParagraph"/>
       </w:pPr>
       <w:r>
         <w:rPr>
           <w:bCs/>
           <w:b/>
         </w:rPr>
-        <w:t xml:space="preserve">Признаки, при которых вызывают скорую.</w:t>
-      </w:r>
-    </w:p>
-    <w:p>
-      <w:pPr>
-        <w:numPr>
-          <w:ilvl w:val="0"/>
-          <w:numId w:val="1013"/>
-        </w:numPr>
-        <w:pStyle w:val="Compact"/>
-      </w:pPr>
-      <w:r>
-        <w:t xml:space="preserve">потеря сознания, даже кратковременная;</w:t>
-      </w:r>
-    </w:p>
-    <w:p>
-      <w:pPr>
-        <w:numPr>
-          <w:ilvl w:val="0"/>
-          <w:numId w:val="1013"/>
-        </w:numPr>
-        <w:pStyle w:val="Compact"/>
-      </w:pPr>
-      <w:r>
-        <w:t xml:space="preserve">судороги;</w:t>
-      </w:r>
-    </w:p>
-    <w:p>
-      <w:pPr>
-        <w:numPr>
-          <w:ilvl w:val="0"/>
-          <w:numId w:val="1013"/>
-        </w:numPr>
-        <w:pStyle w:val="Compact"/>
-      </w:pPr>
-      <w:r>
-        <w:t xml:space="preserve">спутанность: человек не понимает, где он, не узнаёт близких, говорит бессвязно;</w:t>
-      </w:r>
-    </w:p>
-    <w:p>
-      <w:pPr>
-        <w:numPr>
-          <w:ilvl w:val="0"/>
-          <w:numId w:val="1013"/>
-        </w:numPr>
-        <w:pStyle w:val="Compact"/>
-      </w:pPr>
-      <w:r>
-        <w:t xml:space="preserve">внезапно появились слабость или онемение одной стороны тела, трудно говорить или подобрать слова, помутнело или пропало зрение на один глаз, двоится в глазах, резко закружилась голова с потерей равновесия. Это признаки инсульта; скорая нужна, даже если они быстро прошли.</w:t>
+        <w:t xml:space="preserve">Что делать до приезда или в дороге.</w:t>
+      </w:r>
+      <w:r>
+        <w:t xml:space="preserve"> </w:t>
+      </w:r>
+      <w:r>
+        <w:t xml:space="preserve">Температуру при беременности снижают, а не пережидают; чем — Тема 7, раздел 7.7.</w:t>
+      </w:r>
+    </w:p>
+    <w:p>
+      <w:pPr>
+        <w:pStyle w:val="BodyText"/>
+      </w:pPr>
+      <w:r>
+        <w:t xml:space="preserve">Подробнее: Тема 7, раздел 7.7; Тема 9, разделы 9.12, 9.13 и 9.15; Тема 11, раздел 11.4.</w:t>
+      </w:r>
+    </w:p>
+    <w:bookmarkEnd w:id="29"/>
+    <w:bookmarkStart w:id="30" w:name="X6bdf09e2ee82a951dfa2d4fddd2ea05eb4c6b05"/>
+    <w:p>
+      <w:pPr>
+        <w:pStyle w:val="Heading2"/>
+      </w:pPr>
+      <w:r>
+        <w:t xml:space="preserve">0.9. Ребёнок двигается меньше или не двигается</w:t>
       </w:r>
     </w:p>
     <w:p>
@@ -2043,7 +2001,7 @@
         <w:pStyle w:val="FirstParagraph"/>
       </w:pPr>
       <w:r>
-        <w:t xml:space="preserve">Во второй половине беременности судороги могут быть эклампсией — тяжёлой формой преэклампсии (0.5).</w:t>
+        <w:t xml:space="preserve">После 26 недель каждый день обращайте внимание на то, как двигается ребёнок. Считать по таблице всем не нужно: важен привычный рисунок вашего ребёнка.</w:t>
       </w:r>
     </w:p>
     <w:p>
@@ -2055,13 +2013,62 @@
           <w:bCs/>
           <w:b/>
         </w:rPr>
-        <w:t xml:space="preserve">Что делать, если вы рядом с женщиной, у которой судороги.</w:t>
-      </w:r>
-      <w:r>
-        <w:t xml:space="preserve"> </w:t>
-      </w:r>
-      <w:r>
-        <w:t xml:space="preserve">Вызовите скорую и скажите, что она беременна и на каком сроке. Не вставляйте ей в рот ложку или другие предметы: это приносит больше вреда, чем пользы. Постарайтесь, чтобы она не упала и не ударилась, ослабьте одежду на шее, подложьте под голову что-то мягкое, поверните её на бок. Если после приступа она без сознания, оставьте её лежать на боку: так легче дышать. Не оставляйте её одну, пока она полностью не придёт в себя.</w:t>
+        <w:t xml:space="preserve">Что делать.</w:t>
+      </w:r>
+    </w:p>
+    <w:p>
+      <w:pPr>
+        <w:numPr>
+          <w:ilvl w:val="0"/>
+          <w:numId w:val="1012"/>
+        </w:numPr>
+        <w:pStyle w:val="Compact"/>
+      </w:pPr>
+      <w:r>
+        <w:t xml:space="preserve">Шевелений нет совсем или они явно слабее, чем обычно, — поезжайте в приёмное отделение роддома сразу, без проверки.</w:t>
+      </w:r>
+    </w:p>
+    <w:p>
+      <w:pPr>
+        <w:numPr>
+          <w:ilvl w:val="0"/>
+          <w:numId w:val="1012"/>
+        </w:numPr>
+        <w:pStyle w:val="Compact"/>
+      </w:pPr>
+      <w:r>
+        <w:t xml:space="preserve">Не уверены, что что-то изменилось, — лягте на левый бок и 2 часа считайте отчётливые шевеления. Меньше 6 — поезжайте немедленно.</w:t>
+      </w:r>
+    </w:p>
+    <w:p>
+      <w:pPr>
+        <w:numPr>
+          <w:ilvl w:val="0"/>
+          <w:numId w:val="1012"/>
+        </w:numPr>
+        <w:pStyle w:val="Compact"/>
+      </w:pPr>
+      <w:r>
+        <w:t xml:space="preserve">Шевелений 6 и больше, но ощущение, что ребёнок двигается не как обычно, не проходит, — позвоните врачу или в роддом в тот же день.</w:t>
+      </w:r>
+    </w:p>
+    <w:p>
+      <w:pPr>
+        <w:pStyle w:val="FirstParagraph"/>
+      </w:pPr>
+      <w:r>
+        <w:t xml:space="preserve">Если шевелений нет совсем, а добраться не на чем, вызывайте скорую.</w:t>
+      </w:r>
+    </w:p>
+    <w:p>
+      <w:pPr>
+        <w:pStyle w:val="BodyText"/>
+      </w:pPr>
+      <w:r>
+        <w:rPr>
+          <w:rStyle w:val="VerbatimChar"/>
+        </w:rPr>
+        <w:t xml:space="preserve">[ПРОВЕРИТЬ: вопрос врачу — российские документы расходятся: памятка КР «Нормальная беременность» — обратиться к врачу при отсутствии или изменении шевелений «на протяжении более 12 часов»; раздел 2.2 тех же рекомендаций — обращаться незамедлительно; КР 774 — тест 2 часа на левом боку, меньше 6 шевелений — немедленно в роддом. В разделе принят порядок без ожидания 12 часов — DISPUTED-CLAIMS, строка 50]</w:t>
       </w:r>
     </w:p>
     <w:p>
@@ -2073,13 +2080,51 @@
           <w:bCs/>
           <w:b/>
         </w:rPr>
-        <w:t xml:space="preserve">Отличить: дурнота лёжа на спине.</w:t>
-      </w:r>
-      <w:r>
-        <w:t xml:space="preserve"> </w:t>
-      </w:r>
-      <w:r>
-        <w:t xml:space="preserve">Во второй половине беременности, если лежать на спине, матка может пережимать крупную вену: появляются головокружение, дурнота, тошнота, холодный пот, нехватка воздуха. Повернитесь на бок: при этом самочувствие быстро восстанавливается. Если после поворота на бок лучше не стало или вы теряли сознание, вызывайте скорую.</w:t>
+        <w:t xml:space="preserve">Чего не делать.</w:t>
+      </w:r>
+    </w:p>
+    <w:p>
+      <w:pPr>
+        <w:numPr>
+          <w:ilvl w:val="0"/>
+          <w:numId w:val="1013"/>
+        </w:numPr>
+        <w:pStyle w:val="Compact"/>
+      </w:pPr>
+      <w:r>
+        <w:t xml:space="preserve">Не ждите утра и не откладывайте до планового визита.</w:t>
+      </w:r>
+    </w:p>
+    <w:p>
+      <w:pPr>
+        <w:numPr>
+          <w:ilvl w:val="0"/>
+          <w:numId w:val="1013"/>
+        </w:numPr>
+        <w:pStyle w:val="Compact"/>
+      </w:pPr>
+      <w:r>
+        <w:t xml:space="preserve">Не пытайтесь «расшевелить» ребёнка сладким, холодной водой или движением и не решайте по результату, ехать ли.</w:t>
+      </w:r>
+    </w:p>
+    <w:p>
+      <w:pPr>
+        <w:numPr>
+          <w:ilvl w:val="0"/>
+          <w:numId w:val="1013"/>
+        </w:numPr>
+        <w:pStyle w:val="Compact"/>
+      </w:pPr>
+      <w:r>
+        <w:t xml:space="preserve">Не проверяйте сердцебиение домашним допплером вместо обращения.</w:t>
+      </w:r>
+    </w:p>
+    <w:p>
+      <w:pPr>
+        <w:pStyle w:val="FirstParagraph"/>
+      </w:pPr>
+      <w:r>
+        <w:t xml:space="preserve">Если шевеления снова уменьшились, обращайтесь снова, даже если в прошлый раз всё было в порядке.</w:t>
       </w:r>
     </w:p>
     <w:p>
@@ -2087,17 +2132,17 @@
         <w:pStyle w:val="BodyText"/>
       </w:pPr>
       <w:r>
-        <w:t xml:space="preserve">Подробнее: Тема 2, раздел 2.4; Тема 11, раздел 11.7.</w:t>
+        <w:t xml:space="preserve">Подробнее: Тема 11, раздел 11.2.</w:t>
       </w:r>
     </w:p>
     <w:bookmarkEnd w:id="30"/>
-    <w:bookmarkStart w:id="31" w:name="тяжёлая-аллергическая-реакция"/>
+    <w:bookmarkStart w:id="31" w:name="обморок-судороги-спутанность-сознания"/>
     <w:p>
       <w:pPr>
         <w:pStyle w:val="Heading2"/>
       </w:pPr>
       <w:r>
-        <w:t xml:space="preserve">0.11. Тяжёлая аллергическая реакция</w:t>
+        <w:t xml:space="preserve">0.10. Обморок, судороги, спутанность сознания</w:t>
       </w:r>
     </w:p>
     <w:p>
@@ -2109,13 +2154,7 @@
           <w:bCs/>
           <w:b/>
         </w:rPr>
-        <w:t xml:space="preserve">Признаки.</w:t>
-      </w:r>
-      <w:r>
-        <w:t xml:space="preserve"> </w:t>
-      </w:r>
-      <w:r>
-        <w:t xml:space="preserve">После лекарства, еды, укуса насекомого, крема или другого средства:</w:t>
+        <w:t xml:space="preserve">Признаки, при которых вызывают скорую.</w:t>
       </w:r>
     </w:p>
     <w:p>
@@ -2127,7 +2166,7 @@
         <w:pStyle w:val="Compact"/>
       </w:pPr>
       <w:r>
-        <w:t xml:space="preserve">затруднённое дыхание, чувство нехватки воздуха, удушье;</w:t>
+        <w:t xml:space="preserve">потеря сознания, даже кратковременная;</w:t>
       </w:r>
     </w:p>
     <w:p>
@@ -2139,7 +2178,7 @@
         <w:pStyle w:val="Compact"/>
       </w:pPr>
       <w:r>
-        <w:t xml:space="preserve">отёк лица, губ, языка или горла;</w:t>
+        <w:t xml:space="preserve">судороги;</w:t>
       </w:r>
     </w:p>
     <w:p>
@@ -2151,7 +2190,7 @@
         <w:pStyle w:val="Compact"/>
       </w:pPr>
       <w:r>
-        <w:t xml:space="preserve">сыпь или крапивница, которая быстро распространяется по телу;</w:t>
+        <w:t xml:space="preserve">спутанность: человек не понимает, где он, не узнаёт близких, говорит бессвязно;</w:t>
       </w:r>
     </w:p>
     <w:p>
@@ -2163,25 +2202,33 @@
         <w:pStyle w:val="Compact"/>
       </w:pPr>
       <w:r>
-        <w:t xml:space="preserve">резкая слабость, головокружение.</w:t>
+        <w:t xml:space="preserve">внезапно появились слабость или онемение одной стороны тела, трудно говорить или подобрать слова, помутнело или пропало зрение на один глаз, двоится в глазах, резко закружилась голова с потерей равновесия. Это признаки инсульта; скорая нужна, даже если они быстро прошли: это может быть транзиторная ишемическая атака — кратковременное нарушение кровообращения мозга, при котором российские рекомендации требуют экстренной госпитализации.</w:t>
       </w:r>
     </w:p>
     <w:p>
       <w:pPr>
         <w:pStyle w:val="FirstParagraph"/>
+      </w:pPr>
+      <w:r>
+        <w:t xml:space="preserve">Во второй половине беременности судороги могут быть эклампсией — тяжёлой формой преэклампсии (0.5).</w:t>
+      </w:r>
+    </w:p>
+    <w:p>
+      <w:pPr>
+        <w:pStyle w:val="BodyText"/>
       </w:pPr>
       <w:r>
         <w:rPr>
           <w:bCs/>
           <w:b/>
         </w:rPr>
-        <w:t xml:space="preserve">Что делать.</w:t>
+        <w:t xml:space="preserve">Что делать, если вы рядом с женщиной, у которой судороги.</w:t>
       </w:r>
       <w:r>
         <w:t xml:space="preserve"> </w:t>
       </w:r>
       <w:r>
-        <w:t xml:space="preserve">Вызывайте скорую и скажите, что вы беременны и на каком сроке. Если реакция на средство для кожи — смойте его, но не ждите, что после этого станет лучше.</w:t>
+        <w:t xml:space="preserve">Вызовите скорую и скажите, что она беременна и на каком сроке. Не вставляйте ей в рот ложку или другие предметы: это приносит больше вреда, чем пользы. Постарайтесь, чтобы она не упала и не ударилась, ослабьте одежду на шее, подложьте под голову что-то мягкое, поверните её на бок. Если после приступа она без сознания, оставьте её лежать на боку: так легче дышать. Не оставляйте её одну, пока она полностью не придёт в себя.</w:t>
       </w:r>
     </w:p>
     <w:p>
@@ -2193,13 +2240,13 @@
           <w:bCs/>
           <w:b/>
         </w:rPr>
-        <w:t xml:space="preserve">Чего не делать.</w:t>
+        <w:t xml:space="preserve">Отличить: дурнота лёжа на спине.</w:t>
       </w:r>
       <w:r>
         <w:t xml:space="preserve"> </w:t>
       </w:r>
       <w:r>
-        <w:t xml:space="preserve">Не ищите таблетку от аллергии и не записывайтесь на обычный приём: отёк горла и затруднённое дыхание за время поиска могут усилиться.</w:t>
+        <w:t xml:space="preserve">Во второй половине беременности, если лежать на спине, матка может пережимать крупную вену: появляются головокружение, дурнота, тошнота, холодный пот, нехватка воздуха. Повернитесь на бок: при этом самочувствие быстро восстанавливается. Если после поворота на бок лучше не стало или вы теряли сознание, вызывайте скорую.</w:t>
       </w:r>
     </w:p>
     <w:p>
@@ -2207,25 +2254,17 @@
         <w:pStyle w:val="BodyText"/>
       </w:pPr>
       <w:r>
-        <w:t xml:space="preserve">Отёк лица вместе с зубной болью, болью при глотании — тоже повод для скорой или отделения неотложной помощи, а не стоматологического кресла (Тема 6, раздел 6.9).</w:t>
-      </w:r>
-    </w:p>
-    <w:p>
-      <w:pPr>
-        <w:pStyle w:val="BodyText"/>
-      </w:pPr>
-      <w:r>
-        <w:t xml:space="preserve">Подробнее: Тема 5, раздел 5.14; Тема 6, раздел 6.9; Тема 7, раздел 7.9.</w:t>
+        <w:t xml:space="preserve">Подробнее: Тема 2, раздел 2.4; Тема 11, раздел 11.7.</w:t>
       </w:r>
     </w:p>
     <w:bookmarkEnd w:id="31"/>
-    <w:bookmarkStart w:id="32" w:name="X352f5bd9a50bbdddab7ccdbf85ffebf141dfe0f"/>
+    <w:bookmarkStart w:id="32" w:name="тяжёлая-аллергическая-реакция"/>
     <w:p>
       <w:pPr>
         <w:pStyle w:val="Heading2"/>
       </w:pPr>
       <w:r>
-        <w:t xml:space="preserve">0.12. Рвота, при которой не удерживается даже вода</w:t>
+        <w:t xml:space="preserve">0.11. Тяжёлая аллергическая реакция</w:t>
       </w:r>
     </w:p>
     <w:p>
@@ -2239,6 +2278,12 @@
         </w:rPr>
         <w:t xml:space="preserve">Признаки.</w:t>
       </w:r>
+      <w:r>
+        <w:t xml:space="preserve"> </w:t>
+      </w:r>
+      <w:r>
+        <w:t xml:space="preserve">После лекарства, еды, укуса насекомого, крема или другого средства:</w:t>
+      </w:r>
     </w:p>
     <w:p>
       <w:pPr>
@@ -2249,7 +2294,7 @@
         <w:pStyle w:val="Compact"/>
       </w:pPr>
       <w:r>
-        <w:t xml:space="preserve">не удерживается никакая жидкость, даже вода;</w:t>
+        <w:t xml:space="preserve">затруднённое дыхание, чувство нехватки воздуха, удушье;</w:t>
       </w:r>
     </w:p>
     <w:p>
@@ -2261,7 +2306,7 @@
         <w:pStyle w:val="Compact"/>
       </w:pPr>
       <w:r>
-        <w:t xml:space="preserve">мочи стало заметно меньше, она тёмная;</w:t>
+        <w:t xml:space="preserve">отёк лица, губ, языка или горла;</w:t>
       </w:r>
     </w:p>
     <w:p>
@@ -2273,7 +2318,19 @@
         <w:pStyle w:val="Compact"/>
       </w:pPr>
       <w:r>
-        <w:t xml:space="preserve">слабость, головокружение при вставании, обмороки.</w:t>
+        <w:t xml:space="preserve">сыпь или крапивница, которая быстро распространяется по телу;</w:t>
+      </w:r>
+    </w:p>
+    <w:p>
+      <w:pPr>
+        <w:numPr>
+          <w:ilvl w:val="0"/>
+          <w:numId w:val="1015"/>
+        </w:numPr>
+        <w:pStyle w:val="Compact"/>
+      </w:pPr>
+      <w:r>
+        <w:t xml:space="preserve">резкая слабость, головокружение.</w:t>
       </w:r>
     </w:p>
     <w:p>
@@ -2291,41 +2348,7 @@
         <w:t xml:space="preserve"> </w:t>
       </w:r>
       <w:r>
-        <w:t xml:space="preserve">Поезжайте в приёмное отделение роддома. При невозможности пить нужны капельницы, их ставят в стационаре.</w:t>
-      </w:r>
-    </w:p>
-    <w:p>
-      <w:pPr>
-        <w:pStyle w:val="BodyText"/>
-      </w:pPr>
-      <w:r>
-        <w:t xml:space="preserve">Рвота, которая впервые появилась или резко усилилась после 20 недель, особенно с головной болью, болью под ложечкой или нарушением зрения, — пункт 0.5.</w:t>
-      </w:r>
-    </w:p>
-    <w:p>
-      <w:pPr>
-        <w:pStyle w:val="BodyText"/>
-      </w:pPr>
-      <w:r>
-        <w:t xml:space="preserve">Подробнее: Тема 1, раздел 1.4; Тема 11, раздел 11.6.</w:t>
-      </w:r>
-    </w:p>
-    <w:bookmarkEnd w:id="32"/>
-    <w:bookmarkStart w:id="33" w:name="X729dc0e7694bc8ee4d664b1ce62d379a64a9108"/>
-    <w:p>
-      <w:pPr>
-        <w:pStyle w:val="Heading2"/>
-      </w:pPr>
-      <w:r>
-        <w:t xml:space="preserve">0.13. Удар в живот, падение, авария: почему нужен осмотр, даже если ничего не болит</w:t>
-      </w:r>
-    </w:p>
-    <w:p>
-      <w:pPr>
-        <w:pStyle w:val="FirstParagraph"/>
-      </w:pPr>
-      <w:r>
-        <w:t xml:space="preserve">После травмы беременную осматривают, а со срока 23 недели не меньше четырёх часов наблюдают за сердцебиением ребёнка. Поэтому обратиться нужно, даже если вы чувствуете себя хорошо.</w:t>
+        <w:t xml:space="preserve">Вызывайте скорую сразу, как только заметили эти признаки, и скажите, что вы беременны и на каком сроке. Если реакция на средство для кожи — смойте его, но не ждите, что после этого станет лучше.</w:t>
       </w:r>
     </w:p>
     <w:p>
@@ -2337,31 +2360,39 @@
           <w:bCs/>
           <w:b/>
         </w:rPr>
-        <w:t xml:space="preserve">Что делать.</w:t>
-      </w:r>
-    </w:p>
-    <w:p>
-      <w:pPr>
-        <w:numPr>
-          <w:ilvl w:val="0"/>
-          <w:numId w:val="1016"/>
-        </w:numPr>
-        <w:pStyle w:val="Compact"/>
-      </w:pPr>
-      <w:r>
-        <w:t xml:space="preserve">После любой автомобильной аварии — поезжайте в роддом сразу.</w:t>
-      </w:r>
-    </w:p>
-    <w:p>
-      <w:pPr>
-        <w:numPr>
-          <w:ilvl w:val="0"/>
-          <w:numId w:val="1016"/>
-        </w:numPr>
-        <w:pStyle w:val="Compact"/>
-      </w:pPr>
-      <w:r>
-        <w:t xml:space="preserve">Упали на живот, получили удар в живот, упали с высоты или с лестницы, теряли сознание — поезжайте в роддом сразу, даже если нет ни крови, ни синяков.</w:t>
+        <w:t xml:space="preserve">Чего не делать.</w:t>
+      </w:r>
+      <w:r>
+        <w:t xml:space="preserve"> </w:t>
+      </w:r>
+      <w:r>
+        <w:t xml:space="preserve">Не ищите таблетку от аллергии и не записывайтесь на обычный приём: отёк горла и затруднённое дыхание за время поиска могут усилиться.</w:t>
+      </w:r>
+    </w:p>
+    <w:p>
+      <w:pPr>
+        <w:pStyle w:val="BodyText"/>
+      </w:pPr>
+      <w:r>
+        <w:t xml:space="preserve">Отёк лица вместе с зубной болью, болью при глотании — тоже повод для скорой или отделения неотложной помощи, а не стоматологического кресла (Тема 6, раздел 6.9).</w:t>
+      </w:r>
+    </w:p>
+    <w:p>
+      <w:pPr>
+        <w:pStyle w:val="BodyText"/>
+      </w:pPr>
+      <w:r>
+        <w:t xml:space="preserve">Подробнее: Тема 5, раздел 5.14; Тема 6, раздел 6.9; Тема 7, раздел 7.9.</w:t>
+      </w:r>
+    </w:p>
+    <w:bookmarkEnd w:id="32"/>
+    <w:bookmarkStart w:id="33" w:name="X352f5bd9a50bbdddab7ccdbf85ffebf141dfe0f"/>
+    <w:p>
+      <w:pPr>
+        <w:pStyle w:val="Heading2"/>
+      </w:pPr>
+      <w:r>
+        <w:t xml:space="preserve">0.12. Рвота, при которой не удерживается даже вода</w:t>
       </w:r>
     </w:p>
     <w:p>
@@ -2373,214 +2404,131 @@
           <w:bCs/>
           <w:b/>
         </w:rPr>
-        <w:t xml:space="preserve">Вызывайте скорую</w:t>
-      </w:r>
-      <w:r>
-        <w:t xml:space="preserve">, если после травмы появились:</w:t>
-      </w:r>
-    </w:p>
-    <w:p>
-      <w:pPr>
-        <w:numPr>
-          <w:ilvl w:val="0"/>
-          <w:numId w:val="1017"/>
-        </w:numPr>
-        <w:pStyle w:val="Compact"/>
-      </w:pPr>
-      <w:r>
-        <w:t xml:space="preserve">кровянистые выделения или кровотечение;</w:t>
-      </w:r>
-    </w:p>
-    <w:p>
-      <w:pPr>
-        <w:numPr>
-          <w:ilvl w:val="0"/>
-          <w:numId w:val="1017"/>
-        </w:numPr>
-        <w:pStyle w:val="Compact"/>
-      </w:pPr>
-      <w:r>
-        <w:t xml:space="preserve">подтекание жидкости из влагалища;</w:t>
-      </w:r>
-    </w:p>
-    <w:p>
-      <w:pPr>
-        <w:numPr>
-          <w:ilvl w:val="0"/>
-          <w:numId w:val="1017"/>
-        </w:numPr>
-        <w:pStyle w:val="Compact"/>
-      </w:pPr>
-      <w:r>
-        <w:t xml:space="preserve">боль в животе, напряжение матки, регулярные схватки;</w:t>
-      </w:r>
-    </w:p>
-    <w:p>
-      <w:pPr>
-        <w:numPr>
-          <w:ilvl w:val="0"/>
-          <w:numId w:val="1017"/>
-        </w:numPr>
-        <w:pStyle w:val="Compact"/>
-      </w:pPr>
-      <w:r>
-        <w:t xml:space="preserve">ребёнок двигается заметно меньше или перестал двигаться;</w:t>
-      </w:r>
-    </w:p>
-    <w:p>
-      <w:pPr>
-        <w:numPr>
-          <w:ilvl w:val="0"/>
-          <w:numId w:val="1017"/>
-        </w:numPr>
-        <w:pStyle w:val="Compact"/>
-      </w:pPr>
-      <w:r>
-        <w:t xml:space="preserve">головокружение, слабость, обморок.</w:t>
+        <w:t xml:space="preserve">Признаки.</w:t>
+      </w:r>
+    </w:p>
+    <w:p>
+      <w:pPr>
+        <w:numPr>
+          <w:ilvl w:val="0"/>
+          <w:numId w:val="1016"/>
+        </w:numPr>
+        <w:pStyle w:val="Compact"/>
+      </w:pPr>
+      <w:r>
+        <w:t xml:space="preserve">не удерживается никакая жидкость, даже вода;</w:t>
+      </w:r>
+    </w:p>
+    <w:p>
+      <w:pPr>
+        <w:numPr>
+          <w:ilvl w:val="0"/>
+          <w:numId w:val="1016"/>
+        </w:numPr>
+        <w:pStyle w:val="Compact"/>
+      </w:pPr>
+      <w:r>
+        <w:t xml:space="preserve">мочи стало заметно меньше, она тёмная;</w:t>
+      </w:r>
+    </w:p>
+    <w:p>
+      <w:pPr>
+        <w:numPr>
+          <w:ilvl w:val="0"/>
+          <w:numId w:val="1016"/>
+        </w:numPr>
+        <w:pStyle w:val="Compact"/>
+      </w:pPr>
+      <w:r>
+        <w:t xml:space="preserve">слабость, головокружение при вставании, обмороки.</w:t>
       </w:r>
     </w:p>
     <w:p>
       <w:pPr>
         <w:pStyle w:val="FirstParagraph"/>
-      </w:pPr>
-      <w:r>
-        <w:t xml:space="preserve">Если у вас резус-отрицательная кровь, скажите об этом врачу: после травмы вводят антирезусный иммуноглобулин.</w:t>
-      </w:r>
-    </w:p>
-    <w:p>
-      <w:pPr>
-        <w:pStyle w:val="BodyText"/>
-      </w:pPr>
-      <w:r>
-        <w:t xml:space="preserve">Если травму нанёс другой человек — пункт 0.18.</w:t>
-      </w:r>
-    </w:p>
-    <w:p>
-      <w:pPr>
-        <w:pStyle w:val="BodyText"/>
-      </w:pPr>
-      <w:r>
-        <w:t xml:space="preserve">Подробнее: Тема 8, разделы 8.13 и 8.16.</w:t>
-      </w:r>
-    </w:p>
-    <w:bookmarkEnd w:id="33"/>
-    <w:bookmarkStart w:id="34" w:name="X36558e073ba58065a5ee3124fc3dcf8d9870583"/>
-    <w:p>
-      <w:pPr>
-        <w:pStyle w:val="Heading2"/>
-      </w:pPr>
-      <w:r>
-        <w:t xml:space="preserve">0.14. Укус клеща или животного: что сделать в первые часы</w:t>
-      </w:r>
-    </w:p>
-    <w:p>
-      <w:pPr>
-        <w:pStyle w:val="FirstParagraph"/>
-      </w:pPr>
-      <w:r>
-        <w:t xml:space="preserve">Ни при укусе клеща, ни при укусе животного скорая обычно не нужна. Но у профилактики есть срок: прививку от бешенства начинают сразу, профилактику клещевого энцефалита — не позже 72 часов после присасывания.</w:t>
-      </w:r>
-    </w:p>
-    <w:p>
-      <w:pPr>
-        <w:pStyle w:val="BodyText"/>
       </w:pPr>
       <w:r>
         <w:rPr>
           <w:bCs/>
           <w:b/>
         </w:rPr>
-        <w:t xml:space="preserve">Укус клеща.</w:t>
-      </w:r>
-    </w:p>
-    <w:p>
-      <w:pPr>
-        <w:numPr>
-          <w:ilvl w:val="0"/>
-          <w:numId w:val="1018"/>
-        </w:numPr>
-        <w:pStyle w:val="Compact"/>
-      </w:pPr>
-      <w:r>
-        <w:t xml:space="preserve">Снимите клеща как можно раньше: возбудители боррелиоза передаются не сразу, и раннее удаление в ряде случаев предотвращает заражение. Лучше снять его в травмпункте. Если это невозможно — захватите клеща пинцетом как можно ближе к коже, держа пинцет перпендикулярно, поверните клеща вокруг оси и извлеките, стараясь не оторвать хоботок. Обработайте место укуса, вымойте руки.</w:t>
-      </w:r>
-    </w:p>
-    <w:p>
-      <w:pPr>
-        <w:numPr>
-          <w:ilvl w:val="0"/>
-          <w:numId w:val="1018"/>
-        </w:numPr>
-        <w:pStyle w:val="Compact"/>
-      </w:pPr>
-      <w:r>
-        <w:t xml:space="preserve">Положите клеща в плотно закрывающуюся ёмкость с кусочком чуть влажной ваты и отвезите на исследование как можно скорее — в лабораторию центра гигиены и эпидемиологии вашего региона или другую, которая принимает клещей. Если в клеще найдут вирус клещевого энцефалита, экстренную профилактику проводят в течение 72 часов после присасывания. В эти 72 часа должны уложиться и доставка клеща, и анализ, и решение врача, поэтому не откладывайте ни один шаг.</w:t>
-      </w:r>
-    </w:p>
-    <w:p>
-      <w:pPr>
-        <w:numPr>
-          <w:ilvl w:val="0"/>
-          <w:numId w:val="1018"/>
-        </w:numPr>
-        <w:pStyle w:val="Compact"/>
-      </w:pPr>
-      <w:r>
-        <w:t xml:space="preserve">Сразу сообщите о присасывании акушеру-гинекологу. Беременной с присасыванием клеща проводят профилактику боррелиоза и клещевого энцефалита; какие препараты, решает врач.</w:t>
+        <w:t xml:space="preserve">Что делать.</w:t>
+      </w:r>
+      <w:r>
+        <w:t xml:space="preserve"> </w:t>
+      </w:r>
+      <w:r>
+        <w:t xml:space="preserve">Поезжайте в приёмное отделение роддома. При невозможности пить нужны капельницы, их ставят в стационаре.</w:t>
+      </w:r>
+    </w:p>
+    <w:p>
+      <w:pPr>
+        <w:pStyle w:val="BodyText"/>
+      </w:pPr>
+      <w:r>
+        <w:t xml:space="preserve">Рвота, которая впервые появилась или резко усилилась после 20 недель, особенно с головной болью, болью под ложечкой или нарушением зрения, — пункт 0.5.</w:t>
+      </w:r>
+    </w:p>
+    <w:p>
+      <w:pPr>
+        <w:pStyle w:val="BodyText"/>
+      </w:pPr>
+      <w:r>
+        <w:t xml:space="preserve">Подробнее: Тема 1, раздел 1.4; Тема 11, раздел 11.6.</w:t>
+      </w:r>
+    </w:p>
+    <w:bookmarkEnd w:id="33"/>
+    <w:bookmarkStart w:id="34" w:name="X729dc0e7694bc8ee4d664b1ce62d379a64a9108"/>
+    <w:p>
+      <w:pPr>
+        <w:pStyle w:val="Heading2"/>
+      </w:pPr>
+      <w:r>
+        <w:t xml:space="preserve">0.13. Удар в живот, падение, авария: почему нужен осмотр, даже если ничего не болит</w:t>
       </w:r>
     </w:p>
     <w:p>
       <w:pPr>
         <w:pStyle w:val="FirstParagraph"/>
+      </w:pPr>
+      <w:r>
+        <w:t xml:space="preserve">После травмы беременную осматривают, а со срока 23 недели не меньше четырёх часов наблюдают за сердцебиением ребёнка. Поэтому обратиться нужно, даже если вы чувствуете себя хорошо.</w:t>
+      </w:r>
+    </w:p>
+    <w:p>
+      <w:pPr>
+        <w:pStyle w:val="BodyText"/>
       </w:pPr>
       <w:r>
         <w:rPr>
           <w:bCs/>
           <w:b/>
         </w:rPr>
-        <w:t xml:space="preserve">Укус животного.</w:t>
-      </w:r>
-    </w:p>
-    <w:p>
-      <w:pPr>
-        <w:numPr>
-          <w:ilvl w:val="0"/>
-          <w:numId w:val="1019"/>
-        </w:numPr>
-        <w:pStyle w:val="Compact"/>
-      </w:pPr>
-      <w:r>
-        <w:t xml:space="preserve">Сразу промойте рану и места, куда попала слюна, водой с мылом — несколько минут, до 15 минут. Края раны обработайте 70-процентным спиртом или 5-процентным раствором йода.</w:t>
-      </w:r>
-    </w:p>
-    <w:p>
-      <w:pPr>
-        <w:numPr>
-          <w:ilvl w:val="0"/>
-          <w:numId w:val="1019"/>
-        </w:numPr>
-        <w:pStyle w:val="Compact"/>
-      </w:pPr>
-      <w:r>
-        <w:t xml:space="preserve">Сразу поезжайте в травмпункт. Прививку от бешенства после укуса беременной делают: беременность для неё не противопоказание. Там же решат, нужна ли профилактика столбняка; возьмите прививочный сертификат.</w:t>
-      </w:r>
-    </w:p>
-    <w:p>
-      <w:pPr>
-        <w:pStyle w:val="FirstParagraph"/>
-      </w:pPr>
-      <w:r>
-        <w:t xml:space="preserve">Подробнее: Тема 9, раздел 9.14.</w:t>
-      </w:r>
-    </w:p>
-    <w:bookmarkEnd w:id="34"/>
-    <w:bookmarkStart w:id="35" w:name="угарный-газ-и-тепловой-удар"/>
-    <w:p>
-      <w:pPr>
-        <w:pStyle w:val="Heading2"/>
-      </w:pPr>
-      <w:r>
-        <w:t xml:space="preserve">0.15. Угарный газ и тепловой удар</w:t>
+        <w:t xml:space="preserve">Что делать.</w:t>
+      </w:r>
+    </w:p>
+    <w:p>
+      <w:pPr>
+        <w:numPr>
+          <w:ilvl w:val="0"/>
+          <w:numId w:val="1017"/>
+        </w:numPr>
+        <w:pStyle w:val="Compact"/>
+      </w:pPr>
+      <w:r>
+        <w:t xml:space="preserve">После любой автомобильной аварии — поезжайте в роддом сразу.</w:t>
+      </w:r>
+    </w:p>
+    <w:p>
+      <w:pPr>
+        <w:numPr>
+          <w:ilvl w:val="0"/>
+          <w:numId w:val="1017"/>
+        </w:numPr>
+        <w:pStyle w:val="Compact"/>
+      </w:pPr>
+      <w:r>
+        <w:t xml:space="preserve">Упали на живот, получили удар в живот, упали с высоты или с лестницы, теряли сознание — поезжайте в роддом сразу, даже если нет ни крови, ни синяков.</w:t>
       </w:r>
     </w:p>
     <w:p>
@@ -2592,13 +2540,78 @@
           <w:bCs/>
           <w:b/>
         </w:rPr>
-        <w:t xml:space="preserve">Угарный газ.</w:t>
-      </w:r>
-      <w:r>
-        <w:t xml:space="preserve"> </w:t>
-      </w:r>
-      <w:r>
-        <w:t xml:space="preserve">Он не имеет ни цвета, ни запаха. Признаки отравления — головная боль, тошнота, рвота, спутанность сознания, потеря сознания; особенно настораживает, если плохо стало сразу нескольким людям в доме. Для ребёнка угарный газ опаснее, чем для матери.</w:t>
+        <w:t xml:space="preserve">Вызывайте скорую</w:t>
+      </w:r>
+      <w:r>
+        <w:t xml:space="preserve">, если после травмы появились:</w:t>
+      </w:r>
+    </w:p>
+    <w:p>
+      <w:pPr>
+        <w:numPr>
+          <w:ilvl w:val="0"/>
+          <w:numId w:val="1018"/>
+        </w:numPr>
+        <w:pStyle w:val="Compact"/>
+      </w:pPr>
+      <w:r>
+        <w:t xml:space="preserve">кровянистые выделения или кровотечение;</w:t>
+      </w:r>
+    </w:p>
+    <w:p>
+      <w:pPr>
+        <w:numPr>
+          <w:ilvl w:val="0"/>
+          <w:numId w:val="1018"/>
+        </w:numPr>
+        <w:pStyle w:val="Compact"/>
+      </w:pPr>
+      <w:r>
+        <w:t xml:space="preserve">подтекание жидкости из влагалища;</w:t>
+      </w:r>
+    </w:p>
+    <w:p>
+      <w:pPr>
+        <w:numPr>
+          <w:ilvl w:val="0"/>
+          <w:numId w:val="1018"/>
+        </w:numPr>
+        <w:pStyle w:val="Compact"/>
+      </w:pPr>
+      <w:r>
+        <w:t xml:space="preserve">боль в животе, напряжение матки, регулярные схватки;</w:t>
+      </w:r>
+    </w:p>
+    <w:p>
+      <w:pPr>
+        <w:numPr>
+          <w:ilvl w:val="0"/>
+          <w:numId w:val="1018"/>
+        </w:numPr>
+        <w:pStyle w:val="Compact"/>
+      </w:pPr>
+      <w:r>
+        <w:t xml:space="preserve">ребёнок двигается заметно меньше или перестал двигаться;</w:t>
+      </w:r>
+    </w:p>
+    <w:p>
+      <w:pPr>
+        <w:numPr>
+          <w:ilvl w:val="0"/>
+          <w:numId w:val="1018"/>
+        </w:numPr>
+        <w:pStyle w:val="Compact"/>
+      </w:pPr>
+      <w:r>
+        <w:t xml:space="preserve">головокружение, слабость, обморок.</w:t>
+      </w:r>
+    </w:p>
+    <w:p>
+      <w:pPr>
+        <w:pStyle w:val="FirstParagraph"/>
+      </w:pPr>
+      <w:r>
+        <w:t xml:space="preserve">Если у вас резус-отрицательная кровь, скажите об этом врачу: после травмы вводят антирезусный иммуноглобулин.</w:t>
       </w:r>
     </w:p>
     <w:p>
@@ -2606,7 +2619,33 @@
         <w:pStyle w:val="BodyText"/>
       </w:pPr>
       <w:r>
-        <w:t xml:space="preserve">Что делать: по возможности выключите прибор, который может его выделять (газовую колонку, плиту, печь, генератор), выйдите на улицу и обратитесь за медицинской помощью, сказав, что вы беременны. Если трудно дышать, появилась спутанность, сильная слабость, боль в груди или кто-то потерял сознание — вызывайте скорую. Не возвращайтесь в помещение, пока его не проверят.</w:t>
+        <w:t xml:space="preserve">Если травму нанёс другой человек — пункт 0.18.</w:t>
+      </w:r>
+    </w:p>
+    <w:p>
+      <w:pPr>
+        <w:pStyle w:val="BodyText"/>
+      </w:pPr>
+      <w:r>
+        <w:t xml:space="preserve">Подробнее: Тема 8, разделы 8.13 и 8.16.</w:t>
+      </w:r>
+    </w:p>
+    <w:bookmarkEnd w:id="34"/>
+    <w:bookmarkStart w:id="35" w:name="X36558e073ba58065a5ee3124fc3dcf8d9870583"/>
+    <w:p>
+      <w:pPr>
+        <w:pStyle w:val="Heading2"/>
+      </w:pPr>
+      <w:r>
+        <w:t xml:space="preserve">0.14. Укус клеща или животного: что сделать в первые часы</w:t>
+      </w:r>
+    </w:p>
+    <w:p>
+      <w:pPr>
+        <w:pStyle w:val="FirstParagraph"/>
+      </w:pPr>
+      <w:r>
+        <w:t xml:space="preserve">Ни при укусе клеща, ни при укусе животного скорая обычно не нужна. Но у профилактики есть срок: прививку от бешенства начинают сразу, профилактику клещевого энцефалита — не позже 72 часов после присасывания.</w:t>
       </w:r>
     </w:p>
     <w:p>
@@ -2618,107 +2657,123 @@
           <w:bCs/>
           <w:b/>
         </w:rPr>
-        <w:t xml:space="preserve">Тепловой удар.</w:t>
-      </w:r>
-      <w:r>
-        <w:t xml:space="preserve"> </w:t>
-      </w:r>
-      <w:r>
-        <w:t xml:space="preserve">Признаки — слабость до обморока, головокружение, тошнота, кожа горячая и перестаёт потеть, учащаются пульс и дыхание, спутанность, потеря сознания. Вызывайте скорую. До её приезда человека охлаждают: смачивают тело прохладной, не ледяной водой и обдувают вентилятором. Жаропонижающее при тепловом ударе не помогает, давать его не нужно.</w:t>
-      </w:r>
-    </w:p>
-    <w:p>
-      <w:pPr>
-        <w:pStyle w:val="BodyText"/>
-      </w:pPr>
-      <w:r>
-        <w:t xml:space="preserve">Подробнее: Тема 8, разделы 8.8 и 8.9; Тема 5, раздел 5.5.</w:t>
-      </w:r>
-    </w:p>
-    <w:bookmarkEnd w:id="35"/>
-    <w:bookmarkStart w:id="36" w:name="приняли-слишком-много-таблеток"/>
-    <w:p>
-      <w:pPr>
-        <w:pStyle w:val="Heading2"/>
-      </w:pPr>
-      <w:r>
-        <w:t xml:space="preserve">0.16. Приняли слишком много таблеток</w:t>
+        <w:t xml:space="preserve">Укус клеща.</w:t>
+      </w:r>
+    </w:p>
+    <w:p>
+      <w:pPr>
+        <w:numPr>
+          <w:ilvl w:val="0"/>
+          <w:numId w:val="1019"/>
+        </w:numPr>
+        <w:pStyle w:val="Compact"/>
+      </w:pPr>
+      <w:r>
+        <w:t xml:space="preserve">Снимите клеща как можно раньше: возбудители боррелиоза передаются не сразу, и раннее удаление в ряде случаев предотвращает заражение. Лучше снять его в травмпункте. Если это невозможно — захватите клеща пинцетом как можно ближе к коже, держа пинцет перпендикулярно, поверните клеща вокруг оси и извлеките, стараясь не оторвать хоботок. Обработайте место укуса, вымойте руки.</w:t>
+      </w:r>
+    </w:p>
+    <w:p>
+      <w:pPr>
+        <w:numPr>
+          <w:ilvl w:val="0"/>
+          <w:numId w:val="1019"/>
+        </w:numPr>
+        <w:pStyle w:val="Compact"/>
+      </w:pPr>
+      <w:r>
+        <w:t xml:space="preserve">Положите клеща в плотно закрывающуюся ёмкость с кусочком чуть влажной ваты и отвезите на исследование как можно скорее — в лабораторию центра гигиены и эпидемиологии вашего региона или другую, которая принимает клещей. Если в клеще найдут вирус клещевого энцефалита, экстренную профилактику проводят в течение 72 часов после присасывания. В эти 72 часа должны уложиться и доставка клеща, и анализ, и решение врача, поэтому не откладывайте ни один шаг.</w:t>
+      </w:r>
+    </w:p>
+    <w:p>
+      <w:pPr>
+        <w:numPr>
+          <w:ilvl w:val="0"/>
+          <w:numId w:val="1019"/>
+        </w:numPr>
+        <w:pStyle w:val="Compact"/>
+      </w:pPr>
+      <w:r>
+        <w:t xml:space="preserve">Сразу сообщите о присасывании акушеру-гинекологу. Беременной с присасыванием клеща проводят профилактику боррелиоза и клещевого энцефалита; какие препараты, решает врач.</w:t>
       </w:r>
     </w:p>
     <w:p>
       <w:pPr>
         <w:pStyle w:val="FirstParagraph"/>
-      </w:pPr>
-      <w:r>
-        <w:t xml:space="preserve">Речь о случае, когда лекарства выпито больше, чем указано в инструкции или назначено врачом: за один раз или за сутки, случайно или намеренно. Часто это происходит незаметно: одно и то же вещество есть в двух средствах с разными названиями — например, парацетамол в таблетке от боли и в порошке от простуды (Тема 7, раздел 7.3).</w:t>
-      </w:r>
-    </w:p>
-    <w:p>
-      <w:pPr>
-        <w:pStyle w:val="BodyText"/>
-      </w:pPr>
-      <w:r>
-        <w:t xml:space="preserve">Если доза была обычной, а вопрос в том, не навредит ли лекарство ребёнку, — это не экстренная ситуация, порядок действий в Теме 7, раздел 7.16.</w:t>
-      </w:r>
-    </w:p>
-    <w:p>
-      <w:pPr>
-        <w:pStyle w:val="BodyText"/>
       </w:pPr>
       <w:r>
         <w:rPr>
           <w:bCs/>
           <w:b/>
         </w:rPr>
-        <w:t xml:space="preserve">Что делать.</w:t>
-      </w:r>
-      <w:r>
-        <w:t xml:space="preserve"> </w:t>
-      </w:r>
-      <w:r>
-        <w:t xml:space="preserve">Вызовите скорую сразу, даже если чувствуете себя хорошо. Скажите диспетчеру, что вы беременны, на каком сроке, какое лекарство, сколько таблеток и когда приняли. Возьмите с собой упаковки.</w:t>
-      </w:r>
-    </w:p>
-    <w:p>
-      <w:pPr>
-        <w:pStyle w:val="BodyText"/>
-      </w:pPr>
-      <w:r>
-        <w:t xml:space="preserve">Почему не ждать признаков. При передозировке парацетамола у многих в первые часы признаков нет совсем, или бывают только бледность, тошнота, рвота, отсутствие аппетита, боль в животе. Повреждение печени проявляется через одни-трое суток, а лечение нужно начать раньше. Противоядие — ацетилцистеин — защищает лучше всего, если начать его в первые 8 часов после приёма. У беременных позднее начало лечения связано с более частой потерей беременности.</w:t>
-      </w:r>
-    </w:p>
-    <w:p>
-      <w:pPr>
-        <w:pStyle w:val="BodyText"/>
-      </w:pPr>
-      <w:r>
-        <w:t xml:space="preserve">Российская инструкция к парацетамолу говорит то же: если приняли дозу больше рекомендованной, обратитесь за медицинской помощью, даже если чувствуете себя хорошо; ацетилцистеин вводят в течение 8 часов.</w:t>
-      </w:r>
-    </w:p>
-    <w:p>
-      <w:pPr>
-        <w:pStyle w:val="BodyText"/>
-      </w:pPr>
-      <w:r>
-        <w:t xml:space="preserve">Это противоядие при беременности применяют. Сама по себе передозировка парацетамола не означает, что беременность придётся прерывать: в исследовании 300 беременностей после такой передозировки большинство закончилось рождением здоровых детей.</w:t>
-      </w:r>
-    </w:p>
-    <w:p>
-      <w:pPr>
-        <w:pStyle w:val="BodyText"/>
+        <w:t xml:space="preserve">Укус животного.</w:t>
+      </w:r>
+    </w:p>
+    <w:p>
+      <w:pPr>
+        <w:numPr>
+          <w:ilvl w:val="0"/>
+          <w:numId w:val="1020"/>
+        </w:numPr>
+        <w:pStyle w:val="Compact"/>
+      </w:pPr>
+      <w:r>
+        <w:t xml:space="preserve">Сразу промойте рану и места, куда попала слюна, водой с мылом — несколько минут, до 15 минут. Края раны обработайте 70-процентным спиртом или 5-процентным раствором йода.</w:t>
+      </w:r>
+    </w:p>
+    <w:p>
+      <w:pPr>
+        <w:numPr>
+          <w:ilvl w:val="0"/>
+          <w:numId w:val="1020"/>
+        </w:numPr>
+        <w:pStyle w:val="Compact"/>
+      </w:pPr>
+      <w:r>
+        <w:t xml:space="preserve">Сразу поезжайте в травмпункт. Прививку от бешенства после укуса беременной делают: беременность для неё не противопоказание. Там же решат, нужна ли профилактика столбняка; возьмите прививочный сертификат.</w:t>
+      </w:r>
+    </w:p>
+    <w:p>
+      <w:pPr>
+        <w:pStyle w:val="FirstParagraph"/>
+      </w:pPr>
+      <w:r>
+        <w:t xml:space="preserve">Подробнее: Тема 9, раздел 9.14.</w:t>
+      </w:r>
+    </w:p>
+    <w:bookmarkEnd w:id="35"/>
+    <w:bookmarkStart w:id="36" w:name="угарный-газ-и-тепловой-удар"/>
+    <w:p>
+      <w:pPr>
+        <w:pStyle w:val="Heading2"/>
+      </w:pPr>
+      <w:r>
+        <w:t xml:space="preserve">0.15. Угарный газ и тепловой удар</w:t>
+      </w:r>
+    </w:p>
+    <w:p>
+      <w:pPr>
+        <w:pStyle w:val="FirstParagraph"/>
       </w:pPr>
       <w:r>
         <w:rPr>
           <w:bCs/>
           <w:b/>
         </w:rPr>
-        <w:t xml:space="preserve">Чего не делать.</w:t>
+        <w:t xml:space="preserve">Угарный газ.</w:t>
       </w:r>
       <w:r>
         <w:t xml:space="preserve"> </w:t>
       </w:r>
       <w:r>
-        <w:t xml:space="preserve">Не ждите, появится ли плохое самочувствие, и не лечите себя сами до приезда скорой.</w:t>
+        <w:t xml:space="preserve">Он не имеет ни цвета, ни запаха. Признаки отравления — головная боль, тошнота, рвота, спутанность сознания, потеря сознания; особенно настораживает, если плохо стало сразу нескольким людям в доме. Для ребёнка угарный газ опаснее, чем для матери.</w:t>
+      </w:r>
+    </w:p>
+    <w:p>
+      <w:pPr>
+        <w:pStyle w:val="BodyText"/>
+      </w:pPr>
+      <w:r>
+        <w:t xml:space="preserve">Что делать: по возможности выключите прибор, который может его выделять (газовую колонку, плиту, печь, генератор), выйдите на улицу — или выведите и вынесите на свежий воздух того, кому плохо, — и обратитесь за медицинской помощью, сказав, что вы беременны. Если трудно дышать, появилась спутанность, сильная слабость, боль в груди или кто-то потерял сознание — вызывайте скорую. Не возвращайтесь в помещение, пока его не проверят.</w:t>
       </w:r>
     </w:p>
     <w:p>
@@ -2730,13 +2785,13 @@
           <w:bCs/>
           <w:b/>
         </w:rPr>
-        <w:t xml:space="preserve">Препараты железа.</w:t>
+        <w:t xml:space="preserve">Тепловой удар.</w:t>
       </w:r>
       <w:r>
         <w:t xml:space="preserve"> </w:t>
       </w:r>
       <w:r>
-        <w:t xml:space="preserve">Их передозировка тоже опасна: в первые часы бывают рвота, понос, боль в животе, затем на срок от 6 до 48 часов состояние может мнимо улучшиться, а потом наступает поражение печени. Улучшение — не повод отменять вызов. В витаминах для беременных много железа, и маленькие дети могут ими отравиться: если в доме есть дети, держите эти таблетки там, где ребёнок их не достанет.</w:t>
+        <w:t xml:space="preserve">Признаки — слабость до обморока, головокружение, тошнота, кожа горячая и перестаёт потеть, учащаются пульс и дыхание, спутанность, потеря сознания. Вызывайте скорую. До её приезда человека охлаждают: смачивают тело прохладной, не ледяной водой и обдувают вентилятором. Жаропонижающее при тепловом ударе не помогает, давать его не нужно.</w:t>
       </w:r>
     </w:p>
     <w:p>
@@ -2744,7 +2799,25 @@
         <w:pStyle w:val="BodyText"/>
       </w:pPr>
       <w:r>
-        <w:t xml:space="preserve">Если таблетки приняты намеренно, чтобы причинить себе вред, — это ещё и острый кризис: пункт 0.17. Не оставайтесь одна до приезда помощи.</w:t>
+        <w:t xml:space="preserve">Подробнее: Тема 8, разделы 8.8 и 8.9; Тема 5, раздел 5.5.</w:t>
+      </w:r>
+    </w:p>
+    <w:bookmarkEnd w:id="36"/>
+    <w:bookmarkStart w:id="37" w:name="приняли-слишком-много-таблеток"/>
+    <w:p>
+      <w:pPr>
+        <w:pStyle w:val="Heading2"/>
+      </w:pPr>
+      <w:r>
+        <w:t xml:space="preserve">0.16. Приняли слишком много таблеток</w:t>
+      </w:r>
+    </w:p>
+    <w:p>
+      <w:pPr>
+        <w:pStyle w:val="FirstParagraph"/>
+      </w:pPr>
+      <w:r>
+        <w:t xml:space="preserve">Речь о случае, когда лекарства выпито больше, чем указано в инструкции или назначено врачом: за один раз или за сутки, случайно или намеренно. Часто это происходит незаметно: одно и то же вещество есть в двух средствах с разными названиями — например, парацетамол в таблетке от боли и в порошке от простуды (Тема 7, раздел 7.3).</w:t>
       </w:r>
     </w:p>
     <w:p>
@@ -2752,222 +2825,159 @@
         <w:pStyle w:val="BodyText"/>
       </w:pPr>
       <w:r>
-        <w:t xml:space="preserve">Подробнее: Тема 7, разделы 7.3, 7.7 и 7.16.</w:t>
-      </w:r>
-    </w:p>
-    <w:bookmarkEnd w:id="36"/>
-    <w:bookmarkStart w:id="37" w:name="острый-психический-кризис"/>
-    <w:p>
-      <w:pPr>
-        <w:pStyle w:val="Heading2"/>
-      </w:pPr>
-      <w:r>
-        <w:t xml:space="preserve">0.17. Острый психический кризис</w:t>
-      </w:r>
-    </w:p>
-    <w:p>
-      <w:pPr>
-        <w:pStyle w:val="FirstParagraph"/>
+        <w:t xml:space="preserve">Если доза была обычной, а вопрос в том, не навредит ли лекарство ребёнку, — это не экстренная ситуация, порядок действий в Теме 7, раздел 7.16.</w:t>
+      </w:r>
+    </w:p>
+    <w:p>
+      <w:pPr>
+        <w:pStyle w:val="BodyText"/>
       </w:pPr>
       <w:r>
         <w:rPr>
           <w:bCs/>
           <w:b/>
         </w:rPr>
-        <w:t xml:space="preserve">Признаки, при которых помощь нужна немедленно.</w:t>
-      </w:r>
-    </w:p>
-    <w:p>
-      <w:pPr>
-        <w:numPr>
-          <w:ilvl w:val="0"/>
-          <w:numId w:val="1020"/>
-        </w:numPr>
-        <w:pStyle w:val="Compact"/>
-      </w:pPr>
-      <w:r>
-        <w:t xml:space="preserve">мысли о самоубийстве или самоповреждении, и есть план, намерение, или вы уже что-то сделали;</w:t>
-      </w:r>
-    </w:p>
-    <w:p>
-      <w:pPr>
-        <w:numPr>
-          <w:ilvl w:val="0"/>
-          <w:numId w:val="1020"/>
-        </w:numPr>
-        <w:pStyle w:val="Compact"/>
-      </w:pPr>
-      <w:r>
-        <w:t xml:space="preserve">мысль причинить вред ребёнку не пугает, а кажется правильной или необходимой;</w:t>
-      </w:r>
-    </w:p>
-    <w:p>
-      <w:pPr>
-        <w:numPr>
-          <w:ilvl w:val="0"/>
-          <w:numId w:val="1020"/>
-        </w:numPr>
-        <w:pStyle w:val="Compact"/>
-      </w:pPr>
-      <w:r>
-        <w:t xml:space="preserve">голоса или видения, которых не видят другие; убеждённость в том, чего нет; внезапная спутанность.</w:t>
-      </w:r>
-    </w:p>
-    <w:p>
-      <w:pPr>
-        <w:pStyle w:val="FirstParagraph"/>
+        <w:t xml:space="preserve">Что делать.</w:t>
+      </w:r>
+      <w:r>
+        <w:t xml:space="preserve"> </w:t>
+      </w:r>
+      <w:r>
+        <w:t xml:space="preserve">Вызовите скорую сразу, даже если чувствуете себя хорошо. Скажите диспетчеру, что вы беременны, на каком сроке, какое лекарство, сколько таблеток и когда приняли. Возьмите с собой упаковки.</w:t>
+      </w:r>
+    </w:p>
+    <w:p>
+      <w:pPr>
+        <w:pStyle w:val="BodyText"/>
+      </w:pPr>
+      <w:r>
+        <w:t xml:space="preserve">Почему не ждать признаков. При передозировке парацетамола у многих в первые часы признаков нет совсем, или бывают только бледность, тошнота, рвота, отсутствие аппетита, боль в животе. Повреждение печени проявляется через одни-трое суток, а лечение нужно начать раньше. Противоядие — ацетилцистеин — защищает лучше всего, если начать его в первые 8 часов после приёма. У беременных позднее начало лечения связано с более частой потерей беременности.</w:t>
+      </w:r>
+    </w:p>
+    <w:p>
+      <w:pPr>
+        <w:pStyle w:val="BodyText"/>
+      </w:pPr>
+      <w:r>
+        <w:t xml:space="preserve">Российская инструкция к парацетамолу говорит то же: если приняли дозу больше рекомендованной, обратитесь за медицинской помощью, даже если чувствуете себя хорошо; ацетилцистеин вводят в течение 8 часов.</w:t>
+      </w:r>
+    </w:p>
+    <w:p>
+      <w:pPr>
+        <w:pStyle w:val="BodyText"/>
+      </w:pPr>
+      <w:r>
+        <w:t xml:space="preserve">Это противоядие при беременности применяют. Сама по себе передозировка парацетамола не означает, что беременность придётся прерывать: в исследовании 300 беременностей после такой передозировки большинство закончилось рождением здоровых детей.</w:t>
+      </w:r>
+    </w:p>
+    <w:p>
+      <w:pPr>
+        <w:pStyle w:val="BodyText"/>
       </w:pPr>
       <w:r>
         <w:rPr>
           <w:bCs/>
           <w:b/>
         </w:rPr>
-        <w:t xml:space="preserve">Что делать.</w:t>
-      </w:r>
-    </w:p>
-    <w:p>
-      <w:pPr>
-        <w:numPr>
-          <w:ilvl w:val="0"/>
-          <w:numId w:val="1021"/>
-        </w:numPr>
-        <w:pStyle w:val="Compact"/>
-      </w:pPr>
-      <w:r>
-        <w:t xml:space="preserve">Звоните 112 и говорите прямо: «У меня мысли о самоубийстве» или «Я беременна, у меня (у моей жены) спутанность сознания, она слышит голоса».</w:t>
-      </w:r>
-    </w:p>
-    <w:p>
-      <w:pPr>
-        <w:numPr>
-          <w:ilvl w:val="0"/>
-          <w:numId w:val="1021"/>
-        </w:numPr>
-        <w:pStyle w:val="Compact"/>
-      </w:pPr>
-      <w:r>
-        <w:t xml:space="preserve">Не оставайтесь одна: позовите близкого человека или попросите его приехать. Если вы рядом с женщиной в таком состоянии, не оставляйте её одну до приезда помощи.</w:t>
-      </w:r>
-    </w:p>
-    <w:p>
-      <w:pPr>
-        <w:numPr>
-          <w:ilvl w:val="0"/>
-          <w:numId w:val="1021"/>
-        </w:numPr>
-        <w:pStyle w:val="Compact"/>
-      </w:pPr>
-      <w:r>
-        <w:t xml:space="preserve">Уберите из доступа то, чем можно причинить вред, — или попросите об этом близкого.</w:t>
-      </w:r>
-    </w:p>
-    <w:p>
-      <w:pPr>
-        <w:pStyle w:val="FirstParagraph"/>
-      </w:pPr>
-      <w:r>
-        <w:t xml:space="preserve">Если мысли о самоубийстве есть, но плана и намерения нет, обратитесь за помощью в тот же день: к врачу, который вас ведёт, к психиатру или на телефон доверия. Единый телефон доверия: 8-800-100-49-94, звонок бесплатный, круглосуточно. Остальные телефоны — во врезке «Куда обращаться за помощью» в Теме 10.</w:t>
+        <w:t xml:space="preserve">Чего не делать.</w:t>
+      </w:r>
+      <w:r>
+        <w:t xml:space="preserve"> </w:t>
+      </w:r>
+      <w:r>
+        <w:t xml:space="preserve">Не ждите, появится ли плохое самочувствие, и не лечите себя сами до приезда скорой.</w:t>
       </w:r>
     </w:p>
     <w:p>
       <w:pPr>
         <w:pStyle w:val="BodyText"/>
-      </w:pPr>
-      <w:r>
-        <w:rPr>
-          <w:rStyle w:val="VerbatimChar"/>
-        </w:rPr>
-        <w:t xml:space="preserve">[ПРОВЕРИТЬ: вопрос врачу — маршрут при мыслях о самоубийстве без плана: российские КР «Депрессивный эпизод» (раздел 6) лечат низкий суицидальный риск амбулаторно, высокий — в стационаре, но оценку риска делает врач; британская скорая (London Ambulance Service) советует звонить 999 при любых мыслях о вреде себе — DISPUTED-CLAIMS, строка 47. Оператор единого телефона доверия не назван — сверить перед печатью]</w:t>
-      </w:r>
-    </w:p>
-    <w:p>
-      <w:pPr>
-        <w:pStyle w:val="BodyText"/>
-      </w:pPr>
-      <w:r>
-        <w:t xml:space="preserve">Подробнее: Тема 10, раздел 10.14 и врезка «Куда обращаться за помощью»; Тема 2, раздел 2.5.</w:t>
-      </w:r>
-    </w:p>
-    <w:bookmarkEnd w:id="37"/>
-    <w:bookmarkStart w:id="38" w:name="угроза-со-стороны-другого-человека"/>
-    <w:p>
-      <w:pPr>
-        <w:pStyle w:val="Heading2"/>
-      </w:pPr>
-      <w:r>
-        <w:t xml:space="preserve">0.18. Угроза со стороны другого человека</w:t>
-      </w:r>
-    </w:p>
-    <w:p>
-      <w:pPr>
-        <w:pStyle w:val="FirstParagraph"/>
       </w:pPr>
       <w:r>
         <w:rPr>
           <w:bCs/>
           <w:b/>
         </w:rPr>
-        <w:t xml:space="preserve">Что делать сейчас.</w:t>
+        <w:t xml:space="preserve">Препараты железа.</w:t>
       </w:r>
       <w:r>
         <w:t xml:space="preserve"> </w:t>
       </w:r>
       <w:r>
-        <w:t xml:space="preserve">Если вас бьют или угрожают жизни прямо сейчас, звоните в полицию — 102 или 112. Если есть травмы, особенно удары в живот, нужна и медицинская помощь: пункт 0.13.</w:t>
+        <w:t xml:space="preserve">Их передозировка тоже опасна. Российская инструкция к препарату железа называет признаки: боль в животе, рвота и понос с примесью крови, слабость, бледность, холодный липкий пот, слабый пульс; тяжёлые проявления, вплоть до поражения печени, судорог и комы, могут развиться через 6–12 часов. При передозировке обращаются к врачу немедленно. Иногда через несколько часов после первых признаков состояние мнимо улучшается — это не повод отменять вызов. В витаминах для беременных много железа, и маленькие дети могут ими отравиться: держите эти таблетки там, где ребёнок их не достанет.</w:t>
       </w:r>
     </w:p>
     <w:p>
       <w:pPr>
         <w:pStyle w:val="BodyText"/>
+      </w:pPr>
+      <w:r>
+        <w:t xml:space="preserve">Если таблетки приняты намеренно, чтобы причинить себе вред, — это ещё и острый кризис: пункт 0.17. Не оставайтесь одна до приезда помощи.</w:t>
+      </w:r>
+    </w:p>
+    <w:p>
+      <w:pPr>
+        <w:pStyle w:val="BodyText"/>
+      </w:pPr>
+      <w:r>
+        <w:t xml:space="preserve">Подробнее: Тема 7, разделы 7.3, 7.7 и 7.16.</w:t>
+      </w:r>
+    </w:p>
+    <w:bookmarkEnd w:id="37"/>
+    <w:bookmarkStart w:id="38" w:name="острый-психический-кризис"/>
+    <w:p>
+      <w:pPr>
+        <w:pStyle w:val="Heading2"/>
+      </w:pPr>
+      <w:r>
+        <w:t xml:space="preserve">0.17. Острый психический кризис</w:t>
+      </w:r>
+    </w:p>
+    <w:p>
+      <w:pPr>
+        <w:pStyle w:val="FirstParagraph"/>
       </w:pPr>
       <w:r>
         <w:rPr>
           <w:bCs/>
           <w:b/>
         </w:rPr>
-        <w:t xml:space="preserve">Что делать дальше.</w:t>
-      </w:r>
-      <w:r>
-        <w:t xml:space="preserve"> </w:t>
-      </w:r>
-      <w:r>
-        <w:t xml:space="preserve">Нужны люди, которые помогут выйти из ситуации: кризисный центр для женщин, психолог, юрист.</w:t>
-      </w:r>
-    </w:p>
-    <w:p>
-      <w:pPr>
-        <w:numPr>
-          <w:ilvl w:val="0"/>
-          <w:numId w:val="1022"/>
-        </w:numPr>
-        <w:pStyle w:val="Compact"/>
-      </w:pPr>
-      <w:r>
-        <w:t xml:space="preserve">Телефон доверия для женщин, переживающих домашнее насилие: 8-800-7000-600. Круглосуточно, бесплатно из всех регионов, анонимно.</w:t>
-      </w:r>
-    </w:p>
-    <w:p>
-      <w:pPr>
-        <w:numPr>
-          <w:ilvl w:val="0"/>
-          <w:numId w:val="1022"/>
-        </w:numPr>
-        <w:pStyle w:val="Compact"/>
-      </w:pPr>
-      <w:r>
-        <w:t xml:space="preserve">Государственный кризисный центр для женщин в вашем регионе — через управление социальной защиты по месту жительства.</w:t>
-      </w:r>
-    </w:p>
-    <w:p>
-      <w:pPr>
-        <w:numPr>
-          <w:ilvl w:val="0"/>
-          <w:numId w:val="1022"/>
-        </w:numPr>
-        <w:pStyle w:val="Compact"/>
-      </w:pPr>
-      <w:r>
-        <w:t xml:space="preserve">В женской консультации есть кабинет психологической и медико-социальной помощи, в том числе для женщин, подвергшихся насилию.</w:t>
+        <w:t xml:space="preserve">Признаки, при которых помощь нужна немедленно.</w:t>
+      </w:r>
+    </w:p>
+    <w:p>
+      <w:pPr>
+        <w:numPr>
+          <w:ilvl w:val="0"/>
+          <w:numId w:val="1021"/>
+        </w:numPr>
+        <w:pStyle w:val="Compact"/>
+      </w:pPr>
+      <w:r>
+        <w:t xml:space="preserve">мысли о самоубийстве или самоповреждении, и есть план, намерение, или вы уже что-то сделали;</w:t>
+      </w:r>
+    </w:p>
+    <w:p>
+      <w:pPr>
+        <w:numPr>
+          <w:ilvl w:val="0"/>
+          <w:numId w:val="1021"/>
+        </w:numPr>
+        <w:pStyle w:val="Compact"/>
+      </w:pPr>
+      <w:r>
+        <w:t xml:space="preserve">мысль причинить вред ребёнку не пугает, а кажется правильной или необходимой;</w:t>
+      </w:r>
+    </w:p>
+    <w:p>
+      <w:pPr>
+        <w:numPr>
+          <w:ilvl w:val="0"/>
+          <w:numId w:val="1021"/>
+        </w:numPr>
+        <w:pStyle w:val="Compact"/>
+      </w:pPr>
+      <w:r>
+        <w:t xml:space="preserve">голоса или видения, которых не видят другие; убеждённость в том, чего нет; внезапная спутанность.</w:t>
       </w:r>
     </w:p>
     <w:p>
@@ -2975,33 +2985,7 @@
         <w:pStyle w:val="FirstParagraph"/>
       </w:pPr>
       <w:r>
-        <w:t xml:space="preserve">Полный список — во врезке «Куда обращаться за помощью» в Теме 10.</w:t>
-      </w:r>
-    </w:p>
-    <w:p>
-      <w:pPr>
-        <w:pStyle w:val="BodyText"/>
-      </w:pPr>
-      <w:r>
-        <w:t xml:space="preserve">Подробнее: Тема 10, раздел 10.13 и врезка «Куда обращаться за помощью»; Тема 8, раздел 8.16.</w:t>
-      </w:r>
-    </w:p>
-    <w:bookmarkEnd w:id="38"/>
-    <w:bookmarkStart w:id="39" w:name="резкое-ухудшение-которому-нет-объяснения"/>
-    <w:p>
-      <w:pPr>
-        <w:pStyle w:val="Heading2"/>
-      </w:pPr>
-      <w:r>
-        <w:t xml:space="preserve">0.19. Резкое ухудшение, которому нет объяснения</w:t>
-      </w:r>
-    </w:p>
-    <w:p>
-      <w:pPr>
-        <w:pStyle w:val="FirstParagraph"/>
-      </w:pPr>
-      <w:r>
-        <w:t xml:space="preserve">Бывает, что ни один пункт этого раздела не подходит, а состояние резко ухудшилось: появилась сильная слабость, вы чувствуете, что с вами что-то не так, и это ощущение нарастает.</w:t>
+        <w:t xml:space="preserve">По порядку оказания скорой помощи психическое состояние, при котором человек опасен для себя или других, — повод для экстренного вызова.</w:t>
       </w:r>
     </w:p>
     <w:p>
@@ -3015,11 +2999,49 @@
         </w:rPr>
         <w:t xml:space="preserve">Что делать.</w:t>
       </w:r>
-      <w:r>
-        <w:t xml:space="preserve"> </w:t>
-      </w:r>
-      <w:r>
-        <w:t xml:space="preserve">Поезжайте в приёмное отделение роддома. Если состояние тяжёлое — не можете встать, теряете сознание, трудно дышать — или добраться не на чем, вызывайте скорую.</w:t>
+    </w:p>
+    <w:p>
+      <w:pPr>
+        <w:numPr>
+          <w:ilvl w:val="0"/>
+          <w:numId w:val="1022"/>
+        </w:numPr>
+        <w:pStyle w:val="Compact"/>
+      </w:pPr>
+      <w:r>
+        <w:t xml:space="preserve">Звоните 112 и говорите прямо: «У меня мысли о самоубийстве» или «Я беременна, у меня (у моей жены) спутанность сознания, она слышит голоса».</w:t>
+      </w:r>
+    </w:p>
+    <w:p>
+      <w:pPr>
+        <w:numPr>
+          <w:ilvl w:val="0"/>
+          <w:numId w:val="1022"/>
+        </w:numPr>
+        <w:pStyle w:val="Compact"/>
+      </w:pPr>
+      <w:r>
+        <w:t xml:space="preserve">Не оставайтесь одна: позовите близкого человека или попросите его приехать. Если вы рядом с женщиной в таком состоянии, не оставляйте её одну до приезда помощи.</w:t>
+      </w:r>
+    </w:p>
+    <w:p>
+      <w:pPr>
+        <w:numPr>
+          <w:ilvl w:val="0"/>
+          <w:numId w:val="1022"/>
+        </w:numPr>
+        <w:pStyle w:val="Compact"/>
+      </w:pPr>
+      <w:r>
+        <w:t xml:space="preserve">Уберите из доступа то, чем можно причинить вред, — или попросите об этом близкого.</w:t>
+      </w:r>
+    </w:p>
+    <w:p>
+      <w:pPr>
+        <w:pStyle w:val="FirstParagraph"/>
+      </w:pPr>
+      <w:r>
+        <w:t xml:space="preserve">Если мысли о самоубийстве есть, но плана и намерения нет, обратитесь за помощью в тот же день: к врачу, который вас ведёт, к психиатру или на телефон доверия. Единый телефон доверия: 8-800-100-49-94, звонок бесплатный, круглосуточно. Остальные телефоны — во врезке «Куда обращаться за помощью» в Теме 10.</w:t>
       </w:r>
     </w:p>
     <w:p>
@@ -3027,153 +3049,89 @@
         <w:pStyle w:val="BodyText"/>
       </w:pPr>
       <w:r>
-        <w:t xml:space="preserve">Новый симптом, которого нет в таблицах книги, но он сильный, нарастает или сильно тревожит, — повод связаться с врачом раньше планового визита; при резком ухудшении — обратиться срочно (Тема 11, разделы 11.6 и 11.7).</w:t>
-      </w:r>
-    </w:p>
-    <w:p>
-      <w:pPr>
-        <w:pStyle w:val="BodyText"/>
-      </w:pPr>
-      <w:r>
-        <w:t xml:space="preserve">Подробнее: Тема 11, раздел 11.7.</w:t>
-      </w:r>
-    </w:p>
-    <w:bookmarkEnd w:id="39"/>
-    <w:bookmarkStart w:id="40" w:name="X9708acda7eee516aefb82b8169a415a43860ede"/>
+        <w:t xml:space="preserve">Подробнее: Тема 10, раздел 10.14 и врезка «Куда обращаться за помощью»; Тема 2, раздел 2.5.</w:t>
+      </w:r>
+    </w:p>
+    <w:bookmarkEnd w:id="38"/>
+    <w:bookmarkStart w:id="39" w:name="угроза-со-стороны-другого-человека"/>
     <w:p>
       <w:pPr>
         <w:pStyle w:val="Heading2"/>
       </w:pPr>
       <w:r>
-        <w:t xml:space="preserve">0.20. Что сказать диспетчеру и в приёмном отделении</w:t>
+        <w:t xml:space="preserve">0.18. Угроза со стороны другого человека</w:t>
       </w:r>
     </w:p>
     <w:p>
       <w:pPr>
         <w:pStyle w:val="FirstParagraph"/>
-      </w:pPr>
-      <w:r>
-        <w:t xml:space="preserve">Подбирать медицинские слова не нужно.</w:t>
-      </w:r>
-    </w:p>
-    <w:p>
-      <w:pPr>
-        <w:pStyle w:val="BodyText"/>
       </w:pPr>
       <w:r>
         <w:rPr>
           <w:bCs/>
           <w:b/>
         </w:rPr>
-        <w:t xml:space="preserve">Первая фраза — срок и главное:</w:t>
-      </w:r>
-    </w:p>
-    <w:p>
-      <w:pPr>
-        <w:numPr>
-          <w:ilvl w:val="0"/>
-          <w:numId w:val="1023"/>
-        </w:numPr>
-        <w:pStyle w:val="Compact"/>
-      </w:pPr>
-      <w:r>
-        <w:t xml:space="preserve">«Срок 34 недели. Ребёнок с утра двигается намного слабее обычного».</w:t>
-      </w:r>
-    </w:p>
-    <w:p>
-      <w:pPr>
-        <w:numPr>
-          <w:ilvl w:val="0"/>
-          <w:numId w:val="1023"/>
-        </w:numPr>
-        <w:pStyle w:val="Compact"/>
-      </w:pPr>
-      <w:r>
-        <w:t xml:space="preserve">«Срок 20 недель. Из влагалища идёт кровь, промокла прокладка».</w:t>
-      </w:r>
-    </w:p>
-    <w:p>
-      <w:pPr>
-        <w:pStyle w:val="FirstParagraph"/>
+        <w:t xml:space="preserve">Что делать сейчас.</w:t>
+      </w:r>
+      <w:r>
+        <w:t xml:space="preserve"> </w:t>
+      </w:r>
+      <w:r>
+        <w:t xml:space="preserve">Если вас бьют или угрожают жизни прямо сейчас, звоните в полицию — 102 или 112. Если есть травмы, особенно удары в живот, нужна и медицинская помощь: пункт 0.13.</w:t>
+      </w:r>
+    </w:p>
+    <w:p>
+      <w:pPr>
+        <w:pStyle w:val="BodyText"/>
       </w:pPr>
       <w:r>
         <w:rPr>
           <w:bCs/>
           <w:b/>
         </w:rPr>
-        <w:t xml:space="preserve">Дальше — по порядку:</w:t>
-      </w:r>
-    </w:p>
-    <w:p>
-      <w:pPr>
-        <w:numPr>
-          <w:ilvl w:val="0"/>
-          <w:numId w:val="1024"/>
-        </w:numPr>
-        <w:pStyle w:val="Compact"/>
-      </w:pPr>
-      <w:r>
-        <w:t xml:space="preserve">когда началось и как меняется — усиливается, приходит волнами;</w:t>
-      </w:r>
-    </w:p>
-    <w:p>
-      <w:pPr>
-        <w:numPr>
-          <w:ilvl w:val="0"/>
-          <w:numId w:val="1024"/>
-        </w:numPr>
-        <w:pStyle w:val="Compact"/>
-      </w:pPr>
-      <w:r>
-        <w:t xml:space="preserve">насколько сильно — по шкале от 0 до 10;</w:t>
-      </w:r>
-    </w:p>
-    <w:p>
-      <w:pPr>
-        <w:numPr>
-          <w:ilvl w:val="0"/>
-          <w:numId w:val="1024"/>
-        </w:numPr>
-        <w:pStyle w:val="Compact"/>
-      </w:pPr>
-      <w:r>
-        <w:t xml:space="preserve">что ещё появилось — температура, выделения, головокружение, изменение шевелений;</w:t>
-      </w:r>
-    </w:p>
-    <w:p>
-      <w:pPr>
-        <w:numPr>
-          <w:ilvl w:val="0"/>
-          <w:numId w:val="1024"/>
-        </w:numPr>
-        <w:pStyle w:val="Compact"/>
-      </w:pPr>
-      <w:r>
-        <w:t xml:space="preserve">цифры, если мерили, — давление, температура, когда последний раз ребёнок двигался как обычно;</w:t>
-      </w:r>
-    </w:p>
-    <w:p>
-      <w:pPr>
-        <w:numPr>
-          <w:ilvl w:val="0"/>
-          <w:numId w:val="1024"/>
-        </w:numPr>
-        <w:pStyle w:val="Compact"/>
-      </w:pPr>
-      <w:r>
-        <w:t xml:space="preserve">что уже приняли — какое лекарство, сколько и во сколько;</w:t>
-      </w:r>
-    </w:p>
-    <w:p>
-      <w:pPr>
-        <w:numPr>
-          <w:ilvl w:val="0"/>
-          <w:numId w:val="1024"/>
-        </w:numPr>
-        <w:pStyle w:val="Compact"/>
-      </w:pPr>
-      <w:r>
-        <w:t xml:space="preserve">двойня, осложнения в прошлых беременностях, хронические болезни.</w:t>
+        <w:t xml:space="preserve">Что делать дальше.</w:t>
+      </w:r>
+      <w:r>
+        <w:t xml:space="preserve"> </w:t>
+      </w:r>
+      <w:r>
+        <w:t xml:space="preserve">Нужны люди, которые помогут выйти из ситуации: кризисный центр для женщин, психолог, юрист.</w:t>
+      </w:r>
+    </w:p>
+    <w:p>
+      <w:pPr>
+        <w:numPr>
+          <w:ilvl w:val="0"/>
+          <w:numId w:val="1023"/>
+        </w:numPr>
+        <w:pStyle w:val="Compact"/>
+      </w:pPr>
+      <w:r>
+        <w:t xml:space="preserve">Телефон доверия для женщин, переживающих домашнее насилие: 8-800-7000-600. Круглосуточно, бесплатно из всех регионов, анонимно.</w:t>
+      </w:r>
+    </w:p>
+    <w:p>
+      <w:pPr>
+        <w:numPr>
+          <w:ilvl w:val="0"/>
+          <w:numId w:val="1023"/>
+        </w:numPr>
+        <w:pStyle w:val="Compact"/>
+      </w:pPr>
+      <w:r>
+        <w:t xml:space="preserve">Государственный кризисный центр для женщин в вашем регионе — через управление социальной защиты по месту жительства.</w:t>
+      </w:r>
+    </w:p>
+    <w:p>
+      <w:pPr>
+        <w:numPr>
+          <w:ilvl w:val="0"/>
+          <w:numId w:val="1023"/>
+        </w:numPr>
+        <w:pStyle w:val="Compact"/>
+      </w:pPr>
+      <w:r>
+        <w:t xml:space="preserve">В женской консультации есть кабинет психологической и медико-социальной помощи, в том числе для женщин, подвергшихся насилию.</w:t>
       </w:r>
     </w:p>
     <w:p>
@@ -3181,7 +3139,7 @@
         <w:pStyle w:val="FirstParagraph"/>
       </w:pPr>
       <w:r>
-        <w:t xml:space="preserve">Диспетчеру скорой назовите адрес и как к вам пройти.</w:t>
+        <w:t xml:space="preserve">Полный список — во врезке «Куда обращаться за помощью» в Теме 10.</w:t>
       </w:r>
     </w:p>
     <w:p>
@@ -3189,22 +3147,30 @@
         <w:pStyle w:val="BodyText"/>
       </w:pPr>
       <w:r>
-        <w:t xml:space="preserve">Подробнее: Тема 11, раздел 11.8.</w:t>
-      </w:r>
-    </w:p>
-    <w:bookmarkEnd w:id="40"/>
-    <w:bookmarkStart w:id="41" w:name="Xd8f14ac53383f860b1939c522048fac06321b65"/>
+        <w:t xml:space="preserve">Подробнее: Тема 10, раздел 10.13 и врезка «Куда обращаться за помощью»; Тема 8, раздел 8.16.</w:t>
+      </w:r>
+    </w:p>
+    <w:bookmarkEnd w:id="39"/>
+    <w:bookmarkStart w:id="40" w:name="резкое-ухудшение-которому-нет-объяснения"/>
     <w:p>
       <w:pPr>
         <w:pStyle w:val="Heading2"/>
       </w:pPr>
       <w:r>
-        <w:t xml:space="preserve">0.21. Пока вы ждёте помощи: что делать и чего не делать</w:t>
+        <w:t xml:space="preserve">0.19. Резкое ухудшение, которому нет объяснения</w:t>
       </w:r>
     </w:p>
     <w:p>
       <w:pPr>
         <w:pStyle w:val="FirstParagraph"/>
+      </w:pPr>
+      <w:r>
+        <w:t xml:space="preserve">Бывает, что ни один пункт этого раздела не подходит, а состояние резко ухудшилось: появилась сильная слабость, вы чувствуете, что с вами что-то не так, и это ощущение нарастает.</w:t>
+      </w:r>
+    </w:p>
+    <w:p>
+      <w:pPr>
+        <w:pStyle w:val="BodyText"/>
       </w:pPr>
       <w:r>
         <w:rPr>
@@ -3213,142 +3179,340 @@
         </w:rPr>
         <w:t xml:space="preserve">Что делать.</w:t>
       </w:r>
-    </w:p>
-    <w:p>
-      <w:pPr>
-        <w:numPr>
-          <w:ilvl w:val="0"/>
-          <w:numId w:val="1025"/>
-        </w:numPr>
-        <w:pStyle w:val="Compact"/>
-      </w:pPr>
-      <w:r>
-        <w:t xml:space="preserve">Соберите обменную карту, паспорт, полис ОМС, упаковки лекарств, которые принимаете, телефон и зарядку.</w:t>
-      </w:r>
-    </w:p>
-    <w:p>
-      <w:pPr>
-        <w:numPr>
-          <w:ilvl w:val="0"/>
-          <w:numId w:val="1025"/>
-        </w:numPr>
-        <w:pStyle w:val="Compact"/>
-      </w:pPr>
-      <w:r>
-        <w:t xml:space="preserve">Не оставайтесь одна: позвоните тому, кто может приехать или отвезти вас.</w:t>
-      </w:r>
-    </w:p>
-    <w:p>
-      <w:pPr>
-        <w:numPr>
-          <w:ilvl w:val="0"/>
-          <w:numId w:val="1025"/>
-        </w:numPr>
-        <w:pStyle w:val="Compact"/>
-      </w:pPr>
-      <w:r>
-        <w:t xml:space="preserve">Если есть кровь или подтекание — наденьте прокладку и возьмите её с собой.</w:t>
-      </w:r>
-    </w:p>
-    <w:p>
-      <w:pPr>
-        <w:numPr>
-          <w:ilvl w:val="0"/>
-          <w:numId w:val="1025"/>
-        </w:numPr>
-        <w:pStyle w:val="Compact"/>
-      </w:pPr>
-      <w:r>
-        <w:t xml:space="preserve">Если ложитесь, то во второй половине беременности — на бок, а не на спину (Тема 2, раздел 2.4).</w:t>
+      <w:r>
+        <w:t xml:space="preserve"> </w:t>
+      </w:r>
+      <w:r>
+        <w:t xml:space="preserve">Поезжайте в приёмное отделение роддома. Если состояние тяжёлое — не можете встать, теряете сознание, трудно дышать — или добраться не на чем, вызывайте скорую.</w:t>
+      </w:r>
+    </w:p>
+    <w:p>
+      <w:pPr>
+        <w:pStyle w:val="BodyText"/>
+      </w:pPr>
+      <w:r>
+        <w:t xml:space="preserve">Новый симптом, которого нет в таблицах книги, но он сильный, нарастает или сильно тревожит, — повод связаться с врачом раньше планового визита; при резком ухудшении — обратиться срочно (Тема 11, разделы 11.6 и 11.7).</w:t>
+      </w:r>
+    </w:p>
+    <w:p>
+      <w:pPr>
+        <w:pStyle w:val="BodyText"/>
+      </w:pPr>
+      <w:r>
+        <w:t xml:space="preserve">Подробнее: Тема 11, раздел 11.7.</w:t>
+      </w:r>
+    </w:p>
+    <w:bookmarkEnd w:id="40"/>
+    <w:bookmarkStart w:id="41" w:name="X9708acda7eee516aefb82b8169a415a43860ede"/>
+    <w:p>
+      <w:pPr>
+        <w:pStyle w:val="Heading2"/>
+      </w:pPr>
+      <w:r>
+        <w:t xml:space="preserve">0.20. Что сказать диспетчеру и в приёмном отделении</w:t>
       </w:r>
     </w:p>
     <w:p>
       <w:pPr>
         <w:pStyle w:val="FirstParagraph"/>
+      </w:pPr>
+      <w:r>
+        <w:t xml:space="preserve">Подбирать медицинские слова не нужно.</w:t>
+      </w:r>
+    </w:p>
+    <w:p>
+      <w:pPr>
+        <w:pStyle w:val="BodyText"/>
       </w:pPr>
       <w:r>
         <w:rPr>
           <w:bCs/>
           <w:b/>
         </w:rPr>
-        <w:t xml:space="preserve">Чего не делать.</w:t>
-      </w:r>
-    </w:p>
-    <w:p>
-      <w:pPr>
-        <w:numPr>
-          <w:ilvl w:val="0"/>
-          <w:numId w:val="1026"/>
-        </w:numPr>
-        <w:pStyle w:val="Compact"/>
-      </w:pPr>
-      <w:r>
-        <w:t xml:space="preserve">Не садитесь за руль.</w:t>
-      </w:r>
-    </w:p>
-    <w:p>
-      <w:pPr>
-        <w:numPr>
-          <w:ilvl w:val="0"/>
-          <w:numId w:val="1026"/>
-        </w:numPr>
-        <w:pStyle w:val="Compact"/>
-      </w:pPr>
-      <w:r>
-        <w:t xml:space="preserve">Не повторяйте обезболивающее, если обычная доза не помогла (0.5).</w:t>
-      </w:r>
-    </w:p>
-    <w:p>
-      <w:pPr>
-        <w:numPr>
-          <w:ilvl w:val="0"/>
-          <w:numId w:val="1026"/>
-        </w:numPr>
-        <w:pStyle w:val="Compact"/>
-      </w:pPr>
-      <w:r>
-        <w:t xml:space="preserve">Ничего не вводите во влагалище.</w:t>
-      </w:r>
-    </w:p>
-    <w:p>
-      <w:pPr>
-        <w:numPr>
-          <w:ilvl w:val="0"/>
-          <w:numId w:val="1026"/>
-        </w:numPr>
-        <w:pStyle w:val="Compact"/>
-      </w:pPr>
-      <w:r>
-        <w:t xml:space="preserve">Не пытайтесь «расшевелить» ребёнка, не проверяйте сердцебиение домашним допплером.</w:t>
-      </w:r>
-    </w:p>
-    <w:bookmarkEnd w:id="41"/>
-    <w:bookmarkStart w:id="42" w:name="клинические-и-научные-источники"/>
-    <w:p>
-      <w:pPr>
-        <w:pStyle w:val="Heading2"/>
-      </w:pPr>
-      <w:r>
-        <w:t xml:space="preserve">Клинические и научные источники</w:t>
+        <w:t xml:space="preserve">Первая фраза — срок и главное:</w:t>
+      </w:r>
+    </w:p>
+    <w:p>
+      <w:pPr>
+        <w:numPr>
+          <w:ilvl w:val="0"/>
+          <w:numId w:val="1024"/>
+        </w:numPr>
+        <w:pStyle w:val="Compact"/>
+      </w:pPr>
+      <w:r>
+        <w:t xml:space="preserve">«Срок 34 недели. Ребёнок с утра двигается намного слабее обычного».</w:t>
+      </w:r>
+    </w:p>
+    <w:p>
+      <w:pPr>
+        <w:numPr>
+          <w:ilvl w:val="0"/>
+          <w:numId w:val="1024"/>
+        </w:numPr>
+        <w:pStyle w:val="Compact"/>
+      </w:pPr>
+      <w:r>
+        <w:t xml:space="preserve">«Срок 20 недель. Из влагалища идёт кровь, промокла прокладка».</w:t>
       </w:r>
     </w:p>
     <w:p>
       <w:pPr>
         <w:pStyle w:val="FirstParagraph"/>
-      </w:pPr>
-      <w:r>
-        <w:t xml:space="preserve">Список сгруппирован по пунктам раздела. Каждая запись устроена одинаково: сначала источник, затем после тире — какое утверждение раздела на нём стоит. Курсивом добавлены оговорки: где документ написан для врача, а не для пациентки, где источник зарубежный, где документ закрыт для проверки. Раздел 0 собирает признаки из Тем 1–11; за подробностями по каждому состоянию — списки этих тем.</w:t>
-      </w:r>
-    </w:p>
-    <w:p>
-      <w:pPr>
-        <w:pStyle w:val="BodyText"/>
       </w:pPr>
       <w:r>
         <w:rPr>
           <w:bCs/>
           <w:b/>
         </w:rPr>
+        <w:t xml:space="preserve">Дальше — по порядку:</w:t>
+      </w:r>
+    </w:p>
+    <w:p>
+      <w:pPr>
+        <w:numPr>
+          <w:ilvl w:val="0"/>
+          <w:numId w:val="1025"/>
+        </w:numPr>
+        <w:pStyle w:val="Compact"/>
+      </w:pPr>
+      <w:r>
+        <w:t xml:space="preserve">когда началось и как меняется — усиливается, приходит волнами;</w:t>
+      </w:r>
+    </w:p>
+    <w:p>
+      <w:pPr>
+        <w:numPr>
+          <w:ilvl w:val="0"/>
+          <w:numId w:val="1025"/>
+        </w:numPr>
+        <w:pStyle w:val="Compact"/>
+      </w:pPr>
+      <w:r>
+        <w:t xml:space="preserve">насколько сильно — по шкале от 0 до 10;</w:t>
+      </w:r>
+    </w:p>
+    <w:p>
+      <w:pPr>
+        <w:numPr>
+          <w:ilvl w:val="0"/>
+          <w:numId w:val="1025"/>
+        </w:numPr>
+        <w:pStyle w:val="Compact"/>
+      </w:pPr>
+      <w:r>
+        <w:t xml:space="preserve">что ещё появилось — температура, выделения, головокружение, изменение шевелений;</w:t>
+      </w:r>
+    </w:p>
+    <w:p>
+      <w:pPr>
+        <w:numPr>
+          <w:ilvl w:val="0"/>
+          <w:numId w:val="1025"/>
+        </w:numPr>
+        <w:pStyle w:val="Compact"/>
+      </w:pPr>
+      <w:r>
+        <w:t xml:space="preserve">цифры, если мерили, — давление, температура, когда последний раз ребёнок двигался как обычно;</w:t>
+      </w:r>
+    </w:p>
+    <w:p>
+      <w:pPr>
+        <w:numPr>
+          <w:ilvl w:val="0"/>
+          <w:numId w:val="1025"/>
+        </w:numPr>
+        <w:pStyle w:val="Compact"/>
+      </w:pPr>
+      <w:r>
+        <w:t xml:space="preserve">что уже приняли — какое лекарство, сколько и во сколько;</w:t>
+      </w:r>
+    </w:p>
+    <w:p>
+      <w:pPr>
+        <w:numPr>
+          <w:ilvl w:val="0"/>
+          <w:numId w:val="1025"/>
+        </w:numPr>
+        <w:pStyle w:val="Compact"/>
+      </w:pPr>
+      <w:r>
+        <w:t xml:space="preserve">двойня, осложнения в прошлых беременностях, хронические болезни.</w:t>
+      </w:r>
+    </w:p>
+    <w:p>
+      <w:pPr>
+        <w:pStyle w:val="FirstParagraph"/>
+      </w:pPr>
+      <w:r>
+        <w:t xml:space="preserve">Диспетчеру скорой назовите адрес и как к вам пройти. Трубку положите последней, после того как диспетчер скажет, что вызов принят.</w:t>
+      </w:r>
+    </w:p>
+    <w:p>
+      <w:pPr>
+        <w:pStyle w:val="BodyText"/>
+      </w:pPr>
+      <w:r>
+        <w:t xml:space="preserve">Подробнее: Тема 11, раздел 11.8.</w:t>
+      </w:r>
+    </w:p>
+    <w:bookmarkEnd w:id="41"/>
+    <w:bookmarkStart w:id="42" w:name="Xd8f14ac53383f860b1939c522048fac06321b65"/>
+    <w:p>
+      <w:pPr>
+        <w:pStyle w:val="Heading2"/>
+      </w:pPr>
+      <w:r>
+        <w:t xml:space="preserve">0.21. Пока вы ждёте помощи: что делать и чего не делать</w:t>
+      </w:r>
+    </w:p>
+    <w:p>
+      <w:pPr>
+        <w:pStyle w:val="FirstParagraph"/>
+      </w:pPr>
+      <w:r>
+        <w:rPr>
+          <w:bCs/>
+          <w:b/>
+        </w:rPr>
+        <w:t xml:space="preserve">Что делать.</w:t>
+      </w:r>
+    </w:p>
+    <w:p>
+      <w:pPr>
+        <w:numPr>
+          <w:ilvl w:val="0"/>
+          <w:numId w:val="1026"/>
+        </w:numPr>
+        <w:pStyle w:val="Compact"/>
+      </w:pPr>
+      <w:r>
+        <w:t xml:space="preserve">Соберите обменную карту, паспорт, полис ОМС, упаковки лекарств, которые принимаете, телефон и зарядку.</w:t>
+      </w:r>
+    </w:p>
+    <w:p>
+      <w:pPr>
+        <w:numPr>
+          <w:ilvl w:val="0"/>
+          <w:numId w:val="1026"/>
+        </w:numPr>
+        <w:pStyle w:val="Compact"/>
+      </w:pPr>
+      <w:r>
+        <w:t xml:space="preserve">Не оставайтесь одна: позвоните тому, кто может приехать или отвезти вас.</w:t>
+      </w:r>
+    </w:p>
+    <w:p>
+      <w:pPr>
+        <w:numPr>
+          <w:ilvl w:val="0"/>
+          <w:numId w:val="1026"/>
+        </w:numPr>
+        <w:pStyle w:val="Compact"/>
+      </w:pPr>
+      <w:r>
+        <w:t xml:space="preserve">Если есть кровь или подтекание — наденьте прокладку и возьмите её с собой.</w:t>
+      </w:r>
+    </w:p>
+    <w:p>
+      <w:pPr>
+        <w:numPr>
+          <w:ilvl w:val="0"/>
+          <w:numId w:val="1026"/>
+        </w:numPr>
+        <w:pStyle w:val="Compact"/>
+      </w:pPr>
+      <w:r>
+        <w:t xml:space="preserve">Если ложитесь, то во второй половине беременности — на бок, а не на спину (Тема 2, раздел 2.4).</w:t>
+      </w:r>
+    </w:p>
+    <w:p>
+      <w:pPr>
+        <w:pStyle w:val="FirstParagraph"/>
+      </w:pPr>
+      <w:r>
+        <w:rPr>
+          <w:bCs/>
+          <w:b/>
+        </w:rPr>
+        <w:t xml:space="preserve">Чего не делать.</w:t>
+      </w:r>
+    </w:p>
+    <w:p>
+      <w:pPr>
+        <w:numPr>
+          <w:ilvl w:val="0"/>
+          <w:numId w:val="1027"/>
+        </w:numPr>
+        <w:pStyle w:val="Compact"/>
+      </w:pPr>
+      <w:r>
+        <w:t xml:space="preserve">Не садитесь за руль.</w:t>
+      </w:r>
+    </w:p>
+    <w:p>
+      <w:pPr>
+        <w:numPr>
+          <w:ilvl w:val="0"/>
+          <w:numId w:val="1027"/>
+        </w:numPr>
+        <w:pStyle w:val="Compact"/>
+      </w:pPr>
+      <w:r>
+        <w:t xml:space="preserve">Не повторяйте обезболивающее, если обычная доза не помогла (0.5).</w:t>
+      </w:r>
+    </w:p>
+    <w:p>
+      <w:pPr>
+        <w:numPr>
+          <w:ilvl w:val="0"/>
+          <w:numId w:val="1027"/>
+        </w:numPr>
+        <w:pStyle w:val="Compact"/>
+      </w:pPr>
+      <w:r>
+        <w:t xml:space="preserve">Ничего не вводите во влагалище.</w:t>
+      </w:r>
+    </w:p>
+    <w:p>
+      <w:pPr>
+        <w:numPr>
+          <w:ilvl w:val="0"/>
+          <w:numId w:val="1027"/>
+        </w:numPr>
+        <w:pStyle w:val="Compact"/>
+      </w:pPr>
+      <w:r>
+        <w:t xml:space="preserve">Не пытайтесь «расшевелить» ребёнка, не проверяйте сердцебиение домашним допплером.</w:t>
+      </w:r>
+    </w:p>
+    <w:bookmarkEnd w:id="42"/>
+    <w:bookmarkStart w:id="43" w:name="клинические-и-научные-источники"/>
+    <w:p>
+      <w:pPr>
+        <w:pStyle w:val="Heading2"/>
+      </w:pPr>
+      <w:r>
+        <w:t xml:space="preserve">Клинические и научные источники</w:t>
+      </w:r>
+    </w:p>
+    <w:p>
+      <w:pPr>
+        <w:pStyle w:val="FirstParagraph"/>
+      </w:pPr>
+      <w:r>
+        <w:t xml:space="preserve">Список сгруппирован по пунктам раздела. Каждая запись устроена одинаково: сначала источник, затем после тире — какое утверждение раздела на нём стоит. Курсивом добавлены оговорки: где документ написан для врача, а не для пациентки, где источник зарубежный, где документ закрыт для проверки. Раздел 0 собирает признаки из Тем 1–11; за подробностями по каждому состоянию — списки этих тем.</w:t>
+      </w:r>
+    </w:p>
+    <w:p>
+      <w:pPr>
+        <w:pStyle w:val="BodyText"/>
+      </w:pPr>
+      <w:r>
+        <w:rPr>
+          <w:bCs/>
+          <w:b/>
+        </w:rPr>
         <w:t xml:space="preserve">Сквозные источники раздела</w:t>
       </w:r>
     </w:p>
@@ -3356,7 +3520,7 @@
       <w:pPr>
         <w:numPr>
           <w:ilvl w:val="0"/>
-          <w:numId w:val="1027"/>
+          <w:numId w:val="1028"/>
         </w:numPr>
         <w:pStyle w:val="Compact"/>
       </w:pPr>
@@ -3378,7 +3542,7 @@
       <w:pPr>
         <w:numPr>
           <w:ilvl w:val="0"/>
-          <w:numId w:val="1027"/>
+          <w:numId w:val="1028"/>
         </w:numPr>
         <w:pStyle w:val="Compact"/>
       </w:pPr>
@@ -3390,7 +3554,7 @@
       <w:pPr>
         <w:numPr>
           <w:ilvl w:val="0"/>
-          <w:numId w:val="1027"/>
+          <w:numId w:val="1028"/>
         </w:numPr>
         <w:pStyle w:val="Compact"/>
       </w:pPr>
@@ -3402,12 +3566,56 @@
       <w:pPr>
         <w:numPr>
           <w:ilvl w:val="0"/>
-          <w:numId w:val="1027"/>
+          <w:numId w:val="1028"/>
         </w:numPr>
         <w:pStyle w:val="Compact"/>
       </w:pPr>
       <w:r>
         <w:t xml:space="preserve">МЧС России. Порядок вызова экстренных служб, 29.07.2022 — скорая помощь 103, единый номер экстренных служб 112 (0.1, все пункты).</w:t>
+      </w:r>
+    </w:p>
+    <w:p>
+      <w:pPr>
+        <w:numPr>
+          <w:ilvl w:val="0"/>
+          <w:numId w:val="1028"/>
+        </w:numPr>
+        <w:pStyle w:val="Compact"/>
+      </w:pPr>
+      <w:r>
+        <w:t xml:space="preserve">Минздрав России. Приказ от 20.06.2013 № 388н «Об утверждении Порядка оказания скорой, в том числе скорой специализированной, медицинской помощи» (ред. 05.05.2016), п. 9, 11 — вызов по номерам 103 и 112; поводы для вызова скорой в экстренной форме: нарушения сознания, дыхания, кровообращения; психические расстройства с опасностью для себя или других; болевой синдром; травмы, отравления; кровотечения любой этиологии; роды, угроза прерывания беременности (0.1, 0.10, 0.13, 0.16, 0.17, 0.19).</w:t>
+      </w:r>
+      <w:r>
+        <w:t xml:space="preserve"> </w:t>
+      </w:r>
+      <w:r>
+        <w:rPr>
+          <w:iCs/>
+          <w:i/>
+        </w:rPr>
+        <w:t xml:space="preserve">Текст по копии на rulaws.ru. Деления «вызвать скорую или ехать в роддом самой» в документе нет — оно построено автором (DISPUTED-CLAIMS, строка 57).</w:t>
+      </w:r>
+    </w:p>
+    <w:p>
+      <w:pPr>
+        <w:numPr>
+          <w:ilvl w:val="0"/>
+          <w:numId w:val="1028"/>
+        </w:numPr>
+        <w:pStyle w:val="Compact"/>
+      </w:pPr>
+      <w:r>
+        <w:t xml:space="preserve">МЧС России. Как правильно вызвать скорую — сообщить место, что произошло, состояние пострадавшего и какая помощь оказывается; трубку положить последней (0.20).</w:t>
+      </w:r>
+      <w:r>
+        <w:t xml:space="preserve"> </w:t>
+      </w:r>
+      <w:r>
+        <w:rPr>
+          <w:iCs/>
+          <w:i/>
+        </w:rPr>
+        <w:t xml:space="preserve">Дата на странице не указана.</w:t>
       </w:r>
     </w:p>
     <w:p>
@@ -3426,12 +3634,12 @@
       <w:pPr>
         <w:numPr>
           <w:ilvl w:val="0"/>
-          <w:numId w:val="1028"/>
-        </w:numPr>
-        <w:pStyle w:val="Compact"/>
-      </w:pPr>
-      <w:r>
-        <w:t xml:space="preserve">Минздрав России, РОАГ. Клинические рекомендации «Преждевременная отслойка нормально расположенной плаценты», 2024, ID 800, разделы 1.6, 2.2, Приложение В — при любых признаках кровотечения, даже незначительных, обратиться к врачу (0.2); острая боль, напряжение и болезненность матки, бледность, холодный липкий пот, скрытое кровотечение (0.4); механическая травма — фактор риска отслойки (0.13).</w:t>
+          <w:numId w:val="1029"/>
+        </w:numPr>
+        <w:pStyle w:val="Compact"/>
+      </w:pPr>
+      <w:r>
+        <w:t xml:space="preserve">Минздрав России, РОАГ. Клинические рекомендации «Преждевременная отслойка нормально расположенной плаценты», 2024, ID 800, разделы 1.6, 2.2, Приложение В — Приложение В: при любом кровотечении, даже незначительном, обратиться к врачу для решения вопроса об экстренной госпитализации (0.2); острая боль, напряжение и болезненность матки, бледность, холодный липкий пот, скрытое кровотечение (0.4); механическая травма — фактор риска отслойки (0.13).</w:t>
       </w:r>
       <w:r>
         <w:t xml:space="preserve"> </w:t>
@@ -3441,14 +3649,14 @@
           <w:iCs/>
           <w:i/>
         </w:rPr>
-        <w:t xml:space="preserve">Разделы 1.6 и 2.2 — описание для врача; меры «обильного» кровотечения и указания, когда вызывать скорую, в документе нет — они взяты из № 6 и № 7.</w:t>
-      </w:r>
-    </w:p>
-    <w:p>
-      <w:pPr>
-        <w:numPr>
-          <w:ilvl w:val="0"/>
-          <w:numId w:val="1028"/>
+        <w:t xml:space="preserve">Разделы 1.6 и 2.2 — описание для врача; меры «обильного» кровотечения и указания, когда вызывать скорую, в документе нет — они взяты из № 8 и № 9.</w:t>
+      </w:r>
+    </w:p>
+    <w:p>
+      <w:pPr>
+        <w:numPr>
+          <w:ilvl w:val="0"/>
+          <w:numId w:val="1029"/>
         </w:numPr>
         <w:pStyle w:val="Compact"/>
       </w:pPr>
@@ -3470,7 +3678,7 @@
       <w:pPr>
         <w:numPr>
           <w:ilvl w:val="0"/>
-          <w:numId w:val="1028"/>
+          <w:numId w:val="1029"/>
         </w:numPr>
         <w:pStyle w:val="Compact"/>
       </w:pPr>
@@ -3498,24 +3706,12 @@
       <w:pPr>
         <w:numPr>
           <w:ilvl w:val="0"/>
-          <w:numId w:val="1028"/>
-        </w:numPr>
-        <w:pStyle w:val="Compact"/>
-      </w:pPr>
-      <w:r>
-        <w:t xml:space="preserve">Минздрав России, РОАГ. Клинические рекомендации «Преждевременные роды», 2024, ID 331 — излитие вод: обильные жидкие выделения или постоянное подтекание, повод для госпитализации (0.3); регулярные схватки до 37 недель (0.4).</w:t>
-      </w:r>
-    </w:p>
-    <w:p>
-      <w:pPr>
-        <w:numPr>
-          <w:ilvl w:val="0"/>
-          <w:numId w:val="1028"/>
-        </w:numPr>
-        <w:pStyle w:val="Compact"/>
-      </w:pPr>
-      <w:r>
-        <w:t xml:space="preserve">Tommy’s. What to expect when your waters break — положить обычную прокладку, не тампон (0.3).</w:t>
+          <w:numId w:val="1029"/>
+        </w:numPr>
+        <w:pStyle w:val="Compact"/>
+      </w:pPr>
+      <w:r>
+        <w:t xml:space="preserve">Минздрав России, РОАГ. Клинические рекомендации «Преждевременные роды», 2024, ID 331 — излитие вод: обильные жидкие выделения или постоянное подтекание, повод для госпитализации (0.3); регулярные схватки до 37 недель (0.4); Приложение В: «немедленно позвоните своему акушеру» при водянистых, слизистых или кровянистых выделениях и схваткообразных болях (0.3, 0.4).</w:t>
       </w:r>
       <w:r>
         <w:t xml:space="preserve"> </w:t>
@@ -3525,6 +3721,50 @@
           <w:iCs/>
           <w:i/>
         </w:rPr>
+        <w:t xml:space="preserve">Памятка советует позвонить; в разделе — ехать в роддом сразу, чтобы не терять время ночью (DISPUTED-CLAIMS, строка 54).</w:t>
+      </w:r>
+    </w:p>
+    <w:p>
+      <w:pPr>
+        <w:numPr>
+          <w:ilvl w:val="0"/>
+          <w:numId w:val="1029"/>
+        </w:numPr>
+        <w:pStyle w:val="Compact"/>
+      </w:pPr>
+      <w:r>
+        <w:t xml:space="preserve">Минздрав России, РОАГ. Клинические рекомендации «Выкидыш (самопроизвольный аборт)», 2024, ID 670, Приложение В — при интенсивной боли или кровотечении необходимо срочно обратиться к врачу (0.2, 0.4).</w:t>
+      </w:r>
+      <w:r>
+        <w:t xml:space="preserve"> </w:t>
+      </w:r>
+      <w:r>
+        <w:rPr>
+          <w:iCs/>
+          <w:i/>
+        </w:rPr>
+        <w:t xml:space="preserve">Текст приложения — по файлу пользователя (Google Диск).</w:t>
+      </w:r>
+    </w:p>
+    <w:p>
+      <w:pPr>
+        <w:numPr>
+          <w:ilvl w:val="0"/>
+          <w:numId w:val="1029"/>
+        </w:numPr>
+        <w:pStyle w:val="Compact"/>
+      </w:pPr>
+      <w:r>
+        <w:t xml:space="preserve">Tommy’s. What to expect when your waters break — положить обычную прокладку, не тампон (0.3).</w:t>
+      </w:r>
+      <w:r>
+        <w:t xml:space="preserve"> </w:t>
+      </w:r>
+      <w:r>
+        <w:rPr>
+          <w:iCs/>
+          <w:i/>
+        </w:rPr>
         <w:t xml:space="preserve">Британская благотворительная организация; страница опирается на NHS, NICE и RCOG.</w:t>
       </w:r>
     </w:p>
@@ -3544,24 +3784,12 @@
       <w:pPr>
         <w:numPr>
           <w:ilvl w:val="0"/>
-          <w:numId w:val="1029"/>
-        </w:numPr>
-        <w:pStyle w:val="Compact"/>
-      </w:pPr>
-      <w:r>
-        <w:t xml:space="preserve">Минздрав России, РОАГ. Клинические рекомендации «Преэклампсия. Эклампсия. Отеки, протеинурия и гипертензивные расстройства во время беременности, в родах и послеродовом периоде», 2024, ID 637, раздел 6 — 160/100 и выше, тяжёлая преэклампсия — экстренная госпитализация; признаки угрозы эклампсии (0.5, 0.10).</w:t>
-      </w:r>
-    </w:p>
-    <w:p>
-      <w:pPr>
-        <w:numPr>
-          <w:ilvl w:val="0"/>
-          <w:numId w:val="1029"/>
-        </w:numPr>
-        <w:pStyle w:val="Compact"/>
-      </w:pPr>
-      <w:r>
-        <w:t xml:space="preserve">NHS. Pre-eclampsia. Страница проверена 23.03.2026 — сильная головная боль, нарушения зрения, боль под рёбрами, рвота, внезапный отёк лица, рук и стоп требуют срочной проверки (0.5).</w:t>
+          <w:numId w:val="1030"/>
+        </w:numPr>
+        <w:pStyle w:val="Compact"/>
+      </w:pPr>
+      <w:r>
+        <w:t xml:space="preserve">Минздрав России, РОАГ. Клинические рекомендации «Преэклампсия. Эклампсия. Отеки, протеинурия и гипертензивные расстройства во время беременности, в родах и послеродовом периоде», 2024, ID 637, раздел 1.6 — признаки угрозы эклампсии: нарастание головной боли, нарушения зрения, боль в эпигастрии и правом подреберье, одышка, боль за грудиной, возбуждение или сонливость; раздел 6 — при 160/100 и выше, тяжёлой преэклампсии и эклампсии экстренная госпитализация в отделение интенсивной терапии акушерского стационара 3-й группы (0.5, 0.10).</w:t>
       </w:r>
       <w:r>
         <w:t xml:space="preserve"> </w:t>
@@ -3571,6 +3799,28 @@
           <w:iCs/>
           <w:i/>
         </w:rPr>
+        <w:t xml:space="preserve">Раздел 1.6 — описание для врача.</w:t>
+      </w:r>
+    </w:p>
+    <w:p>
+      <w:pPr>
+        <w:numPr>
+          <w:ilvl w:val="0"/>
+          <w:numId w:val="1030"/>
+        </w:numPr>
+        <w:pStyle w:val="Compact"/>
+      </w:pPr>
+      <w:r>
+        <w:t xml:space="preserve">NHS. Pre-eclampsia. Страница проверена 23.03.2026 — сильная головная боль, нарушения зрения, боль под рёбрами, рвота, внезапный отёк лица, рук и стоп требуют срочной проверки (0.5).</w:t>
+      </w:r>
+      <w:r>
+        <w:t xml:space="preserve"> </w:t>
+      </w:r>
+      <w:r>
+        <w:rPr>
+          <w:iCs/>
+          <w:i/>
+        </w:rPr>
         <w:t xml:space="preserve">Формулировка о головной боли, которая не проходит после обычного обезболивающего, взята отсюда; в Теме 11 (11.6) пока стоит прежняя — привести к этой (DISPUTED-CLAIMS, строка 56).</w:t>
       </w:r>
     </w:p>
@@ -3590,7 +3840,7 @@
       <w:pPr>
         <w:numPr>
           <w:ilvl w:val="0"/>
-          <w:numId w:val="1030"/>
+          <w:numId w:val="1031"/>
         </w:numPr>
         <w:pStyle w:val="Compact"/>
       </w:pPr>
@@ -3605,14 +3855,14 @@
           <w:iCs/>
           <w:i/>
         </w:rPr>
-        <w:t xml:space="preserve">Сроки обращения для пациентки в документе не названы; «в тот же день» — как в Темах 2 и 3; скорая при одышке — по № 6.</w:t>
-      </w:r>
-    </w:p>
-    <w:p>
-      <w:pPr>
-        <w:numPr>
-          <w:ilvl w:val="0"/>
-          <w:numId w:val="1030"/>
+        <w:t xml:space="preserve">Сроки обращения для пациентки в документе не названы; «в тот же день» — как в Темах 2 и 3; скорая при одышке — по № 8.</w:t>
+      </w:r>
+    </w:p>
+    <w:p>
+      <w:pPr>
+        <w:numPr>
+          <w:ilvl w:val="0"/>
+          <w:numId w:val="1031"/>
         </w:numPr>
         <w:pStyle w:val="Compact"/>
       </w:pPr>
@@ -3646,19 +3896,19 @@
       <w:pPr>
         <w:numPr>
           <w:ilvl w:val="0"/>
-          <w:numId w:val="1031"/>
-        </w:numPr>
-        <w:pStyle w:val="Compact"/>
-      </w:pPr>
-      <w:r>
-        <w:t xml:space="preserve">Минздрав России, РОАГ. Клинические рекомендации «Инфекции амниотической полости и плодных оболочек (хориоамнионит)», 2023, ID 776 — температура выше 38 °C вместе с подтеканием вод (0.8).</w:t>
-      </w:r>
-    </w:p>
-    <w:p>
-      <w:pPr>
-        <w:numPr>
-          <w:ilvl w:val="0"/>
-          <w:numId w:val="1031"/>
+          <w:numId w:val="1032"/>
+        </w:numPr>
+        <w:pStyle w:val="Compact"/>
+      </w:pPr>
+      <w:r>
+        <w:t xml:space="preserve">Минздрав России, РОАГ. Клинические рекомендации «Инфекции амниотической полости и плодных оболочек (хориоамнионит)», 2023, ID 776 — Приложение В: «немедленно позвоните своему врачу» при температуре выше 38 °C, учащении пульса, изменении выделений, нарушении шевелений (0.8).</w:t>
+      </w:r>
+    </w:p>
+    <w:p>
+      <w:pPr>
+        <w:numPr>
+          <w:ilvl w:val="0"/>
+          <w:numId w:val="1032"/>
         </w:numPr>
         <w:pStyle w:val="Compact"/>
       </w:pPr>
@@ -3682,7 +3932,7 @@
       <w:pPr>
         <w:numPr>
           <w:ilvl w:val="0"/>
-          <w:numId w:val="1032"/>
+          <w:numId w:val="1033"/>
         </w:numPr>
         <w:pStyle w:val="Compact"/>
       </w:pPr>
@@ -3704,7 +3954,7 @@
       <w:pPr>
         <w:numPr>
           <w:ilvl w:val="0"/>
-          <w:numId w:val="1032"/>
+          <w:numId w:val="1033"/>
         </w:numPr>
         <w:pStyle w:val="Compact"/>
       </w:pPr>
@@ -3728,7 +3978,7 @@
       <w:pPr>
         <w:numPr>
           <w:ilvl w:val="0"/>
-          <w:numId w:val="1033"/>
+          <w:numId w:val="1034"/>
         </w:numPr>
         <w:pStyle w:val="Compact"/>
       </w:pPr>
@@ -3750,12 +4000,12 @@
       <w:pPr>
         <w:numPr>
           <w:ilvl w:val="0"/>
-          <w:numId w:val="1033"/>
-        </w:numPr>
-        <w:pStyle w:val="Compact"/>
-      </w:pPr>
-      <w:r>
-        <w:t xml:space="preserve">Adamolekun B. Судорожные расстройства. Справочник MSD, версия для пациентов, обзор март 2026 — не вставлять предметы в рот; предохранить от падения, ослабить одежду на шее, подложить подушку, повернуть на бок; не оставлять одного до полного восстановления (0.10).</w:t>
+          <w:numId w:val="1034"/>
+        </w:numPr>
+        <w:pStyle w:val="Compact"/>
+      </w:pPr>
+      <w:r>
+        <w:t xml:space="preserve">Всероссийское общество неврологов и др. Клинические рекомендации «Ишемический инсульт и транзиторная ишемическая атака у взрослых», 2015, КР171, раздел 1.1 — транзиторная ишемическая атака — неотложное состояние, требующее экстренной госпитализации (0.10).</w:t>
       </w:r>
       <w:r>
         <w:t xml:space="preserve"> </w:t>
@@ -3765,7 +4015,29 @@
           <w:iCs/>
           <w:i/>
         </w:rPr>
-        <w:t xml:space="preserve">Справочник не о беременности; вызов скорой при судорогах у беременной — по КР «Преэклампсия» (№ 10).</w:t>
+        <w:t xml:space="preserve">Редакция 2015 года; новая редакция (2024) не открыта.</w:t>
+      </w:r>
+    </w:p>
+    <w:p>
+      <w:pPr>
+        <w:numPr>
+          <w:ilvl w:val="0"/>
+          <w:numId w:val="1034"/>
+        </w:numPr>
+        <w:pStyle w:val="Compact"/>
+      </w:pPr>
+      <w:r>
+        <w:t xml:space="preserve">Adamolekun B. Судорожные расстройства. Справочник MSD, версия для пациентов, обзор март 2026 — не вставлять предметы в рот; предохранить от падения, ослабить одежду на шее, подложить подушку, повернуть на бок; не оставлять одного до полного восстановления (0.10).</w:t>
+      </w:r>
+      <w:r>
+        <w:t xml:space="preserve"> </w:t>
+      </w:r>
+      <w:r>
+        <w:rPr>
+          <w:iCs/>
+          <w:i/>
+        </w:rPr>
+        <w:t xml:space="preserve">Справочник не о беременности; вызов скорой при судорогах у беременной — по КР «Преэклампсия» (№ 13).</w:t>
       </w:r>
     </w:p>
     <w:p>
@@ -3777,19 +4049,19 @@
           <w:bCs/>
           <w:b/>
         </w:rPr>
-        <w:t xml:space="preserve">0.12. Рвота</w:t>
-      </w:r>
-    </w:p>
-    <w:p>
-      <w:pPr>
-        <w:numPr>
-          <w:ilvl w:val="0"/>
-          <w:numId w:val="1034"/>
-        </w:numPr>
-        <w:pStyle w:val="Compact"/>
-      </w:pPr>
-      <w:r>
-        <w:t xml:space="preserve">Минздрав России, РОАГ. Клинические рекомендации «Чрезмерная рвота беременных», 2024, ID 802, раздел 6 — невозможность пить при неэффективном лечении дома — показание к госпитализации; снижение мочеотделения как признак обезвоживания (0.12).</w:t>
+        <w:t xml:space="preserve">0.11. Тяжёлая аллергическая реакция</w:t>
+      </w:r>
+    </w:p>
+    <w:p>
+      <w:pPr>
+        <w:numPr>
+          <w:ilvl w:val="0"/>
+          <w:numId w:val="1035"/>
+        </w:numPr>
+        <w:pStyle w:val="Compact"/>
+      </w:pPr>
+      <w:r>
+        <w:t xml:space="preserve">Российская ассоциация аллергологов и клинических иммунологов, Федерация анестезиологов и реаниматологов. Клинические рекомендации «Анафилактический шок», 2020, КР263, разделы 1.6, 3.1 — признаки: отёк дыхательных путей, затруднённое дыхание, генерализованная крапивница, внезапное снижение давления; при признаках анафилаксии немедленно вызвать помощь (0.11).</w:t>
       </w:r>
       <w:r>
         <w:t xml:space="preserve"> </w:t>
@@ -3799,7 +4071,7 @@
           <w:iCs/>
           <w:i/>
         </w:rPr>
-        <w:t xml:space="preserve">Порог по времени — DISPUTED-CLAIMS, строка 51.</w:t>
+        <w:t xml:space="preserve">О беременности в документе не сказано.</w:t>
       </w:r>
     </w:p>
     <w:p>
@@ -3811,19 +4083,19 @@
           <w:bCs/>
           <w:b/>
         </w:rPr>
-        <w:t xml:space="preserve">0.13. Травма</w:t>
-      </w:r>
-    </w:p>
-    <w:p>
-      <w:pPr>
-        <w:numPr>
-          <w:ilvl w:val="0"/>
-          <w:numId w:val="1035"/>
-        </w:numPr>
-        <w:pStyle w:val="Compact"/>
-      </w:pPr>
-      <w:r>
-        <w:t xml:space="preserve">Jain V., Chari R., Maslovitz S. et al. Guidelines for the Management of a Pregnant Trauma Patient. SOGC. Journal of Obstetrics and Gynaecology Canada, 2015;37(6):553–574, DOI 10.1016/S1701-2163(15)30232-2 — при сроке от 23 недель после травмы не менее четырёх часов наблюдают за сердцебиением ребёнка (0.13).</w:t>
+        <w:t xml:space="preserve">0.12. Рвота</w:t>
+      </w:r>
+    </w:p>
+    <w:p>
+      <w:pPr>
+        <w:numPr>
+          <w:ilvl w:val="0"/>
+          <w:numId w:val="1036"/>
+        </w:numPr>
+        <w:pStyle w:val="Compact"/>
+      </w:pPr>
+      <w:r>
+        <w:t xml:space="preserve">Минздрав России, РОАГ. Клинические рекомендации «Чрезмерная рвота беременных», 2024, ID 802, раздел 6 — невозможность пить при неэффективном лечении дома — показание к госпитализации; снижение мочеотделения как признак обезвоживания (0.12).</w:t>
       </w:r>
       <w:r>
         <w:t xml:space="preserve"> </w:t>
@@ -3833,31 +4105,7 @@
           <w:iCs/>
           <w:i/>
         </w:rPr>
-        <w:t xml:space="preserve">Срок «в тот же день» — вывод автора Темы 8.</w:t>
-      </w:r>
-    </w:p>
-    <w:p>
-      <w:pPr>
-        <w:numPr>
-          <w:ilvl w:val="0"/>
-          <w:numId w:val="1035"/>
-        </w:numPr>
-        <w:pStyle w:val="Compact"/>
-      </w:pPr>
-      <w:r>
-        <w:t xml:space="preserve">National Highway Traffic Safety Administration. If You’re Pregnant: Seat Belt Recommendations for Drivers and Passengers — после аварии сразу обратиться за медицинской помощью, даже если кажется, что травм нет (0.13).</w:t>
-      </w:r>
-    </w:p>
-    <w:p>
-      <w:pPr>
-        <w:numPr>
-          <w:ilvl w:val="0"/>
-          <w:numId w:val="1035"/>
-        </w:numPr>
-        <w:pStyle w:val="Compact"/>
-      </w:pPr>
-      <w:r>
-        <w:t xml:space="preserve">Минздрав России. Клинические рекомендации «Резус-изоиммунизация. Гемолитическая болезнь плода», 2024, раздел 5.2 — при травме живота у беременной с резус-отрицательной кровью без антител — дополнительное введение антирезусного иммуноглобулина (0.13).</w:t>
+        <w:t xml:space="preserve">Порог по времени — DISPUTED-CLAIMS, строка 51.</w:t>
       </w:r>
     </w:p>
     <w:p>
@@ -3869,19 +4117,19 @@
           <w:bCs/>
           <w:b/>
         </w:rPr>
-        <w:t xml:space="preserve">0.14. Укусы</w:t>
-      </w:r>
-    </w:p>
-    <w:p>
-      <w:pPr>
-        <w:numPr>
-          <w:ilvl w:val="0"/>
-          <w:numId w:val="1036"/>
-        </w:numPr>
-        <w:pStyle w:val="Compact"/>
-      </w:pPr>
-      <w:r>
-        <w:t xml:space="preserve">Главный государственный санитарный врач РФ. СанПиН 3.3686-21 «Санитарно-эпидемиологические требования по профилактике инфекционных болезней», п. 1674–1675 — исследование клеща; экстренная профилактика клещевого энцефалита иммуноглобулином в течение 72 часов (0.14).</w:t>
+        <w:t xml:space="preserve">0.13. Травма</w:t>
+      </w:r>
+    </w:p>
+    <w:p>
+      <w:pPr>
+        <w:numPr>
+          <w:ilvl w:val="0"/>
+          <w:numId w:val="1037"/>
+        </w:numPr>
+        <w:pStyle w:val="Compact"/>
+      </w:pPr>
+      <w:r>
+        <w:t xml:space="preserve">Jain V., Chari R., Maslovitz S. et al. Guidelines for the Management of a Pregnant Trauma Patient. SOGC. Journal of Obstetrics and Gynaecology Canada, 2015;37(6):553–574, DOI 10.1016/S1701-2163(15)30232-2 — при сроке от 23 недель после травмы не менее четырёх часов наблюдают за сердцебиением ребёнка (0.13).</w:t>
       </w:r>
       <w:r>
         <w:t xml:space="preserve"> </w:t>
@@ -3891,55 +4139,55 @@
           <w:iCs/>
           <w:i/>
         </w:rPr>
-        <w:t xml:space="preserve">Срок «в тот же день» выведен из 72 часов (DISPUTED-CLAIMS, строка 28).</w:t>
-      </w:r>
-    </w:p>
-    <w:p>
-      <w:pPr>
-        <w:numPr>
-          <w:ilvl w:val="0"/>
-          <w:numId w:val="1036"/>
-        </w:numPr>
-        <w:pStyle w:val="Compact"/>
-      </w:pPr>
-      <w:r>
-        <w:t xml:space="preserve">Минздрав России. Клинические рекомендации «Болезнь Лайма у взрослых», 2025, ID 566_2 — возбудитель передаётся позднее одного-двух дней после присасывания; беременной обязательно проводят профилактику боррелиоза и клещевого энцефалита (0.14).</w:t>
-      </w:r>
-    </w:p>
-    <w:p>
-      <w:pPr>
-        <w:numPr>
-          <w:ilvl w:val="0"/>
-          <w:numId w:val="1036"/>
-        </w:numPr>
-        <w:pStyle w:val="Compact"/>
-      </w:pPr>
-      <w:r>
-        <w:t xml:space="preserve">Роспотребнадзор. Рекомендации гражданам: клещевой вирусный энцефалит и меры его профилактики, 11.04.2019 — как снять клеща самой (0.14). ФБУЗ «Центр гигиены и эпидемиологии в г. Москве», филиал в СЗАО. Профилактика инфекций, связанных с укусами клещей, 20.04.2025, обновлено 29.04.2026 — как доставить клеща на исследование (0.14).</w:t>
-      </w:r>
-    </w:p>
-    <w:p>
-      <w:pPr>
-        <w:numPr>
-          <w:ilvl w:val="0"/>
-          <w:numId w:val="1036"/>
-        </w:numPr>
-        <w:pStyle w:val="Compact"/>
-      </w:pPr>
-      <w:r>
-        <w:t xml:space="preserve">ФГБНУ «ФНЦИРИП им. М. П. Чумакова РАН». Вакцина антирабическая культуральная концентрированная очищенная инактивированная сухая, инструкция по применению, Р N002816/01 — обработка раны до 15 минут, спирт или йод по краям; беременность не противопоказание для прививки после укуса (0.14).</w:t>
-      </w:r>
-    </w:p>
-    <w:p>
-      <w:pPr>
-        <w:numPr>
-          <w:ilvl w:val="0"/>
-          <w:numId w:val="1036"/>
-        </w:numPr>
-        <w:pStyle w:val="Compact"/>
-      </w:pPr>
-      <w:r>
-        <w:t xml:space="preserve">ФБУЗ «Центр гигиенического образования населения» Роспотребнадзора. Столбняк: памятка населению — укусы животных — показание к экстренной профилактике столбняка в зависимости от сведений о прививках (0.14).</w:t>
+        <w:t xml:space="preserve">Срок «в тот же день» — вывод автора Темы 8.</w:t>
+      </w:r>
+    </w:p>
+    <w:p>
+      <w:pPr>
+        <w:numPr>
+          <w:ilvl w:val="0"/>
+          <w:numId w:val="1037"/>
+        </w:numPr>
+        <w:pStyle w:val="Compact"/>
+      </w:pPr>
+      <w:r>
+        <w:t xml:space="preserve">National Highway Traffic Safety Administration. If You’re Pregnant: Seat Belt Recommendations for Drivers and Passengers — после аварии сразу обратиться за медицинской помощью, даже если кажется, что травм нет (0.13).</w:t>
+      </w:r>
+    </w:p>
+    <w:p>
+      <w:pPr>
+        <w:numPr>
+          <w:ilvl w:val="0"/>
+          <w:numId w:val="1037"/>
+        </w:numPr>
+        <w:pStyle w:val="Compact"/>
+      </w:pPr>
+      <w:r>
+        <w:t xml:space="preserve">Минздрав России. Клинические рекомендации «Резус-изоиммунизация. Гемолитическая болезнь плода», 2024, раздел 5.2 — при травме живота у беременной с резус-отрицательной кровью без антител — дополнительное введение антирезусного иммуноглобулина (0.13).</w:t>
+      </w:r>
+    </w:p>
+    <w:p>
+      <w:pPr>
+        <w:pStyle w:val="FirstParagraph"/>
+      </w:pPr>
+      <w:r>
+        <w:rPr>
+          <w:bCs/>
+          <w:b/>
+        </w:rPr>
+        <w:t xml:space="preserve">0.14. Укусы</w:t>
+      </w:r>
+    </w:p>
+    <w:p>
+      <w:pPr>
+        <w:numPr>
+          <w:ilvl w:val="0"/>
+          <w:numId w:val="1038"/>
+        </w:numPr>
+        <w:pStyle w:val="Compact"/>
+      </w:pPr>
+      <w:r>
+        <w:t xml:space="preserve">Главный государственный санитарный врач РФ. СанПиН 3.3686-21 «Санитарно-эпидемиологические требования по профилактике инфекционных болезней», п. 1674–1675 — исследование клеща; экстренная профилактика клещевого энцефалита иммуноглобулином в течение 72 часов (0.14).</w:t>
       </w:r>
       <w:r>
         <w:t xml:space="preserve"> </w:t>
@@ -3949,6 +4197,64 @@
           <w:iCs/>
           <w:i/>
         </w:rPr>
+        <w:t xml:space="preserve">Срок «в тот же день» выведен из 72 часов (DISPUTED-CLAIMS, строка 28).</w:t>
+      </w:r>
+    </w:p>
+    <w:p>
+      <w:pPr>
+        <w:numPr>
+          <w:ilvl w:val="0"/>
+          <w:numId w:val="1038"/>
+        </w:numPr>
+        <w:pStyle w:val="Compact"/>
+      </w:pPr>
+      <w:r>
+        <w:t xml:space="preserve">Минздрав России. Клинические рекомендации «Болезнь Лайма у взрослых», 2025, ID 566_2 — возбудитель передаётся позднее одного-двух дней после присасывания; беременной обязательно проводят профилактику боррелиоза и клещевого энцефалита (0.14).</w:t>
+      </w:r>
+    </w:p>
+    <w:p>
+      <w:pPr>
+        <w:numPr>
+          <w:ilvl w:val="0"/>
+          <w:numId w:val="1038"/>
+        </w:numPr>
+        <w:pStyle w:val="Compact"/>
+      </w:pPr>
+      <w:r>
+        <w:t xml:space="preserve">Роспотребнадзор. Рекомендации гражданам: клещевой вирусный энцефалит и меры его профилактики, 11.04.2019 — как снять клеща самой (0.14). ФБУЗ «Центр гигиены и эпидемиологии в г. Москве», филиал в СЗАО. Профилактика инфекций, связанных с укусами клещей, 20.04.2025, обновлено 29.04.2026 — как доставить клеща на исследование (0.14).</w:t>
+      </w:r>
+    </w:p>
+    <w:p>
+      <w:pPr>
+        <w:numPr>
+          <w:ilvl w:val="0"/>
+          <w:numId w:val="1038"/>
+        </w:numPr>
+        <w:pStyle w:val="Compact"/>
+      </w:pPr>
+      <w:r>
+        <w:t xml:space="preserve">ФГБНУ «ФНЦИРИП им. М. П. Чумакова РАН». Вакцина антирабическая культуральная концентрированная очищенная инактивированная сухая, инструкция по применению, Р N002816/01 — обработка раны до 15 минут, спирт или йод по краям; беременность не противопоказание для прививки после укуса (0.14).</w:t>
+      </w:r>
+    </w:p>
+    <w:p>
+      <w:pPr>
+        <w:numPr>
+          <w:ilvl w:val="0"/>
+          <w:numId w:val="1038"/>
+        </w:numPr>
+        <w:pStyle w:val="Compact"/>
+      </w:pPr>
+      <w:r>
+        <w:t xml:space="preserve">ФБУЗ «Центр гигиенического образования населения» Роспотребнадзора. Столбняк: памятка населению — укусы животных — показание к экстренной профилактике столбняка в зависимости от сведений о прививках (0.14).</w:t>
+      </w:r>
+      <w:r>
+        <w:t xml:space="preserve"> </w:t>
+      </w:r>
+      <w:r>
+        <w:rPr>
+          <w:iCs/>
+          <w:i/>
+        </w:rPr>
         <w:t xml:space="preserve">Дата и автор на памятке не указаны.</w:t>
       </w:r>
     </w:p>
@@ -3968,7 +4274,7 @@
       <w:pPr>
         <w:numPr>
           <w:ilvl w:val="0"/>
-          <w:numId w:val="1037"/>
+          <w:numId w:val="1039"/>
         </w:numPr>
         <w:pStyle w:val="Compact"/>
       </w:pPr>
@@ -3980,24 +4286,12 @@
       <w:pPr>
         <w:numPr>
           <w:ilvl w:val="0"/>
-          <w:numId w:val="1037"/>
-        </w:numPr>
-        <w:pStyle w:val="Compact"/>
-      </w:pPr>
-      <w:r>
-        <w:t xml:space="preserve">World Health Organization. What to do if you see signs of heat stroke, 16.05.2024 — признаки теплового удара; при них вызывают скорую (0.15).</w:t>
-      </w:r>
-    </w:p>
-    <w:p>
-      <w:pPr>
-        <w:numPr>
-          <w:ilvl w:val="0"/>
-          <w:numId w:val="1037"/>
-        </w:numPr>
-        <w:pStyle w:val="Compact"/>
-      </w:pPr>
-      <w:r>
-        <w:t xml:space="preserve">Yip K., Tanen D. Тепловой удар. Справочник MSD, версия для пациентов, обзор май 2025 — горячая кожа, отсутствие пота, учащённые пульс и дыхание, спутанность; немедленно охладить и вызвать скорую; смачивать тело прохладной, не холодной водой и обдувать; жаропонижающие не давать (0.15).</w:t>
+          <w:numId w:val="1039"/>
+        </w:numPr>
+        <w:pStyle w:val="Compact"/>
+      </w:pPr>
+      <w:r>
+        <w:t xml:space="preserve">МЧС России. Опасность утечки бытового газа — признаки отравления газом; вынести пострадавшего на свежий воздух, вызвать скорую (0.15).</w:t>
       </w:r>
       <w:r>
         <w:t xml:space="preserve"> </w:t>
@@ -4007,6 +4301,40 @@
           <w:iCs/>
           <w:i/>
         </w:rPr>
+        <w:t xml:space="preserve">Страница о бытовом газе, не только об угарном газе; дата не указана.</w:t>
+      </w:r>
+    </w:p>
+    <w:p>
+      <w:pPr>
+        <w:numPr>
+          <w:ilvl w:val="0"/>
+          <w:numId w:val="1039"/>
+        </w:numPr>
+        <w:pStyle w:val="Compact"/>
+      </w:pPr>
+      <w:r>
+        <w:t xml:space="preserve">World Health Organization. What to do if you see signs of heat stroke, 16.05.2024 — признаки теплового удара; при них вызывают скорую (0.15).</w:t>
+      </w:r>
+    </w:p>
+    <w:p>
+      <w:pPr>
+        <w:numPr>
+          <w:ilvl w:val="0"/>
+          <w:numId w:val="1039"/>
+        </w:numPr>
+        <w:pStyle w:val="Compact"/>
+      </w:pPr>
+      <w:r>
+        <w:t xml:space="preserve">Yip K., Tanen D. Тепловой удар. Справочник MSD, версия для пациентов, обзор май 2025 — горячая кожа, отсутствие пота, учащённые пульс и дыхание, спутанность; немедленно охладить и вызвать скорую; смачивать тело прохладной, не холодной водой и обдувать; жаропонижающие не давать (0.15).</w:t>
+      </w:r>
+      <w:r>
+        <w:t xml:space="preserve"> </w:t>
+      </w:r>
+      <w:r>
+        <w:rPr>
+          <w:iCs/>
+          <w:i/>
+        </w:rPr>
         <w:t xml:space="preserve">Справочник не о беременности.</w:t>
       </w:r>
     </w:p>
@@ -4026,8 +4354,9 @@
       <w:pPr>
         <w:numPr>
           <w:ilvl w:val="0"/>
-          <w:numId w:val="1038"/>
-        </w:numPr>
+          <w:numId w:val="1040"/>
+        </w:numPr>
+        <w:pStyle w:val="Compact"/>
       </w:pPr>
       <w:r>
         <w:t xml:space="preserve">ЗАО «Верофарм». Парацетамол, таблетки 500 мг, инструкция по медицинскому применению, ЛС-001331, 26.10.2015, раздел «Передозировка» — обратиться за медицинской помощью, даже при хорошем самочувствии; признаки в первые 24 часа; нарушение функции печени через 12–48 часов; ацетилцистеин — в течение 8 часов (0.16).</w:t>
@@ -4047,8 +4376,9 @@
       <w:pPr>
         <w:numPr>
           <w:ilvl w:val="0"/>
-          <w:numId w:val="1038"/>
-        </w:numPr>
+          <w:numId w:val="1040"/>
+        </w:numPr>
+        <w:pStyle w:val="Compact"/>
       </w:pPr>
       <w:r>
         <w:t xml:space="preserve">Zentiva Pharma UK. Paracetamol 500 mg Tablets: Summary of Product Characteristics, редакция 24.01.2025, раздел 4.9 — обратиться за медицинской помощью сразу, даже при хорошем самочувствии; признаки в первые сутки — бледность, тошнота, рвота, отсутствие аппетита, боль в животе; ацетилцистеин — до 24 часов, наибольший эффект — в первые 8 часов (0.16).</w:t>
@@ -4061,15 +4391,16 @@
           <w:iCs/>
           <w:i/>
         </w:rPr>
-        <w:t xml:space="preserve">Британская инструкция; совпадает с российской (№ 32).</w:t>
-      </w:r>
-    </w:p>
-    <w:p>
-      <w:pPr>
-        <w:numPr>
-          <w:ilvl w:val="0"/>
-          <w:numId w:val="1038"/>
-        </w:numPr>
+        <w:t xml:space="preserve">Британская инструкция; совпадает с российской (№ 38).</w:t>
+      </w:r>
+    </w:p>
+    <w:p>
+      <w:pPr>
+        <w:numPr>
+          <w:ilvl w:val="0"/>
+          <w:numId w:val="1040"/>
+        </w:numPr>
+        <w:pStyle w:val="Compact"/>
       </w:pPr>
       <w:r>
         <w:t xml:space="preserve">O’Malley G. F., O’Malley R. Отравление ацетаминофеном. Справочник MSD, версия для пациентов, обзор апрель 2025 — у многих в первые часы симптомов нет; признаки поражения печени через 24–72 часа; ацетилцистеин начинают до поражения печени (0.16).</w:t>
@@ -4079,8 +4410,9 @@
       <w:pPr>
         <w:numPr>
           <w:ilvl w:val="0"/>
-          <w:numId w:val="1038"/>
-        </w:numPr>
+          <w:numId w:val="1040"/>
+        </w:numPr>
+        <w:pStyle w:val="Compact"/>
       </w:pPr>
       <w:r>
         <w:t xml:space="preserve">Riggs B. S., Bronstein A. C., Kulig K. et al. Acute acetaminophen overdose during pregnancy. Obstetrics and Gynecology, 1989;74(2):247–253, PMID 2748061 — позднее начало ацетилцистеина у беременных связано с более частым выкидышем и гибелью плода (0.16).</w:t>
@@ -4100,8 +4432,9 @@
       <w:pPr>
         <w:numPr>
           <w:ilvl w:val="0"/>
-          <w:numId w:val="1038"/>
-        </w:numPr>
+          <w:numId w:val="1040"/>
+        </w:numPr>
+        <w:pStyle w:val="Compact"/>
       </w:pPr>
       <w:r>
         <w:t xml:space="preserve">McElhatton P. R., Sullivan F. M., Volans G. N. Paracetamol overdose in pregnancy: analysis of the outcomes of 300 cases referred to the Teratology Information Service. Reproductive Toxicology, 1997;11(1):85–94, DOI 10.1016/s0890-6238(96)00200-6 — у большинства беременностей после передозировки парацетамола нормальный исход; передозировка сама по себе не показание к прерыванию (0.16).</w:t>
@@ -4111,8 +4444,9 @@
       <w:pPr>
         <w:numPr>
           <w:ilvl w:val="0"/>
-          <w:numId w:val="1038"/>
-        </w:numPr>
+          <w:numId w:val="1040"/>
+        </w:numPr>
+        <w:pStyle w:val="Compact"/>
       </w:pPr>
       <w:r>
         <w:t xml:space="preserve">Janes J., Routledge P. A. Recent developments in the management of paracetamol (acetaminophen) poisoning. Drug Safety, 1992;7(3):170–177, DOI 10.2165/00002018-199207030-00002 — данных о тератогенности ацетилцистеина нет; при беременности его начинают как можно раньше (0.16).</w:t>
@@ -4132,8 +4466,9 @@
       <w:pPr>
         <w:numPr>
           <w:ilvl w:val="0"/>
-          <w:numId w:val="1038"/>
-        </w:numPr>
+          <w:numId w:val="1040"/>
+        </w:numPr>
+        <w:pStyle w:val="Compact"/>
       </w:pPr>
       <w:r>
         <w:t xml:space="preserve">O’Malley G. F., O’Malley R. Отравление железом. Справочник MSD, версия для пациентов, обзор апрель 2025 — тяжёлые последствия передозировки; рвота, понос, боль в животе в первые часы; мнимое улучшение через 6–48 часов; поражение печени; в витаминах для беременных много железа, ими могут отравиться маленькие дети (0.16).</w:t>
@@ -4151,6 +4486,28 @@
     </w:p>
     <w:p>
       <w:pPr>
+        <w:numPr>
+          <w:ilvl w:val="0"/>
+          <w:numId w:val="1040"/>
+        </w:numPr>
+        <w:pStyle w:val="Compact"/>
+      </w:pPr>
+      <w:r>
+        <w:t xml:space="preserve">ЗАО «Фармацевтический завод ЭГИС». Сорбифер Дурулес, инструкция по медицинскому применению, П N011414/01, раздел «Передозировка» — боль в животе, рвота и понос с кровью, слабость, бледность, холодный липкий пот, слабый пульс; тяжёлые проявления через 6–12 часов; немедленно обратиться к врачу; хранить в недоступном для детей месте (0.16).</w:t>
+      </w:r>
+      <w:r>
+        <w:t xml:space="preserve"> </w:t>
+      </w:r>
+      <w:r>
+        <w:rPr>
+          <w:iCs/>
+          <w:i/>
+        </w:rPr>
+        <w:t xml:space="preserve">Текст по копии на medi.ru.</w:t>
+      </w:r>
+    </w:p>
+    <w:p>
+      <w:pPr>
         <w:pStyle w:val="FirstParagraph"/>
       </w:pPr>
       <w:r>
@@ -4165,7 +4522,7 @@
       <w:pPr>
         <w:numPr>
           <w:ilvl w:val="0"/>
-          <w:numId w:val="1039"/>
+          <w:numId w:val="1041"/>
         </w:numPr>
         <w:pStyle w:val="Compact"/>
       </w:pPr>
@@ -4187,7 +4544,7 @@
       <w:pPr>
         <w:numPr>
           <w:ilvl w:val="0"/>
-          <w:numId w:val="1039"/>
+          <w:numId w:val="1041"/>
         </w:numPr>
         <w:pStyle w:val="Compact"/>
       </w:pPr>
@@ -4199,7 +4556,7 @@
       <w:pPr>
         <w:numPr>
           <w:ilvl w:val="0"/>
-          <w:numId w:val="1039"/>
+          <w:numId w:val="1041"/>
         </w:numPr>
         <w:pStyle w:val="Compact"/>
       </w:pPr>
@@ -4232,8 +4589,8 @@
         <w:t xml:space="preserve">Номера сверить перед печатью.</w:t>
       </w:r>
     </w:p>
-    <w:bookmarkEnd w:id="42"/>
     <w:bookmarkEnd w:id="43"/>
+    <w:bookmarkEnd w:id="44"/>
     <w:sectPr/>
   </w:body>
 </w:document>
@@ -4501,11 +4858,11 @@
       </w:pPr>
     </w:lvl>
   </w:abstractNum>
-  <w:abstractNum w:abstractNumId="99415">
-    <w:nsid w:val="A99415"/>
+  <w:abstractNum w:abstractNumId="99417">
+    <w:nsid w:val="A99417"/>
     <w:multiLevelType w:val="multilevel"/>
     <w:lvl w:ilvl="0">
-      <w:start w:val="5"/>
+      <w:start w:val="7"/>
       <w:numFmt w:val="decimal"/>
       <w:lvlText w:val="%1."/>
       <w:lvlJc w:val="left"/>
@@ -4514,7 +4871,7 @@
       </w:pPr>
     </w:lvl>
     <w:lvl w:ilvl="1">
-      <w:start w:val="5"/>
+      <w:start w:val="7"/>
       <w:numFmt w:val="decimal"/>
       <w:lvlText w:val="%2."/>
       <w:lvlJc w:val="left"/>
@@ -4523,7 +4880,7 @@
       </w:pPr>
     </w:lvl>
     <w:lvl w:ilvl="2">
-      <w:start w:val="5"/>
+      <w:start w:val="7"/>
       <w:numFmt w:val="decimal"/>
       <w:lvlText w:val="%3."/>
       <w:lvlJc w:val="left"/>
@@ -4532,7 +4889,7 @@
       </w:pPr>
     </w:lvl>
     <w:lvl w:ilvl="3">
-      <w:start w:val="5"/>
+      <w:start w:val="7"/>
       <w:numFmt w:val="decimal"/>
       <w:lvlText w:val="%4."/>
       <w:lvlJc w:val="left"/>
@@ -4541,7 +4898,7 @@
       </w:pPr>
     </w:lvl>
     <w:lvl w:ilvl="4">
-      <w:start w:val="5"/>
+      <w:start w:val="7"/>
       <w:numFmt w:val="decimal"/>
       <w:lvlText w:val="%5."/>
       <w:lvlJc w:val="left"/>
@@ -4550,7 +4907,7 @@
       </w:pPr>
     </w:lvl>
     <w:lvl w:ilvl="5">
-      <w:start w:val="5"/>
+      <w:start w:val="7"/>
       <w:numFmt w:val="decimal"/>
       <w:lvlText w:val="%6."/>
       <w:lvlJc w:val="left"/>
@@ -4559,7 +4916,7 @@
       </w:pPr>
     </w:lvl>
     <w:lvl w:ilvl="6">
-      <w:start w:val="5"/>
+      <w:start w:val="7"/>
       <w:numFmt w:val="decimal"/>
       <w:lvlText w:val="%7."/>
       <w:lvlJc w:val="left"/>
@@ -4568,7 +4925,7 @@
       </w:pPr>
     </w:lvl>
     <w:lvl w:ilvl="7">
-      <w:start w:val="5"/>
+      <w:start w:val="7"/>
       <w:numFmt w:val="decimal"/>
       <w:lvlText w:val="%8."/>
       <w:lvlJc w:val="left"/>
@@ -4577,7 +4934,7 @@
       </w:pPr>
     </w:lvl>
     <w:lvl w:ilvl="8">
-      <w:start w:val="5"/>
+      <w:start w:val="7"/>
       <w:numFmt w:val="decimal"/>
       <w:lvlText w:val="%9."/>
       <w:lvlJc w:val="left"/>
@@ -4586,11 +4943,11 @@
       </w:pPr>
     </w:lvl>
   </w:abstractNum>
-  <w:abstractNum w:abstractNumId="994110">
-    <w:nsid w:val="A994110"/>
+  <w:abstractNum w:abstractNumId="994113">
+    <w:nsid w:val="A994113"/>
     <w:multiLevelType w:val="multilevel"/>
     <w:lvl w:ilvl="0">
-      <w:start w:val="10"/>
+      <w:start w:val="13"/>
       <w:numFmt w:val="decimal"/>
       <w:lvlText w:val="%1."/>
       <w:lvlJc w:val="left"/>
@@ -4599,7 +4956,7 @@
       </w:pPr>
     </w:lvl>
     <w:lvl w:ilvl="1">
-      <w:start w:val="10"/>
+      <w:start w:val="13"/>
       <w:numFmt w:val="decimal"/>
       <w:lvlText w:val="%2."/>
       <w:lvlJc w:val="left"/>
@@ -4608,7 +4965,7 @@
       </w:pPr>
     </w:lvl>
     <w:lvl w:ilvl="2">
-      <w:start w:val="10"/>
+      <w:start w:val="13"/>
       <w:numFmt w:val="decimal"/>
       <w:lvlText w:val="%3."/>
       <w:lvlJc w:val="left"/>
@@ -4617,7 +4974,7 @@
       </w:pPr>
     </w:lvl>
     <w:lvl w:ilvl="3">
-      <w:start w:val="10"/>
+      <w:start w:val="13"/>
       <w:numFmt w:val="decimal"/>
       <w:lvlText w:val="%4."/>
       <w:lvlJc w:val="left"/>
@@ -4626,7 +4983,7 @@
       </w:pPr>
     </w:lvl>
     <w:lvl w:ilvl="4">
-      <w:start w:val="10"/>
+      <w:start w:val="13"/>
       <w:numFmt w:val="decimal"/>
       <w:lvlText w:val="%5."/>
       <w:lvlJc w:val="left"/>
@@ -4635,7 +4992,7 @@
       </w:pPr>
     </w:lvl>
     <w:lvl w:ilvl="5">
-      <w:start w:val="10"/>
+      <w:start w:val="13"/>
       <w:numFmt w:val="decimal"/>
       <w:lvlText w:val="%6."/>
       <w:lvlJc w:val="left"/>
@@ -4644,7 +5001,7 @@
       </w:pPr>
     </w:lvl>
     <w:lvl w:ilvl="6">
-      <w:start w:val="10"/>
+      <w:start w:val="13"/>
       <w:numFmt w:val="decimal"/>
       <w:lvlText w:val="%7."/>
       <w:lvlJc w:val="left"/>
@@ -4653,7 +5010,7 @@
       </w:pPr>
     </w:lvl>
     <w:lvl w:ilvl="7">
-      <w:start w:val="10"/>
+      <w:start w:val="13"/>
       <w:numFmt w:val="decimal"/>
       <w:lvlText w:val="%8."/>
       <w:lvlJc w:val="left"/>
@@ -4662,7 +5019,7 @@
       </w:pPr>
     </w:lvl>
     <w:lvl w:ilvl="8">
-      <w:start w:val="10"/>
+      <w:start w:val="13"/>
       <w:numFmt w:val="decimal"/>
       <w:lvlText w:val="%9."/>
       <w:lvlJc w:val="left"/>
@@ -4671,11 +5028,11 @@
       </w:pPr>
     </w:lvl>
   </w:abstractNum>
-  <w:abstractNum w:abstractNumId="994112">
-    <w:nsid w:val="A994112"/>
+  <w:abstractNum w:abstractNumId="994115">
+    <w:nsid w:val="A994115"/>
     <w:multiLevelType w:val="multilevel"/>
     <w:lvl w:ilvl="0">
-      <w:start w:val="12"/>
+      <w:start w:val="15"/>
       <w:numFmt w:val="decimal"/>
       <w:lvlText w:val="%1."/>
       <w:lvlJc w:val="left"/>
@@ -4684,7 +5041,7 @@
       </w:pPr>
     </w:lvl>
     <w:lvl w:ilvl="1">
-      <w:start w:val="12"/>
+      <w:start w:val="15"/>
       <w:numFmt w:val="decimal"/>
       <w:lvlText w:val="%2."/>
       <w:lvlJc w:val="left"/>
@@ -4693,7 +5050,7 @@
       </w:pPr>
     </w:lvl>
     <w:lvl w:ilvl="2">
-      <w:start w:val="12"/>
+      <w:start w:val="15"/>
       <w:numFmt w:val="decimal"/>
       <w:lvlText w:val="%3."/>
       <w:lvlJc w:val="left"/>
@@ -4702,7 +5059,7 @@
       </w:pPr>
     </w:lvl>
     <w:lvl w:ilvl="3">
-      <w:start w:val="12"/>
+      <w:start w:val="15"/>
       <w:numFmt w:val="decimal"/>
       <w:lvlText w:val="%4."/>
       <w:lvlJc w:val="left"/>
@@ -4711,7 +5068,7 @@
       </w:pPr>
     </w:lvl>
     <w:lvl w:ilvl="4">
-      <w:start w:val="12"/>
+      <w:start w:val="15"/>
       <w:numFmt w:val="decimal"/>
       <w:lvlText w:val="%5."/>
       <w:lvlJc w:val="left"/>
@@ -4720,7 +5077,7 @@
       </w:pPr>
     </w:lvl>
     <w:lvl w:ilvl="5">
-      <w:start w:val="12"/>
+      <w:start w:val="15"/>
       <w:numFmt w:val="decimal"/>
       <w:lvlText w:val="%6."/>
       <w:lvlJc w:val="left"/>
@@ -4729,7 +5086,7 @@
       </w:pPr>
     </w:lvl>
     <w:lvl w:ilvl="6">
-      <w:start w:val="12"/>
+      <w:start w:val="15"/>
       <w:numFmt w:val="decimal"/>
       <w:lvlText w:val="%7."/>
       <w:lvlJc w:val="left"/>
@@ -4738,7 +5095,7 @@
       </w:pPr>
     </w:lvl>
     <w:lvl w:ilvl="7">
-      <w:start w:val="12"/>
+      <w:start w:val="15"/>
       <w:numFmt w:val="decimal"/>
       <w:lvlText w:val="%8."/>
       <w:lvlJc w:val="left"/>
@@ -4747,7 +5104,7 @@
       </w:pPr>
     </w:lvl>
     <w:lvl w:ilvl="8">
-      <w:start w:val="12"/>
+      <w:start w:val="15"/>
       <w:numFmt w:val="decimal"/>
       <w:lvlText w:val="%9."/>
       <w:lvlJc w:val="left"/>
@@ -4756,11 +5113,11 @@
       </w:pPr>
     </w:lvl>
   </w:abstractNum>
-  <w:abstractNum w:abstractNumId="994114">
-    <w:nsid w:val="A994114"/>
+  <w:abstractNum w:abstractNumId="994117">
+    <w:nsid w:val="A994117"/>
     <w:multiLevelType w:val="multilevel"/>
     <w:lvl w:ilvl="0">
-      <w:start w:val="14"/>
+      <w:start w:val="17"/>
       <w:numFmt w:val="decimal"/>
       <w:lvlText w:val="%1."/>
       <w:lvlJc w:val="left"/>
@@ -4769,7 +5126,7 @@
       </w:pPr>
     </w:lvl>
     <w:lvl w:ilvl="1">
-      <w:start w:val="14"/>
+      <w:start w:val="17"/>
       <w:numFmt w:val="decimal"/>
       <w:lvlText w:val="%2."/>
       <w:lvlJc w:val="left"/>
@@ -4778,7 +5135,7 @@
       </w:pPr>
     </w:lvl>
     <w:lvl w:ilvl="2">
-      <w:start w:val="14"/>
+      <w:start w:val="17"/>
       <w:numFmt w:val="decimal"/>
       <w:lvlText w:val="%3."/>
       <w:lvlJc w:val="left"/>
@@ -4787,7 +5144,7 @@
       </w:pPr>
     </w:lvl>
     <w:lvl w:ilvl="3">
-      <w:start w:val="14"/>
+      <w:start w:val="17"/>
       <w:numFmt w:val="decimal"/>
       <w:lvlText w:val="%4."/>
       <w:lvlJc w:val="left"/>
@@ -4796,7 +5153,7 @@
       </w:pPr>
     </w:lvl>
     <w:lvl w:ilvl="4">
-      <w:start w:val="14"/>
+      <w:start w:val="17"/>
       <w:numFmt w:val="decimal"/>
       <w:lvlText w:val="%5."/>
       <w:lvlJc w:val="left"/>
@@ -4805,7 +5162,7 @@
       </w:pPr>
     </w:lvl>
     <w:lvl w:ilvl="5">
-      <w:start w:val="14"/>
+      <w:start w:val="17"/>
       <w:numFmt w:val="decimal"/>
       <w:lvlText w:val="%6."/>
       <w:lvlJc w:val="left"/>
@@ -4814,7 +5171,7 @@
       </w:pPr>
     </w:lvl>
     <w:lvl w:ilvl="6">
-      <w:start w:val="14"/>
+      <w:start w:val="17"/>
       <w:numFmt w:val="decimal"/>
       <w:lvlText w:val="%7."/>
       <w:lvlJc w:val="left"/>
@@ -4823,7 +5180,7 @@
       </w:pPr>
     </w:lvl>
     <w:lvl w:ilvl="7">
-      <w:start w:val="14"/>
+      <w:start w:val="17"/>
       <w:numFmt w:val="decimal"/>
       <w:lvlText w:val="%8."/>
       <w:lvlJc w:val="left"/>
@@ -4832,7 +5189,7 @@
       </w:pPr>
     </w:lvl>
     <w:lvl w:ilvl="8">
-      <w:start w:val="14"/>
+      <w:start w:val="17"/>
       <w:numFmt w:val="decimal"/>
       <w:lvlText w:val="%9."/>
       <w:lvlJc w:val="left"/>
@@ -4841,11 +5198,11 @@
       </w:pPr>
     </w:lvl>
   </w:abstractNum>
-  <w:abstractNum w:abstractNumId="994116">
-    <w:nsid w:val="A994116"/>
+  <w:abstractNum w:abstractNumId="994119">
+    <w:nsid w:val="A994119"/>
     <w:multiLevelType w:val="multilevel"/>
     <w:lvl w:ilvl="0">
-      <w:start w:val="16"/>
+      <w:start w:val="19"/>
       <w:numFmt w:val="decimal"/>
       <w:lvlText w:val="%1."/>
       <w:lvlJc w:val="left"/>
@@ -4854,7 +5211,7 @@
       </w:pPr>
     </w:lvl>
     <w:lvl w:ilvl="1">
-      <w:start w:val="16"/>
+      <w:start w:val="19"/>
       <w:numFmt w:val="decimal"/>
       <w:lvlText w:val="%2."/>
       <w:lvlJc w:val="left"/>
@@ -4863,7 +5220,7 @@
       </w:pPr>
     </w:lvl>
     <w:lvl w:ilvl="2">
-      <w:start w:val="16"/>
+      <w:start w:val="19"/>
       <w:numFmt w:val="decimal"/>
       <w:lvlText w:val="%3."/>
       <w:lvlJc w:val="left"/>
@@ -4872,7 +5229,7 @@
       </w:pPr>
     </w:lvl>
     <w:lvl w:ilvl="3">
-      <w:start w:val="16"/>
+      <w:start w:val="19"/>
       <w:numFmt w:val="decimal"/>
       <w:lvlText w:val="%4."/>
       <w:lvlJc w:val="left"/>
@@ -4881,7 +5238,7 @@
       </w:pPr>
     </w:lvl>
     <w:lvl w:ilvl="4">
-      <w:start w:val="16"/>
+      <w:start w:val="19"/>
       <w:numFmt w:val="decimal"/>
       <w:lvlText w:val="%5."/>
       <w:lvlJc w:val="left"/>
@@ -4890,7 +5247,7 @@
       </w:pPr>
     </w:lvl>
     <w:lvl w:ilvl="5">
-      <w:start w:val="16"/>
+      <w:start w:val="19"/>
       <w:numFmt w:val="decimal"/>
       <w:lvlText w:val="%6."/>
       <w:lvlJc w:val="left"/>
@@ -4899,7 +5256,7 @@
       </w:pPr>
     </w:lvl>
     <w:lvl w:ilvl="6">
-      <w:start w:val="16"/>
+      <w:start w:val="19"/>
       <w:numFmt w:val="decimal"/>
       <w:lvlText w:val="%7."/>
       <w:lvlJc w:val="left"/>
@@ -4908,7 +5265,7 @@
       </w:pPr>
     </w:lvl>
     <w:lvl w:ilvl="7">
-      <w:start w:val="16"/>
+      <w:start w:val="19"/>
       <w:numFmt w:val="decimal"/>
       <w:lvlText w:val="%8."/>
       <w:lvlJc w:val="left"/>
@@ -4917,177 +5274,7 @@
       </w:pPr>
     </w:lvl>
     <w:lvl w:ilvl="8">
-      <w:start w:val="16"/>
-      <w:numFmt w:val="decimal"/>
-      <w:lvlText w:val="%9."/>
-      <w:lvlJc w:val="left"/>
-      <w:pPr>
-        <w:ind w:left="6480" w:hanging="480"/>
-      </w:pPr>
-    </w:lvl>
-  </w:abstractNum>
-  <w:abstractNum w:abstractNumId="994118">
-    <w:nsid w:val="A994118"/>
-    <w:multiLevelType w:val="multilevel"/>
-    <w:lvl w:ilvl="0">
-      <w:start w:val="18"/>
-      <w:numFmt w:val="decimal"/>
-      <w:lvlText w:val="%1."/>
-      <w:lvlJc w:val="left"/>
-      <w:pPr>
-        <w:ind w:left="720" w:hanging="480"/>
-      </w:pPr>
-    </w:lvl>
-    <w:lvl w:ilvl="1">
-      <w:start w:val="18"/>
-      <w:numFmt w:val="decimal"/>
-      <w:lvlText w:val="%2."/>
-      <w:lvlJc w:val="left"/>
-      <w:pPr>
-        <w:ind w:left="1440" w:hanging="480"/>
-      </w:pPr>
-    </w:lvl>
-    <w:lvl w:ilvl="2">
-      <w:start w:val="18"/>
-      <w:numFmt w:val="decimal"/>
-      <w:lvlText w:val="%3."/>
-      <w:lvlJc w:val="left"/>
-      <w:pPr>
-        <w:ind w:left="2160" w:hanging="480"/>
-      </w:pPr>
-    </w:lvl>
-    <w:lvl w:ilvl="3">
-      <w:start w:val="18"/>
-      <w:numFmt w:val="decimal"/>
-      <w:lvlText w:val="%4."/>
-      <w:lvlJc w:val="left"/>
-      <w:pPr>
-        <w:ind w:left="2880" w:hanging="480"/>
-      </w:pPr>
-    </w:lvl>
-    <w:lvl w:ilvl="4">
-      <w:start w:val="18"/>
-      <w:numFmt w:val="decimal"/>
-      <w:lvlText w:val="%5."/>
-      <w:lvlJc w:val="left"/>
-      <w:pPr>
-        <w:ind w:left="3600" w:hanging="480"/>
-      </w:pPr>
-    </w:lvl>
-    <w:lvl w:ilvl="5">
-      <w:start w:val="18"/>
-      <w:numFmt w:val="decimal"/>
-      <w:lvlText w:val="%6."/>
-      <w:lvlJc w:val="left"/>
-      <w:pPr>
-        <w:ind w:left="4320" w:hanging="480"/>
-      </w:pPr>
-    </w:lvl>
-    <w:lvl w:ilvl="6">
-      <w:start w:val="18"/>
-      <w:numFmt w:val="decimal"/>
-      <w:lvlText w:val="%7."/>
-      <w:lvlJc w:val="left"/>
-      <w:pPr>
-        <w:ind w:left="5040" w:hanging="480"/>
-      </w:pPr>
-    </w:lvl>
-    <w:lvl w:ilvl="7">
-      <w:start w:val="18"/>
-      <w:numFmt w:val="decimal"/>
-      <w:lvlText w:val="%8."/>
-      <w:lvlJc w:val="left"/>
-      <w:pPr>
-        <w:ind w:left="5760" w:hanging="480"/>
-      </w:pPr>
-    </w:lvl>
-    <w:lvl w:ilvl="8">
-      <w:start w:val="18"/>
-      <w:numFmt w:val="decimal"/>
-      <w:lvlText w:val="%9."/>
-      <w:lvlJc w:val="left"/>
-      <w:pPr>
-        <w:ind w:left="6480" w:hanging="480"/>
-      </w:pPr>
-    </w:lvl>
-  </w:abstractNum>
-  <w:abstractNum w:abstractNumId="994120">
-    <w:nsid w:val="A994120"/>
-    <w:multiLevelType w:val="multilevel"/>
-    <w:lvl w:ilvl="0">
-      <w:start w:val="20"/>
-      <w:numFmt w:val="decimal"/>
-      <w:lvlText w:val="%1."/>
-      <w:lvlJc w:val="left"/>
-      <w:pPr>
-        <w:ind w:left="720" w:hanging="480"/>
-      </w:pPr>
-    </w:lvl>
-    <w:lvl w:ilvl="1">
-      <w:start w:val="20"/>
-      <w:numFmt w:val="decimal"/>
-      <w:lvlText w:val="%2."/>
-      <w:lvlJc w:val="left"/>
-      <w:pPr>
-        <w:ind w:left="1440" w:hanging="480"/>
-      </w:pPr>
-    </w:lvl>
-    <w:lvl w:ilvl="2">
-      <w:start w:val="20"/>
-      <w:numFmt w:val="decimal"/>
-      <w:lvlText w:val="%3."/>
-      <w:lvlJc w:val="left"/>
-      <w:pPr>
-        <w:ind w:left="2160" w:hanging="480"/>
-      </w:pPr>
-    </w:lvl>
-    <w:lvl w:ilvl="3">
-      <w:start w:val="20"/>
-      <w:numFmt w:val="decimal"/>
-      <w:lvlText w:val="%4."/>
-      <w:lvlJc w:val="left"/>
-      <w:pPr>
-        <w:ind w:left="2880" w:hanging="480"/>
-      </w:pPr>
-    </w:lvl>
-    <w:lvl w:ilvl="4">
-      <w:start w:val="20"/>
-      <w:numFmt w:val="decimal"/>
-      <w:lvlText w:val="%5."/>
-      <w:lvlJc w:val="left"/>
-      <w:pPr>
-        <w:ind w:left="3600" w:hanging="480"/>
-      </w:pPr>
-    </w:lvl>
-    <w:lvl w:ilvl="5">
-      <w:start w:val="20"/>
-      <w:numFmt w:val="decimal"/>
-      <w:lvlText w:val="%6."/>
-      <w:lvlJc w:val="left"/>
-      <w:pPr>
-        <w:ind w:left="4320" w:hanging="480"/>
-      </w:pPr>
-    </w:lvl>
-    <w:lvl w:ilvl="6">
-      <w:start w:val="20"/>
-      <w:numFmt w:val="decimal"/>
-      <w:lvlText w:val="%7."/>
-      <w:lvlJc w:val="left"/>
-      <w:pPr>
-        <w:ind w:left="5040" w:hanging="480"/>
-      </w:pPr>
-    </w:lvl>
-    <w:lvl w:ilvl="7">
-      <w:start w:val="20"/>
-      <w:numFmt w:val="decimal"/>
-      <w:lvlText w:val="%8."/>
-      <w:lvlJc w:val="left"/>
-      <w:pPr>
-        <w:ind w:left="5760" w:hanging="480"/>
-      </w:pPr>
-    </w:lvl>
-    <w:lvl w:ilvl="8">
-      <w:start w:val="20"/>
+      <w:start w:val="19"/>
       <w:numFmt w:val="decimal"/>
       <w:lvlText w:val="%9."/>
       <w:lvlJc w:val="left"/>
@@ -5266,6 +5453,176 @@
       </w:pPr>
     </w:lvl>
   </w:abstractNum>
+  <w:abstractNum w:abstractNumId="994125">
+    <w:nsid w:val="A994125"/>
+    <w:multiLevelType w:val="multilevel"/>
+    <w:lvl w:ilvl="0">
+      <w:start w:val="25"/>
+      <w:numFmt w:val="decimal"/>
+      <w:lvlText w:val="%1."/>
+      <w:lvlJc w:val="left"/>
+      <w:pPr>
+        <w:ind w:left="720" w:hanging="480"/>
+      </w:pPr>
+    </w:lvl>
+    <w:lvl w:ilvl="1">
+      <w:start w:val="25"/>
+      <w:numFmt w:val="decimal"/>
+      <w:lvlText w:val="%2."/>
+      <w:lvlJc w:val="left"/>
+      <w:pPr>
+        <w:ind w:left="1440" w:hanging="480"/>
+      </w:pPr>
+    </w:lvl>
+    <w:lvl w:ilvl="2">
+      <w:start w:val="25"/>
+      <w:numFmt w:val="decimal"/>
+      <w:lvlText w:val="%3."/>
+      <w:lvlJc w:val="left"/>
+      <w:pPr>
+        <w:ind w:left="2160" w:hanging="480"/>
+      </w:pPr>
+    </w:lvl>
+    <w:lvl w:ilvl="3">
+      <w:start w:val="25"/>
+      <w:numFmt w:val="decimal"/>
+      <w:lvlText w:val="%4."/>
+      <w:lvlJc w:val="left"/>
+      <w:pPr>
+        <w:ind w:left="2880" w:hanging="480"/>
+      </w:pPr>
+    </w:lvl>
+    <w:lvl w:ilvl="4">
+      <w:start w:val="25"/>
+      <w:numFmt w:val="decimal"/>
+      <w:lvlText w:val="%5."/>
+      <w:lvlJc w:val="left"/>
+      <w:pPr>
+        <w:ind w:left="3600" w:hanging="480"/>
+      </w:pPr>
+    </w:lvl>
+    <w:lvl w:ilvl="5">
+      <w:start w:val="25"/>
+      <w:numFmt w:val="decimal"/>
+      <w:lvlText w:val="%6."/>
+      <w:lvlJc w:val="left"/>
+      <w:pPr>
+        <w:ind w:left="4320" w:hanging="480"/>
+      </w:pPr>
+    </w:lvl>
+    <w:lvl w:ilvl="6">
+      <w:start w:val="25"/>
+      <w:numFmt w:val="decimal"/>
+      <w:lvlText w:val="%7."/>
+      <w:lvlJc w:val="left"/>
+      <w:pPr>
+        <w:ind w:left="5040" w:hanging="480"/>
+      </w:pPr>
+    </w:lvl>
+    <w:lvl w:ilvl="7">
+      <w:start w:val="25"/>
+      <w:numFmt w:val="decimal"/>
+      <w:lvlText w:val="%8."/>
+      <w:lvlJc w:val="left"/>
+      <w:pPr>
+        <w:ind w:left="5760" w:hanging="480"/>
+      </w:pPr>
+    </w:lvl>
+    <w:lvl w:ilvl="8">
+      <w:start w:val="25"/>
+      <w:numFmt w:val="decimal"/>
+      <w:lvlText w:val="%9."/>
+      <w:lvlJc w:val="left"/>
+      <w:pPr>
+        <w:ind w:left="6480" w:hanging="480"/>
+      </w:pPr>
+    </w:lvl>
+  </w:abstractNum>
+  <w:abstractNum w:abstractNumId="994126">
+    <w:nsid w:val="A994126"/>
+    <w:multiLevelType w:val="multilevel"/>
+    <w:lvl w:ilvl="0">
+      <w:start w:val="26"/>
+      <w:numFmt w:val="decimal"/>
+      <w:lvlText w:val="%1."/>
+      <w:lvlJc w:val="left"/>
+      <w:pPr>
+        <w:ind w:left="720" w:hanging="480"/>
+      </w:pPr>
+    </w:lvl>
+    <w:lvl w:ilvl="1">
+      <w:start w:val="26"/>
+      <w:numFmt w:val="decimal"/>
+      <w:lvlText w:val="%2."/>
+      <w:lvlJc w:val="left"/>
+      <w:pPr>
+        <w:ind w:left="1440" w:hanging="480"/>
+      </w:pPr>
+    </w:lvl>
+    <w:lvl w:ilvl="2">
+      <w:start w:val="26"/>
+      <w:numFmt w:val="decimal"/>
+      <w:lvlText w:val="%3."/>
+      <w:lvlJc w:val="left"/>
+      <w:pPr>
+        <w:ind w:left="2160" w:hanging="480"/>
+      </w:pPr>
+    </w:lvl>
+    <w:lvl w:ilvl="3">
+      <w:start w:val="26"/>
+      <w:numFmt w:val="decimal"/>
+      <w:lvlText w:val="%4."/>
+      <w:lvlJc w:val="left"/>
+      <w:pPr>
+        <w:ind w:left="2880" w:hanging="480"/>
+      </w:pPr>
+    </w:lvl>
+    <w:lvl w:ilvl="4">
+      <w:start w:val="26"/>
+      <w:numFmt w:val="decimal"/>
+      <w:lvlText w:val="%5."/>
+      <w:lvlJc w:val="left"/>
+      <w:pPr>
+        <w:ind w:left="3600" w:hanging="480"/>
+      </w:pPr>
+    </w:lvl>
+    <w:lvl w:ilvl="5">
+      <w:start w:val="26"/>
+      <w:numFmt w:val="decimal"/>
+      <w:lvlText w:val="%6."/>
+      <w:lvlJc w:val="left"/>
+      <w:pPr>
+        <w:ind w:left="4320" w:hanging="480"/>
+      </w:pPr>
+    </w:lvl>
+    <w:lvl w:ilvl="6">
+      <w:start w:val="26"/>
+      <w:numFmt w:val="decimal"/>
+      <w:lvlText w:val="%7."/>
+      <w:lvlJc w:val="left"/>
+      <w:pPr>
+        <w:ind w:left="5040" w:hanging="480"/>
+      </w:pPr>
+    </w:lvl>
+    <w:lvl w:ilvl="7">
+      <w:start w:val="26"/>
+      <w:numFmt w:val="decimal"/>
+      <w:lvlText w:val="%8."/>
+      <w:lvlJc w:val="left"/>
+      <w:pPr>
+        <w:ind w:left="5760" w:hanging="480"/>
+      </w:pPr>
+    </w:lvl>
+    <w:lvl w:ilvl="8">
+      <w:start w:val="26"/>
+      <w:numFmt w:val="decimal"/>
+      <w:lvlText w:val="%9."/>
+      <w:lvlJc w:val="left"/>
+      <w:pPr>
+        <w:ind w:left="6480" w:hanging="480"/>
+      </w:pPr>
+    </w:lvl>
+  </w:abstractNum>
   <w:abstractNum w:abstractNumId="994129">
     <w:nsid w:val="A994129"/>
     <w:multiLevelType w:val="multilevel"/>
@@ -5351,11 +5708,11 @@
       </w:pPr>
     </w:lvl>
   </w:abstractNum>
-  <w:abstractNum w:abstractNumId="994132">
-    <w:nsid w:val="A994132"/>
+  <w:abstractNum w:abstractNumId="994134">
+    <w:nsid w:val="A994134"/>
     <w:multiLevelType w:val="multilevel"/>
     <w:lvl w:ilvl="0">
-      <w:start w:val="32"/>
+      <w:start w:val="34"/>
       <w:numFmt w:val="decimal"/>
       <w:lvlText w:val="%1."/>
       <w:lvlJc w:val="left"/>
@@ -5364,7 +5721,7 @@
       </w:pPr>
     </w:lvl>
     <w:lvl w:ilvl="1">
-      <w:start w:val="32"/>
+      <w:start w:val="34"/>
       <w:numFmt w:val="decimal"/>
       <w:lvlText w:val="%2."/>
       <w:lvlJc w:val="left"/>
@@ -5373,7 +5730,7 @@
       </w:pPr>
     </w:lvl>
     <w:lvl w:ilvl="2">
-      <w:start w:val="32"/>
+      <w:start w:val="34"/>
       <w:numFmt w:val="decimal"/>
       <w:lvlText w:val="%3."/>
       <w:lvlJc w:val="left"/>
@@ -5382,7 +5739,7 @@
       </w:pPr>
     </w:lvl>
     <w:lvl w:ilvl="3">
-      <w:start w:val="32"/>
+      <w:start w:val="34"/>
       <w:numFmt w:val="decimal"/>
       <w:lvlText w:val="%4."/>
       <w:lvlJc w:val="left"/>
@@ -5391,7 +5748,7 @@
       </w:pPr>
     </w:lvl>
     <w:lvl w:ilvl="4">
-      <w:start w:val="32"/>
+      <w:start w:val="34"/>
       <w:numFmt w:val="decimal"/>
       <w:lvlText w:val="%5."/>
       <w:lvlJc w:val="left"/>
@@ -5400,7 +5757,7 @@
       </w:pPr>
     </w:lvl>
     <w:lvl w:ilvl="5">
-      <w:start w:val="32"/>
+      <w:start w:val="34"/>
       <w:numFmt w:val="decimal"/>
       <w:lvlText w:val="%6."/>
       <w:lvlJc w:val="left"/>
@@ -5409,7 +5766,7 @@
       </w:pPr>
     </w:lvl>
     <w:lvl w:ilvl="6">
-      <w:start w:val="32"/>
+      <w:start w:val="34"/>
       <w:numFmt w:val="decimal"/>
       <w:lvlText w:val="%7."/>
       <w:lvlJc w:val="left"/>
@@ -5418,7 +5775,7 @@
       </w:pPr>
     </w:lvl>
     <w:lvl w:ilvl="7">
-      <w:start w:val="32"/>
+      <w:start w:val="34"/>
       <w:numFmt w:val="decimal"/>
       <w:lvlText w:val="%8."/>
       <w:lvlJc w:val="left"/>
@@ -5427,7 +5784,7 @@
       </w:pPr>
     </w:lvl>
     <w:lvl w:ilvl="8">
-      <w:start w:val="32"/>
+      <w:start w:val="34"/>
       <w:numFmt w:val="decimal"/>
       <w:lvlText w:val="%9."/>
       <w:lvlJc w:val="left"/>
@@ -5436,11 +5793,11 @@
       </w:pPr>
     </w:lvl>
   </w:abstractNum>
-  <w:abstractNum w:abstractNumId="994139">
-    <w:nsid w:val="A994139"/>
+  <w:abstractNum w:abstractNumId="994138">
+    <w:nsid w:val="A994138"/>
     <w:multiLevelType w:val="multilevel"/>
     <w:lvl w:ilvl="0">
-      <w:start w:val="39"/>
+      <w:start w:val="38"/>
       <w:numFmt w:val="decimal"/>
       <w:lvlText w:val="%1."/>
       <w:lvlJc w:val="left"/>
@@ -5449,7 +5806,7 @@
       </w:pPr>
     </w:lvl>
     <w:lvl w:ilvl="1">
-      <w:start w:val="39"/>
+      <w:start w:val="38"/>
       <w:numFmt w:val="decimal"/>
       <w:lvlText w:val="%2."/>
       <w:lvlJc w:val="left"/>
@@ -5458,7 +5815,7 @@
       </w:pPr>
     </w:lvl>
     <w:lvl w:ilvl="2">
-      <w:start w:val="39"/>
+      <w:start w:val="38"/>
       <w:numFmt w:val="decimal"/>
       <w:lvlText w:val="%3."/>
       <w:lvlJc w:val="left"/>
@@ -5467,7 +5824,7 @@
       </w:pPr>
     </w:lvl>
     <w:lvl w:ilvl="3">
-      <w:start w:val="39"/>
+      <w:start w:val="38"/>
       <w:numFmt w:val="decimal"/>
       <w:lvlText w:val="%4."/>
       <w:lvlJc w:val="left"/>
@@ -5476,7 +5833,7 @@
       </w:pPr>
     </w:lvl>
     <w:lvl w:ilvl="4">
-      <w:start w:val="39"/>
+      <w:start w:val="38"/>
       <w:numFmt w:val="decimal"/>
       <w:lvlText w:val="%5."/>
       <w:lvlJc w:val="left"/>
@@ -5485,7 +5842,7 @@
       </w:pPr>
     </w:lvl>
     <w:lvl w:ilvl="5">
-      <w:start w:val="39"/>
+      <w:start w:val="38"/>
       <w:numFmt w:val="decimal"/>
       <w:lvlText w:val="%6."/>
       <w:lvlJc w:val="left"/>
@@ -5494,7 +5851,7 @@
       </w:pPr>
     </w:lvl>
     <w:lvl w:ilvl="6">
-      <w:start w:val="39"/>
+      <w:start w:val="38"/>
       <w:numFmt w:val="decimal"/>
       <w:lvlText w:val="%7."/>
       <w:lvlJc w:val="left"/>
@@ -5503,7 +5860,7 @@
       </w:pPr>
     </w:lvl>
     <w:lvl w:ilvl="7">
-      <w:start w:val="39"/>
+      <w:start w:val="38"/>
       <w:numFmt w:val="decimal"/>
       <w:lvlText w:val="%8."/>
       <w:lvlJc w:val="left"/>
@@ -5512,7 +5869,92 @@
       </w:pPr>
     </w:lvl>
     <w:lvl w:ilvl="8">
-      <w:start w:val="39"/>
+      <w:start w:val="38"/>
+      <w:numFmt w:val="decimal"/>
+      <w:lvlText w:val="%9."/>
+      <w:lvlJc w:val="left"/>
+      <w:pPr>
+        <w:ind w:left="6480" w:hanging="480"/>
+      </w:pPr>
+    </w:lvl>
+  </w:abstractNum>
+  <w:abstractNum w:abstractNumId="994146">
+    <w:nsid w:val="A994146"/>
+    <w:multiLevelType w:val="multilevel"/>
+    <w:lvl w:ilvl="0">
+      <w:start w:val="46"/>
+      <w:numFmt w:val="decimal"/>
+      <w:lvlText w:val="%1."/>
+      <w:lvlJc w:val="left"/>
+      <w:pPr>
+        <w:ind w:left="720" w:hanging="480"/>
+      </w:pPr>
+    </w:lvl>
+    <w:lvl w:ilvl="1">
+      <w:start w:val="46"/>
+      <w:numFmt w:val="decimal"/>
+      <w:lvlText w:val="%2."/>
+      <w:lvlJc w:val="left"/>
+      <w:pPr>
+        <w:ind w:left="1440" w:hanging="480"/>
+      </w:pPr>
+    </w:lvl>
+    <w:lvl w:ilvl="2">
+      <w:start w:val="46"/>
+      <w:numFmt w:val="decimal"/>
+      <w:lvlText w:val="%3."/>
+      <w:lvlJc w:val="left"/>
+      <w:pPr>
+        <w:ind w:left="2160" w:hanging="480"/>
+      </w:pPr>
+    </w:lvl>
+    <w:lvl w:ilvl="3">
+      <w:start w:val="46"/>
+      <w:numFmt w:val="decimal"/>
+      <w:lvlText w:val="%4."/>
+      <w:lvlJc w:val="left"/>
+      <w:pPr>
+        <w:ind w:left="2880" w:hanging="480"/>
+      </w:pPr>
+    </w:lvl>
+    <w:lvl w:ilvl="4">
+      <w:start w:val="46"/>
+      <w:numFmt w:val="decimal"/>
+      <w:lvlText w:val="%5."/>
+      <w:lvlJc w:val="left"/>
+      <w:pPr>
+        <w:ind w:left="3600" w:hanging="480"/>
+      </w:pPr>
+    </w:lvl>
+    <w:lvl w:ilvl="5">
+      <w:start w:val="46"/>
+      <w:numFmt w:val="decimal"/>
+      <w:lvlText w:val="%6."/>
+      <w:lvlJc w:val="left"/>
+      <w:pPr>
+        <w:ind w:left="4320" w:hanging="480"/>
+      </w:pPr>
+    </w:lvl>
+    <w:lvl w:ilvl="6">
+      <w:start w:val="46"/>
+      <w:numFmt w:val="decimal"/>
+      <w:lvlText w:val="%7."/>
+      <w:lvlJc w:val="left"/>
+      <w:pPr>
+        <w:ind w:left="5040" w:hanging="480"/>
+      </w:pPr>
+    </w:lvl>
+    <w:lvl w:ilvl="7">
+      <w:start w:val="46"/>
+      <w:numFmt w:val="decimal"/>
+      <w:lvlText w:val="%8."/>
+      <w:lvlJc w:val="left"/>
+      <w:pPr>
+        <w:ind w:left="5760" w:hanging="480"/>
+      </w:pPr>
+    </w:lvl>
+    <w:lvl w:ilvl="8">
+      <w:start w:val="46"/>
       <w:numFmt w:val="decimal"/>
       <w:lvlText w:val="%9."/>
       <w:lvlJc w:val="left"/>
@@ -5528,12 +5970,42 @@
     <w:abstractNumId w:val="991"/>
   </w:num>
   <w:num w:numId="1002">
-    <w:abstractNumId w:val="991"/>
+    <w:abstractNumId w:val="99411"/>
+    <w:lvlOverride w:ilvl="0">
+      <w:startOverride w:val="1"/>
+    </w:lvlOverride>
+    <w:lvlOverride w:ilvl="1">
+      <w:startOverride w:val="1"/>
+    </w:lvlOverride>
+    <w:lvlOverride w:ilvl="2">
+      <w:startOverride w:val="1"/>
+    </w:lvlOverride>
+    <w:lvlOverride w:ilvl="3">
+      <w:startOverride w:val="1"/>
+    </w:lvlOverride>
+    <w:lvlOverride w:ilvl="4">
+      <w:startOverride w:val="1"/>
+    </w:lvlOverride>
+    <w:lvlOverride w:ilvl="5">
+      <w:startOverride w:val="1"/>
+    </w:lvlOverride>
+    <w:lvlOverride w:ilvl="6">
+      <w:startOverride w:val="1"/>
+    </w:lvlOverride>
+    <w:lvlOverride w:ilvl="7">
+      <w:startOverride w:val="1"/>
+    </w:lvlOverride>
+    <w:lvlOverride w:ilvl="8">
+      <w:startOverride w:val="1"/>
+    </w:lvlOverride>
   </w:num>
   <w:num w:numId="1003">
     <w:abstractNumId w:val="991"/>
   </w:num>
   <w:num w:numId="1004">
+    <w:abstractNumId w:val="991"/>
+  </w:num>
+  <w:num w:numId="1005">
     <w:abstractNumId w:val="99411"/>
     <w:lvlOverride w:ilvl="0">
       <w:startOverride w:val="1"/>
@@ -5562,9 +6034,6 @@
     <w:lvlOverride w:ilvl="8">
       <w:startOverride w:val="1"/>
     </w:lvlOverride>
-  </w:num>
-  <w:num w:numId="1005">
-    <w:abstractNumId w:val="991"/>
   </w:num>
   <w:num w:numId="1006">
     <w:abstractNumId w:val="991"/>
@@ -5582,6 +6051,9 @@
     <w:abstractNumId w:val="991"/>
   </w:num>
   <w:num w:numId="1011">
+    <w:abstractNumId w:val="991"/>
+  </w:num>
+  <w:num w:numId="1012">
     <w:abstractNumId w:val="99411"/>
     <w:lvlOverride w:ilvl="0">
       <w:startOverride w:val="1"/>
@@ -5610,9 +6082,6 @@
     <w:lvlOverride w:ilvl="8">
       <w:startOverride w:val="1"/>
     </w:lvlOverride>
-  </w:num>
-  <w:num w:numId="1012">
-    <w:abstractNumId w:val="991"/>
   </w:num>
   <w:num w:numId="1013">
     <w:abstractNumId w:val="991"/>
@@ -5630,34 +6099,7 @@
     <w:abstractNumId w:val="991"/>
   </w:num>
   <w:num w:numId="1018">
-    <w:abstractNumId w:val="99411"/>
-    <w:lvlOverride w:ilvl="0">
-      <w:startOverride w:val="1"/>
-    </w:lvlOverride>
-    <w:lvlOverride w:ilvl="1">
-      <w:startOverride w:val="1"/>
-    </w:lvlOverride>
-    <w:lvlOverride w:ilvl="2">
-      <w:startOverride w:val="1"/>
-    </w:lvlOverride>
-    <w:lvlOverride w:ilvl="3">
-      <w:startOverride w:val="1"/>
-    </w:lvlOverride>
-    <w:lvlOverride w:ilvl="4">
-      <w:startOverride w:val="1"/>
-    </w:lvlOverride>
-    <w:lvlOverride w:ilvl="5">
-      <w:startOverride w:val="1"/>
-    </w:lvlOverride>
-    <w:lvlOverride w:ilvl="6">
-      <w:startOverride w:val="1"/>
-    </w:lvlOverride>
-    <w:lvlOverride w:ilvl="7">
-      <w:startOverride w:val="1"/>
-    </w:lvlOverride>
-    <w:lvlOverride w:ilvl="8">
-      <w:startOverride w:val="1"/>
-    </w:lvlOverride>
+    <w:abstractNumId w:val="991"/>
   </w:num>
   <w:num w:numId="1019">
     <w:abstractNumId w:val="99411"/>
@@ -5690,7 +6132,34 @@
     </w:lvlOverride>
   </w:num>
   <w:num w:numId="1020">
-    <w:abstractNumId w:val="991"/>
+    <w:abstractNumId w:val="99411"/>
+    <w:lvlOverride w:ilvl="0">
+      <w:startOverride w:val="1"/>
+    </w:lvlOverride>
+    <w:lvlOverride w:ilvl="1">
+      <w:startOverride w:val="1"/>
+    </w:lvlOverride>
+    <w:lvlOverride w:ilvl="2">
+      <w:startOverride w:val="1"/>
+    </w:lvlOverride>
+    <w:lvlOverride w:ilvl="3">
+      <w:startOverride w:val="1"/>
+    </w:lvlOverride>
+    <w:lvlOverride w:ilvl="4">
+      <w:startOverride w:val="1"/>
+    </w:lvlOverride>
+    <w:lvlOverride w:ilvl="5">
+      <w:startOverride w:val="1"/>
+    </w:lvlOverride>
+    <w:lvlOverride w:ilvl="6">
+      <w:startOverride w:val="1"/>
+    </w:lvlOverride>
+    <w:lvlOverride w:ilvl="7">
+      <w:startOverride w:val="1"/>
+    </w:lvlOverride>
+    <w:lvlOverride w:ilvl="8">
+      <w:startOverride w:val="1"/>
+    </w:lvlOverride>
   </w:num>
   <w:num w:numId="1021">
     <w:abstractNumId w:val="991"/>
@@ -5711,6 +6180,9 @@
     <w:abstractNumId w:val="991"/>
   </w:num>
   <w:num w:numId="1027">
+    <w:abstractNumId w:val="991"/>
+  </w:num>
+  <w:num w:numId="1028">
     <w:abstractNumId w:val="99411"/>
     <w:lvlOverride w:ilvl="0">
       <w:startOverride w:val="1"/>
@@ -5740,217 +6212,157 @@
       <w:startOverride w:val="1"/>
     </w:lvlOverride>
   </w:num>
-  <w:num w:numId="1028">
-    <w:abstractNumId w:val="99415"/>
+  <w:num w:numId="1029">
+    <w:abstractNumId w:val="99417"/>
     <w:lvlOverride w:ilvl="0">
-      <w:startOverride w:val="5"/>
+      <w:startOverride w:val="7"/>
     </w:lvlOverride>
     <w:lvlOverride w:ilvl="1">
-      <w:startOverride w:val="5"/>
+      <w:startOverride w:val="7"/>
     </w:lvlOverride>
     <w:lvlOverride w:ilvl="2">
-      <w:startOverride w:val="5"/>
+      <w:startOverride w:val="7"/>
     </w:lvlOverride>
     <w:lvlOverride w:ilvl="3">
-      <w:startOverride w:val="5"/>
+      <w:startOverride w:val="7"/>
     </w:lvlOverride>
     <w:lvlOverride w:ilvl="4">
-      <w:startOverride w:val="5"/>
+      <w:startOverride w:val="7"/>
     </w:lvlOverride>
     <w:lvlOverride w:ilvl="5">
-      <w:startOverride w:val="5"/>
+      <w:startOverride w:val="7"/>
     </w:lvlOverride>
     <w:lvlOverride w:ilvl="6">
-      <w:startOverride w:val="5"/>
+      <w:startOverride w:val="7"/>
     </w:lvlOverride>
     <w:lvlOverride w:ilvl="7">
-      <w:startOverride w:val="5"/>
+      <w:startOverride w:val="7"/>
     </w:lvlOverride>
     <w:lvlOverride w:ilvl="8">
-      <w:startOverride w:val="5"/>
-    </w:lvlOverride>
-  </w:num>
-  <w:num w:numId="1029">
-    <w:abstractNumId w:val="994110"/>
-    <w:lvlOverride w:ilvl="0">
-      <w:startOverride w:val="10"/>
-    </w:lvlOverride>
-    <w:lvlOverride w:ilvl="1">
-      <w:startOverride w:val="10"/>
-    </w:lvlOverride>
-    <w:lvlOverride w:ilvl="2">
-      <w:startOverride w:val="10"/>
-    </w:lvlOverride>
-    <w:lvlOverride w:ilvl="3">
-      <w:startOverride w:val="10"/>
-    </w:lvlOverride>
-    <w:lvlOverride w:ilvl="4">
-      <w:startOverride w:val="10"/>
-    </w:lvlOverride>
-    <w:lvlOverride w:ilvl="5">
-      <w:startOverride w:val="10"/>
-    </w:lvlOverride>
-    <w:lvlOverride w:ilvl="6">
-      <w:startOverride w:val="10"/>
-    </w:lvlOverride>
-    <w:lvlOverride w:ilvl="7">
-      <w:startOverride w:val="10"/>
-    </w:lvlOverride>
-    <w:lvlOverride w:ilvl="8">
-      <w:startOverride w:val="10"/>
+      <w:startOverride w:val="7"/>
     </w:lvlOverride>
   </w:num>
   <w:num w:numId="1030">
-    <w:abstractNumId w:val="994112"/>
+    <w:abstractNumId w:val="994113"/>
     <w:lvlOverride w:ilvl="0">
-      <w:startOverride w:val="12"/>
+      <w:startOverride w:val="13"/>
     </w:lvlOverride>
     <w:lvlOverride w:ilvl="1">
-      <w:startOverride w:val="12"/>
+      <w:startOverride w:val="13"/>
     </w:lvlOverride>
     <w:lvlOverride w:ilvl="2">
-      <w:startOverride w:val="12"/>
+      <w:startOverride w:val="13"/>
     </w:lvlOverride>
     <w:lvlOverride w:ilvl="3">
-      <w:startOverride w:val="12"/>
+      <w:startOverride w:val="13"/>
     </w:lvlOverride>
     <w:lvlOverride w:ilvl="4">
-      <w:startOverride w:val="12"/>
+      <w:startOverride w:val="13"/>
     </w:lvlOverride>
     <w:lvlOverride w:ilvl="5">
-      <w:startOverride w:val="12"/>
+      <w:startOverride w:val="13"/>
     </w:lvlOverride>
     <w:lvlOverride w:ilvl="6">
-      <w:startOverride w:val="12"/>
+      <w:startOverride w:val="13"/>
     </w:lvlOverride>
     <w:lvlOverride w:ilvl="7">
-      <w:startOverride w:val="12"/>
+      <w:startOverride w:val="13"/>
     </w:lvlOverride>
     <w:lvlOverride w:ilvl="8">
-      <w:startOverride w:val="12"/>
+      <w:startOverride w:val="13"/>
     </w:lvlOverride>
   </w:num>
   <w:num w:numId="1031">
-    <w:abstractNumId w:val="994114"/>
+    <w:abstractNumId w:val="994115"/>
     <w:lvlOverride w:ilvl="0">
-      <w:startOverride w:val="14"/>
+      <w:startOverride w:val="15"/>
     </w:lvlOverride>
     <w:lvlOverride w:ilvl="1">
-      <w:startOverride w:val="14"/>
+      <w:startOverride w:val="15"/>
     </w:lvlOverride>
     <w:lvlOverride w:ilvl="2">
-      <w:startOverride w:val="14"/>
+      <w:startOverride w:val="15"/>
     </w:lvlOverride>
     <w:lvlOverride w:ilvl="3">
-      <w:startOverride w:val="14"/>
+      <w:startOverride w:val="15"/>
     </w:lvlOverride>
     <w:lvlOverride w:ilvl="4">
-      <w:startOverride w:val="14"/>
+      <w:startOverride w:val="15"/>
     </w:lvlOverride>
     <w:lvlOverride w:ilvl="5">
-      <w:startOverride w:val="14"/>
+      <w:startOverride w:val="15"/>
     </w:lvlOverride>
     <w:lvlOverride w:ilvl="6">
-      <w:startOverride w:val="14"/>
+      <w:startOverride w:val="15"/>
     </w:lvlOverride>
     <w:lvlOverride w:ilvl="7">
-      <w:startOverride w:val="14"/>
+      <w:startOverride w:val="15"/>
     </w:lvlOverride>
     <w:lvlOverride w:ilvl="8">
-      <w:startOverride w:val="14"/>
+      <w:startOverride w:val="15"/>
     </w:lvlOverride>
   </w:num>
   <w:num w:numId="1032">
-    <w:abstractNumId w:val="994116"/>
+    <w:abstractNumId w:val="994117"/>
     <w:lvlOverride w:ilvl="0">
-      <w:startOverride w:val="16"/>
+      <w:startOverride w:val="17"/>
     </w:lvlOverride>
     <w:lvlOverride w:ilvl="1">
-      <w:startOverride w:val="16"/>
+      <w:startOverride w:val="17"/>
     </w:lvlOverride>
     <w:lvlOverride w:ilvl="2">
-      <w:startOverride w:val="16"/>
+      <w:startOverride w:val="17"/>
     </w:lvlOverride>
     <w:lvlOverride w:ilvl="3">
-      <w:startOverride w:val="16"/>
+      <w:startOverride w:val="17"/>
     </w:lvlOverride>
     <w:lvlOverride w:ilvl="4">
-      <w:startOverride w:val="16"/>
+      <w:startOverride w:val="17"/>
     </w:lvlOverride>
     <w:lvlOverride w:ilvl="5">
-      <w:startOverride w:val="16"/>
+      <w:startOverride w:val="17"/>
     </w:lvlOverride>
     <w:lvlOverride w:ilvl="6">
-      <w:startOverride w:val="16"/>
+      <w:startOverride w:val="17"/>
     </w:lvlOverride>
     <w:lvlOverride w:ilvl="7">
-      <w:startOverride w:val="16"/>
+      <w:startOverride w:val="17"/>
     </w:lvlOverride>
     <w:lvlOverride w:ilvl="8">
-      <w:startOverride w:val="16"/>
+      <w:startOverride w:val="17"/>
     </w:lvlOverride>
   </w:num>
   <w:num w:numId="1033">
-    <w:abstractNumId w:val="994118"/>
+    <w:abstractNumId w:val="994119"/>
     <w:lvlOverride w:ilvl="0">
-      <w:startOverride w:val="18"/>
+      <w:startOverride w:val="19"/>
     </w:lvlOverride>
     <w:lvlOverride w:ilvl="1">
-      <w:startOverride w:val="18"/>
+      <w:startOverride w:val="19"/>
     </w:lvlOverride>
     <w:lvlOverride w:ilvl="2">
-      <w:startOverride w:val="18"/>
+      <w:startOverride w:val="19"/>
     </w:lvlOverride>
     <w:lvlOverride w:ilvl="3">
-      <w:startOverride w:val="18"/>
+      <w:startOverride w:val="19"/>
     </w:lvlOverride>
     <w:lvlOverride w:ilvl="4">
-      <w:startOverride w:val="18"/>
+      <w:startOverride w:val="19"/>
     </w:lvlOverride>
     <w:lvlOverride w:ilvl="5">
-      <w:startOverride w:val="18"/>
+      <w:startOverride w:val="19"/>
     </w:lvlOverride>
     <w:lvlOverride w:ilvl="6">
-      <w:startOverride w:val="18"/>
+      <w:startOverride w:val="19"/>
     </w:lvlOverride>
     <w:lvlOverride w:ilvl="7">
-      <w:startOverride w:val="18"/>
+      <w:startOverride w:val="19"/>
     </w:lvlOverride>
     <w:lvlOverride w:ilvl="8">
-      <w:startOverride w:val="18"/>
+      <w:startOverride w:val="19"/>
     </w:lvlOverride>
   </w:num>
   <w:num w:numId="1034">
-    <w:abstractNumId w:val="994120"/>
-    <w:lvlOverride w:ilvl="0">
-      <w:startOverride w:val="20"/>
-    </w:lvlOverride>
-    <w:lvlOverride w:ilvl="1">
-      <w:startOverride w:val="20"/>
-    </w:lvlOverride>
-    <w:lvlOverride w:ilvl="2">
-      <w:startOverride w:val="20"/>
-    </w:lvlOverride>
-    <w:lvlOverride w:ilvl="3">
-      <w:startOverride w:val="20"/>
-    </w:lvlOverride>
-    <w:lvlOverride w:ilvl="4">
-      <w:startOverride w:val="20"/>
-    </w:lvlOverride>
-    <w:lvlOverride w:ilvl="5">
-      <w:startOverride w:val="20"/>
-    </w:lvlOverride>
-    <w:lvlOverride w:ilvl="6">
-      <w:startOverride w:val="20"/>
-    </w:lvlOverride>
-    <w:lvlOverride w:ilvl="7">
-      <w:startOverride w:val="20"/>
-    </w:lvlOverride>
-    <w:lvlOverride w:ilvl="8">
-      <w:startOverride w:val="20"/>
-    </w:lvlOverride>
-  </w:num>
-  <w:num w:numId="1035">
     <w:abstractNumId w:val="994121"/>
     <w:lvlOverride w:ilvl="0">
       <w:startOverride w:val="21"/>
@@ -5980,7 +6392,7 @@
       <w:startOverride w:val="21"/>
     </w:lvlOverride>
   </w:num>
-  <w:num w:numId="1036">
+  <w:num w:numId="1035">
     <w:abstractNumId w:val="994124"/>
     <w:lvlOverride w:ilvl="0">
       <w:startOverride w:val="24"/>
@@ -6010,7 +6422,67 @@
       <w:startOverride w:val="24"/>
     </w:lvlOverride>
   </w:num>
+  <w:num w:numId="1036">
+    <w:abstractNumId w:val="994125"/>
+    <w:lvlOverride w:ilvl="0">
+      <w:startOverride w:val="25"/>
+    </w:lvlOverride>
+    <w:lvlOverride w:ilvl="1">
+      <w:startOverride w:val="25"/>
+    </w:lvlOverride>
+    <w:lvlOverride w:ilvl="2">
+      <w:startOverride w:val="25"/>
+    </w:lvlOverride>
+    <w:lvlOverride w:ilvl="3">
+      <w:startOverride w:val="25"/>
+    </w:lvlOverride>
+    <w:lvlOverride w:ilvl="4">
+      <w:startOverride w:val="25"/>
+    </w:lvlOverride>
+    <w:lvlOverride w:ilvl="5">
+      <w:startOverride w:val="25"/>
+    </w:lvlOverride>
+    <w:lvlOverride w:ilvl="6">
+      <w:startOverride w:val="25"/>
+    </w:lvlOverride>
+    <w:lvlOverride w:ilvl="7">
+      <w:startOverride w:val="25"/>
+    </w:lvlOverride>
+    <w:lvlOverride w:ilvl="8">
+      <w:startOverride w:val="25"/>
+    </w:lvlOverride>
+  </w:num>
   <w:num w:numId="1037">
+    <w:abstractNumId w:val="994126"/>
+    <w:lvlOverride w:ilvl="0">
+      <w:startOverride w:val="26"/>
+    </w:lvlOverride>
+    <w:lvlOverride w:ilvl="1">
+      <w:startOverride w:val="26"/>
+    </w:lvlOverride>
+    <w:lvlOverride w:ilvl="2">
+      <w:startOverride w:val="26"/>
+    </w:lvlOverride>
+    <w:lvlOverride w:ilvl="3">
+      <w:startOverride w:val="26"/>
+    </w:lvlOverride>
+    <w:lvlOverride w:ilvl="4">
+      <w:startOverride w:val="26"/>
+    </w:lvlOverride>
+    <w:lvlOverride w:ilvl="5">
+      <w:startOverride w:val="26"/>
+    </w:lvlOverride>
+    <w:lvlOverride w:ilvl="6">
+      <w:startOverride w:val="26"/>
+    </w:lvlOverride>
+    <w:lvlOverride w:ilvl="7">
+      <w:startOverride w:val="26"/>
+    </w:lvlOverride>
+    <w:lvlOverride w:ilvl="8">
+      <w:startOverride w:val="26"/>
+    </w:lvlOverride>
+  </w:num>
+  <w:num w:numId="1038">
     <w:abstractNumId w:val="994129"/>
     <w:lvlOverride w:ilvl="0">
       <w:startOverride w:val="29"/>
@@ -6040,64 +6512,94 @@
       <w:startOverride w:val="29"/>
     </w:lvlOverride>
   </w:num>
-  <w:num w:numId="1038">
-    <w:abstractNumId w:val="994132"/>
+  <w:num w:numId="1039">
+    <w:abstractNumId w:val="994134"/>
     <w:lvlOverride w:ilvl="0">
-      <w:startOverride w:val="32"/>
+      <w:startOverride w:val="34"/>
     </w:lvlOverride>
     <w:lvlOverride w:ilvl="1">
-      <w:startOverride w:val="32"/>
+      <w:startOverride w:val="34"/>
     </w:lvlOverride>
     <w:lvlOverride w:ilvl="2">
-      <w:startOverride w:val="32"/>
+      <w:startOverride w:val="34"/>
     </w:lvlOverride>
     <w:lvlOverride w:ilvl="3">
-      <w:startOverride w:val="32"/>
+      <w:startOverride w:val="34"/>
     </w:lvlOverride>
     <w:lvlOverride w:ilvl="4">
-      <w:startOverride w:val="32"/>
+      <w:startOverride w:val="34"/>
     </w:lvlOverride>
     <w:lvlOverride w:ilvl="5">
-      <w:startOverride w:val="32"/>
+      <w:startOverride w:val="34"/>
     </w:lvlOverride>
     <w:lvlOverride w:ilvl="6">
-      <w:startOverride w:val="32"/>
+      <w:startOverride w:val="34"/>
     </w:lvlOverride>
     <w:lvlOverride w:ilvl="7">
-      <w:startOverride w:val="32"/>
+      <w:startOverride w:val="34"/>
     </w:lvlOverride>
     <w:lvlOverride w:ilvl="8">
-      <w:startOverride w:val="32"/>
+      <w:startOverride w:val="34"/>
     </w:lvlOverride>
   </w:num>
-  <w:num w:numId="1039">
-    <w:abstractNumId w:val="994139"/>
+  <w:num w:numId="1040">
+    <w:abstractNumId w:val="994138"/>
     <w:lvlOverride w:ilvl="0">
-      <w:startOverride w:val="39"/>
+      <w:startOverride w:val="38"/>
     </w:lvlOverride>
     <w:lvlOverride w:ilvl="1">
-      <w:startOverride w:val="39"/>
+      <w:startOverride w:val="38"/>
     </w:lvlOverride>
     <w:lvlOverride w:ilvl="2">
-      <w:startOverride w:val="39"/>
+      <w:startOverride w:val="38"/>
     </w:lvlOverride>
     <w:lvlOverride w:ilvl="3">
-      <w:startOverride w:val="39"/>
+      <w:startOverride w:val="38"/>
     </w:lvlOverride>
     <w:lvlOverride w:ilvl="4">
-      <w:startOverride w:val="39"/>
+      <w:startOverride w:val="38"/>
     </w:lvlOverride>
     <w:lvlOverride w:ilvl="5">
-      <w:startOverride w:val="39"/>
+      <w:startOverride w:val="38"/>
     </w:lvlOverride>
     <w:lvlOverride w:ilvl="6">
-      <w:startOverride w:val="39"/>
+      <w:startOverride w:val="38"/>
     </w:lvlOverride>
     <w:lvlOverride w:ilvl="7">
-      <w:startOverride w:val="39"/>
+      <w:startOverride w:val="38"/>
     </w:lvlOverride>
     <w:lvlOverride w:ilvl="8">
-      <w:startOverride w:val="39"/>
+      <w:startOverride w:val="38"/>
+    </w:lvlOverride>
+  </w:num>
+  <w:num w:numId="1041">
+    <w:abstractNumId w:val="994146"/>
+    <w:lvlOverride w:ilvl="0">
+      <w:startOverride w:val="46"/>
+    </w:lvlOverride>
+    <w:lvlOverride w:ilvl="1">
+      <w:startOverride w:val="46"/>
+    </w:lvlOverride>
+    <w:lvlOverride w:ilvl="2">
+      <w:startOverride w:val="46"/>
+    </w:lvlOverride>
+    <w:lvlOverride w:ilvl="3">
+      <w:startOverride w:val="46"/>
+    </w:lvlOverride>
+    <w:lvlOverride w:ilvl="4">
+      <w:startOverride w:val="46"/>
+    </w:lvlOverride>
+    <w:lvlOverride w:ilvl="5">
+      <w:startOverride w:val="46"/>
+    </w:lvlOverride>
+    <w:lvlOverride w:ilvl="6">
+      <w:startOverride w:val="46"/>
+    </w:lvlOverride>
+    <w:lvlOverride w:ilvl="7">
+      <w:startOverride w:val="46"/>
+    </w:lvlOverride>
+    <w:lvlOverride w:ilvl="8">
+      <w:startOverride w:val="46"/>
     </w:lvlOverride>
   </w:num>
 </w:numbering>

--- a/themes/theme-0/theme 0 draft.docx
+++ b/themes/theme-0/theme 0 draft.docx
@@ -1178,6 +1178,21 @@
           <w:bCs/>
           <w:b/>
         </w:rPr>
+        <w:t xml:space="preserve">Если у вас предлежание или врастание плаценты</w:t>
+      </w:r>
+      <w:r>
+        <w:t xml:space="preserve">, при любом кровотечении, подтекании вод или начале схваток вызывайте скорую: так прямо советуют российские рекомендации для женщин с этим диагнозом.</w:t>
+      </w:r>
+    </w:p>
+    <w:p>
+      <w:pPr>
+        <w:pStyle w:val="BodyText"/>
+      </w:pPr>
+      <w:r>
+        <w:rPr>
+          <w:bCs/>
+          <w:b/>
+        </w:rPr>
         <w:t xml:space="preserve">Чего не делать.</w:t>
       </w:r>
       <w:r>
@@ -2228,7 +2243,7 @@
         <w:t xml:space="preserve"> </w:t>
       </w:r>
       <w:r>
-        <w:t xml:space="preserve">Вызовите скорую и скажите, что она беременна и на каком сроке. Не вставляйте ей в рот ложку или другие предметы: это приносит больше вреда, чем пользы. Постарайтесь, чтобы она не упала и не ударилась, ослабьте одежду на шее, подложьте под голову что-то мягкое, поверните её на бок. Если после приступа она без сознания, оставьте её лежать на боку: так легче дышать. Не оставляйте её одну, пока она полностью не придёт в себя.</w:t>
+        <w:t xml:space="preserve">Вызовите скорую и скажите, что она беременна и на каком сроке. Не удерживайте её силой и не мешайте судорожным движениям: защитите голову от ударов — подложите что-то мягкое, уберите рядом твёрдые и острые предметы, ослабьте одежду на шее. Не разжимайте зубы и не вставляйте в рот ложку или другие предметы. Когда судороги закончатся, поверните её на бок: в этом положении язык и рвота не перекроют дыхание. Не оставляйте её одну, пока она полностью не придёт в себя.</w:t>
       </w:r>
     </w:p>
     <w:p>
@@ -2791,7 +2806,7 @@
         <w:t xml:space="preserve"> </w:t>
       </w:r>
       <w:r>
-        <w:t xml:space="preserve">Признаки — слабость до обморока, головокружение, тошнота, кожа горячая и перестаёт потеть, учащаются пульс и дыхание, спутанность, потеря сознания. Вызывайте скорую. До её приезда человека охлаждают: смачивают тело прохладной, не ледяной водой и обдувают вентилятором. Жаропонижающее при тепловом ударе не помогает, давать его не нужно.</w:t>
+        <w:t xml:space="preserve">Признаки — слабость до обморока, головокружение, тошнота, кожа горячая и перестаёт потеть, учащаются пульс и дыхание, спутанность, потеря сознания. Вызывайте скорую. До её приезда человека охлаждают: переводят в тень или прохладное помещение, расстёгивают или снимают лишнюю одежду, смачивают тело прохладной, не ледяной водой и обдувают вентилятором. Жаропонижающее при тепловом ударе не помогает, давать его не нужно.</w:t>
       </w:r>
     </w:p>
     <w:p>
@@ -2879,13 +2894,24 @@
           <w:bCs/>
           <w:b/>
         </w:rPr>
-        <w:t xml:space="preserve">Чего не делать.</w:t>
+        <w:t xml:space="preserve">До приезда скорой</w:t>
       </w:r>
       <w:r>
         <w:t xml:space="preserve"> </w:t>
       </w:r>
       <w:r>
-        <w:t xml:space="preserve">Не ждите, появится ли плохое самочувствие, и не лечите себя сами до приезда скорой.</w:t>
+        <w:t xml:space="preserve">делайте то, что скажет диспетчер. Не ждите, появится ли плохое самочувствие.</w:t>
+      </w:r>
+    </w:p>
+    <w:p>
+      <w:pPr>
+        <w:pStyle w:val="BodyText"/>
+      </w:pPr>
+      <w:r>
+        <w:rPr>
+          <w:rStyle w:val="VerbatimChar"/>
+        </w:rPr>
+        <w:t xml:space="preserve">[ПРОВЕРИТЬ: вопрос врачу — российский порядок оказания первой помощи (Приказ Минздрава № 220н от 03.05.2024) при отравлении через рот предусматривает промывание желудка приёмом воды и вызыванием рвоты; зарубежные источники при передозировке лекарств вызывать рвоту не советуют. Нужно ли беременной после передозировки таблеток вызывать рвоту до приезда скорой — DISPUTED-CLAIMS, строка 57]</w:t>
       </w:r>
     </w:p>
     <w:p>
@@ -3041,7 +3067,7 @@
         <w:pStyle w:val="FirstParagraph"/>
       </w:pPr>
       <w:r>
-        <w:t xml:space="preserve">Если мысли о самоубийстве есть, но плана и намерения нет, обратитесь за помощью в тот же день: к врачу, который вас ведёт, к психиатру или на телефон доверия. Единый телефон доверия: 8-800-100-49-94, звонок бесплатный, круглосуточно. Остальные телефоны — во врезке «Куда обращаться за помощью» в Теме 10.</w:t>
+        <w:t xml:space="preserve">Если мысли о самоубийстве есть, но плана и намерения нет, обратитесь за помощью в тот же день: к врачу, который вас ведёт, к психиатру или на телефон доверия. Телефон психологической помощи МЧС России: +7 (495) 989-50-50 — круглосуточно, анонимно; оплачивается только междугородняя связь. Остальные телефоны — во врезке «Куда обращаться за помощью» в Теме 10.</w:t>
       </w:r>
     </w:p>
     <w:p>
@@ -3522,7 +3548,6 @@
           <w:ilvl w:val="0"/>
           <w:numId w:val="1028"/>
         </w:numPr>
-        <w:pStyle w:val="Compact"/>
       </w:pPr>
       <w:r>
         <w:t xml:space="preserve">Минздрав России, Российское общество акушеров-гинекологов. Клинические рекомендации «Нормальная беременность», 2023 (редакция 15.02.2024), ID 288 — памятка для пациентки: жалобы, с которыми обращаться к врачу (0.2–0.9); температура выше 37,5 °C — повод обратиться к врачу (0.8); прививка от бешенства и столбняка при угрозе заражения (0.14).</w:t>
@@ -3544,7 +3569,6 @@
           <w:ilvl w:val="0"/>
           <w:numId w:val="1028"/>
         </w:numPr>
-        <w:pStyle w:val="Compact"/>
       </w:pPr>
       <w:r>
         <w:t xml:space="preserve">Министерство здравоохранения России. Приказ от 19.12.2025 № 747н «О Порядке оказания медицинской помощи по профилю „акушерство и гинекология“», п. 5, 15 — формы помощи: экстренная, неотложная, плановая; не во всех роддомах приёмное отделение работает круглосуточно (0.1).</w:t>
@@ -3556,7 +3580,6 @@
           <w:ilvl w:val="0"/>
           <w:numId w:val="1028"/>
         </w:numPr>
-        <w:pStyle w:val="Compact"/>
       </w:pPr>
       <w:r>
         <w:t xml:space="preserve">Федеральный закон от 21.11.2011 № 323-ФЗ «Об основах охраны здоровья граждан в Российской Федерации», ст. 11, ч. 2 — экстренную помощь оказывают безотлагательно и бесплатно, отказ не допускается (0.1).</w:t>
@@ -3568,7 +3591,6 @@
           <w:ilvl w:val="0"/>
           <w:numId w:val="1028"/>
         </w:numPr>
-        <w:pStyle w:val="Compact"/>
       </w:pPr>
       <w:r>
         <w:t xml:space="preserve">МЧС России. Порядок вызова экстренных служб, 29.07.2022 — скорая помощь 103, единый номер экстренных служб 112 (0.1, все пункты).</w:t>
@@ -3580,7 +3602,6 @@
           <w:ilvl w:val="0"/>
           <w:numId w:val="1028"/>
         </w:numPr>
-        <w:pStyle w:val="Compact"/>
       </w:pPr>
       <w:r>
         <w:t xml:space="preserve">Минздрав России. Приказ от 20.06.2013 № 388н «Об утверждении Порядка оказания скорой, в том числе скорой специализированной, медицинской помощи» (ред. 05.05.2016), п. 9, 11 — вызов по номерам 103 и 112; поводы для вызова скорой в экстренной форме: нарушения сознания, дыхания, кровообращения; психические расстройства с опасностью для себя или других; болевой синдром; травмы, отравления; кровотечения любой этиологии; роды, угроза прерывания беременности (0.1, 0.10, 0.13, 0.16, 0.17, 0.19).</w:t>
@@ -3602,7 +3623,6 @@
           <w:ilvl w:val="0"/>
           <w:numId w:val="1028"/>
         </w:numPr>
-        <w:pStyle w:val="Compact"/>
       </w:pPr>
       <w:r>
         <w:t xml:space="preserve">МЧС России. Как правильно вызвать скорую — сообщить место, что произошло, состояние пострадавшего и какая помощь оказывается; трубку положить последней (0.20).</w:t>
@@ -3620,6 +3640,27 @@
     </w:p>
     <w:p>
       <w:pPr>
+        <w:numPr>
+          <w:ilvl w:val="0"/>
+          <w:numId w:val="1028"/>
+        </w:numPr>
+      </w:pPr>
+      <w:r>
+        <w:t xml:space="preserve">Минздрав России. Приказ от 03.05.2024 № 220н «Об утверждении Порядка оказания первой помощи» — перечень мероприятий: при судорожном приступе с потерей сознания — не препятствуя судорожным движениям, предотвращать травму головы, после приступа — устойчивое боковое положение; при воздействии высоких температур — охлаждение; при отравлении через рот — промывание желудка приёмом воды и вызывание рвоты (0.10, 0.15, 0.16).</w:t>
+      </w:r>
+      <w:r>
+        <w:t xml:space="preserve"> </w:t>
+      </w:r>
+      <w:r>
+        <w:rPr>
+          <w:iCs/>
+          <w:i/>
+        </w:rPr>
+        <w:t xml:space="preserve">Текст перечня — по учебному пособию Минздрава «Первая помощь» (под ред. Л. И. Дежурного и др., 2025), файл на Google Диске пользователя. Пункт о рвоте при отравлении расходится с зарубежными источниками — DISPUTED-CLAIMS, строка 57.</w:t>
+      </w:r>
+    </w:p>
+    <w:p>
+      <w:pPr>
         <w:pStyle w:val="FirstParagraph"/>
       </w:pPr>
       <w:r>
@@ -3649,7 +3690,7 @@
           <w:iCs/>
           <w:i/>
         </w:rPr>
-        <w:t xml:space="preserve">Разделы 1.6 и 2.2 — описание для врача; меры «обильного» кровотечения и указания, когда вызывать скорую, в документе нет — они взяты из № 8 и № 9.</w:t>
+        <w:t xml:space="preserve">Разделы 1.6 и 2.2 — описание для врача; меры «обильного» кровотечения и указания, когда вызывать скорую, в документе нет — они взяты из № 9 и № 10.</w:t>
       </w:r>
     </w:p>
     <w:p>
@@ -3755,7 +3796,7 @@
         <w:pStyle w:val="Compact"/>
       </w:pPr>
       <w:r>
-        <w:t xml:space="preserve">Tommy’s. What to expect when your waters break — положить обычную прокладку, не тампон (0.3).</w:t>
+        <w:t xml:space="preserve">Минздрав России, РОАГ. Клинические рекомендации «Патологическое прикрепление плаценты (предлежание и врастание плаценты)», 2023, Приложение В — при начале родовой деятельности, разрыве плодных оболочек или кровотечении женщине с предлежанием или врастанием плаценты необходимо срочно вызвать бригаду скорой помощи (0.2).</w:t>
       </w:r>
       <w:r>
         <w:t xml:space="preserve"> </w:t>
@@ -3765,6 +3806,28 @@
           <w:iCs/>
           <w:i/>
         </w:rPr>
+        <w:t xml:space="preserve">Текст — по копии на Google Диске пользователя.</w:t>
+      </w:r>
+    </w:p>
+    <w:p>
+      <w:pPr>
+        <w:numPr>
+          <w:ilvl w:val="0"/>
+          <w:numId w:val="1029"/>
+        </w:numPr>
+        <w:pStyle w:val="Compact"/>
+      </w:pPr>
+      <w:r>
+        <w:t xml:space="preserve">Tommy’s. What to expect when your waters break — положить обычную прокладку, не тампон (0.3).</w:t>
+      </w:r>
+      <w:r>
+        <w:t xml:space="preserve"> </w:t>
+      </w:r>
+      <w:r>
+        <w:rPr>
+          <w:iCs/>
+          <w:i/>
+        </w:rPr>
         <w:t xml:space="preserve">Британская благотворительная организация; страница опирается на NHS, NICE и RCOG.</w:t>
       </w:r>
     </w:p>
@@ -3855,7 +3918,7 @@
           <w:iCs/>
           <w:i/>
         </w:rPr>
-        <w:t xml:space="preserve">Сроки обращения для пациентки в документе не названы; «в тот же день» — как в Темах 2 и 3; скорая при одышке — по № 8.</w:t>
+        <w:t xml:space="preserve">Сроки обращения для пациентки в документе не названы; «в тот же день» — как в Темах 2 и 3; скорая при одышке — по № 9.</w:t>
       </w:r>
     </w:p>
     <w:p>
@@ -4037,7 +4100,7 @@
           <w:iCs/>
           <w:i/>
         </w:rPr>
-        <w:t xml:space="preserve">Справочник не о беременности; вызов скорой при судорогах у беременной — по КР «Преэклампсия» (№ 13).</w:t>
+        <w:t xml:space="preserve">Справочник не о беременности; вызов скорой при судорогах у беременной — по КР «Преэклампсия» (№ 15).</w:t>
       </w:r>
     </w:p>
     <w:p>
@@ -4325,7 +4388,7 @@
         <w:pStyle w:val="Compact"/>
       </w:pPr>
       <w:r>
-        <w:t xml:space="preserve">Yip K., Tanen D. Тепловой удар. Справочник MSD, версия для пациентов, обзор май 2025 — горячая кожа, отсутствие пота, учащённые пульс и дыхание, спутанность; немедленно охладить и вызвать скорую; смачивать тело прохладной, не холодной водой и обдувать; жаропонижающие не давать (0.15).</w:t>
+        <w:t xml:space="preserve">CDC. Five steps to help your pregnant patients stay safe on hot days — охлаждать тело прохладным душем, влажной прохладной тканью, опрыскиванием прохладной водой; вентилятор помогает, только если в помещении не жарче 32 °C (90 °F) (0.15).</w:t>
       </w:r>
       <w:r>
         <w:t xml:space="preserve"> </w:t>
@@ -4335,6 +4398,28 @@
           <w:iCs/>
           <w:i/>
         </w:rPr>
+        <w:t xml:space="preserve">Американское руководство для врачей о беременных; файл на Google Диске пользователя.</w:t>
+      </w:r>
+    </w:p>
+    <w:p>
+      <w:pPr>
+        <w:numPr>
+          <w:ilvl w:val="0"/>
+          <w:numId w:val="1039"/>
+        </w:numPr>
+        <w:pStyle w:val="Compact"/>
+      </w:pPr>
+      <w:r>
+        <w:t xml:space="preserve">Yip K., Tanen D. Тепловой удар. Справочник MSD, версия для пациентов, обзор май 2025 — горячая кожа, отсутствие пота, учащённые пульс и дыхание, спутанность; немедленно охладить и вызвать скорую; смачивать тело прохладной, не холодной водой и обдувать; жаропонижающие не давать (0.15).</w:t>
+      </w:r>
+      <w:r>
+        <w:t xml:space="preserve"> </w:t>
+      </w:r>
+      <w:r>
+        <w:rPr>
+          <w:iCs/>
+          <w:i/>
+        </w:rPr>
         <w:t xml:space="preserve">Справочник не о беременности.</w:t>
       </w:r>
     </w:p>
@@ -4391,7 +4476,7 @@
           <w:iCs/>
           <w:i/>
         </w:rPr>
-        <w:t xml:space="preserve">Британская инструкция; совпадает с российской (№ 38).</w:t>
+        <w:t xml:space="preserve">Британская инструкция; совпадает с российской (№ 41).</w:t>
       </w:r>
     </w:p>
     <w:p>
@@ -4858,11 +4943,11 @@
       </w:pPr>
     </w:lvl>
   </w:abstractNum>
-  <w:abstractNum w:abstractNumId="99417">
-    <w:nsid w:val="A99417"/>
+  <w:abstractNum w:abstractNumId="99418">
+    <w:nsid w:val="A99418"/>
     <w:multiLevelType w:val="multilevel"/>
     <w:lvl w:ilvl="0">
-      <w:start w:val="7"/>
+      <w:start w:val="8"/>
       <w:numFmt w:val="decimal"/>
       <w:lvlText w:val="%1."/>
       <w:lvlJc w:val="left"/>
@@ -4871,7 +4956,7 @@
       </w:pPr>
     </w:lvl>
     <w:lvl w:ilvl="1">
-      <w:start w:val="7"/>
+      <w:start w:val="8"/>
       <w:numFmt w:val="decimal"/>
       <w:lvlText w:val="%2."/>
       <w:lvlJc w:val="left"/>
@@ -4880,7 +4965,7 @@
       </w:pPr>
     </w:lvl>
     <w:lvl w:ilvl="2">
-      <w:start w:val="7"/>
+      <w:start w:val="8"/>
       <w:numFmt w:val="decimal"/>
       <w:lvlText w:val="%3."/>
       <w:lvlJc w:val="left"/>
@@ -4889,7 +4974,7 @@
       </w:pPr>
     </w:lvl>
     <w:lvl w:ilvl="3">
-      <w:start w:val="7"/>
+      <w:start w:val="8"/>
       <w:numFmt w:val="decimal"/>
       <w:lvlText w:val="%4."/>
       <w:lvlJc w:val="left"/>
@@ -4898,7 +4983,7 @@
       </w:pPr>
     </w:lvl>
     <w:lvl w:ilvl="4">
-      <w:start w:val="7"/>
+      <w:start w:val="8"/>
       <w:numFmt w:val="decimal"/>
       <w:lvlText w:val="%5."/>
       <w:lvlJc w:val="left"/>
@@ -4907,7 +4992,7 @@
       </w:pPr>
     </w:lvl>
     <w:lvl w:ilvl="5">
-      <w:start w:val="7"/>
+      <w:start w:val="8"/>
       <w:numFmt w:val="decimal"/>
       <w:lvlText w:val="%6."/>
       <w:lvlJc w:val="left"/>
@@ -4916,7 +5001,7 @@
       </w:pPr>
     </w:lvl>
     <w:lvl w:ilvl="6">
-      <w:start w:val="7"/>
+      <w:start w:val="8"/>
       <w:numFmt w:val="decimal"/>
       <w:lvlText w:val="%7."/>
       <w:lvlJc w:val="left"/>
@@ -4925,7 +5010,7 @@
       </w:pPr>
     </w:lvl>
     <w:lvl w:ilvl="7">
-      <w:start w:val="7"/>
+      <w:start w:val="8"/>
       <w:numFmt w:val="decimal"/>
       <w:lvlText w:val="%8."/>
       <w:lvlJc w:val="left"/>
@@ -4934,92 +5019,7 @@
       </w:pPr>
     </w:lvl>
     <w:lvl w:ilvl="8">
-      <w:start w:val="7"/>
-      <w:numFmt w:val="decimal"/>
-      <w:lvlText w:val="%9."/>
-      <w:lvlJc w:val="left"/>
-      <w:pPr>
-        <w:ind w:left="6480" w:hanging="480"/>
-      </w:pPr>
-    </w:lvl>
-  </w:abstractNum>
-  <w:abstractNum w:abstractNumId="994113">
-    <w:nsid w:val="A994113"/>
-    <w:multiLevelType w:val="multilevel"/>
-    <w:lvl w:ilvl="0">
-      <w:start w:val="13"/>
-      <w:numFmt w:val="decimal"/>
-      <w:lvlText w:val="%1."/>
-      <w:lvlJc w:val="left"/>
-      <w:pPr>
-        <w:ind w:left="720" w:hanging="480"/>
-      </w:pPr>
-    </w:lvl>
-    <w:lvl w:ilvl="1">
-      <w:start w:val="13"/>
-      <w:numFmt w:val="decimal"/>
-      <w:lvlText w:val="%2."/>
-      <w:lvlJc w:val="left"/>
-      <w:pPr>
-        <w:ind w:left="1440" w:hanging="480"/>
-      </w:pPr>
-    </w:lvl>
-    <w:lvl w:ilvl="2">
-      <w:start w:val="13"/>
-      <w:numFmt w:val="decimal"/>
-      <w:lvlText w:val="%3."/>
-      <w:lvlJc w:val="left"/>
-      <w:pPr>
-        <w:ind w:left="2160" w:hanging="480"/>
-      </w:pPr>
-    </w:lvl>
-    <w:lvl w:ilvl="3">
-      <w:start w:val="13"/>
-      <w:numFmt w:val="decimal"/>
-      <w:lvlText w:val="%4."/>
-      <w:lvlJc w:val="left"/>
-      <w:pPr>
-        <w:ind w:left="2880" w:hanging="480"/>
-      </w:pPr>
-    </w:lvl>
-    <w:lvl w:ilvl="4">
-      <w:start w:val="13"/>
-      <w:numFmt w:val="decimal"/>
-      <w:lvlText w:val="%5."/>
-      <w:lvlJc w:val="left"/>
-      <w:pPr>
-        <w:ind w:left="3600" w:hanging="480"/>
-      </w:pPr>
-    </w:lvl>
-    <w:lvl w:ilvl="5">
-      <w:start w:val="13"/>
-      <w:numFmt w:val="decimal"/>
-      <w:lvlText w:val="%6."/>
-      <w:lvlJc w:val="left"/>
-      <w:pPr>
-        <w:ind w:left="4320" w:hanging="480"/>
-      </w:pPr>
-    </w:lvl>
-    <w:lvl w:ilvl="6">
-      <w:start w:val="13"/>
-      <w:numFmt w:val="decimal"/>
-      <w:lvlText w:val="%7."/>
-      <w:lvlJc w:val="left"/>
-      <w:pPr>
-        <w:ind w:left="5040" w:hanging="480"/>
-      </w:pPr>
-    </w:lvl>
-    <w:lvl w:ilvl="7">
-      <w:start w:val="13"/>
-      <w:numFmt w:val="decimal"/>
-      <w:lvlText w:val="%8."/>
-      <w:lvlJc w:val="left"/>
-      <w:pPr>
-        <w:ind w:left="5760" w:hanging="480"/>
-      </w:pPr>
-    </w:lvl>
-    <w:lvl w:ilvl="8">
-      <w:start w:val="13"/>
+      <w:start w:val="8"/>
       <w:numFmt w:val="decimal"/>
       <w:lvlText w:val="%9."/>
       <w:lvlJc w:val="left"/>
@@ -5368,11 +5368,11 @@
       </w:pPr>
     </w:lvl>
   </w:abstractNum>
-  <w:abstractNum w:abstractNumId="994124">
-    <w:nsid w:val="A994124"/>
+  <w:abstractNum w:abstractNumId="994123">
+    <w:nsid w:val="A994123"/>
     <w:multiLevelType w:val="multilevel"/>
     <w:lvl w:ilvl="0">
-      <w:start w:val="24"/>
+      <w:start w:val="23"/>
       <w:numFmt w:val="decimal"/>
       <w:lvlText w:val="%1."/>
       <w:lvlJc w:val="left"/>
@@ -5381,7 +5381,7 @@
       </w:pPr>
     </w:lvl>
     <w:lvl w:ilvl="1">
-      <w:start w:val="24"/>
+      <w:start w:val="23"/>
       <w:numFmt w:val="decimal"/>
       <w:lvlText w:val="%2."/>
       <w:lvlJc w:val="left"/>
@@ -5390,7 +5390,7 @@
       </w:pPr>
     </w:lvl>
     <w:lvl w:ilvl="2">
-      <w:start w:val="24"/>
+      <w:start w:val="23"/>
       <w:numFmt w:val="decimal"/>
       <w:lvlText w:val="%3."/>
       <w:lvlJc w:val="left"/>
@@ -5399,7 +5399,7 @@
       </w:pPr>
     </w:lvl>
     <w:lvl w:ilvl="3">
-      <w:start w:val="24"/>
+      <w:start w:val="23"/>
       <w:numFmt w:val="decimal"/>
       <w:lvlText w:val="%4."/>
       <w:lvlJc w:val="left"/>
@@ -5408,7 +5408,7 @@
       </w:pPr>
     </w:lvl>
     <w:lvl w:ilvl="4">
-      <w:start w:val="24"/>
+      <w:start w:val="23"/>
       <w:numFmt w:val="decimal"/>
       <w:lvlText w:val="%5."/>
       <w:lvlJc w:val="left"/>
@@ -5417,7 +5417,7 @@
       </w:pPr>
     </w:lvl>
     <w:lvl w:ilvl="5">
-      <w:start w:val="24"/>
+      <w:start w:val="23"/>
       <w:numFmt w:val="decimal"/>
       <w:lvlText w:val="%6."/>
       <w:lvlJc w:val="left"/>
@@ -5426,7 +5426,7 @@
       </w:pPr>
     </w:lvl>
     <w:lvl w:ilvl="6">
-      <w:start w:val="24"/>
+      <w:start w:val="23"/>
       <w:numFmt w:val="decimal"/>
       <w:lvlText w:val="%7."/>
       <w:lvlJc w:val="left"/>
@@ -5435,7 +5435,7 @@
       </w:pPr>
     </w:lvl>
     <w:lvl w:ilvl="7">
-      <w:start w:val="24"/>
+      <w:start w:val="23"/>
       <w:numFmt w:val="decimal"/>
       <w:lvlText w:val="%8."/>
       <w:lvlJc w:val="left"/>
@@ -5444,92 +5444,7 @@
       </w:pPr>
     </w:lvl>
     <w:lvl w:ilvl="8">
-      <w:start w:val="24"/>
-      <w:numFmt w:val="decimal"/>
-      <w:lvlText w:val="%9."/>
-      <w:lvlJc w:val="left"/>
-      <w:pPr>
-        <w:ind w:left="6480" w:hanging="480"/>
-      </w:pPr>
-    </w:lvl>
-  </w:abstractNum>
-  <w:abstractNum w:abstractNumId="994125">
-    <w:nsid w:val="A994125"/>
-    <w:multiLevelType w:val="multilevel"/>
-    <w:lvl w:ilvl="0">
-      <w:start w:val="25"/>
-      <w:numFmt w:val="decimal"/>
-      <w:lvlText w:val="%1."/>
-      <w:lvlJc w:val="left"/>
-      <w:pPr>
-        <w:ind w:left="720" w:hanging="480"/>
-      </w:pPr>
-    </w:lvl>
-    <w:lvl w:ilvl="1">
-      <w:start w:val="25"/>
-      <w:numFmt w:val="decimal"/>
-      <w:lvlText w:val="%2."/>
-      <w:lvlJc w:val="left"/>
-      <w:pPr>
-        <w:ind w:left="1440" w:hanging="480"/>
-      </w:pPr>
-    </w:lvl>
-    <w:lvl w:ilvl="2">
-      <w:start w:val="25"/>
-      <w:numFmt w:val="decimal"/>
-      <w:lvlText w:val="%3."/>
-      <w:lvlJc w:val="left"/>
-      <w:pPr>
-        <w:ind w:left="2160" w:hanging="480"/>
-      </w:pPr>
-    </w:lvl>
-    <w:lvl w:ilvl="3">
-      <w:start w:val="25"/>
-      <w:numFmt w:val="decimal"/>
-      <w:lvlText w:val="%4."/>
-      <w:lvlJc w:val="left"/>
-      <w:pPr>
-        <w:ind w:left="2880" w:hanging="480"/>
-      </w:pPr>
-    </w:lvl>
-    <w:lvl w:ilvl="4">
-      <w:start w:val="25"/>
-      <w:numFmt w:val="decimal"/>
-      <w:lvlText w:val="%5."/>
-      <w:lvlJc w:val="left"/>
-      <w:pPr>
-        <w:ind w:left="3600" w:hanging="480"/>
-      </w:pPr>
-    </w:lvl>
-    <w:lvl w:ilvl="5">
-      <w:start w:val="25"/>
-      <w:numFmt w:val="decimal"/>
-      <w:lvlText w:val="%6."/>
-      <w:lvlJc w:val="left"/>
-      <w:pPr>
-        <w:ind w:left="4320" w:hanging="480"/>
-      </w:pPr>
-    </w:lvl>
-    <w:lvl w:ilvl="6">
-      <w:start w:val="25"/>
-      <w:numFmt w:val="decimal"/>
-      <w:lvlText w:val="%7."/>
-      <w:lvlJc w:val="left"/>
-      <w:pPr>
-        <w:ind w:left="5040" w:hanging="480"/>
-      </w:pPr>
-    </w:lvl>
-    <w:lvl w:ilvl="7">
-      <w:start w:val="25"/>
-      <w:numFmt w:val="decimal"/>
-      <w:lvlText w:val="%8."/>
-      <w:lvlJc w:val="left"/>
-      <w:pPr>
-        <w:ind w:left="5760" w:hanging="480"/>
-      </w:pPr>
-    </w:lvl>
-    <w:lvl w:ilvl="8">
-      <w:start w:val="25"/>
+      <w:start w:val="23"/>
       <w:numFmt w:val="decimal"/>
       <w:lvlText w:val="%9."/>
       <w:lvlJc w:val="left"/>
@@ -5623,11 +5538,11 @@
       </w:pPr>
     </w:lvl>
   </w:abstractNum>
-  <w:abstractNum w:abstractNumId="994129">
-    <w:nsid w:val="A994129"/>
+  <w:abstractNum w:abstractNumId="994127">
+    <w:nsid w:val="A994127"/>
     <w:multiLevelType w:val="multilevel"/>
     <w:lvl w:ilvl="0">
-      <w:start w:val="29"/>
+      <w:start w:val="27"/>
       <w:numFmt w:val="decimal"/>
       <w:lvlText w:val="%1."/>
       <w:lvlJc w:val="left"/>
@@ -5636,7 +5551,7 @@
       </w:pPr>
     </w:lvl>
     <w:lvl w:ilvl="1">
-      <w:start w:val="29"/>
+      <w:start w:val="27"/>
       <w:numFmt w:val="decimal"/>
       <w:lvlText w:val="%2."/>
       <w:lvlJc w:val="left"/>
@@ -5645,7 +5560,7 @@
       </w:pPr>
     </w:lvl>
     <w:lvl w:ilvl="2">
-      <w:start w:val="29"/>
+      <w:start w:val="27"/>
       <w:numFmt w:val="decimal"/>
       <w:lvlText w:val="%3."/>
       <w:lvlJc w:val="left"/>
@@ -5654,7 +5569,7 @@
       </w:pPr>
     </w:lvl>
     <w:lvl w:ilvl="3">
-      <w:start w:val="29"/>
+      <w:start w:val="27"/>
       <w:numFmt w:val="decimal"/>
       <w:lvlText w:val="%4."/>
       <w:lvlJc w:val="left"/>
@@ -5663,7 +5578,7 @@
       </w:pPr>
     </w:lvl>
     <w:lvl w:ilvl="4">
-      <w:start w:val="29"/>
+      <w:start w:val="27"/>
       <w:numFmt w:val="decimal"/>
       <w:lvlText w:val="%5."/>
       <w:lvlJc w:val="left"/>
@@ -5672,7 +5587,7 @@
       </w:pPr>
     </w:lvl>
     <w:lvl w:ilvl="5">
-      <w:start w:val="29"/>
+      <w:start w:val="27"/>
       <w:numFmt w:val="decimal"/>
       <w:lvlText w:val="%6."/>
       <w:lvlJc w:val="left"/>
@@ -5681,7 +5596,7 @@
       </w:pPr>
     </w:lvl>
     <w:lvl w:ilvl="6">
-      <w:start w:val="29"/>
+      <w:start w:val="27"/>
       <w:numFmt w:val="decimal"/>
       <w:lvlText w:val="%7."/>
       <w:lvlJc w:val="left"/>
@@ -5690,7 +5605,7 @@
       </w:pPr>
     </w:lvl>
     <w:lvl w:ilvl="7">
-      <w:start w:val="29"/>
+      <w:start w:val="27"/>
       <w:numFmt w:val="decimal"/>
       <w:lvlText w:val="%8."/>
       <w:lvlJc w:val="left"/>
@@ -5699,7 +5614,7 @@
       </w:pPr>
     </w:lvl>
     <w:lvl w:ilvl="8">
-      <w:start w:val="29"/>
+      <w:start w:val="27"/>
       <w:numFmt w:val="decimal"/>
       <w:lvlText w:val="%9."/>
       <w:lvlJc w:val="left"/>
@@ -5708,11 +5623,11 @@
       </w:pPr>
     </w:lvl>
   </w:abstractNum>
-  <w:abstractNum w:abstractNumId="994134">
-    <w:nsid w:val="A994134"/>
+  <w:abstractNum w:abstractNumId="994128">
+    <w:nsid w:val="A994128"/>
     <w:multiLevelType w:val="multilevel"/>
     <w:lvl w:ilvl="0">
-      <w:start w:val="34"/>
+      <w:start w:val="28"/>
       <w:numFmt w:val="decimal"/>
       <w:lvlText w:val="%1."/>
       <w:lvlJc w:val="left"/>
@@ -5721,7 +5636,7 @@
       </w:pPr>
     </w:lvl>
     <w:lvl w:ilvl="1">
-      <w:start w:val="34"/>
+      <w:start w:val="28"/>
       <w:numFmt w:val="decimal"/>
       <w:lvlText w:val="%2."/>
       <w:lvlJc w:val="left"/>
@@ -5730,7 +5645,7 @@
       </w:pPr>
     </w:lvl>
     <w:lvl w:ilvl="2">
-      <w:start w:val="34"/>
+      <w:start w:val="28"/>
       <w:numFmt w:val="decimal"/>
       <w:lvlText w:val="%3."/>
       <w:lvlJc w:val="left"/>
@@ -5739,7 +5654,7 @@
       </w:pPr>
     </w:lvl>
     <w:lvl w:ilvl="3">
-      <w:start w:val="34"/>
+      <w:start w:val="28"/>
       <w:numFmt w:val="decimal"/>
       <w:lvlText w:val="%4."/>
       <w:lvlJc w:val="left"/>
@@ -5748,7 +5663,7 @@
       </w:pPr>
     </w:lvl>
     <w:lvl w:ilvl="4">
-      <w:start w:val="34"/>
+      <w:start w:val="28"/>
       <w:numFmt w:val="decimal"/>
       <w:lvlText w:val="%5."/>
       <w:lvlJc w:val="left"/>
@@ -5757,7 +5672,7 @@
       </w:pPr>
     </w:lvl>
     <w:lvl w:ilvl="5">
-      <w:start w:val="34"/>
+      <w:start w:val="28"/>
       <w:numFmt w:val="decimal"/>
       <w:lvlText w:val="%6."/>
       <w:lvlJc w:val="left"/>
@@ -5766,7 +5681,7 @@
       </w:pPr>
     </w:lvl>
     <w:lvl w:ilvl="6">
-      <w:start w:val="34"/>
+      <w:start w:val="28"/>
       <w:numFmt w:val="decimal"/>
       <w:lvlText w:val="%7."/>
       <w:lvlJc w:val="left"/>
@@ -5775,7 +5690,7 @@
       </w:pPr>
     </w:lvl>
     <w:lvl w:ilvl="7">
-      <w:start w:val="34"/>
+      <w:start w:val="28"/>
       <w:numFmt w:val="decimal"/>
       <w:lvlText w:val="%8."/>
       <w:lvlJc w:val="left"/>
@@ -5784,7 +5699,7 @@
       </w:pPr>
     </w:lvl>
     <w:lvl w:ilvl="8">
-      <w:start w:val="34"/>
+      <w:start w:val="28"/>
       <w:numFmt w:val="decimal"/>
       <w:lvlText w:val="%9."/>
       <w:lvlJc w:val="left"/>
@@ -5793,11 +5708,11 @@
       </w:pPr>
     </w:lvl>
   </w:abstractNum>
-  <w:abstractNum w:abstractNumId="994138">
-    <w:nsid w:val="A994138"/>
+  <w:abstractNum w:abstractNumId="994131">
+    <w:nsid w:val="A994131"/>
     <w:multiLevelType w:val="multilevel"/>
     <w:lvl w:ilvl="0">
-      <w:start w:val="38"/>
+      <w:start w:val="31"/>
       <w:numFmt w:val="decimal"/>
       <w:lvlText w:val="%1."/>
       <w:lvlJc w:val="left"/>
@@ -5806,7 +5721,7 @@
       </w:pPr>
     </w:lvl>
     <w:lvl w:ilvl="1">
-      <w:start w:val="38"/>
+      <w:start w:val="31"/>
       <w:numFmt w:val="decimal"/>
       <w:lvlText w:val="%2."/>
       <w:lvlJc w:val="left"/>
@@ -5815,7 +5730,7 @@
       </w:pPr>
     </w:lvl>
     <w:lvl w:ilvl="2">
-      <w:start w:val="38"/>
+      <w:start w:val="31"/>
       <w:numFmt w:val="decimal"/>
       <w:lvlText w:val="%3."/>
       <w:lvlJc w:val="left"/>
@@ -5824,7 +5739,7 @@
       </w:pPr>
     </w:lvl>
     <w:lvl w:ilvl="3">
-      <w:start w:val="38"/>
+      <w:start w:val="31"/>
       <w:numFmt w:val="decimal"/>
       <w:lvlText w:val="%4."/>
       <w:lvlJc w:val="left"/>
@@ -5833,7 +5748,7 @@
       </w:pPr>
     </w:lvl>
     <w:lvl w:ilvl="4">
-      <w:start w:val="38"/>
+      <w:start w:val="31"/>
       <w:numFmt w:val="decimal"/>
       <w:lvlText w:val="%5."/>
       <w:lvlJc w:val="left"/>
@@ -5842,7 +5757,7 @@
       </w:pPr>
     </w:lvl>
     <w:lvl w:ilvl="5">
-      <w:start w:val="38"/>
+      <w:start w:val="31"/>
       <w:numFmt w:val="decimal"/>
       <w:lvlText w:val="%6."/>
       <w:lvlJc w:val="left"/>
@@ -5851,7 +5766,7 @@
       </w:pPr>
     </w:lvl>
     <w:lvl w:ilvl="6">
-      <w:start w:val="38"/>
+      <w:start w:val="31"/>
       <w:numFmt w:val="decimal"/>
       <w:lvlText w:val="%7."/>
       <w:lvlJc w:val="left"/>
@@ -5860,7 +5775,7 @@
       </w:pPr>
     </w:lvl>
     <w:lvl w:ilvl="7">
-      <w:start w:val="38"/>
+      <w:start w:val="31"/>
       <w:numFmt w:val="decimal"/>
       <w:lvlText w:val="%8."/>
       <w:lvlJc w:val="left"/>
@@ -5869,7 +5784,7 @@
       </w:pPr>
     </w:lvl>
     <w:lvl w:ilvl="8">
-      <w:start w:val="38"/>
+      <w:start w:val="31"/>
       <w:numFmt w:val="decimal"/>
       <w:lvlText w:val="%9."/>
       <w:lvlJc w:val="left"/>
@@ -5878,11 +5793,11 @@
       </w:pPr>
     </w:lvl>
   </w:abstractNum>
-  <w:abstractNum w:abstractNumId="994146">
-    <w:nsid w:val="A994146"/>
+  <w:abstractNum w:abstractNumId="994136">
+    <w:nsid w:val="A994136"/>
     <w:multiLevelType w:val="multilevel"/>
     <w:lvl w:ilvl="0">
-      <w:start w:val="46"/>
+      <w:start w:val="36"/>
       <w:numFmt w:val="decimal"/>
       <w:lvlText w:val="%1."/>
       <w:lvlJc w:val="left"/>
@@ -5891,7 +5806,7 @@
       </w:pPr>
     </w:lvl>
     <w:lvl w:ilvl="1">
-      <w:start w:val="46"/>
+      <w:start w:val="36"/>
       <w:numFmt w:val="decimal"/>
       <w:lvlText w:val="%2."/>
       <w:lvlJc w:val="left"/>
@@ -5900,7 +5815,7 @@
       </w:pPr>
     </w:lvl>
     <w:lvl w:ilvl="2">
-      <w:start w:val="46"/>
+      <w:start w:val="36"/>
       <w:numFmt w:val="decimal"/>
       <w:lvlText w:val="%3."/>
       <w:lvlJc w:val="left"/>
@@ -5909,7 +5824,7 @@
       </w:pPr>
     </w:lvl>
     <w:lvl w:ilvl="3">
-      <w:start w:val="46"/>
+      <w:start w:val="36"/>
       <w:numFmt w:val="decimal"/>
       <w:lvlText w:val="%4."/>
       <w:lvlJc w:val="left"/>
@@ -5918,7 +5833,7 @@
       </w:pPr>
     </w:lvl>
     <w:lvl w:ilvl="4">
-      <w:start w:val="46"/>
+      <w:start w:val="36"/>
       <w:numFmt w:val="decimal"/>
       <w:lvlText w:val="%5."/>
       <w:lvlJc w:val="left"/>
@@ -5927,7 +5842,7 @@
       </w:pPr>
     </w:lvl>
     <w:lvl w:ilvl="5">
-      <w:start w:val="46"/>
+      <w:start w:val="36"/>
       <w:numFmt w:val="decimal"/>
       <w:lvlText w:val="%6."/>
       <w:lvlJc w:val="left"/>
@@ -5936,7 +5851,7 @@
       </w:pPr>
     </w:lvl>
     <w:lvl w:ilvl="6">
-      <w:start w:val="46"/>
+      <w:start w:val="36"/>
       <w:numFmt w:val="decimal"/>
       <w:lvlText w:val="%7."/>
       <w:lvlJc w:val="left"/>
@@ -5945,7 +5860,7 @@
       </w:pPr>
     </w:lvl>
     <w:lvl w:ilvl="7">
-      <w:start w:val="46"/>
+      <w:start w:val="36"/>
       <w:numFmt w:val="decimal"/>
       <w:lvlText w:val="%8."/>
       <w:lvlJc w:val="left"/>
@@ -5954,7 +5869,177 @@
       </w:pPr>
     </w:lvl>
     <w:lvl w:ilvl="8">
-      <w:start w:val="46"/>
+      <w:start w:val="36"/>
+      <w:numFmt w:val="decimal"/>
+      <w:lvlText w:val="%9."/>
+      <w:lvlJc w:val="left"/>
+      <w:pPr>
+        <w:ind w:left="6480" w:hanging="480"/>
+      </w:pPr>
+    </w:lvl>
+  </w:abstractNum>
+  <w:abstractNum w:abstractNumId="994141">
+    <w:nsid w:val="A994141"/>
+    <w:multiLevelType w:val="multilevel"/>
+    <w:lvl w:ilvl="0">
+      <w:start w:val="41"/>
+      <w:numFmt w:val="decimal"/>
+      <w:lvlText w:val="%1."/>
+      <w:lvlJc w:val="left"/>
+      <w:pPr>
+        <w:ind w:left="720" w:hanging="480"/>
+      </w:pPr>
+    </w:lvl>
+    <w:lvl w:ilvl="1">
+      <w:start w:val="41"/>
+      <w:numFmt w:val="decimal"/>
+      <w:lvlText w:val="%2."/>
+      <w:lvlJc w:val="left"/>
+      <w:pPr>
+        <w:ind w:left="1440" w:hanging="480"/>
+      </w:pPr>
+    </w:lvl>
+    <w:lvl w:ilvl="2">
+      <w:start w:val="41"/>
+      <w:numFmt w:val="decimal"/>
+      <w:lvlText w:val="%3."/>
+      <w:lvlJc w:val="left"/>
+      <w:pPr>
+        <w:ind w:left="2160" w:hanging="480"/>
+      </w:pPr>
+    </w:lvl>
+    <w:lvl w:ilvl="3">
+      <w:start w:val="41"/>
+      <w:numFmt w:val="decimal"/>
+      <w:lvlText w:val="%4."/>
+      <w:lvlJc w:val="left"/>
+      <w:pPr>
+        <w:ind w:left="2880" w:hanging="480"/>
+      </w:pPr>
+    </w:lvl>
+    <w:lvl w:ilvl="4">
+      <w:start w:val="41"/>
+      <w:numFmt w:val="decimal"/>
+      <w:lvlText w:val="%5."/>
+      <w:lvlJc w:val="left"/>
+      <w:pPr>
+        <w:ind w:left="3600" w:hanging="480"/>
+      </w:pPr>
+    </w:lvl>
+    <w:lvl w:ilvl="5">
+      <w:start w:val="41"/>
+      <w:numFmt w:val="decimal"/>
+      <w:lvlText w:val="%6."/>
+      <w:lvlJc w:val="left"/>
+      <w:pPr>
+        <w:ind w:left="4320" w:hanging="480"/>
+      </w:pPr>
+    </w:lvl>
+    <w:lvl w:ilvl="6">
+      <w:start w:val="41"/>
+      <w:numFmt w:val="decimal"/>
+      <w:lvlText w:val="%7."/>
+      <w:lvlJc w:val="left"/>
+      <w:pPr>
+        <w:ind w:left="5040" w:hanging="480"/>
+      </w:pPr>
+    </w:lvl>
+    <w:lvl w:ilvl="7">
+      <w:start w:val="41"/>
+      <w:numFmt w:val="decimal"/>
+      <w:lvlText w:val="%8."/>
+      <w:lvlJc w:val="left"/>
+      <w:pPr>
+        <w:ind w:left="5760" w:hanging="480"/>
+      </w:pPr>
+    </w:lvl>
+    <w:lvl w:ilvl="8">
+      <w:start w:val="41"/>
+      <w:numFmt w:val="decimal"/>
+      <w:lvlText w:val="%9."/>
+      <w:lvlJc w:val="left"/>
+      <w:pPr>
+        <w:ind w:left="6480" w:hanging="480"/>
+      </w:pPr>
+    </w:lvl>
+  </w:abstractNum>
+  <w:abstractNum w:abstractNumId="994149">
+    <w:nsid w:val="A994149"/>
+    <w:multiLevelType w:val="multilevel"/>
+    <w:lvl w:ilvl="0">
+      <w:start w:val="49"/>
+      <w:numFmt w:val="decimal"/>
+      <w:lvlText w:val="%1."/>
+      <w:lvlJc w:val="left"/>
+      <w:pPr>
+        <w:ind w:left="720" w:hanging="480"/>
+      </w:pPr>
+    </w:lvl>
+    <w:lvl w:ilvl="1">
+      <w:start w:val="49"/>
+      <w:numFmt w:val="decimal"/>
+      <w:lvlText w:val="%2."/>
+      <w:lvlJc w:val="left"/>
+      <w:pPr>
+        <w:ind w:left="1440" w:hanging="480"/>
+      </w:pPr>
+    </w:lvl>
+    <w:lvl w:ilvl="2">
+      <w:start w:val="49"/>
+      <w:numFmt w:val="decimal"/>
+      <w:lvlText w:val="%3."/>
+      <w:lvlJc w:val="left"/>
+      <w:pPr>
+        <w:ind w:left="2160" w:hanging="480"/>
+      </w:pPr>
+    </w:lvl>
+    <w:lvl w:ilvl="3">
+      <w:start w:val="49"/>
+      <w:numFmt w:val="decimal"/>
+      <w:lvlText w:val="%4."/>
+      <w:lvlJc w:val="left"/>
+      <w:pPr>
+        <w:ind w:left="2880" w:hanging="480"/>
+      </w:pPr>
+    </w:lvl>
+    <w:lvl w:ilvl="4">
+      <w:start w:val="49"/>
+      <w:numFmt w:val="decimal"/>
+      <w:lvlText w:val="%5."/>
+      <w:lvlJc w:val="left"/>
+      <w:pPr>
+        <w:ind w:left="3600" w:hanging="480"/>
+      </w:pPr>
+    </w:lvl>
+    <w:lvl w:ilvl="5">
+      <w:start w:val="49"/>
+      <w:numFmt w:val="decimal"/>
+      <w:lvlText w:val="%6."/>
+      <w:lvlJc w:val="left"/>
+      <w:pPr>
+        <w:ind w:left="4320" w:hanging="480"/>
+      </w:pPr>
+    </w:lvl>
+    <w:lvl w:ilvl="6">
+      <w:start w:val="49"/>
+      <w:numFmt w:val="decimal"/>
+      <w:lvlText w:val="%7."/>
+      <w:lvlJc w:val="left"/>
+      <w:pPr>
+        <w:ind w:left="5040" w:hanging="480"/>
+      </w:pPr>
+    </w:lvl>
+    <w:lvl w:ilvl="7">
+      <w:start w:val="49"/>
+      <w:numFmt w:val="decimal"/>
+      <w:lvlText w:val="%8."/>
+      <w:lvlJc w:val="left"/>
+      <w:pPr>
+        <w:ind w:left="5760" w:hanging="480"/>
+      </w:pPr>
+    </w:lvl>
+    <w:lvl w:ilvl="8">
+      <w:start w:val="49"/>
       <w:numFmt w:val="decimal"/>
       <w:lvlText w:val="%9."/>
       <w:lvlJc w:val="left"/>
@@ -6213,66 +6298,36 @@
     </w:lvlOverride>
   </w:num>
   <w:num w:numId="1029">
-    <w:abstractNumId w:val="99417"/>
+    <w:abstractNumId w:val="99418"/>
     <w:lvlOverride w:ilvl="0">
-      <w:startOverride w:val="7"/>
+      <w:startOverride w:val="8"/>
     </w:lvlOverride>
     <w:lvlOverride w:ilvl="1">
-      <w:startOverride w:val="7"/>
+      <w:startOverride w:val="8"/>
     </w:lvlOverride>
     <w:lvlOverride w:ilvl="2">
-      <w:startOverride w:val="7"/>
+      <w:startOverride w:val="8"/>
     </w:lvlOverride>
     <w:lvlOverride w:ilvl="3">
-      <w:startOverride w:val="7"/>
+      <w:startOverride w:val="8"/>
     </w:lvlOverride>
     <w:lvlOverride w:ilvl="4">
-      <w:startOverride w:val="7"/>
+      <w:startOverride w:val="8"/>
     </w:lvlOverride>
     <w:lvlOverride w:ilvl="5">
-      <w:startOverride w:val="7"/>
+      <w:startOverride w:val="8"/>
     </w:lvlOverride>
     <w:lvlOverride w:ilvl="6">
-      <w:startOverride w:val="7"/>
+      <w:startOverride w:val="8"/>
     </w:lvlOverride>
     <w:lvlOverride w:ilvl="7">
-      <w:startOverride w:val="7"/>
+      <w:startOverride w:val="8"/>
     </w:lvlOverride>
     <w:lvlOverride w:ilvl="8">
-      <w:startOverride w:val="7"/>
+      <w:startOverride w:val="8"/>
     </w:lvlOverride>
   </w:num>
   <w:num w:numId="1030">
-    <w:abstractNumId w:val="994113"/>
-    <w:lvlOverride w:ilvl="0">
-      <w:startOverride w:val="13"/>
-    </w:lvlOverride>
-    <w:lvlOverride w:ilvl="1">
-      <w:startOverride w:val="13"/>
-    </w:lvlOverride>
-    <w:lvlOverride w:ilvl="2">
-      <w:startOverride w:val="13"/>
-    </w:lvlOverride>
-    <w:lvlOverride w:ilvl="3">
-      <w:startOverride w:val="13"/>
-    </w:lvlOverride>
-    <w:lvlOverride w:ilvl="4">
-      <w:startOverride w:val="13"/>
-    </w:lvlOverride>
-    <w:lvlOverride w:ilvl="5">
-      <w:startOverride w:val="13"/>
-    </w:lvlOverride>
-    <w:lvlOverride w:ilvl="6">
-      <w:startOverride w:val="13"/>
-    </w:lvlOverride>
-    <w:lvlOverride w:ilvl="7">
-      <w:startOverride w:val="13"/>
-    </w:lvlOverride>
-    <w:lvlOverride w:ilvl="8">
-      <w:startOverride w:val="13"/>
-    </w:lvlOverride>
-  </w:num>
-  <w:num w:numId="1031">
     <w:abstractNumId w:val="994115"/>
     <w:lvlOverride w:ilvl="0">
       <w:startOverride w:val="15"/>
@@ -6302,7 +6357,7 @@
       <w:startOverride w:val="15"/>
     </w:lvlOverride>
   </w:num>
-  <w:num w:numId="1032">
+  <w:num w:numId="1031">
     <w:abstractNumId w:val="994117"/>
     <w:lvlOverride w:ilvl="0">
       <w:startOverride w:val="17"/>
@@ -6332,7 +6387,7 @@
       <w:startOverride w:val="17"/>
     </w:lvlOverride>
   </w:num>
-  <w:num w:numId="1033">
+  <w:num w:numId="1032">
     <w:abstractNumId w:val="994119"/>
     <w:lvlOverride w:ilvl="0">
       <w:startOverride w:val="19"/>
@@ -6362,7 +6417,7 @@
       <w:startOverride w:val="19"/>
     </w:lvlOverride>
   </w:num>
-  <w:num w:numId="1034">
+  <w:num w:numId="1033">
     <w:abstractNumId w:val="994121"/>
     <w:lvlOverride w:ilvl="0">
       <w:startOverride w:val="21"/>
@@ -6392,67 +6447,37 @@
       <w:startOverride w:val="21"/>
     </w:lvlOverride>
   </w:num>
+  <w:num w:numId="1034">
+    <w:abstractNumId w:val="994123"/>
+    <w:lvlOverride w:ilvl="0">
+      <w:startOverride w:val="23"/>
+    </w:lvlOverride>
+    <w:lvlOverride w:ilvl="1">
+      <w:startOverride w:val="23"/>
+    </w:lvlOverride>
+    <w:lvlOverride w:ilvl="2">
+      <w:startOverride w:val="23"/>
+    </w:lvlOverride>
+    <w:lvlOverride w:ilvl="3">
+      <w:startOverride w:val="23"/>
+    </w:lvlOverride>
+    <w:lvlOverride w:ilvl="4">
+      <w:startOverride w:val="23"/>
+    </w:lvlOverride>
+    <w:lvlOverride w:ilvl="5">
+      <w:startOverride w:val="23"/>
+    </w:lvlOverride>
+    <w:lvlOverride w:ilvl="6">
+      <w:startOverride w:val="23"/>
+    </w:lvlOverride>
+    <w:lvlOverride w:ilvl="7">
+      <w:startOverride w:val="23"/>
+    </w:lvlOverride>
+    <w:lvlOverride w:ilvl="8">
+      <w:startOverride w:val="23"/>
+    </w:lvlOverride>
+  </w:num>
   <w:num w:numId="1035">
-    <w:abstractNumId w:val="994124"/>
-    <w:lvlOverride w:ilvl="0">
-      <w:startOverride w:val="24"/>
-    </w:lvlOverride>
-    <w:lvlOverride w:ilvl="1">
-      <w:startOverride w:val="24"/>
-    </w:lvlOverride>
-    <w:lvlOverride w:ilvl="2">
-      <w:startOverride w:val="24"/>
-    </w:lvlOverride>
-    <w:lvlOverride w:ilvl="3">
-      <w:startOverride w:val="24"/>
-    </w:lvlOverride>
-    <w:lvlOverride w:ilvl="4">
-      <w:startOverride w:val="24"/>
-    </w:lvlOverride>
-    <w:lvlOverride w:ilvl="5">
-      <w:startOverride w:val="24"/>
-    </w:lvlOverride>
-    <w:lvlOverride w:ilvl="6">
-      <w:startOverride w:val="24"/>
-    </w:lvlOverride>
-    <w:lvlOverride w:ilvl="7">
-      <w:startOverride w:val="24"/>
-    </w:lvlOverride>
-    <w:lvlOverride w:ilvl="8">
-      <w:startOverride w:val="24"/>
-    </w:lvlOverride>
-  </w:num>
-  <w:num w:numId="1036">
-    <w:abstractNumId w:val="994125"/>
-    <w:lvlOverride w:ilvl="0">
-      <w:startOverride w:val="25"/>
-    </w:lvlOverride>
-    <w:lvlOverride w:ilvl="1">
-      <w:startOverride w:val="25"/>
-    </w:lvlOverride>
-    <w:lvlOverride w:ilvl="2">
-      <w:startOverride w:val="25"/>
-    </w:lvlOverride>
-    <w:lvlOverride w:ilvl="3">
-      <w:startOverride w:val="25"/>
-    </w:lvlOverride>
-    <w:lvlOverride w:ilvl="4">
-      <w:startOverride w:val="25"/>
-    </w:lvlOverride>
-    <w:lvlOverride w:ilvl="5">
-      <w:startOverride w:val="25"/>
-    </w:lvlOverride>
-    <w:lvlOverride w:ilvl="6">
-      <w:startOverride w:val="25"/>
-    </w:lvlOverride>
-    <w:lvlOverride w:ilvl="7">
-      <w:startOverride w:val="25"/>
-    </w:lvlOverride>
-    <w:lvlOverride w:ilvl="8">
-      <w:startOverride w:val="25"/>
-    </w:lvlOverride>
-  </w:num>
-  <w:num w:numId="1037">
     <w:abstractNumId w:val="994126"/>
     <w:lvlOverride w:ilvl="0">
       <w:startOverride w:val="26"/>
@@ -6482,124 +6507,184 @@
       <w:startOverride w:val="26"/>
     </w:lvlOverride>
   </w:num>
+  <w:num w:numId="1036">
+    <w:abstractNumId w:val="994127"/>
+    <w:lvlOverride w:ilvl="0">
+      <w:startOverride w:val="27"/>
+    </w:lvlOverride>
+    <w:lvlOverride w:ilvl="1">
+      <w:startOverride w:val="27"/>
+    </w:lvlOverride>
+    <w:lvlOverride w:ilvl="2">
+      <w:startOverride w:val="27"/>
+    </w:lvlOverride>
+    <w:lvlOverride w:ilvl="3">
+      <w:startOverride w:val="27"/>
+    </w:lvlOverride>
+    <w:lvlOverride w:ilvl="4">
+      <w:startOverride w:val="27"/>
+    </w:lvlOverride>
+    <w:lvlOverride w:ilvl="5">
+      <w:startOverride w:val="27"/>
+    </w:lvlOverride>
+    <w:lvlOverride w:ilvl="6">
+      <w:startOverride w:val="27"/>
+    </w:lvlOverride>
+    <w:lvlOverride w:ilvl="7">
+      <w:startOverride w:val="27"/>
+    </w:lvlOverride>
+    <w:lvlOverride w:ilvl="8">
+      <w:startOverride w:val="27"/>
+    </w:lvlOverride>
+  </w:num>
+  <w:num w:numId="1037">
+    <w:abstractNumId w:val="994128"/>
+    <w:lvlOverride w:ilvl="0">
+      <w:startOverride w:val="28"/>
+    </w:lvlOverride>
+    <w:lvlOverride w:ilvl="1">
+      <w:startOverride w:val="28"/>
+    </w:lvlOverride>
+    <w:lvlOverride w:ilvl="2">
+      <w:startOverride w:val="28"/>
+    </w:lvlOverride>
+    <w:lvlOverride w:ilvl="3">
+      <w:startOverride w:val="28"/>
+    </w:lvlOverride>
+    <w:lvlOverride w:ilvl="4">
+      <w:startOverride w:val="28"/>
+    </w:lvlOverride>
+    <w:lvlOverride w:ilvl="5">
+      <w:startOverride w:val="28"/>
+    </w:lvlOverride>
+    <w:lvlOverride w:ilvl="6">
+      <w:startOverride w:val="28"/>
+    </w:lvlOverride>
+    <w:lvlOverride w:ilvl="7">
+      <w:startOverride w:val="28"/>
+    </w:lvlOverride>
+    <w:lvlOverride w:ilvl="8">
+      <w:startOverride w:val="28"/>
+    </w:lvlOverride>
+  </w:num>
   <w:num w:numId="1038">
-    <w:abstractNumId w:val="994129"/>
+    <w:abstractNumId w:val="994131"/>
     <w:lvlOverride w:ilvl="0">
-      <w:startOverride w:val="29"/>
+      <w:startOverride w:val="31"/>
     </w:lvlOverride>
     <w:lvlOverride w:ilvl="1">
-      <w:startOverride w:val="29"/>
+      <w:startOverride w:val="31"/>
     </w:lvlOverride>
     <w:lvlOverride w:ilvl="2">
-      <w:startOverride w:val="29"/>
+      <w:startOverride w:val="31"/>
     </w:lvlOverride>
     <w:lvlOverride w:ilvl="3">
-      <w:startOverride w:val="29"/>
+      <w:startOverride w:val="31"/>
     </w:lvlOverride>
     <w:lvlOverride w:ilvl="4">
-      <w:startOverride w:val="29"/>
+      <w:startOverride w:val="31"/>
     </w:lvlOverride>
     <w:lvlOverride w:ilvl="5">
-      <w:startOverride w:val="29"/>
+      <w:startOverride w:val="31"/>
     </w:lvlOverride>
     <w:lvlOverride w:ilvl="6">
-      <w:startOverride w:val="29"/>
+      <w:startOverride w:val="31"/>
     </w:lvlOverride>
     <w:lvlOverride w:ilvl="7">
-      <w:startOverride w:val="29"/>
+      <w:startOverride w:val="31"/>
     </w:lvlOverride>
     <w:lvlOverride w:ilvl="8">
-      <w:startOverride w:val="29"/>
+      <w:startOverride w:val="31"/>
     </w:lvlOverride>
   </w:num>
   <w:num w:numId="1039">
-    <w:abstractNumId w:val="994134"/>
+    <w:abstractNumId w:val="994136"/>
     <w:lvlOverride w:ilvl="0">
-      <w:startOverride w:val="34"/>
+      <w:startOverride w:val="36"/>
     </w:lvlOverride>
     <w:lvlOverride w:ilvl="1">
-      <w:startOverride w:val="34"/>
+      <w:startOverride w:val="36"/>
     </w:lvlOverride>
     <w:lvlOverride w:ilvl="2">
-      <w:startOverride w:val="34"/>
+      <w:startOverride w:val="36"/>
     </w:lvlOverride>
     <w:lvlOverride w:ilvl="3">
-      <w:startOverride w:val="34"/>
+      <w:startOverride w:val="36"/>
     </w:lvlOverride>
     <w:lvlOverride w:ilvl="4">
-      <w:startOverride w:val="34"/>
+      <w:startOverride w:val="36"/>
     </w:lvlOverride>
     <w:lvlOverride w:ilvl="5">
-      <w:startOverride w:val="34"/>
+      <w:startOverride w:val="36"/>
     </w:lvlOverride>
     <w:lvlOverride w:ilvl="6">
-      <w:startOverride w:val="34"/>
+      <w:startOverride w:val="36"/>
     </w:lvlOverride>
     <w:lvlOverride w:ilvl="7">
-      <w:startOverride w:val="34"/>
+      <w:startOverride w:val="36"/>
     </w:lvlOverride>
     <w:lvlOverride w:ilvl="8">
-      <w:startOverride w:val="34"/>
+      <w:startOverride w:val="36"/>
     </w:lvlOverride>
   </w:num>
   <w:num w:numId="1040">
-    <w:abstractNumId w:val="994138"/>
+    <w:abstractNumId w:val="994141"/>
     <w:lvlOverride w:ilvl="0">
-      <w:startOverride w:val="38"/>
+      <w:startOverride w:val="41"/>
     </w:lvlOverride>
     <w:lvlOverride w:ilvl="1">
-      <w:startOverride w:val="38"/>
+      <w:startOverride w:val="41"/>
     </w:lvlOverride>
     <w:lvlOverride w:ilvl="2">
-      <w:startOverride w:val="38"/>
+      <w:startOverride w:val="41"/>
     </w:lvlOverride>
     <w:lvlOverride w:ilvl="3">
-      <w:startOverride w:val="38"/>
+      <w:startOverride w:val="41"/>
     </w:lvlOverride>
     <w:lvlOverride w:ilvl="4">
-      <w:startOverride w:val="38"/>
+      <w:startOverride w:val="41"/>
     </w:lvlOverride>
     <w:lvlOverride w:ilvl="5">
-      <w:startOverride w:val="38"/>
+      <w:startOverride w:val="41"/>
     </w:lvlOverride>
     <w:lvlOverride w:ilvl="6">
-      <w:startOverride w:val="38"/>
+      <w:startOverride w:val="41"/>
     </w:lvlOverride>
     <w:lvlOverride w:ilvl="7">
-      <w:startOverride w:val="38"/>
+      <w:startOverride w:val="41"/>
     </w:lvlOverride>
     <w:lvlOverride w:ilvl="8">
-      <w:startOverride w:val="38"/>
+      <w:startOverride w:val="41"/>
     </w:lvlOverride>
   </w:num>
   <w:num w:numId="1041">
-    <w:abstractNumId w:val="994146"/>
+    <w:abstractNumId w:val="994149"/>
     <w:lvlOverride w:ilvl="0">
-      <w:startOverride w:val="46"/>
+      <w:startOverride w:val="49"/>
     </w:lvlOverride>
     <w:lvlOverride w:ilvl="1">
-      <w:startOverride w:val="46"/>
+      <w:startOverride w:val="49"/>
     </w:lvlOverride>
     <w:lvlOverride w:ilvl="2">
-      <w:startOverride w:val="46"/>
+      <w:startOverride w:val="49"/>
     </w:lvlOverride>
     <w:lvlOverride w:ilvl="3">
-      <w:startOverride w:val="46"/>
+      <w:startOverride w:val="49"/>
     </w:lvlOverride>
     <w:lvlOverride w:ilvl="4">
-      <w:startOverride w:val="46"/>
+      <w:startOverride w:val="49"/>
     </w:lvlOverride>
     <w:lvlOverride w:ilvl="5">
-      <w:startOverride w:val="46"/>
+      <w:startOverride w:val="49"/>
     </w:lvlOverride>
     <w:lvlOverride w:ilvl="6">
-      <w:startOverride w:val="46"/>
+      <w:startOverride w:val="49"/>
     </w:lvlOverride>
     <w:lvlOverride w:ilvl="7">
-      <w:startOverride w:val="46"/>
+      <w:startOverride w:val="49"/>
     </w:lvlOverride>
     <w:lvlOverride w:ilvl="8">
-      <w:startOverride w:val="46"/>
+      <w:startOverride w:val="49"/>
     </w:lvlOverride>
   </w:num>
 </w:numbering>

--- a/themes/theme-0/theme 0 draft.docx
+++ b/themes/theme-0/theme 0 draft.docx
@@ -89,7 +89,7 @@
         <w:pStyle w:val="Compact"/>
       </w:pPr>
       <w:r>
-        <w:t xml:space="preserve">0.6. Отёк и боль одной ноги: почему не откладывать до завтра</w:t>
+        <w:t xml:space="preserve">0.6. Отёк и боль одной ноги: почему ехать сразу</w:t>
       </w:r>
     </w:p>
     <w:p>
@@ -1710,13 +1710,13 @@
       </w:r>
     </w:p>
     <w:bookmarkEnd w:id="26"/>
-    <w:bookmarkStart w:id="27" w:name="X3e043f9ab1aadd7046fffb99d876ec4dd83d903"/>
+    <w:bookmarkStart w:id="27" w:name="X97e91f4d1943c9d1f694ee2971e924b9dc7949f"/>
     <w:p>
       <w:pPr>
         <w:pStyle w:val="Heading2"/>
       </w:pPr>
       <w:r>
-        <w:t xml:space="preserve">0.6. Отёк и боль одной ноги: почему не откладывать до завтра</w:t>
+        <w:t xml:space="preserve">0.6. Отёк и боль одной ноги: почему ехать сразу</w:t>
       </w:r>
     </w:p>
     <w:p>
@@ -1752,7 +1752,7 @@
         <w:t xml:space="preserve"> </w:t>
       </w:r>
       <w:r>
-        <w:t xml:space="preserve">Обратитесь в тот же день, не откладывая на завтра: чтобы подтвердить или исключить тромбоз, нужны осмотр и ультразвуковое исследование вен. Если женская консультация не может принять сегодня, поезжайте в приёмное отделение роддома. Если вместе с отёком ноги появились одышка, боль в груди, кашель с кровью — вызывайте скорую (0.7).</w:t>
+        <w:t xml:space="preserve">Поезжайте в приёмное отделение роддома сразу. Российские рекомендации при подозрении на тромбоз у беременной советуют госпитализацию: подтвердить или исключить его можно только осмотром и ультразвуковым исследованием вен, а тромбоэмболия лёгочной артерии — одна из основных причин смерти при беременности. Если вместе с отёком ноги появились одышка, боль в груди, кашель с кровью — вызывайте скорую (0.7).</w:t>
       </w:r>
     </w:p>
     <w:p>
@@ -1850,7 +1850,7 @@
         <w:pStyle w:val="Compact"/>
       </w:pPr>
       <w:r>
-        <w:t xml:space="preserve">одышка вместе с головокружением, сердцебиением или обмороком.</w:t>
+        <w:t xml:space="preserve">одышка вместе с головокружением, сердцебиением или обмороком, даже кратковременным.</w:t>
       </w:r>
     </w:p>
     <w:p>
@@ -3067,7 +3067,7 @@
         <w:pStyle w:val="FirstParagraph"/>
       </w:pPr>
       <w:r>
-        <w:t xml:space="preserve">Если мысли о самоубийстве есть, но плана и намерения нет, обратитесь за помощью в тот же день: к врачу, который вас ведёт, к психиатру или на телефон доверия. Телефон психологической помощи МЧС России: +7 (495) 989-50-50 — круглосуточно, анонимно; оплачивается только междугородняя связь. Остальные телефоны — во врезке «Куда обращаться за помощью» в Теме 10.</w:t>
+        <w:t xml:space="preserve">Если мысли о самоубийстве есть, но плана и намерения нет, обратитесь за помощью в тот же день: к врачу, который вас ведёт, к психиатру или на телефон доверия. Единый телефон доверия и психологической помощи для взрослых и детей: 8-800-100-49-94, круглосуточно. Остальные телефоны — во врезке «Куда обращаться за помощью» в Теме 10.</w:t>
       </w:r>
     </w:p>
     <w:p>
@@ -3908,7 +3908,7 @@
         <w:pStyle w:val="Compact"/>
       </w:pPr>
       <w:r>
-        <w:t xml:space="preserve">Минздрав России, РОАГ. Клинические рекомендации «Венозные осложнения во время беременности и послеродовом периоде. Акушерская тромбоэмболия», 2025, разделы 2.1, 2.2 — жалобы при тромбозе: отёк конечности или её части, распирающая боль, которая усиливается при опущенной ноге, цианоз стопы (0.6); кровохарканье при тромбоэмболии лёгочной артерии (0.7).</w:t>
+        <w:t xml:space="preserve">Селиверстов Е. И., Лобастов К. В. и др. Профилактика, диагностика и лечение тромбоза глубоких вен. Рекомендации российских экспертов. Флебология, 2023;17(3):152–296, DOI 10.17116/flebo202317031152 — симптомы возможного тромбоза: боль, отёк одной конечности, болезненность; возможной тромбоэмболии: одышка, кашель, кровохарканье, кратковременная потеря сознания, учащённое сердцебиение; при клиническом подозрении на тромбоз или тромбоэмболию у беременной рекомендуется госпитализация; тромбоэмболия — одна из основных причин смерти при беременности (0.6, 0.7).</w:t>
       </w:r>
       <w:r>
         <w:t xml:space="preserve"> </w:t>
@@ -3918,7 +3918,7 @@
           <w:iCs/>
           <w:i/>
         </w:rPr>
-        <w:t xml:space="preserve">Сроки обращения для пациентки в документе не названы; «в тот же день» — как в Темах 2 и 3; скорая при одышке — по № 9.</w:t>
+        <w:t xml:space="preserve">Файл на Google Диске пользователя.</w:t>
       </w:r>
     </w:p>
     <w:p>
@@ -3930,7 +3930,7 @@
         <w:pStyle w:val="Compact"/>
       </w:pPr>
       <w:r>
-        <w:t xml:space="preserve">NHS. Pregnancy symptoms you need to get help for. Страница проверена 24.06.2026 — одышка при беременности бывает часто; срочно проверить внезапную одышку и одышку лёжа (0.7).</w:t>
+        <w:t xml:space="preserve">Минздрав России, РОАГ. Клинические рекомендации «Венозные осложнения во время беременности и послеродовом периоде. Акушерская тромбоэмболия», 2025, разделы 2.1, 2.2 — жалобы при тромбозе: отёк конечности или её части, распирающая боль, которая усиливается при опущенной ноге, цианоз стопы (0.6); кровохарканье при тромбоэмболии лёгочной артерии (0.7).</w:t>
       </w:r>
       <w:r>
         <w:t xml:space="preserve"> </w:t>
@@ -3940,6 +3940,28 @@
           <w:iCs/>
           <w:i/>
         </w:rPr>
+        <w:t xml:space="preserve">Сроки обращения для пациентки в документе не названы; «в тот же день» — как в Темах 2 и 3; скорая при одышке — по № 9.</w:t>
+      </w:r>
+    </w:p>
+    <w:p>
+      <w:pPr>
+        <w:numPr>
+          <w:ilvl w:val="0"/>
+          <w:numId w:val="1031"/>
+        </w:numPr>
+        <w:pStyle w:val="Compact"/>
+      </w:pPr>
+      <w:r>
+        <w:t xml:space="preserve">NHS. Pregnancy symptoms you need to get help for. Страница проверена 24.06.2026 — одышка при беременности бывает часто; срочно проверить внезапную одышку и одышку лёжа (0.7).</w:t>
+      </w:r>
+      <w:r>
+        <w:t xml:space="preserve"> </w:t>
+      </w:r>
+      <w:r>
+        <w:rPr>
+          <w:iCs/>
+          <w:i/>
+        </w:rPr>
         <w:t xml:space="preserve">Российские рекомендации об одышке беременных не говорят.</w:t>
       </w:r>
     </w:p>
@@ -4476,7 +4498,7 @@
           <w:iCs/>
           <w:i/>
         </w:rPr>
-        <w:t xml:space="preserve">Британская инструкция; совпадает с российской (№ 41).</w:t>
+        <w:t xml:space="preserve">Британская инструкция; совпадает с российской (№ 42).</w:t>
       </w:r>
     </w:p>
     <w:p>
@@ -4601,6 +4623,18 @@
           <w:b/>
         </w:rPr>
         <w:t xml:space="preserve">0.17–0.18. Кризис и безопасность</w:t>
+      </w:r>
+    </w:p>
+    <w:p>
+      <w:pPr>
+        <w:numPr>
+          <w:ilvl w:val="0"/>
+          <w:numId w:val="1041"/>
+        </w:numPr>
+        <w:pStyle w:val="Compact"/>
+      </w:pPr>
+      <w:r>
+        <w:t xml:space="preserve">МЧС России, Центр экстренной психологической помощи. Ответ на обращение (psi.mchs.gov.ru/appeals/157319) — 8-800-100-49-94 — единый круглосуточный телефон доверия и психологической помощи для взрослых и детей (0.17).</w:t>
       </w:r>
     </w:p>
     <w:p>
@@ -5198,11 +5232,11 @@
       </w:pPr>
     </w:lvl>
   </w:abstractNum>
-  <w:abstractNum w:abstractNumId="994119">
-    <w:nsid w:val="A994119"/>
+  <w:abstractNum w:abstractNumId="994120">
+    <w:nsid w:val="A994120"/>
     <w:multiLevelType w:val="multilevel"/>
     <w:lvl w:ilvl="0">
-      <w:start w:val="19"/>
+      <w:start w:val="20"/>
       <w:numFmt w:val="decimal"/>
       <w:lvlText w:val="%1."/>
       <w:lvlJc w:val="left"/>
@@ -5211,7 +5245,7 @@
       </w:pPr>
     </w:lvl>
     <w:lvl w:ilvl="1">
-      <w:start w:val="19"/>
+      <w:start w:val="20"/>
       <w:numFmt w:val="decimal"/>
       <w:lvlText w:val="%2."/>
       <w:lvlJc w:val="left"/>
@@ -5220,7 +5254,7 @@
       </w:pPr>
     </w:lvl>
     <w:lvl w:ilvl="2">
-      <w:start w:val="19"/>
+      <w:start w:val="20"/>
       <w:numFmt w:val="decimal"/>
       <w:lvlText w:val="%3."/>
       <w:lvlJc w:val="left"/>
@@ -5229,7 +5263,7 @@
       </w:pPr>
     </w:lvl>
     <w:lvl w:ilvl="3">
-      <w:start w:val="19"/>
+      <w:start w:val="20"/>
       <w:numFmt w:val="decimal"/>
       <w:lvlText w:val="%4."/>
       <w:lvlJc w:val="left"/>
@@ -5238,7 +5272,7 @@
       </w:pPr>
     </w:lvl>
     <w:lvl w:ilvl="4">
-      <w:start w:val="19"/>
+      <w:start w:val="20"/>
       <w:numFmt w:val="decimal"/>
       <w:lvlText w:val="%5."/>
       <w:lvlJc w:val="left"/>
@@ -5247,7 +5281,7 @@
       </w:pPr>
     </w:lvl>
     <w:lvl w:ilvl="5">
-      <w:start w:val="19"/>
+      <w:start w:val="20"/>
       <w:numFmt w:val="decimal"/>
       <w:lvlText w:val="%6."/>
       <w:lvlJc w:val="left"/>
@@ -5256,7 +5290,7 @@
       </w:pPr>
     </w:lvl>
     <w:lvl w:ilvl="6">
-      <w:start w:val="19"/>
+      <w:start w:val="20"/>
       <w:numFmt w:val="decimal"/>
       <w:lvlText w:val="%7."/>
       <w:lvlJc w:val="left"/>
@@ -5265,7 +5299,7 @@
       </w:pPr>
     </w:lvl>
     <w:lvl w:ilvl="7">
-      <w:start w:val="19"/>
+      <w:start w:val="20"/>
       <w:numFmt w:val="decimal"/>
       <w:lvlText w:val="%8."/>
       <w:lvlJc w:val="left"/>
@@ -5274,7 +5308,7 @@
       </w:pPr>
     </w:lvl>
     <w:lvl w:ilvl="8">
-      <w:start w:val="19"/>
+      <w:start w:val="20"/>
       <w:numFmt w:val="decimal"/>
       <w:lvlText w:val="%9."/>
       <w:lvlJc w:val="left"/>
@@ -5283,11 +5317,11 @@
       </w:pPr>
     </w:lvl>
   </w:abstractNum>
-  <w:abstractNum w:abstractNumId="994121">
-    <w:nsid w:val="A994121"/>
+  <w:abstractNum w:abstractNumId="994122">
+    <w:nsid w:val="A994122"/>
     <w:multiLevelType w:val="multilevel"/>
     <w:lvl w:ilvl="0">
-      <w:start w:val="21"/>
+      <w:start w:val="22"/>
       <w:numFmt w:val="decimal"/>
       <w:lvlText w:val="%1."/>
       <w:lvlJc w:val="left"/>
@@ -5296,7 +5330,7 @@
       </w:pPr>
     </w:lvl>
     <w:lvl w:ilvl="1">
-      <w:start w:val="21"/>
+      <w:start w:val="22"/>
       <w:numFmt w:val="decimal"/>
       <w:lvlText w:val="%2."/>
       <w:lvlJc w:val="left"/>
@@ -5305,7 +5339,7 @@
       </w:pPr>
     </w:lvl>
     <w:lvl w:ilvl="2">
-      <w:start w:val="21"/>
+      <w:start w:val="22"/>
       <w:numFmt w:val="decimal"/>
       <w:lvlText w:val="%3."/>
       <w:lvlJc w:val="left"/>
@@ -5314,7 +5348,7 @@
       </w:pPr>
     </w:lvl>
     <w:lvl w:ilvl="3">
-      <w:start w:val="21"/>
+      <w:start w:val="22"/>
       <w:numFmt w:val="decimal"/>
       <w:lvlText w:val="%4."/>
       <w:lvlJc w:val="left"/>
@@ -5323,7 +5357,7 @@
       </w:pPr>
     </w:lvl>
     <w:lvl w:ilvl="4">
-      <w:start w:val="21"/>
+      <w:start w:val="22"/>
       <w:numFmt w:val="decimal"/>
       <w:lvlText w:val="%5."/>
       <w:lvlJc w:val="left"/>
@@ -5332,7 +5366,7 @@
       </w:pPr>
     </w:lvl>
     <w:lvl w:ilvl="5">
-      <w:start w:val="21"/>
+      <w:start w:val="22"/>
       <w:numFmt w:val="decimal"/>
       <w:lvlText w:val="%6."/>
       <w:lvlJc w:val="left"/>
@@ -5341,7 +5375,7 @@
       </w:pPr>
     </w:lvl>
     <w:lvl w:ilvl="6">
-      <w:start w:val="21"/>
+      <w:start w:val="22"/>
       <w:numFmt w:val="decimal"/>
       <w:lvlText w:val="%7."/>
       <w:lvlJc w:val="left"/>
@@ -5350,7 +5384,7 @@
       </w:pPr>
     </w:lvl>
     <w:lvl w:ilvl="7">
-      <w:start w:val="21"/>
+      <w:start w:val="22"/>
       <w:numFmt w:val="decimal"/>
       <w:lvlText w:val="%8."/>
       <w:lvlJc w:val="left"/>
@@ -5359,7 +5393,7 @@
       </w:pPr>
     </w:lvl>
     <w:lvl w:ilvl="8">
-      <w:start w:val="21"/>
+      <w:start w:val="22"/>
       <w:numFmt w:val="decimal"/>
       <w:lvlText w:val="%9."/>
       <w:lvlJc w:val="left"/>
@@ -5368,11 +5402,11 @@
       </w:pPr>
     </w:lvl>
   </w:abstractNum>
-  <w:abstractNum w:abstractNumId="994123">
-    <w:nsid w:val="A994123"/>
+  <w:abstractNum w:abstractNumId="994124">
+    <w:nsid w:val="A994124"/>
     <w:multiLevelType w:val="multilevel"/>
     <w:lvl w:ilvl="0">
-      <w:start w:val="23"/>
+      <w:start w:val="24"/>
       <w:numFmt w:val="decimal"/>
       <w:lvlText w:val="%1."/>
       <w:lvlJc w:val="left"/>
@@ -5381,7 +5415,7 @@
       </w:pPr>
     </w:lvl>
     <w:lvl w:ilvl="1">
-      <w:start w:val="23"/>
+      <w:start w:val="24"/>
       <w:numFmt w:val="decimal"/>
       <w:lvlText w:val="%2."/>
       <w:lvlJc w:val="left"/>
@@ -5390,7 +5424,7 @@
       </w:pPr>
     </w:lvl>
     <w:lvl w:ilvl="2">
-      <w:start w:val="23"/>
+      <w:start w:val="24"/>
       <w:numFmt w:val="decimal"/>
       <w:lvlText w:val="%3."/>
       <w:lvlJc w:val="left"/>
@@ -5399,7 +5433,7 @@
       </w:pPr>
     </w:lvl>
     <w:lvl w:ilvl="3">
-      <w:start w:val="23"/>
+      <w:start w:val="24"/>
       <w:numFmt w:val="decimal"/>
       <w:lvlText w:val="%4."/>
       <w:lvlJc w:val="left"/>
@@ -5408,7 +5442,7 @@
       </w:pPr>
     </w:lvl>
     <w:lvl w:ilvl="4">
-      <w:start w:val="23"/>
+      <w:start w:val="24"/>
       <w:numFmt w:val="decimal"/>
       <w:lvlText w:val="%5."/>
       <w:lvlJc w:val="left"/>
@@ -5417,7 +5451,7 @@
       </w:pPr>
     </w:lvl>
     <w:lvl w:ilvl="5">
-      <w:start w:val="23"/>
+      <w:start w:val="24"/>
       <w:numFmt w:val="decimal"/>
       <w:lvlText w:val="%6."/>
       <w:lvlJc w:val="left"/>
@@ -5426,7 +5460,7 @@
       </w:pPr>
     </w:lvl>
     <w:lvl w:ilvl="6">
-      <w:start w:val="23"/>
+      <w:start w:val="24"/>
       <w:numFmt w:val="decimal"/>
       <w:lvlText w:val="%7."/>
       <w:lvlJc w:val="left"/>
@@ -5435,7 +5469,7 @@
       </w:pPr>
     </w:lvl>
     <w:lvl w:ilvl="7">
-      <w:start w:val="23"/>
+      <w:start w:val="24"/>
       <w:numFmt w:val="decimal"/>
       <w:lvlText w:val="%8."/>
       <w:lvlJc w:val="left"/>
@@ -5444,92 +5478,7 @@
       </w:pPr>
     </w:lvl>
     <w:lvl w:ilvl="8">
-      <w:start w:val="23"/>
-      <w:numFmt w:val="decimal"/>
-      <w:lvlText w:val="%9."/>
-      <w:lvlJc w:val="left"/>
-      <w:pPr>
-        <w:ind w:left="6480" w:hanging="480"/>
-      </w:pPr>
-    </w:lvl>
-  </w:abstractNum>
-  <w:abstractNum w:abstractNumId="994126">
-    <w:nsid w:val="A994126"/>
-    <w:multiLevelType w:val="multilevel"/>
-    <w:lvl w:ilvl="0">
-      <w:start w:val="26"/>
-      <w:numFmt w:val="decimal"/>
-      <w:lvlText w:val="%1."/>
-      <w:lvlJc w:val="left"/>
-      <w:pPr>
-        <w:ind w:left="720" w:hanging="480"/>
-      </w:pPr>
-    </w:lvl>
-    <w:lvl w:ilvl="1">
-      <w:start w:val="26"/>
-      <w:numFmt w:val="decimal"/>
-      <w:lvlText w:val="%2."/>
-      <w:lvlJc w:val="left"/>
-      <w:pPr>
-        <w:ind w:left="1440" w:hanging="480"/>
-      </w:pPr>
-    </w:lvl>
-    <w:lvl w:ilvl="2">
-      <w:start w:val="26"/>
-      <w:numFmt w:val="decimal"/>
-      <w:lvlText w:val="%3."/>
-      <w:lvlJc w:val="left"/>
-      <w:pPr>
-        <w:ind w:left="2160" w:hanging="480"/>
-      </w:pPr>
-    </w:lvl>
-    <w:lvl w:ilvl="3">
-      <w:start w:val="26"/>
-      <w:numFmt w:val="decimal"/>
-      <w:lvlText w:val="%4."/>
-      <w:lvlJc w:val="left"/>
-      <w:pPr>
-        <w:ind w:left="2880" w:hanging="480"/>
-      </w:pPr>
-    </w:lvl>
-    <w:lvl w:ilvl="4">
-      <w:start w:val="26"/>
-      <w:numFmt w:val="decimal"/>
-      <w:lvlText w:val="%5."/>
-      <w:lvlJc w:val="left"/>
-      <w:pPr>
-        <w:ind w:left="3600" w:hanging="480"/>
-      </w:pPr>
-    </w:lvl>
-    <w:lvl w:ilvl="5">
-      <w:start w:val="26"/>
-      <w:numFmt w:val="decimal"/>
-      <w:lvlText w:val="%6."/>
-      <w:lvlJc w:val="left"/>
-      <w:pPr>
-        <w:ind w:left="4320" w:hanging="480"/>
-      </w:pPr>
-    </w:lvl>
-    <w:lvl w:ilvl="6">
-      <w:start w:val="26"/>
-      <w:numFmt w:val="decimal"/>
-      <w:lvlText w:val="%7."/>
-      <w:lvlJc w:val="left"/>
-      <w:pPr>
-        <w:ind w:left="5040" w:hanging="480"/>
-      </w:pPr>
-    </w:lvl>
-    <w:lvl w:ilvl="7">
-      <w:start w:val="26"/>
-      <w:numFmt w:val="decimal"/>
-      <w:lvlText w:val="%8."/>
-      <w:lvlJc w:val="left"/>
-      <w:pPr>
-        <w:ind w:left="5760" w:hanging="480"/>
-      </w:pPr>
-    </w:lvl>
-    <w:lvl w:ilvl="8">
-      <w:start w:val="26"/>
+      <w:start w:val="24"/>
       <w:numFmt w:val="decimal"/>
       <w:lvlText w:val="%9."/>
       <w:lvlJc w:val="left"/>
@@ -5708,11 +5657,11 @@
       </w:pPr>
     </w:lvl>
   </w:abstractNum>
-  <w:abstractNum w:abstractNumId="994131">
-    <w:nsid w:val="A994131"/>
+  <w:abstractNum w:abstractNumId="994129">
+    <w:nsid w:val="A994129"/>
     <w:multiLevelType w:val="multilevel"/>
     <w:lvl w:ilvl="0">
-      <w:start w:val="31"/>
+      <w:start w:val="29"/>
       <w:numFmt w:val="decimal"/>
       <w:lvlText w:val="%1."/>
       <w:lvlJc w:val="left"/>
@@ -5721,7 +5670,7 @@
       </w:pPr>
     </w:lvl>
     <w:lvl w:ilvl="1">
-      <w:start w:val="31"/>
+      <w:start w:val="29"/>
       <w:numFmt w:val="decimal"/>
       <w:lvlText w:val="%2."/>
       <w:lvlJc w:val="left"/>
@@ -5730,7 +5679,7 @@
       </w:pPr>
     </w:lvl>
     <w:lvl w:ilvl="2">
-      <w:start w:val="31"/>
+      <w:start w:val="29"/>
       <w:numFmt w:val="decimal"/>
       <w:lvlText w:val="%3."/>
       <w:lvlJc w:val="left"/>
@@ -5739,7 +5688,7 @@
       </w:pPr>
     </w:lvl>
     <w:lvl w:ilvl="3">
-      <w:start w:val="31"/>
+      <w:start w:val="29"/>
       <w:numFmt w:val="decimal"/>
       <w:lvlText w:val="%4."/>
       <w:lvlJc w:val="left"/>
@@ -5748,7 +5697,7 @@
       </w:pPr>
     </w:lvl>
     <w:lvl w:ilvl="4">
-      <w:start w:val="31"/>
+      <w:start w:val="29"/>
       <w:numFmt w:val="decimal"/>
       <w:lvlText w:val="%5."/>
       <w:lvlJc w:val="left"/>
@@ -5757,7 +5706,7 @@
       </w:pPr>
     </w:lvl>
     <w:lvl w:ilvl="5">
-      <w:start w:val="31"/>
+      <w:start w:val="29"/>
       <w:numFmt w:val="decimal"/>
       <w:lvlText w:val="%6."/>
       <w:lvlJc w:val="left"/>
@@ -5766,7 +5715,7 @@
       </w:pPr>
     </w:lvl>
     <w:lvl w:ilvl="6">
-      <w:start w:val="31"/>
+      <w:start w:val="29"/>
       <w:numFmt w:val="decimal"/>
       <w:lvlText w:val="%7."/>
       <w:lvlJc w:val="left"/>
@@ -5775,7 +5724,7 @@
       </w:pPr>
     </w:lvl>
     <w:lvl w:ilvl="7">
-      <w:start w:val="31"/>
+      <w:start w:val="29"/>
       <w:numFmt w:val="decimal"/>
       <w:lvlText w:val="%8."/>
       <w:lvlJc w:val="left"/>
@@ -5784,7 +5733,7 @@
       </w:pPr>
     </w:lvl>
     <w:lvl w:ilvl="8">
-      <w:start w:val="31"/>
+      <w:start w:val="29"/>
       <w:numFmt w:val="decimal"/>
       <w:lvlText w:val="%9."/>
       <w:lvlJc w:val="left"/>
@@ -5793,11 +5742,11 @@
       </w:pPr>
     </w:lvl>
   </w:abstractNum>
-  <w:abstractNum w:abstractNumId="994136">
-    <w:nsid w:val="A994136"/>
+  <w:abstractNum w:abstractNumId="994132">
+    <w:nsid w:val="A994132"/>
     <w:multiLevelType w:val="multilevel"/>
     <w:lvl w:ilvl="0">
-      <w:start w:val="36"/>
+      <w:start w:val="32"/>
       <w:numFmt w:val="decimal"/>
       <w:lvlText w:val="%1."/>
       <w:lvlJc w:val="left"/>
@@ -5806,7 +5755,7 @@
       </w:pPr>
     </w:lvl>
     <w:lvl w:ilvl="1">
-      <w:start w:val="36"/>
+      <w:start w:val="32"/>
       <w:numFmt w:val="decimal"/>
       <w:lvlText w:val="%2."/>
       <w:lvlJc w:val="left"/>
@@ -5815,7 +5764,7 @@
       </w:pPr>
     </w:lvl>
     <w:lvl w:ilvl="2">
-      <w:start w:val="36"/>
+      <w:start w:val="32"/>
       <w:numFmt w:val="decimal"/>
       <w:lvlText w:val="%3."/>
       <w:lvlJc w:val="left"/>
@@ -5824,7 +5773,7 @@
       </w:pPr>
     </w:lvl>
     <w:lvl w:ilvl="3">
-      <w:start w:val="36"/>
+      <w:start w:val="32"/>
       <w:numFmt w:val="decimal"/>
       <w:lvlText w:val="%4."/>
       <w:lvlJc w:val="left"/>
@@ -5833,7 +5782,7 @@
       </w:pPr>
     </w:lvl>
     <w:lvl w:ilvl="4">
-      <w:start w:val="36"/>
+      <w:start w:val="32"/>
       <w:numFmt w:val="decimal"/>
       <w:lvlText w:val="%5."/>
       <w:lvlJc w:val="left"/>
@@ -5842,7 +5791,7 @@
       </w:pPr>
     </w:lvl>
     <w:lvl w:ilvl="5">
-      <w:start w:val="36"/>
+      <w:start w:val="32"/>
       <w:numFmt w:val="decimal"/>
       <w:lvlText w:val="%6."/>
       <w:lvlJc w:val="left"/>
@@ -5851,7 +5800,7 @@
       </w:pPr>
     </w:lvl>
     <w:lvl w:ilvl="6">
-      <w:start w:val="36"/>
+      <w:start w:val="32"/>
       <w:numFmt w:val="decimal"/>
       <w:lvlText w:val="%7."/>
       <w:lvlJc w:val="left"/>
@@ -5860,7 +5809,7 @@
       </w:pPr>
     </w:lvl>
     <w:lvl w:ilvl="7">
-      <w:start w:val="36"/>
+      <w:start w:val="32"/>
       <w:numFmt w:val="decimal"/>
       <w:lvlText w:val="%8."/>
       <w:lvlJc w:val="left"/>
@@ -5869,7 +5818,7 @@
       </w:pPr>
     </w:lvl>
     <w:lvl w:ilvl="8">
-      <w:start w:val="36"/>
+      <w:start w:val="32"/>
       <w:numFmt w:val="decimal"/>
       <w:lvlText w:val="%9."/>
       <w:lvlJc w:val="left"/>
@@ -5878,11 +5827,11 @@
       </w:pPr>
     </w:lvl>
   </w:abstractNum>
-  <w:abstractNum w:abstractNumId="994141">
-    <w:nsid w:val="A994141"/>
+  <w:abstractNum w:abstractNumId="994137">
+    <w:nsid w:val="A994137"/>
     <w:multiLevelType w:val="multilevel"/>
     <w:lvl w:ilvl="0">
-      <w:start w:val="41"/>
+      <w:start w:val="37"/>
       <w:numFmt w:val="decimal"/>
       <w:lvlText w:val="%1."/>
       <w:lvlJc w:val="left"/>
@@ -5891,7 +5840,7 @@
       </w:pPr>
     </w:lvl>
     <w:lvl w:ilvl="1">
-      <w:start w:val="41"/>
+      <w:start w:val="37"/>
       <w:numFmt w:val="decimal"/>
       <w:lvlText w:val="%2."/>
       <w:lvlJc w:val="left"/>
@@ -5900,7 +5849,7 @@
       </w:pPr>
     </w:lvl>
     <w:lvl w:ilvl="2">
-      <w:start w:val="41"/>
+      <w:start w:val="37"/>
       <w:numFmt w:val="decimal"/>
       <w:lvlText w:val="%3."/>
       <w:lvlJc w:val="left"/>
@@ -5909,7 +5858,7 @@
       </w:pPr>
     </w:lvl>
     <w:lvl w:ilvl="3">
-      <w:start w:val="41"/>
+      <w:start w:val="37"/>
       <w:numFmt w:val="decimal"/>
       <w:lvlText w:val="%4."/>
       <w:lvlJc w:val="left"/>
@@ -5918,7 +5867,7 @@
       </w:pPr>
     </w:lvl>
     <w:lvl w:ilvl="4">
-      <w:start w:val="41"/>
+      <w:start w:val="37"/>
       <w:numFmt w:val="decimal"/>
       <w:lvlText w:val="%5."/>
       <w:lvlJc w:val="left"/>
@@ -5927,7 +5876,7 @@
       </w:pPr>
     </w:lvl>
     <w:lvl w:ilvl="5">
-      <w:start w:val="41"/>
+      <w:start w:val="37"/>
       <w:numFmt w:val="decimal"/>
       <w:lvlText w:val="%6."/>
       <w:lvlJc w:val="left"/>
@@ -5936,7 +5885,7 @@
       </w:pPr>
     </w:lvl>
     <w:lvl w:ilvl="6">
-      <w:start w:val="41"/>
+      <w:start w:val="37"/>
       <w:numFmt w:val="decimal"/>
       <w:lvlText w:val="%7."/>
       <w:lvlJc w:val="left"/>
@@ -5945,7 +5894,7 @@
       </w:pPr>
     </w:lvl>
     <w:lvl w:ilvl="7">
-      <w:start w:val="41"/>
+      <w:start w:val="37"/>
       <w:numFmt w:val="decimal"/>
       <w:lvlText w:val="%8."/>
       <w:lvlJc w:val="left"/>
@@ -5954,7 +5903,7 @@
       </w:pPr>
     </w:lvl>
     <w:lvl w:ilvl="8">
-      <w:start w:val="41"/>
+      <w:start w:val="37"/>
       <w:numFmt w:val="decimal"/>
       <w:lvlText w:val="%9."/>
       <w:lvlJc w:val="left"/>
@@ -5963,11 +5912,11 @@
       </w:pPr>
     </w:lvl>
   </w:abstractNum>
-  <w:abstractNum w:abstractNumId="994149">
-    <w:nsid w:val="A994149"/>
+  <w:abstractNum w:abstractNumId="994142">
+    <w:nsid w:val="A994142"/>
     <w:multiLevelType w:val="multilevel"/>
     <w:lvl w:ilvl="0">
-      <w:start w:val="49"/>
+      <w:start w:val="42"/>
       <w:numFmt w:val="decimal"/>
       <w:lvlText w:val="%1."/>
       <w:lvlJc w:val="left"/>
@@ -5976,7 +5925,7 @@
       </w:pPr>
     </w:lvl>
     <w:lvl w:ilvl="1">
-      <w:start w:val="49"/>
+      <w:start w:val="42"/>
       <w:numFmt w:val="decimal"/>
       <w:lvlText w:val="%2."/>
       <w:lvlJc w:val="left"/>
@@ -5985,7 +5934,7 @@
       </w:pPr>
     </w:lvl>
     <w:lvl w:ilvl="2">
-      <w:start w:val="49"/>
+      <w:start w:val="42"/>
       <w:numFmt w:val="decimal"/>
       <w:lvlText w:val="%3."/>
       <w:lvlJc w:val="left"/>
@@ -5994,7 +5943,7 @@
       </w:pPr>
     </w:lvl>
     <w:lvl w:ilvl="3">
-      <w:start w:val="49"/>
+      <w:start w:val="42"/>
       <w:numFmt w:val="decimal"/>
       <w:lvlText w:val="%4."/>
       <w:lvlJc w:val="left"/>
@@ -6003,7 +5952,7 @@
       </w:pPr>
     </w:lvl>
     <w:lvl w:ilvl="4">
-      <w:start w:val="49"/>
+      <w:start w:val="42"/>
       <w:numFmt w:val="decimal"/>
       <w:lvlText w:val="%5."/>
       <w:lvlJc w:val="left"/>
@@ -6012,7 +5961,7 @@
       </w:pPr>
     </w:lvl>
     <w:lvl w:ilvl="5">
-      <w:start w:val="49"/>
+      <w:start w:val="42"/>
       <w:numFmt w:val="decimal"/>
       <w:lvlText w:val="%6."/>
       <w:lvlJc w:val="left"/>
@@ -6021,7 +5970,7 @@
       </w:pPr>
     </w:lvl>
     <w:lvl w:ilvl="6">
-      <w:start w:val="49"/>
+      <w:start w:val="42"/>
       <w:numFmt w:val="decimal"/>
       <w:lvlText w:val="%7."/>
       <w:lvlJc w:val="left"/>
@@ -6030,7 +5979,7 @@
       </w:pPr>
     </w:lvl>
     <w:lvl w:ilvl="7">
-      <w:start w:val="49"/>
+      <w:start w:val="42"/>
       <w:numFmt w:val="decimal"/>
       <w:lvlText w:val="%8."/>
       <w:lvlJc w:val="left"/>
@@ -6039,7 +5988,92 @@
       </w:pPr>
     </w:lvl>
     <w:lvl w:ilvl="8">
-      <w:start w:val="49"/>
+      <w:start w:val="42"/>
+      <w:numFmt w:val="decimal"/>
+      <w:lvlText w:val="%9."/>
+      <w:lvlJc w:val="left"/>
+      <w:pPr>
+        <w:ind w:left="6480" w:hanging="480"/>
+      </w:pPr>
+    </w:lvl>
+  </w:abstractNum>
+  <w:abstractNum w:abstractNumId="994150">
+    <w:nsid w:val="A994150"/>
+    <w:multiLevelType w:val="multilevel"/>
+    <w:lvl w:ilvl="0">
+      <w:start w:val="50"/>
+      <w:numFmt w:val="decimal"/>
+      <w:lvlText w:val="%1."/>
+      <w:lvlJc w:val="left"/>
+      <w:pPr>
+        <w:ind w:left="720" w:hanging="480"/>
+      </w:pPr>
+    </w:lvl>
+    <w:lvl w:ilvl="1">
+      <w:start w:val="50"/>
+      <w:numFmt w:val="decimal"/>
+      <w:lvlText w:val="%2."/>
+      <w:lvlJc w:val="left"/>
+      <w:pPr>
+        <w:ind w:left="1440" w:hanging="480"/>
+      </w:pPr>
+    </w:lvl>
+    <w:lvl w:ilvl="2">
+      <w:start w:val="50"/>
+      <w:numFmt w:val="decimal"/>
+      <w:lvlText w:val="%3."/>
+      <w:lvlJc w:val="left"/>
+      <w:pPr>
+        <w:ind w:left="2160" w:hanging="480"/>
+      </w:pPr>
+    </w:lvl>
+    <w:lvl w:ilvl="3">
+      <w:start w:val="50"/>
+      <w:numFmt w:val="decimal"/>
+      <w:lvlText w:val="%4."/>
+      <w:lvlJc w:val="left"/>
+      <w:pPr>
+        <w:ind w:left="2880" w:hanging="480"/>
+      </w:pPr>
+    </w:lvl>
+    <w:lvl w:ilvl="4">
+      <w:start w:val="50"/>
+      <w:numFmt w:val="decimal"/>
+      <w:lvlText w:val="%5."/>
+      <w:lvlJc w:val="left"/>
+      <w:pPr>
+        <w:ind w:left="3600" w:hanging="480"/>
+      </w:pPr>
+    </w:lvl>
+    <w:lvl w:ilvl="5">
+      <w:start w:val="50"/>
+      <w:numFmt w:val="decimal"/>
+      <w:lvlText w:val="%6."/>
+      <w:lvlJc w:val="left"/>
+      <w:pPr>
+        <w:ind w:left="4320" w:hanging="480"/>
+      </w:pPr>
+    </w:lvl>
+    <w:lvl w:ilvl="6">
+      <w:start w:val="50"/>
+      <w:numFmt w:val="decimal"/>
+      <w:lvlText w:val="%7."/>
+      <w:lvlJc w:val="left"/>
+      <w:pPr>
+        <w:ind w:left="5040" w:hanging="480"/>
+      </w:pPr>
+    </w:lvl>
+    <w:lvl w:ilvl="7">
+      <w:start w:val="50"/>
+      <w:numFmt w:val="decimal"/>
+      <w:lvlText w:val="%8."/>
+      <w:lvlJc w:val="left"/>
+      <w:pPr>
+        <w:ind w:left="5760" w:hanging="480"/>
+      </w:pPr>
+    </w:lvl>
+    <w:lvl w:ilvl="8">
+      <w:start w:val="50"/>
       <w:numFmt w:val="decimal"/>
       <w:lvlText w:val="%9."/>
       <w:lvlJc w:val="left"/>
@@ -6388,126 +6422,96 @@
     </w:lvlOverride>
   </w:num>
   <w:num w:numId="1032">
-    <w:abstractNumId w:val="994119"/>
+    <w:abstractNumId w:val="994120"/>
     <w:lvlOverride w:ilvl="0">
-      <w:startOverride w:val="19"/>
+      <w:startOverride w:val="20"/>
     </w:lvlOverride>
     <w:lvlOverride w:ilvl="1">
-      <w:startOverride w:val="19"/>
+      <w:startOverride w:val="20"/>
     </w:lvlOverride>
     <w:lvlOverride w:ilvl="2">
-      <w:startOverride w:val="19"/>
+      <w:startOverride w:val="20"/>
     </w:lvlOverride>
     <w:lvlOverride w:ilvl="3">
-      <w:startOverride w:val="19"/>
+      <w:startOverride w:val="20"/>
     </w:lvlOverride>
     <w:lvlOverride w:ilvl="4">
-      <w:startOverride w:val="19"/>
+      <w:startOverride w:val="20"/>
     </w:lvlOverride>
     <w:lvlOverride w:ilvl="5">
-      <w:startOverride w:val="19"/>
+      <w:startOverride w:val="20"/>
     </w:lvlOverride>
     <w:lvlOverride w:ilvl="6">
-      <w:startOverride w:val="19"/>
+      <w:startOverride w:val="20"/>
     </w:lvlOverride>
     <w:lvlOverride w:ilvl="7">
-      <w:startOverride w:val="19"/>
+      <w:startOverride w:val="20"/>
     </w:lvlOverride>
     <w:lvlOverride w:ilvl="8">
-      <w:startOverride w:val="19"/>
+      <w:startOverride w:val="20"/>
     </w:lvlOverride>
   </w:num>
   <w:num w:numId="1033">
-    <w:abstractNumId w:val="994121"/>
+    <w:abstractNumId w:val="994122"/>
     <w:lvlOverride w:ilvl="0">
-      <w:startOverride w:val="21"/>
+      <w:startOverride w:val="22"/>
     </w:lvlOverride>
     <w:lvlOverride w:ilvl="1">
-      <w:startOverride w:val="21"/>
+      <w:startOverride w:val="22"/>
     </w:lvlOverride>
     <w:lvlOverride w:ilvl="2">
-      <w:startOverride w:val="21"/>
+      <w:startOverride w:val="22"/>
     </w:lvlOverride>
     <w:lvlOverride w:ilvl="3">
-      <w:startOverride w:val="21"/>
+      <w:startOverride w:val="22"/>
     </w:lvlOverride>
     <w:lvlOverride w:ilvl="4">
-      <w:startOverride w:val="21"/>
+      <w:startOverride w:val="22"/>
     </w:lvlOverride>
     <w:lvlOverride w:ilvl="5">
-      <w:startOverride w:val="21"/>
+      <w:startOverride w:val="22"/>
     </w:lvlOverride>
     <w:lvlOverride w:ilvl="6">
-      <w:startOverride w:val="21"/>
+      <w:startOverride w:val="22"/>
     </w:lvlOverride>
     <w:lvlOverride w:ilvl="7">
-      <w:startOverride w:val="21"/>
+      <w:startOverride w:val="22"/>
     </w:lvlOverride>
     <w:lvlOverride w:ilvl="8">
-      <w:startOverride w:val="21"/>
+      <w:startOverride w:val="22"/>
     </w:lvlOverride>
   </w:num>
   <w:num w:numId="1034">
-    <w:abstractNumId w:val="994123"/>
+    <w:abstractNumId w:val="994124"/>
     <w:lvlOverride w:ilvl="0">
-      <w:startOverride w:val="23"/>
+      <w:startOverride w:val="24"/>
     </w:lvlOverride>
     <w:lvlOverride w:ilvl="1">
-      <w:startOverride w:val="23"/>
+      <w:startOverride w:val="24"/>
     </w:lvlOverride>
     <w:lvlOverride w:ilvl="2">
-      <w:startOverride w:val="23"/>
+      <w:startOverride w:val="24"/>
     </w:lvlOverride>
     <w:lvlOverride w:ilvl="3">
-      <w:startOverride w:val="23"/>
+      <w:startOverride w:val="24"/>
     </w:lvlOverride>
     <w:lvlOverride w:ilvl="4">
-      <w:startOverride w:val="23"/>
+      <w:startOverride w:val="24"/>
     </w:lvlOverride>
     <w:lvlOverride w:ilvl="5">
-      <w:startOverride w:val="23"/>
+      <w:startOverride w:val="24"/>
     </w:lvlOverride>
     <w:lvlOverride w:ilvl="6">
-      <w:startOverride w:val="23"/>
+      <w:startOverride w:val="24"/>
     </w:lvlOverride>
     <w:lvlOverride w:ilvl="7">
-      <w:startOverride w:val="23"/>
+      <w:startOverride w:val="24"/>
     </w:lvlOverride>
     <w:lvlOverride w:ilvl="8">
-      <w:startOverride w:val="23"/>
+      <w:startOverride w:val="24"/>
     </w:lvlOverride>
   </w:num>
   <w:num w:numId="1035">
-    <w:abstractNumId w:val="994126"/>
-    <w:lvlOverride w:ilvl="0">
-      <w:startOverride w:val="26"/>
-    </w:lvlOverride>
-    <w:lvlOverride w:ilvl="1">
-      <w:startOverride w:val="26"/>
-    </w:lvlOverride>
-    <w:lvlOverride w:ilvl="2">
-      <w:startOverride w:val="26"/>
-    </w:lvlOverride>
-    <w:lvlOverride w:ilvl="3">
-      <w:startOverride w:val="26"/>
-    </w:lvlOverride>
-    <w:lvlOverride w:ilvl="4">
-      <w:startOverride w:val="26"/>
-    </w:lvlOverride>
-    <w:lvlOverride w:ilvl="5">
-      <w:startOverride w:val="26"/>
-    </w:lvlOverride>
-    <w:lvlOverride w:ilvl="6">
-      <w:startOverride w:val="26"/>
-    </w:lvlOverride>
-    <w:lvlOverride w:ilvl="7">
-      <w:startOverride w:val="26"/>
-    </w:lvlOverride>
-    <w:lvlOverride w:ilvl="8">
-      <w:startOverride w:val="26"/>
-    </w:lvlOverride>
-  </w:num>
-  <w:num w:numId="1036">
     <w:abstractNumId w:val="994127"/>
     <w:lvlOverride w:ilvl="0">
       <w:startOverride w:val="27"/>
@@ -6537,7 +6541,7 @@
       <w:startOverride w:val="27"/>
     </w:lvlOverride>
   </w:num>
-  <w:num w:numId="1037">
+  <w:num w:numId="1036">
     <w:abstractNumId w:val="994128"/>
     <w:lvlOverride w:ilvl="0">
       <w:startOverride w:val="28"/>
@@ -6567,124 +6571,154 @@
       <w:startOverride w:val="28"/>
     </w:lvlOverride>
   </w:num>
+  <w:num w:numId="1037">
+    <w:abstractNumId w:val="994129"/>
+    <w:lvlOverride w:ilvl="0">
+      <w:startOverride w:val="29"/>
+    </w:lvlOverride>
+    <w:lvlOverride w:ilvl="1">
+      <w:startOverride w:val="29"/>
+    </w:lvlOverride>
+    <w:lvlOverride w:ilvl="2">
+      <w:startOverride w:val="29"/>
+    </w:lvlOverride>
+    <w:lvlOverride w:ilvl="3">
+      <w:startOverride w:val="29"/>
+    </w:lvlOverride>
+    <w:lvlOverride w:ilvl="4">
+      <w:startOverride w:val="29"/>
+    </w:lvlOverride>
+    <w:lvlOverride w:ilvl="5">
+      <w:startOverride w:val="29"/>
+    </w:lvlOverride>
+    <w:lvlOverride w:ilvl="6">
+      <w:startOverride w:val="29"/>
+    </w:lvlOverride>
+    <w:lvlOverride w:ilvl="7">
+      <w:startOverride w:val="29"/>
+    </w:lvlOverride>
+    <w:lvlOverride w:ilvl="8">
+      <w:startOverride w:val="29"/>
+    </w:lvlOverride>
+  </w:num>
   <w:num w:numId="1038">
-    <w:abstractNumId w:val="994131"/>
+    <w:abstractNumId w:val="994132"/>
     <w:lvlOverride w:ilvl="0">
-      <w:startOverride w:val="31"/>
+      <w:startOverride w:val="32"/>
     </w:lvlOverride>
     <w:lvlOverride w:ilvl="1">
-      <w:startOverride w:val="31"/>
+      <w:startOverride w:val="32"/>
     </w:lvlOverride>
     <w:lvlOverride w:ilvl="2">
-      <w:startOverride w:val="31"/>
+      <w:startOverride w:val="32"/>
     </w:lvlOverride>
     <w:lvlOverride w:ilvl="3">
-      <w:startOverride w:val="31"/>
+      <w:startOverride w:val="32"/>
     </w:lvlOverride>
     <w:lvlOverride w:ilvl="4">
-      <w:startOverride w:val="31"/>
+      <w:startOverride w:val="32"/>
     </w:lvlOverride>
     <w:lvlOverride w:ilvl="5">
-      <w:startOverride w:val="31"/>
+      <w:startOverride w:val="32"/>
     </w:lvlOverride>
     <w:lvlOverride w:ilvl="6">
-      <w:startOverride w:val="31"/>
+      <w:startOverride w:val="32"/>
     </w:lvlOverride>
     <w:lvlOverride w:ilvl="7">
-      <w:startOverride w:val="31"/>
+      <w:startOverride w:val="32"/>
     </w:lvlOverride>
     <w:lvlOverride w:ilvl="8">
-      <w:startOverride w:val="31"/>
+      <w:startOverride w:val="32"/>
     </w:lvlOverride>
   </w:num>
   <w:num w:numId="1039">
-    <w:abstractNumId w:val="994136"/>
+    <w:abstractNumId w:val="994137"/>
     <w:lvlOverride w:ilvl="0">
-      <w:startOverride w:val="36"/>
+      <w:startOverride w:val="37"/>
     </w:lvlOverride>
     <w:lvlOverride w:ilvl="1">
-      <w:startOverride w:val="36"/>
+      <w:startOverride w:val="37"/>
     </w:lvlOverride>
     <w:lvlOverride w:ilvl="2">
-      <w:startOverride w:val="36"/>
+      <w:startOverride w:val="37"/>
     </w:lvlOverride>
     <w:lvlOverride w:ilvl="3">
-      <w:startOverride w:val="36"/>
+      <w:startOverride w:val="37"/>
     </w:lvlOverride>
     <w:lvlOverride w:ilvl="4">
-      <w:startOverride w:val="36"/>
+      <w:startOverride w:val="37"/>
     </w:lvlOverride>
     <w:lvlOverride w:ilvl="5">
-      <w:startOverride w:val="36"/>
+      <w:startOverride w:val="37"/>
     </w:lvlOverride>
     <w:lvlOverride w:ilvl="6">
-      <w:startOverride w:val="36"/>
+      <w:startOverride w:val="37"/>
     </w:lvlOverride>
     <w:lvlOverride w:ilvl="7">
-      <w:startOverride w:val="36"/>
+      <w:startOverride w:val="37"/>
     </w:lvlOverride>
     <w:lvlOverride w:ilvl="8">
-      <w:startOverride w:val="36"/>
+      <w:startOverride w:val="37"/>
     </w:lvlOverride>
   </w:num>
   <w:num w:numId="1040">
-    <w:abstractNumId w:val="994141"/>
+    <w:abstractNumId w:val="994142"/>
     <w:lvlOverride w:ilvl="0">
-      <w:startOverride w:val="41"/>
+      <w:startOverride w:val="42"/>
     </w:lvlOverride>
     <w:lvlOverride w:ilvl="1">
-      <w:startOverride w:val="41"/>
+      <w:startOverride w:val="42"/>
     </w:lvlOverride>
     <w:lvlOverride w:ilvl="2">
-      <w:startOverride w:val="41"/>
+      <w:startOverride w:val="42"/>
     </w:lvlOverride>
     <w:lvlOverride w:ilvl="3">
-      <w:startOverride w:val="41"/>
+      <w:startOverride w:val="42"/>
     </w:lvlOverride>
     <w:lvlOverride w:ilvl="4">
-      <w:startOverride w:val="41"/>
+      <w:startOverride w:val="42"/>
     </w:lvlOverride>
     <w:lvlOverride w:ilvl="5">
-      <w:startOverride w:val="41"/>
+      <w:startOverride w:val="42"/>
     </w:lvlOverride>
     <w:lvlOverride w:ilvl="6">
-      <w:startOverride w:val="41"/>
+      <w:startOverride w:val="42"/>
     </w:lvlOverride>
     <w:lvlOverride w:ilvl="7">
-      <w:startOverride w:val="41"/>
+      <w:startOverride w:val="42"/>
     </w:lvlOverride>
     <w:lvlOverride w:ilvl="8">
-      <w:startOverride w:val="41"/>
+      <w:startOverride w:val="42"/>
     </w:lvlOverride>
   </w:num>
   <w:num w:numId="1041">
-    <w:abstractNumId w:val="994149"/>
+    <w:abstractNumId w:val="994150"/>
     <w:lvlOverride w:ilvl="0">
-      <w:startOverride w:val="49"/>
+      <w:startOverride w:val="50"/>
     </w:lvlOverride>
     <w:lvlOverride w:ilvl="1">
-      <w:startOverride w:val="49"/>
+      <w:startOverride w:val="50"/>
     </w:lvlOverride>
     <w:lvlOverride w:ilvl="2">
-      <w:startOverride w:val="49"/>
+      <w:startOverride w:val="50"/>
     </w:lvlOverride>
     <w:lvlOverride w:ilvl="3">
-      <w:startOverride w:val="49"/>
+      <w:startOverride w:val="50"/>
     </w:lvlOverride>
     <w:lvlOverride w:ilvl="4">
-      <w:startOverride w:val="49"/>
+      <w:startOverride w:val="50"/>
     </w:lvlOverride>
     <w:lvlOverride w:ilvl="5">
-      <w:startOverride w:val="49"/>
+      <w:startOverride w:val="50"/>
     </w:lvlOverride>
     <w:lvlOverride w:ilvl="6">
-      <w:startOverride w:val="49"/>
+      <w:startOverride w:val="50"/>
     </w:lvlOverride>
     <w:lvlOverride w:ilvl="7">
-      <w:startOverride w:val="49"/>
+      <w:startOverride w:val="50"/>
     </w:lvlOverride>
     <w:lvlOverride w:ilvl="8">
-      <w:startOverride w:val="49"/>
+      <w:startOverride w:val="50"/>
     </w:lvlOverride>
   </w:num>
 </w:numbering>

--- a/themes/theme-0/theme 0 draft.docx
+++ b/themes/theme-0/theme 0 draft.docx
@@ -2626,6 +2626,14 @@
         <w:pStyle w:val="FirstParagraph"/>
       </w:pPr>
       <w:r>
+        <w:t xml:space="preserve">Отслойка плаценты после травмы может начаться не сразу, а через несколько часов и даже дней. Если эти признаки появились в ближайшие дни после того, как вас отпустили домой, — тоже вызывайте скорую.</w:t>
+      </w:r>
+    </w:p>
+    <w:p>
+      <w:pPr>
+        <w:pStyle w:val="BodyText"/>
+      </w:pPr>
+      <w:r>
         <w:t xml:space="preserve">Если у вас резус-отрицательная кровь, скажите об этом врачу: после травмы вводят антирезусный иммуноглобулин.</w:t>
       </w:r>
     </w:p>
@@ -4214,7 +4222,7 @@
         <w:pStyle w:val="Compact"/>
       </w:pPr>
       <w:r>
-        <w:t xml:space="preserve">Jain V., Chari R., Maslovitz S. et al. Guidelines for the Management of a Pregnant Trauma Patient. SOGC. Journal of Obstetrics and Gynaecology Canada, 2015;37(6):553–574, DOI 10.1016/S1701-2163(15)30232-2 — при сроке от 23 недель после травмы не менее четырёх часов наблюдают за сердцебиением ребёнка (0.13).</w:t>
+        <w:t xml:space="preserve">Каримов З. Д. и др. Травмы у беременных. Неотложная медицинская помощь, 2013, № 1, с. 33–37 — после падений, особенно тяжёлых, беременную госпитализируют для наблюдения; мониторинг плода — не менее четырёх часов (0.13). «Вестник акушерской анестезиологии», 2018, № 10 (12), статьи «Особенности травматических повреждений во время беременности» (с. 5) и «Общие принципы первичного ведения беременной с травмой» (с. 23) — отслойка плаценты после травмы может развиться отсроченно, вплоть до пяти суток; при выписке женщине объясняют, с какими признаками возвращаться (0.13).</w:t>
       </w:r>
       <w:r>
         <w:t xml:space="preserve"> </w:t>
@@ -4224,7 +4232,13 @@
           <w:iCs/>
           <w:i/>
         </w:rPr>
-        <w:t xml:space="preserve">Срок «в тот же день» — вывод автора Темы 8.</w:t>
+        <w:t xml:space="preserve">Обзоры зарубежных рекомендаций на русском языке.</w:t>
+      </w:r>
+      <w:r>
+        <w:t xml:space="preserve"> </w:t>
+      </w:r>
+      <w:r>
+        <w:t xml:space="preserve">Jain V., Chari R., Maslovitz S. et al. Guidelines for the Management of a Pregnant Trauma Patient. SOGC. Journal of Obstetrics and Gynaecology Canada, 2015;37(6):553–574, DOI 10.1016/S1701-2163(15)30232-2 — при сроке от 23 недель после травмы не менее четырёх часов наблюдают за сердцебиением ребёнка (0.13).</w:t>
       </w:r>
     </w:p>
     <w:p>

--- a/themes/theme-0/theme 0 draft.docx
+++ b/themes/theme-0/theme 0 draft.docx
@@ -3928,17 +3928,11 @@
         </w:rPr>
         <w:t xml:space="preserve">Файл на Google Диске пользователя.</w:t>
       </w:r>
-    </w:p>
-    <w:p>
-      <w:pPr>
-        <w:numPr>
-          <w:ilvl w:val="0"/>
-          <w:numId w:val="1031"/>
-        </w:numPr>
-        <w:pStyle w:val="Compact"/>
-      </w:pPr>
-      <w:r>
-        <w:t xml:space="preserve">Минздрав России, РОАГ. Клинические рекомендации «Венозные осложнения во время беременности и послеродовом периоде. Акушерская тромбоэмболия», 2025, разделы 2.1, 2.2 — жалобы при тромбозе: отёк конечности или её части, распирающая боль, которая усиливается при опущенной ноге, цианоз стопы (0.6); кровохарканье при тромбоэмболии лёгочной артерии (0.7).</w:t>
+      <w:r>
+        <w:t xml:space="preserve"> </w:t>
+      </w:r>
+      <w:r>
+        <w:t xml:space="preserve">Минздрав России, Ассоциация флебологов России, РОАГ и др. Клинические рекомендации «Тромбоз глубоких вен конечностей», 2025, раздел 3.8.1, Приложение Б — при подозрении на тромбоз врач проводит УЗИ вен и решает вопрос об экстренной госпитализации; тромбоз при беременности ведут по клиническим рекомендациям «Акушерская тромбоэмболия» (№ 18); D-димер при беременности для диагностики не используют (0.6).</w:t>
       </w:r>
       <w:r>
         <w:t xml:space="preserve"> </w:t>
@@ -3948,7 +3942,29 @@
           <w:iCs/>
           <w:i/>
         </w:rPr>
-        <w:t xml:space="preserve">Сроки обращения для пациентки в документе не названы; «в тот же день» — как в Темах 2 и 3; скорая при одышке — по № 9.</w:t>
+        <w:t xml:space="preserve">Приложение Б — алгоритм для врача; срока обращения для пациентки в документе нет.</w:t>
+      </w:r>
+    </w:p>
+    <w:p>
+      <w:pPr>
+        <w:numPr>
+          <w:ilvl w:val="0"/>
+          <w:numId w:val="1031"/>
+        </w:numPr>
+        <w:pStyle w:val="Compact"/>
+      </w:pPr>
+      <w:r>
+        <w:t xml:space="preserve">Минздрав России, РОАГ. Клинические рекомендации «Венозные осложнения во время беременности и послеродовом периоде. Акушерская тромбоэмболия», 2025, разделы 2.1, 2.2 — жалобы при тромбозе: отёк конечности или её части, распирающая боль, которая усиливается при опущенной ноге, цианоз стопы (0.6); кровохарканье при тромбоэмболии лёгочной артерии (0.7).</w:t>
+      </w:r>
+      <w:r>
+        <w:t xml:space="preserve"> </w:t>
+      </w:r>
+      <w:r>
+        <w:rPr>
+          <w:iCs/>
+          <w:i/>
+        </w:rPr>
+        <w:t xml:space="preserve">Сроки обращения для пациентки в документе не названы; «сразу» — по № 17; скорая при одышке — по № 9.</w:t>
       </w:r>
     </w:p>
     <w:p>

--- a/themes/theme-0/theme 0 draft.docx
+++ b/themes/theme-0/theme 0 draft.docx
@@ -2,7 +2,7 @@
 <file path=word/document.xml><?xml version="1.0" encoding="utf-8"?>
 <w:document xmlns:w="http://schemas.openxmlformats.org/wordprocessingml/2006/main" xmlns:m="http://schemas.openxmlformats.org/officeDocument/2006/math" xmlns:r="http://schemas.openxmlformats.org/officeDocument/2006/relationships" xmlns:o="urn:schemas-microsoft-com:office:office" xmlns:v="urn:schemas-microsoft-com:vml" xmlns:w10="urn:schemas-microsoft-com:office:word" xmlns:a="http://schemas.openxmlformats.org/drawingml/2006/main" xmlns:pic="http://schemas.openxmlformats.org/drawingml/2006/picture" xmlns:wp="http://schemas.openxmlformats.org/drawingml/2006/wordprocessingDrawing">
   <w:body>
-    <w:bookmarkStart w:id="44" w:name="X33bbb05122f9a433d9367ff10df93abe1a23d17"/>
+    <w:bookmarkStart w:id="45" w:name="X33bbb05122f9a433d9367ff10df93abe1a23d17"/>
     <w:p>
       <w:pPr>
         <w:pStyle w:val="Heading1"/>
@@ -307,6 +307,7 @@
           <w:rStyle w:val="VerbatimChar"/>
           <w:iCs/>
           <w:i/>
+          <w:highlight w:val="yellow"/>
         </w:rPr>
         <w:t xml:space="preserve">[ПРОВЕРИТЬ]</w:t>
       </w:r>
@@ -1024,6 +1025,7 @@
       <w:r>
         <w:rPr>
           <w:rStyle w:val="VerbatimChar"/>
+          <w:highlight w:val="yellow"/>
         </w:rPr>
         <w:t xml:space="preserve">[ПРОВЕРИТЬ: вопрос врачу — российские документы называют поводы для вызова скорой (Приказ 388н, п. 11), но не делят случаи на «скорая» и «поехать в роддом самой»; деление построено автором по приказу 388н, КР «Преэклампсия» (раздел 6) и британским памяткам (London Ambulance Service, Tommy’s) — DISPUTED-CLAIMS, строка 57]</w:t>
       </w:r>
@@ -1041,7 +1043,7 @@
         <w:pStyle w:val="BodyText"/>
       </w:pPr>
       <w:r>
-        <w:t xml:space="preserve">Ситуации, с которыми можно позвонить в женскую консультацию или подождать планового приёма, собраны в Теме 11: таблица срочности — раздел 11.6, пять уровней от наблюдения до скорой — раздел 11.7.</w:t>
+        <w:t xml:space="preserve">Ситуации, с которыми можно позвонить в женскую консультацию или подождать планового приёма, собраны в Теме 11: таблица срочности — раздел 11.6, четыре уровня от планового приёма до скорой — раздел 11.7.</w:t>
       </w:r>
     </w:p>
     <w:p>
@@ -1679,6 +1681,7 @@
       <w:r>
         <w:rPr>
           <w:rStyle w:val="VerbatimChar"/>
+          <w:highlight w:val="yellow"/>
         </w:rPr>
         <w:t xml:space="preserve">[ПРОВЕРИТЬ: вопрос врачу — разделение «скорая / роддом / звонок врачу» в 0.5 построено автором по КР «Преэклампсия» (раздел 1.6 — признаки угрозы эклампсии; раздел 6 — экстренная госпитализация при 160/100) и Приказу 388н; в Теме 11 (11.3, 11.7) при 160/100 пока стоит «роддом сразу или скорая» — привести к Разделу 0 — DISPUTED-CLAIMS, строки 54, 57]</w:t>
       </w:r>
@@ -2082,6 +2085,7 @@
       <w:r>
         <w:rPr>
           <w:rStyle w:val="VerbatimChar"/>
+          <w:highlight w:val="yellow"/>
         </w:rPr>
         <w:t xml:space="preserve">[ПРОВЕРИТЬ: вопрос врачу — российские документы расходятся: памятка КР «Нормальная беременность» — обратиться к врачу при отсутствии или изменении шевелений «на протяжении более 12 часов»; раздел 2.2 тех же рекомендаций — обращаться незамедлительно; КР 774 — тест 2 часа на левом боку, меньше 6 шевелений — немедленно в роддом. В разделе принят порядок без ожидания 12 часов — DISPUTED-CLAIMS, строка 50]</w:t>
       </w:r>
@@ -2918,6 +2922,7 @@
       <w:r>
         <w:rPr>
           <w:rStyle w:val="VerbatimChar"/>
+          <w:highlight w:val="yellow"/>
         </w:rPr>
         <w:t xml:space="preserve">[ПРОВЕРИТЬ: вопрос врачу — российский порядок оказания первой помощи (Приказ Минздрава № 220н от 03.05.2024) при отравлении через рот предусматривает промывание желудка приёмом воды и вызыванием рвоты; зарубежные источники при передозировке лекарств вызывать рвоту не советуют. Нужно ли беременной после передозировки таблеток вызывать рвоту до приезда скорой — DISPUTED-CLAIMS, строка 57]</w:t>
       </w:r>
@@ -3521,7 +3526,7 @@
       </w:r>
     </w:p>
     <w:bookmarkEnd w:id="42"/>
-    <w:bookmarkStart w:id="43" w:name="клинические-и-научные-источники"/>
+    <w:bookmarkStart w:id="44" w:name="клинические-и-научные-источники"/>
     <w:p>
       <w:pPr>
         <w:pStyle w:val="Heading2"/>
@@ -3633,7 +3638,24 @@
         </w:numPr>
       </w:pPr>
       <w:r>
-        <w:t xml:space="preserve">МЧС России. Как правильно вызвать скорую — сообщить место, что произошло, состояние пострадавшего и какая помощь оказывается; трубку положить последней (0.20).</w:t>
+        <w:t xml:space="preserve">МЧС России.</w:t>
+      </w:r>
+      <w:r>
+        <w:t xml:space="preserve"> </w:t>
+      </w:r>
+      <w:hyperlink r:id="rId43">
+        <w:r>
+          <w:rPr>
+            <w:rStyle w:val="Hyperlink"/>
+          </w:rPr>
+          <w:t xml:space="preserve">Как правильно вызвать скорую?</w:t>
+        </w:r>
+      </w:hyperlink>
+      <w:r>
+        <w:t xml:space="preserve"> </w:t>
+      </w:r>
+      <w:r>
+        <w:t xml:space="preserve">— сообщить место, что произошло, состояние пострадавшего и какая помощь оказывается; трубку положить последней (0.20).</w:t>
       </w:r>
       <w:r>
         <w:t xml:space="preserve"> </w:t>
@@ -4738,8 +4760,8 @@
         <w:t xml:space="preserve">Номера сверить перед печатью.</w:t>
       </w:r>
     </w:p>
-    <w:bookmarkEnd w:id="43"/>
     <w:bookmarkEnd w:id="44"/>
+    <w:bookmarkEnd w:id="45"/>
     <w:sectPr/>
   </w:body>
 </w:document>

--- a/themes/theme-0/theme 0 draft.docx
+++ b/themes/theme-0/theme 0 draft.docx
@@ -293,7 +293,7 @@
           <w:iCs/>
           <w:i/>
         </w:rPr>
-        <w:t xml:space="preserve">Черновик после Checkpoint 3 и доработки пометок, 16.10.2026. Признаки и действия выведены из уже написанных тем книги; номер темы и раздела указан в конце каждого пункта. Формулировки, по которым ждут ответа врача, помечены</w:t>
+        <w:t xml:space="preserve">Черновик после Checkpoint 4, 18.10.2026. Признаки и действия выведены из уже написанных тем книги; номер темы и раздела указан в конце каждого пункта. Формулировки, по которым ждут ответа врача, помечены</w:t>
       </w:r>
       <w:r>
         <w:rPr>
@@ -2886,15 +2886,7 @@
         <w:pStyle w:val="BodyText"/>
       </w:pPr>
       <w:r>
-        <w:t xml:space="preserve">Российская инструкция к парацетамолу говорит то же: если приняли дозу больше рекомендованной, обратитесь за медицинской помощью, даже если чувствуете себя хорошо; ацетилцистеин вводят в течение 8 часов.</w:t>
-      </w:r>
-    </w:p>
-    <w:p>
-      <w:pPr>
-        <w:pStyle w:val="BodyText"/>
-      </w:pPr>
-      <w:r>
-        <w:t xml:space="preserve">Это противоядие при беременности применяют. Сама по себе передозировка парацетамола не означает, что беременность придётся прерывать: в исследовании 300 беременностей после такой передозировки большинство закончилось рождением здоровых детей.</w:t>
+        <w:t xml:space="preserve">Российская инструкция к парацетамолу говорит то же: если приняли дозу больше рекомендованной, обратитесь за медицинской помощью, даже если чувствуете себя хорошо. Это противоядие при беременности применяют.</w:t>
       </w:r>
     </w:p>
     <w:p>
@@ -2924,7 +2916,7 @@
           <w:rStyle w:val="VerbatimChar"/>
           <w:highlight w:val="yellow"/>
         </w:rPr>
-        <w:t xml:space="preserve">[ПРОВЕРИТЬ: вопрос врачу — российский порядок оказания первой помощи (Приказ Минздрава № 220н от 03.05.2024) при отравлении через рот предусматривает промывание желудка приёмом воды и вызыванием рвоты; зарубежные источники при передозировке лекарств вызывать рвоту не советуют. Нужно ли беременной после передозировки таблеток вызывать рвоту до приезда скорой — DISPUTED-CLAIMS, строка 57]</w:t>
+        <w:t xml:space="preserve">[ПРОВЕРИТЬ: вопрос врачу — российский порядок оказания первой помощи (Приказ Минздрава № 219н от 03.05.2024) при отравлении через рот предусматривает промывание желудка приёмом воды и вызыванием рвоты; зарубежные источники при передозировке лекарств вызывать рвоту не советуют. Нужно ли беременной после передозировки таблеток вызывать рвоту до приезда скорой — DISPUTED-CLAIMS, строка 57]</w:t>
       </w:r>
     </w:p>
     <w:p>
@@ -2942,7 +2934,7 @@
         <w:t xml:space="preserve"> </w:t>
       </w:r>
       <w:r>
-        <w:t xml:space="preserve">Их передозировка тоже опасна. Российская инструкция к препарату железа называет признаки: боль в животе, рвота и понос с примесью крови, слабость, бледность, холодный липкий пот, слабый пульс; тяжёлые проявления, вплоть до поражения печени, судорог и комы, могут развиться через 6–12 часов. При передозировке обращаются к врачу немедленно. Иногда через несколько часов после первых признаков состояние мнимо улучшается — это не повод отменять вызов. В витаминах для беременных много железа, и маленькие дети могут ими отравиться: держите эти таблетки там, где ребёнок их не достанет.</w:t>
+        <w:t xml:space="preserve">Их передозировка тоже опасна. Российская инструкция к препарату железа называет признаки: боль в животе, рвота и понос с примесью крови, слабость, бледность, холодный липкий пот, слабый пульс; тяжёлые проявления, вплоть до поражения печени, судорог и комы, могут развиться через 6–12 часов. При передозировке обращаются к врачу немедленно. Иногда через несколько часов после первых признаков состояние мнимо улучшается — это не повод отменять вызов.</w:t>
       </w:r>
     </w:p>
     <w:p>
@@ -3230,7 +3222,7 @@
         <w:pStyle w:val="BodyText"/>
       </w:pPr>
       <w:r>
-        <w:t xml:space="preserve">Новый симптом, которого нет в таблицах книги, но он сильный, нарастает или сильно тревожит, — повод связаться с врачом раньше планового визита; при резком ухудшении — обратиться срочно (Тема 11, разделы 11.6 и 11.7).</w:t>
+        <w:t xml:space="preserve">Если симптом новый и тревожит, но резкого ухудшения нет, — свяжитесь с врачом в тот же или на следующий день (Тема 11, разделы 11.6 и 11.7).</w:t>
       </w:r>
     </w:p>
     <w:p>
@@ -3584,7 +3576,7 @@
         </w:numPr>
       </w:pPr>
       <w:r>
-        <w:t xml:space="preserve">Министерство здравоохранения России. Приказ от 19.12.2025 № 747н «О Порядке оказания медицинской помощи по профилю „акушерство и гинекология“», п. 5, 15 — формы помощи: экстренная, неотложная, плановая; не во всех роддомах приёмное отделение работает круглосуточно (0.1).</w:t>
+        <w:t xml:space="preserve">Министерство здравоохранения России. Приказ от 19.12.2025 № 746н «О Порядке оказания медицинской помощи по профилю „акушерство и гинекология“», п. 5, 15 — формы помощи: экстренная, неотложная, плановая; не во всех роддомах приёмное отделение работает круглосуточно (0.1).</w:t>
       </w:r>
     </w:p>
     <w:p>
@@ -3595,7 +3587,7 @@
         </w:numPr>
       </w:pPr>
       <w:r>
-        <w:t xml:space="preserve">Федеральный закон от 21.11.2011 № 323-ФЗ «Об основах охраны здоровья граждан в Российской Федерации», ст. 11, ч. 2 — экстренную помощь оказывают безотлагательно и бесплатно, отказ не допускается (0.1).</w:t>
+        <w:t xml:space="preserve">Федеральный закон от 21.11.2011 № 322-ФЗ «Об основах охраны здоровья граждан в Российской Федерации», ст. 11, ч. 2 — экстренную помощь оказывают безотлагательно и бесплатно, отказ не допускается (0.1).</w:t>
       </w:r>
     </w:p>
     <w:p>
@@ -3617,7 +3609,7 @@
         </w:numPr>
       </w:pPr>
       <w:r>
-        <w:t xml:space="preserve">Минздрав России. Приказ от 20.06.2013 № 388н «Об утверждении Порядка оказания скорой, в том числе скорой специализированной, медицинской помощи» (ред. 05.05.2016), п. 9, 11 — вызов по номерам 103 и 112; поводы для вызова скорой в экстренной форме: нарушения сознания, дыхания, кровообращения; психические расстройства с опасностью для себя или других; болевой синдром; травмы, отравления; кровотечения любой этиологии; роды, угроза прерывания беременности (0.1, 0.10, 0.13, 0.16, 0.17, 0.19).</w:t>
+        <w:t xml:space="preserve">Минздрав России. Приказ от 20.06.2013 № 387н «Об утверждении Порядка оказания скорой, в том числе скорой специализированной, медицинской помощи» (ред. 05.05.2016), п. 9, 11 — вызов по номерам 103 и 112; поводы для вызова скорой в экстренной форме: нарушения сознания, дыхания, кровообращения; психические расстройства с опасностью для себя или других; болевой синдром; травмы, отравления; кровотечения любой этиологии; роды, угроза прерывания беременности (0.1, 0.10, 0.13, 0.16, 0.17, 0.19).</w:t>
       </w:r>
       <w:r>
         <w:t xml:space="preserve"> </w:t>
@@ -3676,7 +3668,7 @@
         </w:numPr>
       </w:pPr>
       <w:r>
-        <w:t xml:space="preserve">Минздрав России. Приказ от 03.05.2024 № 220н «Об утверждении Порядка оказания первой помощи» — перечень мероприятий: при судорожном приступе с потерей сознания — не препятствуя судорожным движениям, предотвращать травму головы, после приступа — устойчивое боковое положение; при воздействии высоких температур — охлаждение; при отравлении через рот — промывание желудка приёмом воды и вызывание рвоты (0.10, 0.15, 0.16).</w:t>
+        <w:t xml:space="preserve">Минздрав России. Приказ от 03.05.2024 № 219н «Об утверждении Порядка оказания первой помощи» — перечень мероприятий: при судорожном приступе с потерей сознания — не препятствуя судорожным движениям, предотвращать травму головы, после приступа — устойчивое боковое положение; при воздействии высоких температур — охлаждение; при отравлении через рот — промывание желудка приёмом воды и вызывание рвоты (0.10, 0.15, 0.16).</w:t>
       </w:r>
       <w:r>
         <w:t xml:space="preserve"> </w:t>
@@ -4585,18 +4577,6 @@
           <w:i/>
         </w:rPr>
         <w:t xml:space="preserve">60 беременных, данные 1976–1985 годов.</w:t>
-      </w:r>
-    </w:p>
-    <w:p>
-      <w:pPr>
-        <w:numPr>
-          <w:ilvl w:val="0"/>
-          <w:numId w:val="1040"/>
-        </w:numPr>
-        <w:pStyle w:val="Compact"/>
-      </w:pPr>
-      <w:r>
-        <w:t xml:space="preserve">McElhatton P. R., Sullivan F. M., Volans G. N. Paracetamol overdose in pregnancy: analysis of the outcomes of 300 cases referred to the Teratology Information Service. Reproductive Toxicology, 1997;11(1):85–94, DOI 10.1016/s0890-6238(96)00200-6 — у большинства беременностей после передозировки парацетамола нормальный исход; передозировка сама по себе не показание к прерыванию (0.16).</w:t>
       </w:r>
     </w:p>
     <w:p>
@@ -6049,11 +6029,11 @@
       </w:pPr>
     </w:lvl>
   </w:abstractNum>
-  <w:abstractNum w:abstractNumId="994150">
-    <w:nsid w:val="A994150"/>
+  <w:abstractNum w:abstractNumId="994149">
+    <w:nsid w:val="A994149"/>
     <w:multiLevelType w:val="multilevel"/>
     <w:lvl w:ilvl="0">
-      <w:start w:val="50"/>
+      <w:start w:val="49"/>
       <w:numFmt w:val="decimal"/>
       <w:lvlText w:val="%1."/>
       <w:lvlJc w:val="left"/>
@@ -6062,7 +6042,7 @@
       </w:pPr>
     </w:lvl>
     <w:lvl w:ilvl="1">
-      <w:start w:val="50"/>
+      <w:start w:val="49"/>
       <w:numFmt w:val="decimal"/>
       <w:lvlText w:val="%2."/>
       <w:lvlJc w:val="left"/>
@@ -6071,7 +6051,7 @@
       </w:pPr>
     </w:lvl>
     <w:lvl w:ilvl="2">
-      <w:start w:val="50"/>
+      <w:start w:val="49"/>
       <w:numFmt w:val="decimal"/>
       <w:lvlText w:val="%3."/>
       <w:lvlJc w:val="left"/>
@@ -6080,7 +6060,7 @@
       </w:pPr>
     </w:lvl>
     <w:lvl w:ilvl="3">
-      <w:start w:val="50"/>
+      <w:start w:val="49"/>
       <w:numFmt w:val="decimal"/>
       <w:lvlText w:val="%4."/>
       <w:lvlJc w:val="left"/>
@@ -6089,7 +6069,7 @@
       </w:pPr>
     </w:lvl>
     <w:lvl w:ilvl="4">
-      <w:start w:val="50"/>
+      <w:start w:val="49"/>
       <w:numFmt w:val="decimal"/>
       <w:lvlText w:val="%5."/>
       <w:lvlJc w:val="left"/>
@@ -6098,7 +6078,7 @@
       </w:pPr>
     </w:lvl>
     <w:lvl w:ilvl="5">
-      <w:start w:val="50"/>
+      <w:start w:val="49"/>
       <w:numFmt w:val="decimal"/>
       <w:lvlText w:val="%6."/>
       <w:lvlJc w:val="left"/>
@@ -6107,7 +6087,7 @@
       </w:pPr>
     </w:lvl>
     <w:lvl w:ilvl="6">
-      <w:start w:val="50"/>
+      <w:start w:val="49"/>
       <w:numFmt w:val="decimal"/>
       <w:lvlText w:val="%7."/>
       <w:lvlJc w:val="left"/>
@@ -6116,7 +6096,7 @@
       </w:pPr>
     </w:lvl>
     <w:lvl w:ilvl="7">
-      <w:start w:val="50"/>
+      <w:start w:val="49"/>
       <w:numFmt w:val="decimal"/>
       <w:lvlText w:val="%8."/>
       <w:lvlJc w:val="left"/>
@@ -6125,7 +6105,7 @@
       </w:pPr>
     </w:lvl>
     <w:lvl w:ilvl="8">
-      <w:start w:val="50"/>
+      <w:start w:val="49"/>
       <w:numFmt w:val="decimal"/>
       <w:lvlText w:val="%9."/>
       <w:lvlJc w:val="left"/>
@@ -6744,33 +6724,33 @@
     </w:lvlOverride>
   </w:num>
   <w:num w:numId="1041">
-    <w:abstractNumId w:val="994150"/>
+    <w:abstractNumId w:val="994149"/>
     <w:lvlOverride w:ilvl="0">
-      <w:startOverride w:val="50"/>
+      <w:startOverride w:val="49"/>
     </w:lvlOverride>
     <w:lvlOverride w:ilvl="1">
-      <w:startOverride w:val="50"/>
+      <w:startOverride w:val="49"/>
     </w:lvlOverride>
     <w:lvlOverride w:ilvl="2">
-      <w:startOverride w:val="50"/>
+      <w:startOverride w:val="49"/>
     </w:lvlOverride>
     <w:lvlOverride w:ilvl="3">
-      <w:startOverride w:val="50"/>
+      <w:startOverride w:val="49"/>
     </w:lvlOverride>
     <w:lvlOverride w:ilvl="4">
-      <w:startOverride w:val="50"/>
+      <w:startOverride w:val="49"/>
     </w:lvlOverride>
     <w:lvlOverride w:ilvl="5">
-      <w:startOverride w:val="50"/>
+      <w:startOverride w:val="49"/>
     </w:lvlOverride>
     <w:lvlOverride w:ilvl="6">
-      <w:startOverride w:val="50"/>
+      <w:startOverride w:val="49"/>
     </w:lvlOverride>
     <w:lvlOverride w:ilvl="7">
-      <w:startOverride w:val="50"/>
+      <w:startOverride w:val="49"/>
     </w:lvlOverride>
     <w:lvlOverride w:ilvl="8">
-      <w:startOverride w:val="50"/>
+      <w:startOverride w:val="49"/>
     </w:lvlOverride>
   </w:num>
 </w:numbering>

--- a/themes/theme-0/theme 0 draft.docx
+++ b/themes/theme-0/theme 0 draft.docx
@@ -3308,7 +3308,7 @@
         <w:pStyle w:val="Compact"/>
       </w:pPr>
       <w:r>
-        <w:t xml:space="preserve">когда началось и как меняется — усиливается, приходит волнами;</w:t>
+        <w:t xml:space="preserve">что происходит — своими словами, как ощущается;</w:t>
       </w:r>
     </w:p>
     <w:p>
@@ -3320,7 +3320,7 @@
         <w:pStyle w:val="Compact"/>
       </w:pPr>
       <w:r>
-        <w:t xml:space="preserve">насколько сильно — по шкале от 0 до 10;</w:t>
+        <w:t xml:space="preserve">когда началось, внезапно или постепенно, и как меняется — усиливается, приходит волнами;</w:t>
       </w:r>
     </w:p>
     <w:p>
@@ -3332,7 +3332,7 @@
         <w:pStyle w:val="Compact"/>
       </w:pPr>
       <w:r>
-        <w:t xml:space="preserve">что ещё появилось — температура, выделения, головокружение, изменение шевелений;</w:t>
+        <w:t xml:space="preserve">насколько сильно — по шкале от 0 до 10, мешает ли ходить, говорить, спать;</w:t>
       </w:r>
     </w:p>
     <w:p>
@@ -3344,7 +3344,7 @@
         <w:pStyle w:val="Compact"/>
       </w:pPr>
       <w:r>
-        <w:t xml:space="preserve">цифры, если мерили, — давление, температура, когда последний раз ребёнок двигался как обычно;</w:t>
+        <w:t xml:space="preserve">что ещё появилось — температура, выделения, подтекание жидкости, головокружение, изменение шевелений;</w:t>
       </w:r>
     </w:p>
     <w:p>
@@ -3356,7 +3356,19 @@
         <w:pStyle w:val="Compact"/>
       </w:pPr>
       <w:r>
-        <w:t xml:space="preserve">что уже приняли — какое лекарство, сколько и во сколько;</w:t>
+        <w:t xml:space="preserve">цифры, если мерили, — давление (на какой руке, сколько раз), температура, пульс, когда последний раз ребёнок двигался как обычно;</w:t>
+      </w:r>
+    </w:p>
+    <w:p>
+      <w:pPr>
+        <w:numPr>
+          <w:ilvl w:val="0"/>
+          <w:numId w:val="1025"/>
+        </w:numPr>
+        <w:pStyle w:val="Compact"/>
+      </w:pPr>
+      <w:r>
+        <w:t xml:space="preserve">что уже приняли — какое лекарство, сколько и во сколько, помогло ли;</w:t>
       </w:r>
     </w:p>
     <w:p>
@@ -3418,7 +3430,7 @@
         <w:pStyle w:val="Compact"/>
       </w:pPr>
       <w:r>
-        <w:t xml:space="preserve">Соберите обменную карту, паспорт, полис ОМС, упаковки лекарств, которые принимаете, телефон и зарядку.</w:t>
+        <w:t xml:space="preserve">Соберите обменную карту, паспорт, полис ОМС, список лекарств, которые принимаете (Приложение 2), или сами упаковки, дневник, если вели, телефон и зарядку.</w:t>
       </w:r>
     </w:p>
     <w:p>

--- a/themes/theme-0/theme 0 draft.docx
+++ b/themes/theme-0/theme 0 draft.docx
@@ -545,7 +545,7 @@
               <w:jc w:val="left"/>
             </w:pPr>
             <w:r>
-              <w:t xml:space="preserve">Трудно дышать, боль в груди</w:t>
+              <w:t xml:space="preserve">Трудно дышать, боль в груди, отёк лица или шеи</w:t>
             </w:r>
           </w:p>
         </w:tc>
@@ -1853,7 +1853,29 @@
         <w:pStyle w:val="Compact"/>
       </w:pPr>
       <w:r>
-        <w:t xml:space="preserve">одышка вместе с головокружением, сердцебиением или обмороком, даже кратковременным.</w:t>
+        <w:t xml:space="preserve">одышка вместе с головокружением, сердцебиением или обмороком, даже кратковременным;</w:t>
+      </w:r>
+    </w:p>
+    <w:p>
+      <w:pPr>
+        <w:numPr>
+          <w:ilvl w:val="0"/>
+          <w:numId w:val="1010"/>
+        </w:numPr>
+        <w:pStyle w:val="Compact"/>
+      </w:pPr>
+      <w:r>
+        <w:t xml:space="preserve">отёк лица или шеи, при котором трудно дышать или глотать, в том числе при зубной боли.</w:t>
+      </w:r>
+      <w:r>
+        <w:t xml:space="preserve"> </w:t>
+      </w:r>
+      <w:r>
+        <w:rPr>
+          <w:rStyle w:val="VerbatimChar"/>
+          <w:highlight w:val="yellow"/>
+        </w:rPr>
+        <w:t xml:space="preserve">[ПРОВЕРИТЬ: врачу — добавлено 20.10.2026 (решение пользователя); в Теме 6 (6.9) прежде было «в отделение неотложной помощи»; источник Темы 6 — обзор об одонтогенных инфекциях, реестр Темы 6, строка 13]</w:t>
       </w:r>
     </w:p>
     <w:p>
@@ -1879,7 +1901,7 @@
         <w:pStyle w:val="BodyText"/>
       </w:pPr>
       <w:r>
-        <w:t xml:space="preserve">Подробнее: Тема 2, раздел 2.5; Тема 3, разделы 3.4 и 3.11; Тема 8, раздел 8.14; Тема 11, раздел 11.6.</w:t>
+        <w:t xml:space="preserve">Подробнее: Тема 2, раздел 2.5; Тема 3, разделы 3.4 и 3.11; Тема 6, раздел 6.9; Тема 8, раздел 8.14; Тема 11, раздел 11.6.</w:t>
       </w:r>
     </w:p>
     <w:bookmarkEnd w:id="28"/>

--- a/themes/theme-0/theme 0 draft.docx
+++ b/themes/theme-0/theme 0 draft.docx
@@ -1043,7 +1043,7 @@
         <w:pStyle w:val="BodyText"/>
       </w:pPr>
       <w:r>
-        <w:t xml:space="preserve">Ситуации, с которыми можно позвонить в женскую консультацию или подождать планового приёма, собраны в Теме 11: таблица срочности — раздел 11.6, четыре уровня от планового приёма до скорой — раздел 11.7.</w:t>
+        <w:t xml:space="preserve">Признаки, с которыми можно позвонить в женскую консультацию или подождать планового приёма, собраны в Приложении 1 «Навигатор»; четыре уровня от планового приёма до скорой — Тема 11, раздел 11.7.</w:t>
       </w:r>
     </w:p>
     <w:p>

--- a/themes/theme-0/theme 0 draft.docx
+++ b/themes/theme-0/theme 0 draft.docx
@@ -1209,7 +1209,7 @@
         <w:pStyle w:val="BodyText"/>
       </w:pPr>
       <w:r>
-        <w:t xml:space="preserve">Подробнее: Тема 4, раздел 4.8; Тема 5, разделы 5.9 и 5.14; Тема 11, раздел 11.6.</w:t>
+        <w:t xml:space="preserve">Подробнее: Тема 4, раздел 4.8; Тема 5, разделы 5.9 и 5.14.</w:t>
       </w:r>
     </w:p>
     <w:bookmarkEnd w:id="23"/>
@@ -1441,7 +1441,7 @@
         <w:pStyle w:val="BodyText"/>
       </w:pPr>
       <w:r>
-        <w:t xml:space="preserve">Отличить. Кратковременное напряжение матки, которое не усиливается и проходит в покое за 15–20 минут, — например, после оргазма или нагрузки, — само по себе срочного обращения не требует (Тема 4, раздел 4.8). Тянущая несильная боль, которая проходит в покое, — повод позвонить в консультацию в тот же или на следующий день (Тема 11, раздел 11.6).</w:t>
+        <w:t xml:space="preserve">Отличить. Кратковременное напряжение матки, которое не усиливается и проходит в покое за 15–20 минут, — например, после оргазма или нагрузки, — само по себе срочного обращения не требует (Тема 4, раздел 4.8). Тянущая несильная боль, которая проходит в покое, — повод позвонить в консультацию в тот же или на следующий день (Тема 11, раздел 11.7).</w:t>
       </w:r>
     </w:p>
     <w:p>
@@ -1467,7 +1467,7 @@
         <w:pStyle w:val="BodyText"/>
       </w:pPr>
       <w:r>
-        <w:t xml:space="preserve">Подробнее: Тема 3, раздел 3.11; Тема 4, раздел 4.8; Тема 11, разделы 11.6 и 11.7.</w:t>
+        <w:t xml:space="preserve">Подробнее: Тема 3, раздел 3.11; Тема 4, раздел 4.8; Тема 11, раздел 11.7.</w:t>
       </w:r>
     </w:p>
     <w:bookmarkEnd w:id="25"/>
@@ -1901,7 +1901,7 @@
         <w:pStyle w:val="BodyText"/>
       </w:pPr>
       <w:r>
-        <w:t xml:space="preserve">Подробнее: Тема 2, раздел 2.5; Тема 3, разделы 3.4 и 3.11; Тема 6, раздел 6.9; Тема 8, раздел 8.14; Тема 11, раздел 11.6.</w:t>
+        <w:t xml:space="preserve">Подробнее: Тема 2, раздел 2.5; Тема 3, разделы 3.4 и 3.11; Тема 6, раздел 6.9; Тема 8, раздел 8.14.</w:t>
       </w:r>
     </w:p>
     <w:bookmarkEnd w:id="28"/>
@@ -3244,7 +3244,7 @@
         <w:pStyle w:val="BodyText"/>
       </w:pPr>
       <w:r>
-        <w:t xml:space="preserve">Если симптом новый и тревожит, но резкого ухудшения нет, — свяжитесь с врачом в тот же или на следующий день (Тема 11, разделы 11.6 и 11.7).</w:t>
+        <w:t xml:space="preserve">Если симптом новый и тревожит, но резкого ухудшения нет, — свяжитесь с врачом в тот же или на следующий день (Тема 11, раздел 11.7).</w:t>
       </w:r>
     </w:p>
     <w:p>

--- a/themes/theme-0/theme 0 draft.docx
+++ b/themes/theme-0/theme 0 draft.docx
@@ -915,7 +915,7 @@
           <w:iCs/>
           <w:i/>
         </w:rPr>
-        <w:t xml:space="preserve">Подробнее: Тема 4, раздел 4.8; Тема 5, разделы 5.9 и 5.14.</w:t>
+        <w:t>Подробнее: Тема 4, раздел 4.8; Тема 5, разделы 5.9 и 5.13.</w:t>
       </w:r>
     </w:p>
     <w:bookmarkEnd w:id="26"/>
@@ -1017,7 +1017,7 @@
           <w:iCs/>
           <w:i/>
         </w:rPr>
-        <w:t xml:space="preserve">Подробнее: Тема 5, разделы 5.9 и 5.14; Тема 9, раздел 9.12; Тема 11, раздел 11.1.</w:t>
+        <w:t>Подробнее: Тема 5, разделы 5.9 и 5.13; Тема 9, раздел 9.12; Тема 11, раздел 11.1.</w:t>
       </w:r>
     </w:p>
     <w:bookmarkEnd w:id="27"/>
@@ -3646,7 +3646,7 @@
           <w:iCs/>
           <w:i/>
         </w:rPr>
-        <w:t xml:space="preserve">Подробнее: Тема 5, раздел 5.14; Тема 7, раздел 7.9.</w:t>
+        <w:t>Подробнее: Тема 5, раздел 5.13; Тема 7, раздел 7.9.</w:t>
       </w:r>
     </w:p>
     <w:bookmarkEnd w:id="55"/>
